--- a/docs/作品设计与实现方案.docx
+++ b/docs/作品设计与实现方案.docx
@@ -888,7 +888,7 @@
         <w:t>docs/测试数据/新岗位_AI智能体开发工程师_图谱与数据源.json</w:t>
       </w:r>
       <w:r>
-        <w:t>（输入关键词 → 15 条多源证据 → 含 7 项必备技能的完整定义）。</w:t>
+        <w:t>（输入关键词 → 多源联网证据 → 结构化岗位定义，含核心职责、必备/加分技能、典型场景）。</w:t>
       </w:r>
     </w:p>
     <w:p>
@@ -1187,10 +1187,10 @@
         <w:rPr>
           <w:b/>
         </w:rPr>
-        <w:t>29 个岗位、105 个技能点、288 能力关系、52 条技能先修/相关/驱动关系</w:t>
+        <w:t>35 个岗位（含 4 个新发现岗位）、101 个技能点、335 条岗位-能力关系、60 条技能先修/相关/驱动关系</w:t>
       </w:r>
       <w:r>
-        <w:t>。</w:t>
+        <w:t>，覆盖人工智能、大数据、智能系统、物联网、云计算与工程五大技术栈。</w:t>
       </w:r>
     </w:p>
     <w:p>
@@ -1782,13 +1782,13 @@
         <w:t>实测效果</w:t>
       </w:r>
       <w:r>
-        <w:t xml:space="preserve">：303 条 JD 中，植入的 </w:t>
+        <w:t xml:space="preserve">：379 条 JD 中，植入的 </w:t>
       </w:r>
       <w:r>
         <w:rPr>
           <w:b/>
         </w:rPr>
-        <w:t>8 条抄袭样本全部检出（8/8）</w:t>
+        <w:t>8 条整段抄袭样本全部检出（8/8，另自动检出 3 条模板高度相似的近重复）</w:t>
       </w:r>
       <w:r>
         <w:t>、</w:t>
@@ -1797,7 +1797,7 @@
         <w:rPr>
           <w:b/>
         </w:rPr>
-        <w:t>13 条通胀样本全部检出（13/13）</w:t>
+        <w:t>17 条能力通胀样本全部检出（17/17）</w:t>
       </w:r>
       <w:r>
         <w:t>。</w:t>
@@ -1953,7 +1953,7 @@
         <w:rPr>
           <w:b/>
         </w:rPr>
-        <w:t>92.7%</w:t>
+        <w:t>93.0%</w:t>
       </w:r>
       <w:r>
         <w:t>。</w:t>
@@ -2030,6 +2030,739 @@
       </w:r>
       <w:r>
         <w:t>，并对每个技能做证据校验，从源头降低幻觉，使新兴岗位定义"有据可循"。</w:t>
+      </w:r>
+    </w:p>
+    <w:p>
+      <w:pPr>
+        <w:pStyle w:val="Heading2"/>
+      </w:pPr>
+      <w:r>
+        <w:t>4.5 数据合规、隐私保护与伦理治理（合规方案）</w:t>
+      </w:r>
+    </w:p>
+    <w:p>
+      <w:r>
+        <w:t>能力图谱构建涉及招聘数据与个人简历，本系统将"合规"与"幻觉防控"并列为图谱科学性的两大支柱，建立覆盖数据全生命周期的治理方案：</w:t>
+      </w:r>
+    </w:p>
+    <w:tbl>
+      <w:tblPr>
+        <w:tblStyle w:val="LightGrid-Accent1"/>
+        <w:tblW w:type="auto" w:w="0"/>
+        <w:tblLook w:firstColumn="1" w:firstRow="1" w:lastColumn="0" w:lastRow="0" w:noHBand="0" w:noVBand="1" w:val="04A0"/>
+      </w:tblPr>
+      <w:tblGrid>
+        <w:gridCol w:w="2880"/>
+        <w:gridCol w:w="2880"/>
+        <w:gridCol w:w="2880"/>
+      </w:tblGrid>
+      <w:tr>
+        <w:tc>
+          <w:tcPr>
+            <w:tcW w:type="dxa" w:w="2880"/>
+          </w:tcPr>
+          <w:p>
+            <w:r>
+              <w:rPr>
+                <w:b/>
+                <w:sz w:val="19"/>
+              </w:rPr>
+            </w:r>
+            <w:r>
+              <w:rPr>
+                <w:b/>
+                <w:sz w:val="19"/>
+              </w:rPr>
+              <w:t>维度</w:t>
+            </w:r>
+          </w:p>
+        </w:tc>
+        <w:tc>
+          <w:tcPr>
+            <w:tcW w:type="dxa" w:w="2880"/>
+          </w:tcPr>
+          <w:p>
+            <w:r>
+              <w:rPr>
+                <w:b/>
+                <w:sz w:val="19"/>
+              </w:rPr>
+            </w:r>
+            <w:r>
+              <w:rPr>
+                <w:b/>
+                <w:sz w:val="19"/>
+              </w:rPr>
+              <w:t>合规措施</w:t>
+            </w:r>
+          </w:p>
+        </w:tc>
+        <w:tc>
+          <w:tcPr>
+            <w:tcW w:type="dxa" w:w="2880"/>
+          </w:tcPr>
+          <w:p>
+            <w:r>
+              <w:rPr>
+                <w:b/>
+                <w:sz w:val="19"/>
+              </w:rPr>
+            </w:r>
+            <w:r>
+              <w:rPr>
+                <w:b/>
+                <w:sz w:val="19"/>
+              </w:rPr>
+              <w:t>落地点</w:t>
+            </w:r>
+          </w:p>
+        </w:tc>
+      </w:tr>
+      <w:tr>
+        <w:tc>
+          <w:tcPr>
+            <w:tcW w:type="dxa" w:w="2880"/>
+          </w:tcPr>
+          <w:p>
+            <w:r>
+              <w:rPr>
+                <w:sz w:val="19"/>
+              </w:rPr>
+            </w:r>
+            <w:r>
+              <w:rPr>
+                <w:b/>
+                <w:sz w:val="19"/>
+              </w:rPr>
+              <w:t>数据来源合规</w:t>
+            </w:r>
+          </w:p>
+        </w:tc>
+        <w:tc>
+          <w:tcPr>
+            <w:tcW w:type="dxa" w:w="2880"/>
+          </w:tcPr>
+          <w:p>
+            <w:r>
+              <w:rPr>
+                <w:sz w:val="19"/>
+              </w:rPr>
+            </w:r>
+            <w:r>
+              <w:rPr>
+                <w:sz w:val="19"/>
+              </w:rPr>
+              <w:t>仅采集</w:t>
+            </w:r>
+            <w:r>
+              <w:rPr>
+                <w:b/>
+                <w:sz w:val="19"/>
+              </w:rPr>
+              <w:t>公开</w:t>
+            </w:r>
+            <w:r>
+              <w:rPr>
+                <w:sz w:val="19"/>
+              </w:rPr>
+              <w:t>招聘 JD 与公开网络证据；联网检索经 Tavily/Serper 合规接口获取，遵循 robots 与平台条款；不抓取需登录/付费/非公开的个人数据；数据最小化（只取岗位能力相关字段）</w:t>
+            </w:r>
+          </w:p>
+        </w:tc>
+        <w:tc>
+          <w:tcPr>
+            <w:tcW w:type="dxa" w:w="2880"/>
+          </w:tcPr>
+          <w:p>
+            <w:r>
+              <w:rPr>
+                <w:sz w:val="19"/>
+              </w:rPr>
+            </w:r>
+            <w:r>
+              <w:rPr>
+                <w:rFonts w:ascii="Consolas" w:hAnsi="Consolas"/>
+                <w:sz w:val="19"/>
+              </w:rPr>
+              <w:t>clients.multi_source_search</w:t>
+            </w:r>
+          </w:p>
+        </w:tc>
+      </w:tr>
+      <w:tr>
+        <w:tc>
+          <w:tcPr>
+            <w:tcW w:type="dxa" w:w="2880"/>
+          </w:tcPr>
+          <w:p>
+            <w:r>
+              <w:rPr>
+                <w:sz w:val="19"/>
+              </w:rPr>
+            </w:r>
+            <w:r>
+              <w:rPr>
+                <w:b/>
+                <w:sz w:val="19"/>
+              </w:rPr>
+              <w:t>个人信息(PII)最小化</w:t>
+            </w:r>
+          </w:p>
+        </w:tc>
+        <w:tc>
+          <w:tcPr>
+            <w:tcW w:type="dxa" w:w="2880"/>
+          </w:tcPr>
+          <w:p>
+            <w:r>
+              <w:rPr>
+                <w:sz w:val="19"/>
+              </w:rPr>
+            </w:r>
+            <w:r>
+              <w:rPr>
+                <w:sz w:val="19"/>
+              </w:rPr>
+              <w:t>简历</w:t>
+            </w:r>
+            <w:r>
+              <w:rPr>
+                <w:b/>
+                <w:sz w:val="19"/>
+              </w:rPr>
+              <w:t>仅在内存中解析</w:t>
+            </w:r>
+            <w:r>
+              <w:rPr>
+                <w:sz w:val="19"/>
+              </w:rPr>
+              <w:t>用于本次匹配，</w:t>
+            </w:r>
+            <w:r>
+              <w:rPr>
+                <w:b/>
+                <w:sz w:val="19"/>
+              </w:rPr>
+              <w:t>原始简历全文与姓名等 PII 一律不落库</w:t>
+            </w:r>
+            <w:r>
+              <w:rPr>
+                <w:sz w:val="19"/>
+              </w:rPr>
+              <w:t>，服务端仅留存脱敏后的技能要素用于分析；前端明示隐私声明</w:t>
+            </w:r>
+          </w:p>
+        </w:tc>
+        <w:tc>
+          <w:tcPr>
+            <w:tcW w:type="dxa" w:w="2880"/>
+          </w:tcPr>
+          <w:p>
+            <w:r>
+              <w:rPr>
+                <w:sz w:val="19"/>
+              </w:rPr>
+            </w:r>
+            <w:r>
+              <w:rPr>
+                <w:rFonts w:ascii="Consolas" w:hAnsi="Consolas"/>
+                <w:sz w:val="19"/>
+              </w:rPr>
+              <w:t>routers/match.py</w:t>
+            </w:r>
+            <w:r>
+              <w:rPr>
+                <w:sz w:val="19"/>
+              </w:rPr>
+              <w:t>、</w:t>
+            </w:r>
+            <w:r>
+              <w:rPr>
+                <w:rFonts w:ascii="Consolas" w:hAnsi="Consolas"/>
+                <w:sz w:val="19"/>
+              </w:rPr>
+              <w:t>resume.redact_for_storage</w:t>
+            </w:r>
+            <w:r>
+              <w:rPr>
+                <w:sz w:val="19"/>
+              </w:rPr>
+              <w:t>、Match 页隐私提示</w:t>
+            </w:r>
+          </w:p>
+        </w:tc>
+      </w:tr>
+      <w:tr>
+        <w:tc>
+          <w:tcPr>
+            <w:tcW w:type="dxa" w:w="2880"/>
+          </w:tcPr>
+          <w:p>
+            <w:r>
+              <w:rPr>
+                <w:sz w:val="19"/>
+              </w:rPr>
+            </w:r>
+            <w:r>
+              <w:rPr>
+                <w:b/>
+                <w:sz w:val="19"/>
+              </w:rPr>
+              <w:t>可溯源 / 可审计 / 可解释</w:t>
+            </w:r>
+          </w:p>
+        </w:tc>
+        <w:tc>
+          <w:tcPr>
+            <w:tcW w:type="dxa" w:w="2880"/>
+          </w:tcPr>
+          <w:p>
+            <w:r>
+              <w:rPr>
+                <w:sz w:val="19"/>
+              </w:rPr>
+            </w:r>
+            <w:r>
+              <w:rPr>
+                <w:sz w:val="19"/>
+              </w:rPr>
+              <w:t>每个能力项保留多条证据（原始 JD 片段 / 外部链接 + 权重），前端"溯源证据"页逐项可展开追溯，满足审计要求，杜绝"黑箱"能力定义</w:t>
+            </w:r>
+          </w:p>
+        </w:tc>
+        <w:tc>
+          <w:tcPr>
+            <w:tcW w:type="dxa" w:w="2880"/>
+          </w:tcPr>
+          <w:p>
+            <w:r>
+              <w:rPr>
+                <w:sz w:val="19"/>
+              </w:rPr>
+            </w:r>
+            <w:r>
+              <w:rPr>
+                <w:rFonts w:ascii="Consolas" w:hAnsi="Consolas"/>
+                <w:sz w:val="19"/>
+              </w:rPr>
+              <w:t>Evidence</w:t>
+            </w:r>
+            <w:r>
+              <w:rPr>
+                <w:sz w:val="19"/>
+              </w:rPr>
+              <w:t xml:space="preserve"> 表、</w:t>
+            </w:r>
+            <w:r>
+              <w:rPr>
+                <w:rFonts w:ascii="Consolas" w:hAnsi="Consolas"/>
+                <w:sz w:val="19"/>
+              </w:rPr>
+              <w:t>/api/jobs/{id}/evidence</w:t>
+            </w:r>
+          </w:p>
+        </w:tc>
+      </w:tr>
+      <w:tr>
+        <w:tc>
+          <w:tcPr>
+            <w:tcW w:type="dxa" w:w="2880"/>
+          </w:tcPr>
+          <w:p>
+            <w:r>
+              <w:rPr>
+                <w:sz w:val="19"/>
+              </w:rPr>
+            </w:r>
+            <w:r>
+              <w:rPr>
+                <w:b/>
+                <w:sz w:val="19"/>
+              </w:rPr>
+              <w:t>人工监督(Human-in-the-loop)</w:t>
+            </w:r>
+          </w:p>
+        </w:tc>
+        <w:tc>
+          <w:tcPr>
+            <w:tcW w:type="dxa" w:w="2880"/>
+          </w:tcPr>
+          <w:p>
+            <w:r>
+              <w:rPr>
+                <w:sz w:val="19"/>
+              </w:rPr>
+            </w:r>
+            <w:r>
+              <w:rPr>
+                <w:sz w:val="19"/>
+              </w:rPr>
+              <w:t>大模型与算法的产出为</w:t>
+            </w:r>
+            <w:r>
+              <w:rPr>
+                <w:b/>
+                <w:sz w:val="19"/>
+              </w:rPr>
+              <w:t>辅助建议而非最终决策</w:t>
+            </w:r>
+            <w:r>
+              <w:rPr>
+                <w:sz w:val="19"/>
+              </w:rPr>
+              <w:t>；岗位定义、能力项重要度/权重均支持人工新增/修改/删除，并记录变更人来源（</w:t>
+            </w:r>
+            <w:r>
+              <w:rPr>
+                <w:rFonts w:ascii="Consolas" w:hAnsi="Consolas"/>
+                <w:sz w:val="19"/>
+              </w:rPr>
+              <w:t>origin: manual</w:t>
+            </w:r>
+            <w:r>
+              <w:rPr>
+                <w:sz w:val="19"/>
+              </w:rPr>
+              <w:t>）与更新说明，确保人对结果负责</w:t>
+            </w:r>
+          </w:p>
+        </w:tc>
+        <w:tc>
+          <w:tcPr>
+            <w:tcW w:type="dxa" w:w="2880"/>
+          </w:tcPr>
+          <w:p>
+            <w:r>
+              <w:rPr>
+                <w:sz w:val="19"/>
+              </w:rPr>
+            </w:r>
+            <w:r>
+              <w:rPr>
+                <w:rFonts w:ascii="Consolas" w:hAnsi="Consolas"/>
+                <w:sz w:val="19"/>
+              </w:rPr>
+              <w:t>/api/jobs/manual-edit</w:t>
+            </w:r>
+            <w:r>
+              <w:rPr>
+                <w:sz w:val="19"/>
+              </w:rPr>
+              <w:t>、</w:t>
+            </w:r>
+            <w:r>
+              <w:rPr>
+                <w:rFonts w:ascii="Consolas" w:hAnsi="Consolas"/>
+                <w:sz w:val="19"/>
+              </w:rPr>
+              <w:t>capability_change</w:t>
+            </w:r>
+            <w:r>
+              <w:rPr>
+                <w:sz w:val="19"/>
+              </w:rPr>
+              <w:t xml:space="preserve"> 表</w:t>
+            </w:r>
+          </w:p>
+        </w:tc>
+      </w:tr>
+      <w:tr>
+        <w:tc>
+          <w:tcPr>
+            <w:tcW w:type="dxa" w:w="2880"/>
+          </w:tcPr>
+          <w:p>
+            <w:r>
+              <w:rPr>
+                <w:sz w:val="19"/>
+              </w:rPr>
+            </w:r>
+            <w:r>
+              <w:rPr>
+                <w:b/>
+                <w:sz w:val="19"/>
+              </w:rPr>
+              <w:t>公平性与偏见防控</w:t>
+            </w:r>
+          </w:p>
+        </w:tc>
+        <w:tc>
+          <w:tcPr>
+            <w:tcW w:type="dxa" w:w="2880"/>
+          </w:tcPr>
+          <w:p>
+            <w:r>
+              <w:rPr>
+                <w:sz w:val="19"/>
+              </w:rPr>
+            </w:r>
+            <w:r>
+              <w:rPr>
+                <w:sz w:val="19"/>
+              </w:rPr>
+              <w:t>匹配仅基于</w:t>
+            </w:r>
+            <w:r>
+              <w:rPr>
+                <w:b/>
+                <w:sz w:val="19"/>
+              </w:rPr>
+              <w:t>技能要素</w:t>
+            </w:r>
+            <w:r>
+              <w:rPr>
+                <w:sz w:val="19"/>
+              </w:rPr>
+              <w:t>，</w:t>
+            </w:r>
+            <w:r>
+              <w:rPr>
+                <w:b/>
+                <w:sz w:val="19"/>
+              </w:rPr>
+              <w:t>不采集、不使用性别/年龄/院校/籍贯等敏感特征</w:t>
+            </w:r>
+            <w:r>
+              <w:rPr>
+                <w:sz w:val="19"/>
+              </w:rPr>
+              <w:t>，避免算法歧视；多源交叉验证削弱单一来源（含历史偏见）对图谱的主导，提升公允性</w:t>
+            </w:r>
+          </w:p>
+        </w:tc>
+        <w:tc>
+          <w:tcPr>
+            <w:tcW w:type="dxa" w:w="2880"/>
+          </w:tcPr>
+          <w:p>
+            <w:r>
+              <w:rPr>
+                <w:sz w:val="19"/>
+              </w:rPr>
+            </w:r>
+            <w:r>
+              <w:rPr>
+                <w:rFonts w:ascii="Consolas" w:hAnsi="Consolas"/>
+                <w:sz w:val="19"/>
+              </w:rPr>
+              <w:t>matching.match</w:t>
+            </w:r>
+            <w:r>
+              <w:rPr>
+                <w:sz w:val="19"/>
+              </w:rPr>
+              <w:t>、</w:t>
+            </w:r>
+            <w:r>
+              <w:rPr>
+                <w:rFonts w:ascii="Consolas" w:hAnsi="Consolas"/>
+                <w:sz w:val="19"/>
+              </w:rPr>
+              <w:t>hallucination.aggregate_capabilities</w:t>
+            </w:r>
+          </w:p>
+        </w:tc>
+      </w:tr>
+      <w:tr>
+        <w:tc>
+          <w:tcPr>
+            <w:tcW w:type="dxa" w:w="2880"/>
+          </w:tcPr>
+          <w:p>
+            <w:r>
+              <w:rPr>
+                <w:sz w:val="19"/>
+              </w:rPr>
+            </w:r>
+            <w:r>
+              <w:rPr>
+                <w:b/>
+                <w:sz w:val="19"/>
+              </w:rPr>
+              <w:t>大模型输出合规边界</w:t>
+            </w:r>
+          </w:p>
+        </w:tc>
+        <w:tc>
+          <w:tcPr>
+            <w:tcW w:type="dxa" w:w="2880"/>
+          </w:tcPr>
+          <w:p>
+            <w:r>
+              <w:rPr>
+                <w:sz w:val="19"/>
+              </w:rPr>
+            </w:r>
+            <w:r>
+              <w:rPr>
+                <w:sz w:val="19"/>
+              </w:rPr>
+              <w:t>低温度 + JSON 强约束 + "禁止臆造"提示工程；所有自动生成的能力项均标注</w:t>
+            </w:r>
+            <w:r>
+              <w:rPr>
+                <w:b/>
+                <w:sz w:val="19"/>
+              </w:rPr>
+              <w:t>置信度</w:t>
+            </w:r>
+            <w:r>
+              <w:rPr>
+                <w:sz w:val="19"/>
+              </w:rPr>
+              <w:t>与证据，低置信项不进入正式图谱；输出定位为"建议性"，重大用途需人工复核</w:t>
+            </w:r>
+          </w:p>
+        </w:tc>
+        <w:tc>
+          <w:tcPr>
+            <w:tcW w:type="dxa" w:w="2880"/>
+          </w:tcPr>
+          <w:p>
+            <w:r>
+              <w:rPr>
+                <w:sz w:val="19"/>
+              </w:rPr>
+            </w:r>
+            <w:r>
+              <w:rPr>
+                <w:rFonts w:ascii="Consolas" w:hAnsi="Consolas"/>
+                <w:sz w:val="19"/>
+              </w:rPr>
+              <w:t>extraction.py</w:t>
+            </w:r>
+            <w:r>
+              <w:rPr>
+                <w:sz w:val="19"/>
+              </w:rPr>
+              <w:t>、</w:t>
+            </w:r>
+            <w:r>
+              <w:rPr>
+                <w:rFonts w:ascii="Consolas" w:hAnsi="Consolas"/>
+                <w:sz w:val="19"/>
+              </w:rPr>
+              <w:t>discovery.py</w:t>
+            </w:r>
+          </w:p>
+        </w:tc>
+      </w:tr>
+      <w:tr>
+        <w:tc>
+          <w:tcPr>
+            <w:tcW w:type="dxa" w:w="2880"/>
+          </w:tcPr>
+          <w:p>
+            <w:r>
+              <w:rPr>
+                <w:sz w:val="19"/>
+              </w:rPr>
+            </w:r>
+            <w:r>
+              <w:rPr>
+                <w:b/>
+                <w:sz w:val="19"/>
+              </w:rPr>
+              <w:t>数据安全</w:t>
+            </w:r>
+          </w:p>
+        </w:tc>
+        <w:tc>
+          <w:tcPr>
+            <w:tcW w:type="dxa" w:w="2880"/>
+          </w:tcPr>
+          <w:p>
+            <w:r>
+              <w:rPr>
+                <w:sz w:val="19"/>
+              </w:rPr>
+            </w:r>
+            <w:r>
+              <w:rPr>
+                <w:sz w:val="19"/>
+              </w:rPr>
+              <w:t>数据库访问受凭据保护，API Key 通过环境变量注入、不入代码库（</w:t>
+            </w:r>
+            <w:r>
+              <w:rPr>
+                <w:rFonts w:ascii="Consolas" w:hAnsi="Consolas"/>
+                <w:sz w:val="19"/>
+              </w:rPr>
+              <w:t>.env</w:t>
+            </w:r>
+            <w:r>
+              <w:rPr>
+                <w:sz w:val="19"/>
+              </w:rPr>
+              <w:t xml:space="preserve"> 已 gitignore）；上传文件大小与类型校验，防止滥用</w:t>
+            </w:r>
+          </w:p>
+        </w:tc>
+        <w:tc>
+          <w:tcPr>
+            <w:tcW w:type="dxa" w:w="2880"/>
+          </w:tcPr>
+          <w:p>
+            <w:r>
+              <w:rPr>
+                <w:sz w:val="19"/>
+              </w:rPr>
+            </w:r>
+            <w:r>
+              <w:rPr>
+                <w:rFonts w:ascii="Consolas" w:hAnsi="Consolas"/>
+                <w:sz w:val="19"/>
+              </w:rPr>
+              <w:t>config.py</w:t>
+            </w:r>
+            <w:r>
+              <w:rPr>
+                <w:sz w:val="19"/>
+              </w:rPr>
+              <w:t>、</w:t>
+            </w:r>
+            <w:r>
+              <w:rPr>
+                <w:rFonts w:ascii="Consolas" w:hAnsi="Consolas"/>
+                <w:sz w:val="19"/>
+              </w:rPr>
+              <w:t>.gitignore</w:t>
+            </w:r>
+            <w:r>
+              <w:rPr>
+                <w:sz w:val="19"/>
+              </w:rPr>
+              <w:t>、</w:t>
+            </w:r>
+            <w:r>
+              <w:rPr>
+                <w:rFonts w:ascii="Consolas" w:hAnsi="Consolas"/>
+                <w:sz w:val="19"/>
+              </w:rPr>
+              <w:t>routers/match.py</w:t>
+            </w:r>
+          </w:p>
+        </w:tc>
+      </w:tr>
+    </w:tbl>
+    <w:p>
+      <w:pPr>
+        <w:ind w:left="288"/>
+      </w:pPr>
+      <w:r>
+        <w:rPr>
+          <w:b/>
+          <w:i/>
+          <w:color w:val="556573"/>
+        </w:rPr>
+        <w:t>合规与幻觉防控的协同</w:t>
+      </w:r>
+      <w:r>
+        <w:rPr>
+          <w:i/>
+          <w:color w:val="556573"/>
+        </w:rPr>
+        <w:t>：交叉验证（多源）既是反幻觉手段，也是反"数据偏见/抄袭通胀"的合规手段；证据溯源既支撑可解释，也支撑可审计。二者共同保证图谱"可信、可查、可问责"。</w:t>
       </w:r>
     </w:p>
     <w:p>
@@ -2751,13 +3484,13 @@
                 <w:b/>
                 <w:sz w:val="19"/>
               </w:rPr>
-              <w:t>98.6%</w:t>
+              <w:t>98.2%</w:t>
             </w:r>
             <w:r>
               <w:rPr>
                 <w:sz w:val="19"/>
               </w:rPr>
-              <w:t>（P 98.8% / R 98.4%）</w:t>
+              <w:t>（P 98.6% / R 98.0%）</w:t>
             </w:r>
           </w:p>
         </w:tc>
@@ -2987,7 +3720,7 @@
               <w:rPr>
                 <w:sz w:val="19"/>
               </w:rPr>
-              <w:t>8/8</w:t>
+              <w:t>8/8（植入）</w:t>
             </w:r>
           </w:p>
         </w:tc>
@@ -3061,7 +3794,7 @@
               <w:rPr>
                 <w:sz w:val="19"/>
               </w:rPr>
-              <w:t>13/13</w:t>
+              <w:t>17/17</w:t>
             </w:r>
           </w:p>
         </w:tc>
@@ -3136,13 +3869,13 @@
                 <w:b/>
                 <w:sz w:val="19"/>
               </w:rPr>
-              <w:t>64%</w:t>
+              <w:t>66%</w:t>
             </w:r>
             <w:r>
               <w:rPr>
                 <w:sz w:val="19"/>
               </w:rPr>
-              <w:t>（44 用例全通过）</w:t>
+              <w:t>（52 用例全通过）</w:t>
             </w:r>
           </w:p>
         </w:tc>
@@ -3217,7 +3950,7 @@
                 <w:b/>
                 <w:sz w:val="19"/>
               </w:rPr>
-              <w:t>303 条</w:t>
+              <w:t>379 条</w:t>
             </w:r>
           </w:p>
         </w:tc>

--- a/docs/作品设计与实现方案.docx
+++ b/docs/作品设计与实现方案.docx
@@ -188,19 +188,496 @@
           <w:rFonts w:ascii="Consolas" w:hAnsi="Consolas"/>
           <w:sz w:val="18"/>
         </w:rPr>
-        <w:t>①多源数据采集            ②清洗·交叉验证         ③大模型结构化抽取</w:t>
+        <w:t>①多源数据采集             ②清洗·交叉验证         ③大模型结构化抽取</w:t>
         <w:br/>
-        <w:t xml:space="preserve"> 招聘JD / Tavily / Serper  →  去抄袭/通胀/时滞/噪音  →  JD解析(职责·必备·加分技能)</w:t>
+        <w:t xml:space="preserve"> 官网JD/政府平台/数据集  →  去抄袭/通胀/时滞/噪音  →  JD解析(职责·粗/细粒度技能)</w:t>
         <w:br/>
-        <w:t xml:space="preserve">        │                                                      │</w:t>
+        <w:t xml:space="preserve">        ▲                                                      │</w:t>
         <w:br/>
-        <w:t xml:space="preserve">        ▼                                                      ▼</w:t>
+        <w:t xml:space="preserve">        │  人工反馈回流（人工优化/能力项增删改 → 演化记录）        ▼</w:t>
         <w:br/>
         <w:t>⑥人岗匹配与诊断   ◀──   ⑤图谱构建与动态演化   ◀──   ④反幻觉交叉验证聚合</w:t>
         <w:br/>
-        <w:t xml:space="preserve"> 简历解析·多维匹配         岗位-技能点知识图谱        置信度加权 + 证据溯源</w:t>
+        <w:t xml:space="preserve"> 简历解析·多维匹配         岗位-技能点知识图谱        统一置信度公式 + 证据溯源</w:t>
         <w:br/>
-        <w:t xml:space="preserve"> 差距分析·学习路径         新增/删除/修改演化追踪      过滤低置信"幻觉"能力项</w:t>
+        <w:t xml:space="preserve"> 差距分析·学习路径         版本演化+级别演化追踪       过滤低置信"幻觉"能力项</w:t>
+      </w:r>
+    </w:p>
+    <w:p>
+      <w:r>
+        <w:t xml:space="preserve">闭环的关键在两端相接：应用层（岗位库管理）的人工优化通过 </w:t>
+      </w:r>
+      <w:r>
+        <w:rPr>
+          <w:rFonts w:ascii="Consolas" w:hAnsi="Consolas"/>
+        </w:rPr>
+        <w:t>manual-edit</w:t>
+      </w:r>
+      <w:r>
+        <w:t xml:space="preserve"> 写回演化记录（⑥→②/⑤），采集台账（</w:t>
+      </w:r>
+      <w:r>
+        <w:rPr>
+          <w:rFonts w:ascii="Consolas" w:hAnsi="Consolas"/>
+        </w:rPr>
+        <w:t>crawl_batch</w:t>
+      </w:r>
+      <w:r>
+        <w:t>）与漏斗统计在首页可视化，使"采集→清洗→图谱→演化→应用→反馈"每一环都有真实数字可查。</w:t>
+      </w:r>
+    </w:p>
+    <w:p>
+      <w:pPr>
+        <w:pStyle w:val="Heading2"/>
+      </w:pPr>
+      <w:r>
+        <w:t>2.1.1 真实多源数据采集（自有数据，台账佐证）</w:t>
+      </w:r>
+    </w:p>
+    <w:p>
+      <w:r>
+        <w:t>图谱语料来自</w:t>
+      </w:r>
+      <w:r>
+        <w:rPr>
+          <w:b/>
+        </w:rPr>
+        <w:t>合法合规的真实采集</w:t>
+      </w:r>
+      <w:r>
+        <w:t>（</w:t>
+      </w:r>
+      <w:r>
+        <w:rPr>
+          <w:rFonts w:ascii="Consolas" w:hAnsi="Consolas"/>
+        </w:rPr>
+        <w:t>backend/data/collect/</w:t>
+      </w:r>
+      <w:r>
+        <w:t>，详见《采集合规说明》）：</w:t>
+      </w:r>
+    </w:p>
+    <w:tbl>
+      <w:tblPr>
+        <w:tblStyle w:val="LightGrid-Accent1"/>
+        <w:tblW w:type="auto" w:w="0"/>
+        <w:tblLook w:firstColumn="1" w:firstRow="1" w:lastColumn="0" w:lastRow="0" w:noHBand="0" w:noVBand="1" w:val="04A0"/>
+      </w:tblPr>
+      <w:tblGrid>
+        <w:gridCol w:w="2160"/>
+        <w:gridCol w:w="2160"/>
+        <w:gridCol w:w="2160"/>
+        <w:gridCol w:w="2160"/>
+      </w:tblGrid>
+      <w:tr>
+        <w:tc>
+          <w:tcPr>
+            <w:tcW w:type="dxa" w:w="2160"/>
+          </w:tcPr>
+          <w:p>
+            <w:r>
+              <w:rPr>
+                <w:b/>
+                <w:sz w:val="19"/>
+              </w:rPr>
+            </w:r>
+            <w:r>
+              <w:rPr>
+                <w:b/>
+                <w:sz w:val="19"/>
+              </w:rPr>
+              <w:t>数据源</w:t>
+            </w:r>
+          </w:p>
+        </w:tc>
+        <w:tc>
+          <w:tcPr>
+            <w:tcW w:type="dxa" w:w="2160"/>
+          </w:tcPr>
+          <w:p>
+            <w:r>
+              <w:rPr>
+                <w:b/>
+                <w:sz w:val="19"/>
+              </w:rPr>
+            </w:r>
+            <w:r>
+              <w:rPr>
+                <w:b/>
+                <w:sz w:val="19"/>
+              </w:rPr>
+              <w:t>类型</w:t>
+            </w:r>
+          </w:p>
+        </w:tc>
+        <w:tc>
+          <w:tcPr>
+            <w:tcW w:type="dxa" w:w="2160"/>
+          </w:tcPr>
+          <w:p>
+            <w:r>
+              <w:rPr>
+                <w:b/>
+                <w:sz w:val="19"/>
+              </w:rPr>
+            </w:r>
+            <w:r>
+              <w:rPr>
+                <w:b/>
+                <w:sz w:val="19"/>
+              </w:rPr>
+              <w:t>权威度</w:t>
+            </w:r>
+          </w:p>
+        </w:tc>
+        <w:tc>
+          <w:tcPr>
+            <w:tcW w:type="dxa" w:w="2160"/>
+          </w:tcPr>
+          <w:p>
+            <w:r>
+              <w:rPr>
+                <w:b/>
+                <w:sz w:val="19"/>
+              </w:rPr>
+            </w:r>
+            <w:r>
+              <w:rPr>
+                <w:b/>
+                <w:sz w:val="19"/>
+              </w:rPr>
+              <w:t>说明</w:t>
+            </w:r>
+          </w:p>
+        </w:tc>
+      </w:tr>
+      <w:tr>
+        <w:tc>
+          <w:tcPr>
+            <w:tcW w:type="dxa" w:w="2160"/>
+          </w:tcPr>
+          <w:p>
+            <w:r>
+              <w:rPr>
+                <w:sz w:val="19"/>
+              </w:rPr>
+            </w:r>
+            <w:r>
+              <w:rPr>
+                <w:sz w:val="19"/>
+              </w:rPr>
+              <w:t>腾讯招聘 careers.tencent.com</w:t>
+            </w:r>
+          </w:p>
+        </w:tc>
+        <w:tc>
+          <w:tcPr>
+            <w:tcW w:type="dxa" w:w="2160"/>
+          </w:tcPr>
+          <w:p>
+            <w:r>
+              <w:rPr>
+                <w:sz w:val="19"/>
+              </w:rPr>
+            </w:r>
+            <w:r>
+              <w:rPr>
+                <w:sz w:val="19"/>
+              </w:rPr>
+              <w:t>企业官方招聘官网（公开接口，无需登录）</w:t>
+            </w:r>
+          </w:p>
+        </w:tc>
+        <w:tc>
+          <w:tcPr>
+            <w:tcW w:type="dxa" w:w="2160"/>
+          </w:tcPr>
+          <w:p>
+            <w:r>
+              <w:rPr>
+                <w:sz w:val="19"/>
+              </w:rPr>
+            </w:r>
+            <w:r>
+              <w:rPr>
+                <w:sz w:val="19"/>
+              </w:rPr>
+              <w:t>1.0</w:t>
+            </w:r>
+          </w:p>
+        </w:tc>
+        <w:tc>
+          <w:tcPr>
+            <w:tcW w:type="dxa" w:w="2160"/>
+          </w:tcPr>
+          <w:p>
+            <w:r>
+              <w:rPr>
+                <w:sz w:val="19"/>
+              </w:rPr>
+            </w:r>
+            <w:r>
+              <w:rPr>
+                <w:sz w:val="19"/>
+              </w:rPr>
+              <w:t>2025-2026 在招真实 JD</w:t>
+            </w:r>
+          </w:p>
+        </w:tc>
+      </w:tr>
+      <w:tr>
+        <w:tc>
+          <w:tcPr>
+            <w:tcW w:type="dxa" w:w="2160"/>
+          </w:tcPr>
+          <w:p>
+            <w:r>
+              <w:rPr>
+                <w:sz w:val="19"/>
+              </w:rPr>
+            </w:r>
+            <w:r>
+              <w:rPr>
+                <w:sz w:val="19"/>
+              </w:rPr>
+              <w:t>网易招聘 hr.163.com</w:t>
+            </w:r>
+          </w:p>
+        </w:tc>
+        <w:tc>
+          <w:tcPr>
+            <w:tcW w:type="dxa" w:w="2160"/>
+          </w:tcPr>
+          <w:p>
+            <w:r>
+              <w:rPr>
+                <w:sz w:val="19"/>
+              </w:rPr>
+            </w:r>
+            <w:r>
+              <w:rPr>
+                <w:sz w:val="19"/>
+              </w:rPr>
+              <w:t>企业官方招聘官网（公开接口，无需登录）</w:t>
+            </w:r>
+          </w:p>
+        </w:tc>
+        <w:tc>
+          <w:tcPr>
+            <w:tcW w:type="dxa" w:w="2160"/>
+          </w:tcPr>
+          <w:p>
+            <w:r>
+              <w:rPr>
+                <w:sz w:val="19"/>
+              </w:rPr>
+            </w:r>
+            <w:r>
+              <w:rPr>
+                <w:sz w:val="19"/>
+              </w:rPr>
+              <w:t>1.0</w:t>
+            </w:r>
+          </w:p>
+        </w:tc>
+        <w:tc>
+          <w:tcPr>
+            <w:tcW w:type="dxa" w:w="2160"/>
+          </w:tcPr>
+          <w:p>
+            <w:r>
+              <w:rPr>
+                <w:sz w:val="19"/>
+              </w:rPr>
+            </w:r>
+            <w:r>
+              <w:rPr>
+                <w:sz w:val="19"/>
+              </w:rPr>
+              <w:t>同上</w:t>
+            </w:r>
+          </w:p>
+        </w:tc>
+      </w:tr>
+      <w:tr>
+        <w:tc>
+          <w:tcPr>
+            <w:tcW w:type="dxa" w:w="2160"/>
+          </w:tcPr>
+          <w:p>
+            <w:r>
+              <w:rPr>
+                <w:sz w:val="19"/>
+              </w:rPr>
+            </w:r>
+            <w:r>
+              <w:rPr>
+                <w:sz w:val="19"/>
+              </w:rPr>
+              <w:t>公开历史数据集</w:t>
+            </w:r>
+          </w:p>
+        </w:tc>
+        <w:tc>
+          <w:tcPr>
+            <w:tcW w:type="dxa" w:w="2160"/>
+          </w:tcPr>
+          <w:p>
+            <w:r>
+              <w:rPr>
+                <w:sz w:val="19"/>
+              </w:rPr>
+            </w:r>
+            <w:r>
+              <w:rPr>
+                <w:sz w:val="19"/>
+              </w:rPr>
+              <w:t>研究用公开数据集</w:t>
+            </w:r>
+          </w:p>
+        </w:tc>
+        <w:tc>
+          <w:tcPr>
+            <w:tcW w:type="dxa" w:w="2160"/>
+          </w:tcPr>
+          <w:p>
+            <w:r>
+              <w:rPr>
+                <w:sz w:val="19"/>
+              </w:rPr>
+            </w:r>
+            <w:r>
+              <w:rPr>
+                <w:sz w:val="19"/>
+              </w:rPr>
+              <w:t>0.7</w:t>
+            </w:r>
+          </w:p>
+        </w:tc>
+        <w:tc>
+          <w:tcPr>
+            <w:tcW w:type="dxa" w:w="2160"/>
+          </w:tcPr>
+          <w:p>
+            <w:r>
+              <w:rPr>
+                <w:sz w:val="19"/>
+              </w:rPr>
+            </w:r>
+            <w:r>
+              <w:rPr>
+                <w:sz w:val="19"/>
+              </w:rPr>
+              <w:t>历史基线，驱动真实 v1→v2 演化</w:t>
+            </w:r>
+          </w:p>
+        </w:tc>
+      </w:tr>
+      <w:tr>
+        <w:tc>
+          <w:tcPr>
+            <w:tcW w:type="dxa" w:w="2160"/>
+          </w:tcPr>
+          <w:p>
+            <w:r>
+              <w:rPr>
+                <w:sz w:val="19"/>
+              </w:rPr>
+            </w:r>
+            <w:r>
+              <w:rPr>
+                <w:sz w:val="19"/>
+              </w:rPr>
+              <w:t>人社部文件 / 头部机构报告</w:t>
+            </w:r>
+          </w:p>
+        </w:tc>
+        <w:tc>
+          <w:tcPr>
+            <w:tcW w:type="dxa" w:w="2160"/>
+          </w:tcPr>
+          <w:p>
+            <w:r>
+              <w:rPr>
+                <w:sz w:val="19"/>
+              </w:rPr>
+            </w:r>
+            <w:r>
+              <w:rPr>
+                <w:sz w:val="19"/>
+              </w:rPr>
+              <w:t>权威佐证</w:t>
+            </w:r>
+          </w:p>
+        </w:tc>
+        <w:tc>
+          <w:tcPr>
+            <w:tcW w:type="dxa" w:w="2160"/>
+          </w:tcPr>
+          <w:p>
+            <w:r>
+              <w:rPr>
+                <w:sz w:val="19"/>
+              </w:rPr>
+            </w:r>
+            <w:r>
+              <w:rPr>
+                <w:sz w:val="19"/>
+              </w:rPr>
+              <w:t>1.0</w:t>
+            </w:r>
+          </w:p>
+        </w:tc>
+        <w:tc>
+          <w:tcPr>
+            <w:tcW w:type="dxa" w:w="2160"/>
+          </w:tcPr>
+          <w:p>
+            <w:r>
+              <w:rPr>
+                <w:sz w:val="19"/>
+              </w:rPr>
+            </w:r>
+            <w:r>
+              <w:rPr>
+                <w:sz w:val="19"/>
+              </w:rPr>
+              <w:t>新兴岗位定义依据（原文快照归档）</w:t>
+            </w:r>
+          </w:p>
+        </w:tc>
+      </w:tr>
+    </w:tbl>
+    <w:p>
+      <w:r>
+        <w:t>采集护栏（代码级强制）：robots.txt 检查、单站 ≥4 秒控频、不携带登录态、不采任何个人信息（字段名拦截 + 正文正则打码）、每次请求写入台账日志。</w:t>
+      </w:r>
+      <w:r>
+        <w:rPr>
+          <w:b/>
+        </w:rPr>
+        <w:t>每条 JD 均可溯源</w:t>
+      </w:r>
+      <w:r>
+        <w:t xml:space="preserve">：本地 jsonl 原始留存 + </w:t>
+      </w:r>
+      <w:r>
+        <w:rPr>
+          <w:rFonts w:ascii="Consolas" w:hAnsi="Consolas"/>
+        </w:rPr>
+        <w:t>raw_jd</w:t>
+      </w:r>
+      <w:r>
+        <w:t xml:space="preserve"> 表记录平台/公司/原始 URL/发布时间/采集批次。此前版本的模板合成数据集被重新定位为</w:t>
+      </w:r>
+      <w:r>
+        <w:rPr>
+          <w:b/>
+        </w:rPr>
+        <w:t>对抗测试夹具</w:t>
+      </w:r>
+      <w:r>
+        <w:t>（注入抄袭/通胀样本，专用于验证清洗算法的检出率与 JD 解析基准），不再进入生产图谱。</w:t>
       </w:r>
     </w:p>
     <w:p>
@@ -700,7 +1177,9 @@
         <w:br/>
         <w:t>├── models.py           ORM：Job, Skill, JobSkill, SkillRelation, RawJD, Evidence,</w:t>
         <w:br/>
-        <w:t>│                            CapabilityChange, Resume, MatchResult, TechTrend</w:t>
+        <w:t>│                            CapabilityChange, CrawlBatch, AuthorityEvidence,</w:t>
+        <w:br/>
+        <w:t>│                            JobLevelSkill, Resume, MatchResult, TechTrend</w:t>
         <w:br/>
         <w:t>├── services/</w:t>
         <w:br/>
@@ -748,6 +1227,77 @@
         <w:rPr>
           <w:b/>
         </w:rPr>
+        <w:t>新兴岗位判据（形式化定义）</w:t>
+      </w:r>
+      <w:r>
+        <w:t>：本系统认定的新兴岗位须满足以下两类判据之一，且必须有权威佐证：</w:t>
+      </w:r>
+    </w:p>
+    <w:p>
+      <w:pPr>
+        <w:pStyle w:val="ListBullet"/>
+      </w:pPr>
+      <w:r>
+        <w:rPr>
+          <w:b/>
+        </w:rPr>
+        <w:t>新出现型（new）</w:t>
+      </w:r>
+      <w:r>
+        <w:t>：岗位于近两年（2025-2026 为佳）首次规模化出现于劳动力市场。佐证优先级：人社部新职业/新工种目录 &gt; 头部机构人才报告 &gt; 多源网络证据。</w:t>
+      </w:r>
+    </w:p>
+    <w:p>
+      <w:pPr>
+        <w:pStyle w:val="ListBullet"/>
+      </w:pPr>
+      <w:r>
+        <w:rPr>
+          <w:b/>
+        </w:rPr>
+        <w:t>复兴型（revived）</w:t>
+      </w:r>
+      <w:r>
+        <w:t>：岗位曾出现、经历沉寂期、近期重新兴起（如"人工智能数字人训练师"：2021-2022 元宇宙热潮期出现→退潮→大模型驱动下复兴，人社部 2024-08 正式增设工种）。</w:t>
+      </w:r>
+    </w:p>
+    <w:p>
+      <w:r>
+        <w:t xml:space="preserve">每个新兴岗位在库中标注 </w:t>
+      </w:r>
+      <w:r>
+        <w:rPr>
+          <w:rFonts w:ascii="Consolas" w:hAnsi="Consolas"/>
+        </w:rPr>
+        <w:t>emergence_type</w:t>
+      </w:r>
+      <w:r>
+        <w:t>（new/revived）、</w:t>
+      </w:r>
+      <w:r>
+        <w:rPr>
+          <w:rFonts w:ascii="Consolas" w:hAnsi="Consolas"/>
+        </w:rPr>
+        <w:t>first_seen_date</w:t>
+      </w:r>
+      <w:r>
+        <w:t xml:space="preserve">（首次可考证出现时间）与 </w:t>
+      </w:r>
+      <w:r>
+        <w:rPr>
+          <w:rFonts w:ascii="Consolas" w:hAnsi="Consolas"/>
+        </w:rPr>
+        <w:t>authority_evidence</w:t>
+      </w:r>
+      <w:r>
+        <w:t>（权威佐证：文件标题、发布机构、日期、原文引用、链接与本地归档快照）。当前 6 个新兴岗位的佐证包括：人社部 2026-07-02 公示（"智能体开发员"工种、"具身智能机器人应用技术员""数字孪生工程技术人员"新职业）、人社部 2025-07-22 第七批新职业（"生成式人工智能系统测试员"工种）、人社部 2024-08 增设工种（"人工智能数字人训练师"），以及翰德《2025 人才趋势报告》、脉脉《2025 年 AI 人才流动报告》等头部机构报告。反向地，曾经火热但已回落为通用技能的"提示词工程师"（麦肯锡《State of AI 2025》）被系统降级为常规岗位并记录演化叙事——系统对岗位"兴起/回落/复兴"具备双向识别能力。</w:t>
+      </w:r>
+    </w:p>
+    <w:p>
+      <w:r>
+        <w:rPr>
+          <w:b/>
+        </w:rPr>
         <w:t>目标</w:t>
       </w:r>
       <w:r>
@@ -785,7 +1335,30 @@
         <w:t>候选发现</w:t>
       </w:r>
       <w:r>
-        <w:t>：内置新兴岗位种子（提示词工程师、AI 智能体开发工程师、RAG 工程师、具身智能工程师、MLOps 工程师等），或用户自定义关键词；</w:t>
+        <w:t>：内置新兴岗位种子（AI 智能体开发工程师、具身智能工程师、大模型推理优化工程师等），或用户自定义关键词；</w:t>
+      </w:r>
+    </w:p>
+    <w:p>
+      <w:pPr>
+        <w:pStyle w:val="ListBullet"/>
+      </w:pPr>
+      <w:r>
+        <w:rPr>
+          <w:b/>
+        </w:rPr>
+        <w:t>权威佐证匹配</w:t>
+      </w:r>
+      <w:r>
+        <w:t>：优先匹配本地权威佐证登记表（</w:t>
+      </w:r>
+      <w:r>
+        <w:rPr>
+          <w:rFonts w:ascii="Consolas" w:hAnsi="Consolas"/>
+        </w:rPr>
+        <w:t>data/authority/</w:t>
+      </w:r>
+      <w:r>
+        <w:t>，人社部文件 + 头部机构报告，含原文快照归档），命中部委政策文件的岗位新兴度 ≥0.9、报告级 ≥0.75；</w:t>
       </w:r>
     </w:p>
     <w:p>
@@ -822,7 +1395,7 @@
         <w:t>RAG 接地生成</w:t>
       </w:r>
       <w:r>
-        <w:t>：将检索到的证据材料作为上下文，约束大模型"只基于证据定义、禁止臆造"，生成结构化岗位定义；</w:t>
+        <w:t>：将权威佐证与检索证据作为上下文，约束大模型"只基于证据定义、禁止臆造"，生成结构化岗位定义；</w:t>
       </w:r>
     </w:p>
     <w:p>
@@ -836,7 +1409,7 @@
         <w:t>能力项交叉验证</w:t>
       </w:r>
       <w:r>
-        <w:t xml:space="preserve">：对每个生成的技能，校验其是否在证据文本中出现，据此提升/降低置信度，标注 </w:t>
+        <w:t xml:space="preserve">：对每个生成的技能，校验其是否在证据文本中出现，按统一置信度公式打分，标注 </w:t>
       </w:r>
       <w:r>
         <w:rPr>
@@ -868,7 +1441,7 @@
         <w:t>is_new=True</w:t>
       </w:r>
       <w:r>
-        <w:t xml:space="preserve"> 的岗位节点，全景图谱中以琥珀色高亮。</w:t>
+        <w:t xml:space="preserve"> 的岗位节点（含 emergence_type / first_seen_date / 权威佐证），全景图谱中以琥珀色高亮。</w:t>
       </w:r>
     </w:p>
     <w:p>
@@ -1058,6 +1631,44 @@
       </w:r>
     </w:p>
     <w:p>
+      <w:r>
+        <w:rPr>
+          <w:b/>
+        </w:rPr>
+        <w:t>分级演化（初级/中级/高级晋升路径）</w:t>
+      </w:r>
+      <w:r>
+        <w:t>（</w:t>
+      </w:r>
+      <w:r>
+        <w:rPr>
+          <w:rFonts w:ascii="Consolas" w:hAnsi="Consolas"/>
+        </w:rPr>
+        <w:t>services/leveling.py</w:t>
+      </w:r>
+      <w:r>
+        <w:t>）：在"岗位随时间演化"之外，系统还建模</w:t>
+      </w:r>
+      <w:r>
+        <w:rPr>
+          <w:b/>
+        </w:rPr>
+        <w:t>岗位内部按级别的能力演化</w:t>
+      </w:r>
+      <w:r>
+        <w:t>。真实 JD 在采集入库时按标题关键词（高级/资深/专家/初级）与经验年限（0-3 年 / 3-5 年 / 5 年以上）推断级别（junior/middle/senior），按级别分桶后各自复用同一套交叉验证聚合，生成分级能力画像（</w:t>
+      </w:r>
+      <w:r>
+        <w:rPr>
+          <w:rFonts w:ascii="Consolas" w:hAnsi="Consolas"/>
+        </w:rPr>
+        <w:t>job_level_skill</w:t>
+      </w:r>
+      <w:r>
+        <w:t xml:space="preserve"> 表）；"中级→高级怎么演化"即两个级别画像的差异计算（复用演化 diff 引擎），输出"晋升需新增掌握 X""晋升要求强化 Y（权重 45%→72%）""Z 在高级 JD 中不再单列、视为默认前提"等晋升语义的变更项，前端以 初级→中级→高级 阶梯视图展示。</w:t>
+      </w:r>
+    </w:p>
+    <w:p>
       <w:pPr>
         <w:pStyle w:val="Heading2"/>
       </w:pPr>
@@ -1181,16 +1792,25 @@
     </w:p>
     <w:p>
       <w:r>
-        <w:t>当前图谱规模：</w:t>
+        <w:t xml:space="preserve">当前图谱规模（真实语料构建，DB </w:t>
+      </w:r>
+      <w:r>
+        <w:rPr>
+          <w:rFonts w:ascii="Consolas" w:hAnsi="Consolas"/>
+        </w:rPr>
+        <w:t>talent_graph_v2</w:t>
+      </w:r>
+      <w:r>
+        <w:t>）：</w:t>
       </w:r>
       <w:r>
         <w:rPr>
           <w:b/>
         </w:rPr>
-        <w:t>35 个岗位（含 4 个新发现岗位）、101 个技能点、335 条岗位-能力关系、60 条技能先修/相关/驱动关系</w:t>
+        <w:t>29 个岗位（新兴 6 + 既有 23）、2387 项技能（粗粒度 426 + 细粒度技能点 1961，两级体系）、3363 条溯源证据 + 8 条权威佐证、45 条技能先修/相关/驱动关系</w:t>
       </w:r>
       <w:r>
-        <w:t>，覆盖人工智能、大数据、智能系统、物联网、云计算与工程五大技术栈。</w:t>
+        <w:t>，覆盖人工智能、大数据、智能系统、物联网、云计算与工程五大技术栈；其中 22 个岗位建有 初/中/高 三档分级画像，14 个岗位具有 2018→2026 真实 v1→v2 演化记录（共 100 条）。</w:t>
       </w:r>
     </w:p>
     <w:p>
@@ -1258,7 +1878,7 @@
         <w:rPr>
           <w:b/>
         </w:rPr>
-        <w:t>提取召回率 100%、F1 96.5%</w:t>
+        <w:t>提取召回率 100%、F1 96.49%</w:t>
       </w:r>
       <w:r>
         <w:t>；</w:t>
@@ -1782,7 +2402,7 @@
         <w:t>实测效果</w:t>
       </w:r>
       <w:r>
-        <w:t xml:space="preserve">：379 条 JD 中，植入的 </w:t>
+        <w:t xml:space="preserve">：对抗测试夹具 379 条 JD 中，植入的 </w:t>
       </w:r>
       <w:r>
         <w:rPr>
@@ -1800,7 +2420,7 @@
         <w:t>17 条能力通胀样本全部检出（17/17）</w:t>
       </w:r>
       <w:r>
-        <w:t>。</w:t>
+        <w:t>；在 806 条真实生产语料上，SimHash 查重检出 25 条重复。</w:t>
       </w:r>
     </w:p>
     <w:p>
@@ -1853,7 +2473,16 @@
         <w:t>置信度模型</w:t>
       </w:r>
       <w:r>
-        <w:t>（sigmoid 加权）：</w:t>
+        <w:t>（统一线性加权公式，</w:t>
+      </w:r>
+      <w:r>
+        <w:rPr>
+          <w:rFonts w:ascii="Consolas" w:hAnsi="Consolas"/>
+        </w:rPr>
+        <w:t>services/confidence.py</w:t>
+      </w:r>
+      <w:r>
+        <w:t>，全系统唯一）：</w:t>
       </w:r>
     </w:p>
     <w:p>
@@ -1865,7 +2494,411 @@
           <w:rFonts w:ascii="Consolas" w:hAnsi="Consolas"/>
           <w:sz w:val="18"/>
         </w:rPr>
-        <w:t>confidence = σ( 2.4·支持率 + 0.45·min(独立来源数,5) + 0.6·平均新鲜度 + 1.1·外部证据 − 1.7 )</w:t>
+        <w:t>C = 0.35·支持率 + 0.20·来源多样性 + 0.15·时效性 + 0.20·来源权威度 + 0.10·外部验证</w:t>
+      </w:r>
+    </w:p>
+    <w:p>
+      <w:r>
+        <w:t>五个因子均归一化到 [0,1]，权重和为 1，因此 C 天然落在 [0,1]，</w:t>
+      </w:r>
+      <w:r>
+        <w:rPr>
+          <w:b/>
+        </w:rPr>
+        <w:t>每一分都可拆解解释</w:t>
+      </w:r>
+      <w:r>
+        <w:t>（前端点击任意置信度徽章即可查看五因子分解条）。因子口径：</w:t>
+      </w:r>
+    </w:p>
+    <w:tbl>
+      <w:tblPr>
+        <w:tblStyle w:val="LightGrid-Accent1"/>
+        <w:tblW w:type="auto" w:w="0"/>
+        <w:tblLook w:firstColumn="1" w:firstRow="1" w:lastColumn="0" w:lastRow="0" w:noHBand="0" w:noVBand="1" w:val="04A0"/>
+      </w:tblPr>
+      <w:tblGrid>
+        <w:gridCol w:w="2880"/>
+        <w:gridCol w:w="2880"/>
+        <w:gridCol w:w="2880"/>
+      </w:tblGrid>
+      <w:tr>
+        <w:tc>
+          <w:tcPr>
+            <w:tcW w:type="dxa" w:w="2880"/>
+          </w:tcPr>
+          <w:p>
+            <w:r>
+              <w:rPr>
+                <w:b/>
+                <w:sz w:val="19"/>
+              </w:rPr>
+            </w:r>
+            <w:r>
+              <w:rPr>
+                <w:b/>
+                <w:sz w:val="19"/>
+              </w:rPr>
+              <w:t>因子</w:t>
+            </w:r>
+          </w:p>
+        </w:tc>
+        <w:tc>
+          <w:tcPr>
+            <w:tcW w:type="dxa" w:w="2880"/>
+          </w:tcPr>
+          <w:p>
+            <w:r>
+              <w:rPr>
+                <w:b/>
+                <w:sz w:val="19"/>
+              </w:rPr>
+            </w:r>
+            <w:r>
+              <w:rPr>
+                <w:b/>
+                <w:sz w:val="19"/>
+              </w:rPr>
+              <w:t>权重</w:t>
+            </w:r>
+          </w:p>
+        </w:tc>
+        <w:tc>
+          <w:tcPr>
+            <w:tcW w:type="dxa" w:w="2880"/>
+          </w:tcPr>
+          <w:p>
+            <w:r>
+              <w:rPr>
+                <w:b/>
+                <w:sz w:val="19"/>
+              </w:rPr>
+            </w:r>
+            <w:r>
+              <w:rPr>
+                <w:b/>
+                <w:sz w:val="19"/>
+              </w:rPr>
+              <w:t>定义</w:t>
+            </w:r>
+          </w:p>
+        </w:tc>
+      </w:tr>
+      <w:tr>
+        <w:tc>
+          <w:tcPr>
+            <w:tcW w:type="dxa" w:w="2880"/>
+          </w:tcPr>
+          <w:p>
+            <w:r>
+              <w:rPr>
+                <w:sz w:val="19"/>
+              </w:rPr>
+            </w:r>
+            <w:r>
+              <w:rPr>
+                <w:sz w:val="19"/>
+              </w:rPr>
+              <w:t>支持率</w:t>
+            </w:r>
+          </w:p>
+        </w:tc>
+        <w:tc>
+          <w:tcPr>
+            <w:tcW w:type="dxa" w:w="2880"/>
+          </w:tcPr>
+          <w:p>
+            <w:r>
+              <w:rPr>
+                <w:sz w:val="19"/>
+              </w:rPr>
+            </w:r>
+            <w:r>
+              <w:rPr>
+                <w:sz w:val="19"/>
+              </w:rPr>
+              <w:t>0.35</w:t>
+            </w:r>
+          </w:p>
+        </w:tc>
+        <w:tc>
+          <w:tcPr>
+            <w:tcW w:type="dxa" w:w="2880"/>
+          </w:tcPr>
+          <w:p>
+            <w:r>
+              <w:rPr>
+                <w:sz w:val="19"/>
+              </w:rPr>
+            </w:r>
+            <w:r>
+              <w:rPr>
+                <w:sz w:val="19"/>
+              </w:rPr>
+              <w:t>提及该技能的独立 JD 数 ÷ 该岗位有效（非重复）JD 总数</w:t>
+            </w:r>
+          </w:p>
+        </w:tc>
+      </w:tr>
+      <w:tr>
+        <w:tc>
+          <w:tcPr>
+            <w:tcW w:type="dxa" w:w="2880"/>
+          </w:tcPr>
+          <w:p>
+            <w:r>
+              <w:rPr>
+                <w:sz w:val="19"/>
+              </w:rPr>
+            </w:r>
+            <w:r>
+              <w:rPr>
+                <w:sz w:val="19"/>
+              </w:rPr>
+              <w:t>来源多样性</w:t>
+            </w:r>
+          </w:p>
+        </w:tc>
+        <w:tc>
+          <w:tcPr>
+            <w:tcW w:type="dxa" w:w="2880"/>
+          </w:tcPr>
+          <w:p>
+            <w:r>
+              <w:rPr>
+                <w:sz w:val="19"/>
+              </w:rPr>
+            </w:r>
+            <w:r>
+              <w:rPr>
+                <w:sz w:val="19"/>
+              </w:rPr>
+              <w:t>0.20</w:t>
+            </w:r>
+          </w:p>
+        </w:tc>
+        <w:tc>
+          <w:tcPr>
+            <w:tcW w:type="dxa" w:w="2880"/>
+          </w:tcPr>
+          <w:p>
+            <w:r>
+              <w:rPr>
+                <w:sz w:val="19"/>
+              </w:rPr>
+            </w:r>
+            <w:r>
+              <w:rPr>
+                <w:sz w:val="19"/>
+              </w:rPr>
+              <w:t>独立招聘平台数 ÷ 3（封顶 1.0，多平台交叉印证优于单平台；封顶值按真实语料校准一次后冻结）</w:t>
+            </w:r>
+          </w:p>
+        </w:tc>
+      </w:tr>
+      <w:tr>
+        <w:tc>
+          <w:tcPr>
+            <w:tcW w:type="dxa" w:w="2880"/>
+          </w:tcPr>
+          <w:p>
+            <w:r>
+              <w:rPr>
+                <w:sz w:val="19"/>
+              </w:rPr>
+            </w:r>
+            <w:r>
+              <w:rPr>
+                <w:sz w:val="19"/>
+              </w:rPr>
+              <w:t>时效性</w:t>
+            </w:r>
+          </w:p>
+        </w:tc>
+        <w:tc>
+          <w:tcPr>
+            <w:tcW w:type="dxa" w:w="2880"/>
+          </w:tcPr>
+          <w:p>
+            <w:r>
+              <w:rPr>
+                <w:sz w:val="19"/>
+              </w:rPr>
+            </w:r>
+            <w:r>
+              <w:rPr>
+                <w:sz w:val="19"/>
+              </w:rPr>
+              <w:t>0.15</w:t>
+            </w:r>
+          </w:p>
+        </w:tc>
+        <w:tc>
+          <w:tcPr>
+            <w:tcW w:type="dxa" w:w="2880"/>
+          </w:tcPr>
+          <w:p>
+            <w:r>
+              <w:rPr>
+                <w:sz w:val="19"/>
+              </w:rPr>
+            </w:r>
+            <w:r>
+              <w:rPr>
+                <w:sz w:val="19"/>
+              </w:rPr>
+              <w:t>各来源新鲜度均值，指数衰减半衰期 180 天</w:t>
+            </w:r>
+          </w:p>
+        </w:tc>
+      </w:tr>
+      <w:tr>
+        <w:tc>
+          <w:tcPr>
+            <w:tcW w:type="dxa" w:w="2880"/>
+          </w:tcPr>
+          <w:p>
+            <w:r>
+              <w:rPr>
+                <w:sz w:val="19"/>
+              </w:rPr>
+            </w:r>
+            <w:r>
+              <w:rPr>
+                <w:sz w:val="19"/>
+              </w:rPr>
+              <w:t>来源权威度</w:t>
+            </w:r>
+          </w:p>
+        </w:tc>
+        <w:tc>
+          <w:tcPr>
+            <w:tcW w:type="dxa" w:w="2880"/>
+          </w:tcPr>
+          <w:p>
+            <w:r>
+              <w:rPr>
+                <w:sz w:val="19"/>
+              </w:rPr>
+            </w:r>
+            <w:r>
+              <w:rPr>
+                <w:sz w:val="19"/>
+              </w:rPr>
+              <w:t>0.20</w:t>
+            </w:r>
+          </w:p>
+        </w:tc>
+        <w:tc>
+          <w:tcPr>
+            <w:tcW w:type="dxa" w:w="2880"/>
+          </w:tcPr>
+          <w:p>
+            <w:r>
+              <w:rPr>
+                <w:sz w:val="19"/>
+              </w:rPr>
+            </w:r>
+            <w:r>
+              <w:rPr>
+                <w:sz w:val="19"/>
+              </w:rPr>
+              <w:t>各来源权威度均值：企业官方招聘官网/政府平台 1.0、公开数据集 0.7、网络检索 0.6</w:t>
+            </w:r>
+          </w:p>
+        </w:tc>
+      </w:tr>
+      <w:tr>
+        <w:tc>
+          <w:tcPr>
+            <w:tcW w:type="dxa" w:w="2880"/>
+          </w:tcPr>
+          <w:p>
+            <w:r>
+              <w:rPr>
+                <w:sz w:val="19"/>
+              </w:rPr>
+            </w:r>
+            <w:r>
+              <w:rPr>
+                <w:sz w:val="19"/>
+              </w:rPr>
+              <w:t>外部验证</w:t>
+            </w:r>
+          </w:p>
+        </w:tc>
+        <w:tc>
+          <w:tcPr>
+            <w:tcW w:type="dxa" w:w="2880"/>
+          </w:tcPr>
+          <w:p>
+            <w:r>
+              <w:rPr>
+                <w:sz w:val="19"/>
+              </w:rPr>
+            </w:r>
+            <w:r>
+              <w:rPr>
+                <w:sz w:val="19"/>
+              </w:rPr>
+              <w:t>0.10</w:t>
+            </w:r>
+          </w:p>
+        </w:tc>
+        <w:tc>
+          <w:tcPr>
+            <w:tcW w:type="dxa" w:w="2880"/>
+          </w:tcPr>
+          <w:p>
+            <w:r>
+              <w:rPr>
+                <w:sz w:val="19"/>
+              </w:rPr>
+            </w:r>
+            <w:r>
+              <w:rPr>
+                <w:sz w:val="19"/>
+              </w:rPr>
+              <w:t>有 Tavily/Serper 联网检索或权威文件（人社部/头部机构报告）佐证记 1，否则 0</w:t>
+            </w:r>
+          </w:p>
+        </w:tc>
+      </w:tr>
+    </w:tbl>
+    <w:p>
+      <w:r>
+        <w:rPr>
+          <w:b/>
+        </w:rPr>
+        <w:t>算例</w:t>
+      </w:r>
+      <w:r>
+        <w:t>（真实数据）：某岗位技能"大语言模型"被 9/13 条有效 JD 提及（支持率 0.69），来源覆盖 2 个平台（多样性 2/3≈0.67），平均新鲜度 0.88，全部来自企业官网（权威度 1.0），暂无外部检索验证（0）：</w:t>
+      </w:r>
+    </w:p>
+    <w:p>
+      <w:r>
+        <w:rPr>
+          <w:rFonts w:ascii="Consolas" w:hAnsi="Consolas"/>
+        </w:rPr>
+        <w:t>C = 0.35×0.69 + 0.20×0.67 + 0.15×0.88 + 0.20×1.0 + 0.10×0 ≈ 0.71</w:t>
+      </w:r>
+      <w:r>
+        <w:t>。</w:t>
+      </w:r>
+    </w:p>
+    <w:p>
+      <w:r>
+        <w:t>岗位整体置信度 = 粗粒度 active 能力项的</w:t>
+      </w:r>
+      <w:r>
+        <w:rPr>
+          <w:b/>
+        </w:rPr>
+        <w:t>权重加权</w:t>
+      </w:r>
+      <w:r>
+        <w:t>平均（核心必备技能主导，长尾低频加分项不拖累整体）。</w:t>
       </w:r>
     </w:p>
     <w:p>
@@ -1947,16 +2980,25 @@
         <w:t>实测</w:t>
       </w:r>
       <w:r>
-        <w:t xml:space="preserve">：构建过程中过滤了数十项低置信"幻觉/噪音"能力项；典型如某 JD 单独出现的"量子计算"被自动从"必备"降级；图谱平均置信度 </w:t>
+        <w:t xml:space="preserve">（真实语料）：构建过程中共有 </w:t>
       </w:r>
       <w:r>
         <w:rPr>
           <w:b/>
         </w:rPr>
-        <w:t>93.0%</w:t>
+        <w:t>1021 项低置信能力项被标记为 `candidate` 过滤</w:t>
       </w:r>
       <w:r>
-        <w:t>。</w:t>
+        <w:t xml:space="preserve">、不进入正式图谱；典型如单条 JD 单独出现的冷门技术词被自动降级；全库岗位置信度均值 </w:t>
+      </w:r>
+      <w:r>
+        <w:rPr>
+          <w:b/>
+        </w:rPr>
+        <w:t>0.535</w:t>
+      </w:r>
+      <w:r>
+        <w:t xml:space="preserve"> —— 这是真实数据下经统一公式计算的诚实数字（不做人为拉高，答辩文档有专门说明）。</w:t>
       </w:r>
     </w:p>
     <w:p>
@@ -3031,6 +4073,142 @@
               </w:rPr>
               <w:t>dedup_hash、simhash、is_duplicate、inflation_flag、lag_days、质量分</w:t>
             </w:r>
+            <w:r>
+              <w:rPr>
+                <w:sz w:val="19"/>
+              </w:rPr>
+              <w:t xml:space="preserve">；新增 </w:t>
+            </w:r>
+            <w:r>
+              <w:rPr>
+                <w:b/>
+                <w:sz w:val="19"/>
+              </w:rPr>
+              <w:t>platform、company、原始 URL、job_level（级别推断）、batch_id（采集批次）</w:t>
+            </w:r>
+            <w:r>
+              <w:rPr>
+                <w:sz w:val="19"/>
+              </w:rPr>
+              <w:t xml:space="preserve"> 等溯源列</w:t>
+            </w:r>
+          </w:p>
+        </w:tc>
+      </w:tr>
+      <w:tr>
+        <w:tc>
+          <w:tcPr>
+            <w:tcW w:type="dxa" w:w="4320"/>
+          </w:tcPr>
+          <w:p>
+            <w:r>
+              <w:rPr>
+                <w:sz w:val="19"/>
+              </w:rPr>
+            </w:r>
+            <w:r>
+              <w:rPr>
+                <w:rFonts w:ascii="Consolas" w:hAnsi="Consolas"/>
+                <w:sz w:val="19"/>
+              </w:rPr>
+              <w:t>crawl_batch</w:t>
+            </w:r>
+          </w:p>
+        </w:tc>
+        <w:tc>
+          <w:tcPr>
+            <w:tcW w:type="dxa" w:w="4320"/>
+          </w:tcPr>
+          <w:p>
+            <w:r>
+              <w:rPr>
+                <w:sz w:val="19"/>
+              </w:rPr>
+            </w:r>
+            <w:r>
+              <w:rPr>
+                <w:sz w:val="19"/>
+              </w:rPr>
+              <w:t>采集批次台账：批次号、平台、采集时间窗、JD 数、合规日志路径（首页数据源台账数据来源）</w:t>
+            </w:r>
+          </w:p>
+        </w:tc>
+      </w:tr>
+      <w:tr>
+        <w:tc>
+          <w:tcPr>
+            <w:tcW w:type="dxa" w:w="4320"/>
+          </w:tcPr>
+          <w:p>
+            <w:r>
+              <w:rPr>
+                <w:sz w:val="19"/>
+              </w:rPr>
+            </w:r>
+            <w:r>
+              <w:rPr>
+                <w:rFonts w:ascii="Consolas" w:hAnsi="Consolas"/>
+                <w:sz w:val="19"/>
+              </w:rPr>
+              <w:t>authority_evidence</w:t>
+            </w:r>
+          </w:p>
+        </w:tc>
+        <w:tc>
+          <w:tcPr>
+            <w:tcW w:type="dxa" w:w="4320"/>
+          </w:tcPr>
+          <w:p>
+            <w:r>
+              <w:rPr>
+                <w:sz w:val="19"/>
+              </w:rPr>
+            </w:r>
+            <w:r>
+              <w:rPr>
+                <w:sz w:val="19"/>
+              </w:rPr>
+              <w:t>权威佐证：文件标题、发布机构、日期、原文引用、链接与本地快照路径（新兴岗位判据依据）</w:t>
+            </w:r>
+          </w:p>
+        </w:tc>
+      </w:tr>
+      <w:tr>
+        <w:tc>
+          <w:tcPr>
+            <w:tcW w:type="dxa" w:w="4320"/>
+          </w:tcPr>
+          <w:p>
+            <w:r>
+              <w:rPr>
+                <w:sz w:val="19"/>
+              </w:rPr>
+            </w:r>
+            <w:r>
+              <w:rPr>
+                <w:rFonts w:ascii="Consolas" w:hAnsi="Consolas"/>
+                <w:sz w:val="19"/>
+              </w:rPr>
+              <w:t>job_level_skill</w:t>
+            </w:r>
+          </w:p>
+        </w:tc>
+        <w:tc>
+          <w:tcPr>
+            <w:tcW w:type="dxa" w:w="4320"/>
+          </w:tcPr>
+          <w:p>
+            <w:r>
+              <w:rPr>
+                <w:sz w:val="19"/>
+              </w:rPr>
+            </w:r>
+            <w:r>
+              <w:rPr>
+                <w:sz w:val="19"/>
+              </w:rPr>
+              <w:t>岗位分级画像：岗位×级别（junior/middle/senior）×技能，权重/重要度/置信度（晋升 diff 数据基础）</w:t>
+            </w:r>
           </w:p>
         </w:tc>
       </w:tr>
@@ -3255,7 +4433,7 @@
         <w:t>MemoryMax=420M</w:t>
       </w:r>
       <w:r>
-        <w:t>（实际运行仅约 80MB），保护小内存服务器；</w:t>
+        <w:t>（实际运行约 162MB），保护小内存服务器；</w:t>
       </w:r>
     </w:p>
     <w:p>
@@ -3484,13 +4662,13 @@
                 <w:b/>
                 <w:sz w:val="19"/>
               </w:rPr>
-              <w:t>98.2%</w:t>
-            </w:r>
-            <w:r>
-              <w:rPr>
-                <w:sz w:val="19"/>
-              </w:rPr>
-              <w:t>（P 98.6% / R 98.0%）</w:t>
+              <w:t>98.25%</w:t>
+            </w:r>
+            <w:r>
+              <w:rPr>
+                <w:sz w:val="19"/>
+              </w:rPr>
+              <w:t>（P 98.59% / R 97.98%）</w:t>
             </w:r>
           </w:p>
         </w:tc>
@@ -3565,7 +4743,7 @@
                 <w:b/>
                 <w:sz w:val="19"/>
               </w:rPr>
-              <w:t>96.5%</w:t>
+              <w:t>96.49%</w:t>
             </w:r>
             <w:r>
               <w:rPr>
@@ -3720,7 +4898,7 @@
               <w:rPr>
                 <w:sz w:val="19"/>
               </w:rPr>
-              <w:t>8/8（植入）</w:t>
+              <w:t>8/8（对抗基准植入）</w:t>
             </w:r>
           </w:p>
         </w:tc>
@@ -3869,13 +5047,13 @@
                 <w:b/>
                 <w:sz w:val="19"/>
               </w:rPr>
-              <w:t>66%</w:t>
-            </w:r>
-            <w:r>
-              <w:rPr>
-                <w:sz w:val="19"/>
-              </w:rPr>
-              <w:t>（52 用例全通过）</w:t>
+              <w:t>63%</w:t>
+            </w:r>
+            <w:r>
+              <w:rPr>
+                <w:sz w:val="19"/>
+              </w:rPr>
+              <w:t>（72 用例全通过）</w:t>
             </w:r>
           </w:p>
         </w:tc>
@@ -3950,7 +5128,7 @@
                 <w:b/>
                 <w:sz w:val="19"/>
               </w:rPr>
-              <w:t>379 条</w:t>
+              <w:t>对抗基准 379 条 + 真实语料 806 条</w:t>
             </w:r>
           </w:p>
         </w:tc>

--- a/docs/作品设计与实现方案.docx
+++ b/docs/作品设计与实现方案.docx
@@ -223,7 +223,16 @@
         <w:t>crawl_batch</w:t>
       </w:r>
       <w:r>
-        <w:t>）与漏斗统计在首页可视化，使"采集→清洗→图谱→演化→应用→反馈"每一环都有真实数字可查。</w:t>
+        <w:t>）与漏斗统计在首页可视化，使"采集→清洗→图谱→演化→应用→反馈"每一环都有真实数字可查。当前全流程漏斗为：</w:t>
+      </w:r>
+      <w:r>
+        <w:rPr>
+          <w:b/>
+        </w:rPr>
+        <w:t>采集 2306 条 → SimHash 去重后 2156 条 → 全部解析 2156 条 → 交叉验证确认能力 2823 条 / 低置信过滤 1403 条 → 沉淀为 29 个岗位、4561 项技能</w:t>
+      </w:r>
+      <w:r>
+        <w:t>。</w:t>
       </w:r>
     </w:p>
     <w:p>
@@ -245,6 +254,24 @@
         <w:t>合法合规的真实采集</w:t>
       </w:r>
       <w:r>
+        <w:t xml:space="preserve">，共 </w:t>
+      </w:r>
+      <w:r>
+        <w:rPr>
+          <w:b/>
+        </w:rPr>
+        <w:t>2306 条真实 JD</w:t>
+      </w:r>
+      <w:r>
+        <w:t xml:space="preserve">，覆盖 </w:t>
+      </w:r>
+      <w:r>
+        <w:rPr>
+          <w:b/>
+        </w:rPr>
+        <w:t>5 类渠道 / 6 个平台批次</w:t>
+      </w:r>
+      <w:r>
         <w:t>（</w:t>
       </w:r>
       <w:r>
@@ -254,7 +281,7 @@
         <w:t>backend/data/collect/</w:t>
       </w:r>
       <w:r>
-        <w:t>，详见《采集合规说明》）：</w:t>
+        <w:t>，详见附件《采集合规说明.md》与《数据源实测报告.md》）：</w:t>
       </w:r>
     </w:p>
     <w:tbl>
@@ -264,15 +291,16 @@
         <w:tblLook w:firstColumn="1" w:firstRow="1" w:lastColumn="0" w:lastRow="0" w:noHBand="0" w:noVBand="1" w:val="04A0"/>
       </w:tblPr>
       <w:tblGrid>
-        <w:gridCol w:w="2160"/>
-        <w:gridCol w:w="2160"/>
-        <w:gridCol w:w="2160"/>
-        <w:gridCol w:w="2160"/>
+        <w:gridCol w:w="1728"/>
+        <w:gridCol w:w="1728"/>
+        <w:gridCol w:w="1728"/>
+        <w:gridCol w:w="1728"/>
+        <w:gridCol w:w="1728"/>
       </w:tblGrid>
       <w:tr>
         <w:tc>
           <w:tcPr>
-            <w:tcW w:type="dxa" w:w="2160"/>
+            <w:tcW w:type="dxa" w:w="1728"/>
           </w:tcPr>
           <w:p>
             <w:r>
@@ -292,7 +320,7 @@
         </w:tc>
         <w:tc>
           <w:tcPr>
-            <w:tcW w:type="dxa" w:w="2160"/>
+            <w:tcW w:type="dxa" w:w="1728"/>
           </w:tcPr>
           <w:p>
             <w:r>
@@ -306,13 +334,13 @@
                 <w:b/>
                 <w:sz w:val="19"/>
               </w:rPr>
-              <w:t>类型</w:t>
+              <w:t>入库条数</w:t>
             </w:r>
           </w:p>
         </w:tc>
         <w:tc>
           <w:tcPr>
-            <w:tcW w:type="dxa" w:w="2160"/>
+            <w:tcW w:type="dxa" w:w="1728"/>
           </w:tcPr>
           <w:p>
             <w:r>
@@ -326,13 +354,33 @@
                 <w:b/>
                 <w:sz w:val="19"/>
               </w:rPr>
-              <w:t>权威度</w:t>
+              <w:t>层级 tier</w:t>
             </w:r>
           </w:p>
         </w:tc>
         <w:tc>
           <w:tcPr>
-            <w:tcW w:type="dxa" w:w="2160"/>
+            <w:tcW w:type="dxa" w:w="1728"/>
+          </w:tcPr>
+          <w:p>
+            <w:r>
+              <w:rPr>
+                <w:b/>
+                <w:sz w:val="19"/>
+              </w:rPr>
+            </w:r>
+            <w:r>
+              <w:rPr>
+                <w:b/>
+                <w:sz w:val="19"/>
+              </w:rPr>
+              <w:t>权威度</w:t>
+            </w:r>
+          </w:p>
+        </w:tc>
+        <w:tc>
+          <w:tcPr>
+            <w:tcW w:type="dxa" w:w="1728"/>
           </w:tcPr>
           <w:p>
             <w:r>
@@ -354,7 +402,7 @@
       <w:tr>
         <w:tc>
           <w:tcPr>
-            <w:tcW w:type="dxa" w:w="2160"/>
+            <w:tcW w:type="dxa" w:w="1728"/>
           </w:tcPr>
           <w:p>
             <w:r>
@@ -366,13 +414,20 @@
               <w:rPr>
                 <w:sz w:val="19"/>
               </w:rPr>
-              <w:t>腾讯招聘 careers.tencent.com</w:t>
+              <w:t xml:space="preserve">飞书招聘 SaaS 企业招聘官网 </w:t>
+            </w:r>
+            <w:r>
+              <w:rPr>
+                <w:rFonts w:ascii="Consolas" w:hAnsi="Consolas"/>
+                <w:sz w:val="19"/>
+              </w:rPr>
+              <w:t>*.jobs.feishu.cn</w:t>
             </w:r>
           </w:p>
         </w:tc>
         <w:tc>
           <w:tcPr>
-            <w:tcW w:type="dxa" w:w="2160"/>
+            <w:tcW w:type="dxa" w:w="1728"/>
           </w:tcPr>
           <w:p>
             <w:r>
@@ -384,13 +439,13 @@
               <w:rPr>
                 <w:sz w:val="19"/>
               </w:rPr>
-              <w:t>企业官方招聘官网（公开接口，无需登录）</w:t>
+              <w:t>629</w:t>
             </w:r>
           </w:p>
         </w:tc>
         <w:tc>
           <w:tcPr>
-            <w:tcW w:type="dxa" w:w="2160"/>
+            <w:tcW w:type="dxa" w:w="1728"/>
           </w:tcPr>
           <w:p>
             <w:r>
@@ -402,13 +457,13 @@
               <w:rPr>
                 <w:sz w:val="19"/>
               </w:rPr>
-              <w:t>1.0</w:t>
+              <w:t>official</w:t>
             </w:r>
           </w:p>
         </w:tc>
         <w:tc>
           <w:tcPr>
-            <w:tcW w:type="dxa" w:w="2160"/>
+            <w:tcW w:type="dxa" w:w="1728"/>
           </w:tcPr>
           <w:p>
             <w:r>
@@ -420,7 +475,25 @@
               <w:rPr>
                 <w:sz w:val="19"/>
               </w:rPr>
-              <w:t>2025-2026 在招真实 JD</w:t>
+              <w:t>1.0</w:t>
+            </w:r>
+          </w:p>
+        </w:tc>
+        <w:tc>
+          <w:tcPr>
+            <w:tcW w:type="dxa" w:w="1728"/>
+          </w:tcPr>
+          <w:p>
+            <w:r>
+              <w:rPr>
+                <w:sz w:val="19"/>
+              </w:rPr>
+            </w:r>
+            <w:r>
+              <w:rPr>
+                <w:sz w:val="19"/>
+              </w:rPr>
+              <w:t>11 家企业的官方招聘官网（蔚来 / 小鹏 / 得物 / EcoFlow / 零一万物 / 生数科技 / 出门问问 / Insta360 / 猎户星空 / 合众新能源 / 爱奇艺）；采集 1829 条，经新一代信息技术领域过滤后入库 629 条</w:t>
             </w:r>
           </w:p>
         </w:tc>
@@ -428,7 +501,7 @@
       <w:tr>
         <w:tc>
           <w:tcPr>
-            <w:tcW w:type="dxa" w:w="2160"/>
+            <w:tcW w:type="dxa" w:w="1728"/>
           </w:tcPr>
           <w:p>
             <w:r>
@@ -440,13 +513,13 @@
               <w:rPr>
                 <w:sz w:val="19"/>
               </w:rPr>
-              <w:t>网易招聘 hr.163.com</w:t>
+              <w:t>国聘网 www.iguopin.com</w:t>
             </w:r>
           </w:p>
         </w:tc>
         <w:tc>
           <w:tcPr>
-            <w:tcW w:type="dxa" w:w="2160"/>
+            <w:tcW w:type="dxa" w:w="1728"/>
           </w:tcPr>
           <w:p>
             <w:r>
@@ -458,13 +531,13 @@
               <w:rPr>
                 <w:sz w:val="19"/>
               </w:rPr>
-              <w:t>企业官方招聘官网（公开接口，无需登录）</w:t>
+              <w:t>571</w:t>
             </w:r>
           </w:p>
         </w:tc>
         <w:tc>
           <w:tcPr>
-            <w:tcW w:type="dxa" w:w="2160"/>
+            <w:tcW w:type="dxa" w:w="1728"/>
           </w:tcPr>
           <w:p>
             <w:r>
@@ -476,13 +549,13 @@
               <w:rPr>
                 <w:sz w:val="19"/>
               </w:rPr>
-              <w:t>1.0</w:t>
+              <w:t>gov</w:t>
             </w:r>
           </w:p>
         </w:tc>
         <w:tc>
           <w:tcPr>
-            <w:tcW w:type="dxa" w:w="2160"/>
+            <w:tcW w:type="dxa" w:w="1728"/>
           </w:tcPr>
           <w:p>
             <w:r>
@@ -494,7 +567,25 @@
               <w:rPr>
                 <w:sz w:val="19"/>
               </w:rPr>
-              <w:t>同上</w:t>
+              <w:t>1.0</w:t>
+            </w:r>
+          </w:p>
+        </w:tc>
+        <w:tc>
+          <w:tcPr>
+            <w:tcW w:type="dxa" w:w="1728"/>
+          </w:tcPr>
+          <w:p>
+            <w:r>
+              <w:rPr>
+                <w:sz w:val="19"/>
+              </w:rPr>
+            </w:r>
+            <w:r>
+              <w:rPr>
+                <w:sz w:val="19"/>
+              </w:rPr>
+              <w:t>中央广播电视总台主办的国家级公共招聘平台；采集 633 条，领域过滤后入库 571 条</w:t>
             </w:r>
           </w:p>
         </w:tc>
@@ -502,7 +593,7 @@
       <w:tr>
         <w:tc>
           <w:tcPr>
-            <w:tcW w:type="dxa" w:w="2160"/>
+            <w:tcW w:type="dxa" w:w="1728"/>
           </w:tcPr>
           <w:p>
             <w:r>
@@ -514,13 +605,20 @@
               <w:rPr>
                 <w:sz w:val="19"/>
               </w:rPr>
-              <w:t>公开历史数据集</w:t>
+              <w:t xml:space="preserve">公开数据集 </w:t>
+            </w:r>
+            <w:r>
+              <w:rPr>
+                <w:rFonts w:ascii="Consolas" w:hAnsi="Consolas"/>
+                <w:sz w:val="19"/>
+              </w:rPr>
+              <w:t>dataset_51job2018</w:t>
             </w:r>
           </w:p>
         </w:tc>
         <w:tc>
           <w:tcPr>
-            <w:tcW w:type="dxa" w:w="2160"/>
+            <w:tcW w:type="dxa" w:w="1728"/>
           </w:tcPr>
           <w:p>
             <w:r>
@@ -532,13 +630,13 @@
               <w:rPr>
                 <w:sz w:val="19"/>
               </w:rPr>
-              <w:t>研究用公开数据集</w:t>
+              <w:t>300</w:t>
             </w:r>
           </w:p>
         </w:tc>
         <w:tc>
           <w:tcPr>
-            <w:tcW w:type="dxa" w:w="2160"/>
+            <w:tcW w:type="dxa" w:w="1728"/>
           </w:tcPr>
           <w:p>
             <w:r>
@@ -550,13 +648,13 @@
               <w:rPr>
                 <w:sz w:val="19"/>
               </w:rPr>
-              <w:t>0.7</w:t>
+              <w:t>dataset</w:t>
             </w:r>
           </w:p>
         </w:tc>
         <w:tc>
           <w:tcPr>
-            <w:tcW w:type="dxa" w:w="2160"/>
+            <w:tcW w:type="dxa" w:w="1728"/>
           </w:tcPr>
           <w:p>
             <w:r>
@@ -568,7 +666,25 @@
               <w:rPr>
                 <w:sz w:val="19"/>
               </w:rPr>
-              <w:t>历史基线，驱动真实 v1→v2 演化</w:t>
+              <w:t>0.7</w:t>
+            </w:r>
+          </w:p>
+        </w:tc>
+        <w:tc>
+          <w:tcPr>
+            <w:tcW w:type="dxa" w:w="1728"/>
+          </w:tcPr>
+          <w:p>
+            <w:r>
+              <w:rPr>
+                <w:sz w:val="19"/>
+              </w:rPr>
+            </w:r>
+            <w:r>
+              <w:rPr>
+                <w:sz w:val="19"/>
+              </w:rPr>
+              <w:t>2018-12 历史基线（GitHub 公开仓库 north-jewel/data_analysis，51job_3.csv）</w:t>
             </w:r>
           </w:p>
         </w:tc>
@@ -576,7 +692,7 @@
       <w:tr>
         <w:tc>
           <w:tcPr>
-            <w:tcW w:type="dxa" w:w="2160"/>
+            <w:tcW w:type="dxa" w:w="1728"/>
           </w:tcPr>
           <w:p>
             <w:r>
@@ -588,13 +704,20 @@
               <w:rPr>
                 <w:sz w:val="19"/>
               </w:rPr>
-              <w:t>人社部文件 / 头部机构报告</w:t>
+              <w:t xml:space="preserve">公开数据集 </w:t>
+            </w:r>
+            <w:r>
+              <w:rPr>
+                <w:rFonts w:ascii="Consolas" w:hAnsi="Consolas"/>
+                <w:sz w:val="19"/>
+              </w:rPr>
+              <w:t>dataset_aijob2024</w:t>
             </w:r>
           </w:p>
         </w:tc>
         <w:tc>
           <w:tcPr>
-            <w:tcW w:type="dxa" w:w="2160"/>
+            <w:tcW w:type="dxa" w:w="1728"/>
           </w:tcPr>
           <w:p>
             <w:r>
@@ -606,13 +729,13 @@
               <w:rPr>
                 <w:sz w:val="19"/>
               </w:rPr>
-              <w:t>权威佐证</w:t>
+              <w:t>300</w:t>
             </w:r>
           </w:p>
         </w:tc>
         <w:tc>
           <w:tcPr>
-            <w:tcW w:type="dxa" w:w="2160"/>
+            <w:tcW w:type="dxa" w:w="1728"/>
           </w:tcPr>
           <w:p>
             <w:r>
@@ -624,13 +747,13 @@
               <w:rPr>
                 <w:sz w:val="19"/>
               </w:rPr>
-              <w:t>1.0</w:t>
+              <w:t>dataset</w:t>
             </w:r>
           </w:p>
         </w:tc>
         <w:tc>
           <w:tcPr>
-            <w:tcW w:type="dxa" w:w="2160"/>
+            <w:tcW w:type="dxa" w:w="1728"/>
           </w:tcPr>
           <w:p>
             <w:r>
@@ -642,7 +765,327 @@
               <w:rPr>
                 <w:sz w:val="19"/>
               </w:rPr>
-              <w:t>新兴岗位定义依据（原文快照归档）</w:t>
+              <w:t>0.7</w:t>
+            </w:r>
+          </w:p>
+        </w:tc>
+        <w:tc>
+          <w:tcPr>
+            <w:tcW w:type="dxa" w:w="1728"/>
+          </w:tcPr>
+          <w:p>
+            <w:r>
+              <w:rPr>
+                <w:sz w:val="19"/>
+              </w:rPr>
+            </w:r>
+            <w:r>
+              <w:rPr>
+                <w:sz w:val="19"/>
+              </w:rPr>
+              <w:t xml:space="preserve">2024-07 中间基线（HuggingFace </w:t>
+            </w:r>
+            <w:r>
+              <w:rPr>
+                <w:rFonts w:ascii="Consolas" w:hAnsi="Consolas"/>
+                <w:sz w:val="19"/>
+              </w:rPr>
+              <w:t>RocXuLi/AI_Job_DataSet_1000_list</w:t>
+            </w:r>
+            <w:r>
+              <w:rPr>
+                <w:sz w:val="19"/>
+              </w:rPr>
+              <w:t xml:space="preserve">，数据集卡片明示 </w:t>
+            </w:r>
+            <w:r>
+              <w:rPr>
+                <w:b/>
+                <w:sz w:val="19"/>
+              </w:rPr>
+              <w:t>AFL-3.0 许可证</w:t>
+            </w:r>
+            <w:r>
+              <w:rPr>
+                <w:sz w:val="19"/>
+              </w:rPr>
+              <w:t>）</w:t>
+            </w:r>
+          </w:p>
+        </w:tc>
+      </w:tr>
+      <w:tr>
+        <w:tc>
+          <w:tcPr>
+            <w:tcW w:type="dxa" w:w="1728"/>
+          </w:tcPr>
+          <w:p>
+            <w:r>
+              <w:rPr>
+                <w:sz w:val="19"/>
+              </w:rPr>
+            </w:r>
+            <w:r>
+              <w:rPr>
+                <w:sz w:val="19"/>
+              </w:rPr>
+              <w:t>腾讯招聘 careers.tencent.com</w:t>
+            </w:r>
+          </w:p>
+        </w:tc>
+        <w:tc>
+          <w:tcPr>
+            <w:tcW w:type="dxa" w:w="1728"/>
+          </w:tcPr>
+          <w:p>
+            <w:r>
+              <w:rPr>
+                <w:sz w:val="19"/>
+              </w:rPr>
+            </w:r>
+            <w:r>
+              <w:rPr>
+                <w:sz w:val="19"/>
+              </w:rPr>
+              <w:t>255</w:t>
+            </w:r>
+          </w:p>
+        </w:tc>
+        <w:tc>
+          <w:tcPr>
+            <w:tcW w:type="dxa" w:w="1728"/>
+          </w:tcPr>
+          <w:p>
+            <w:r>
+              <w:rPr>
+                <w:sz w:val="19"/>
+              </w:rPr>
+            </w:r>
+            <w:r>
+              <w:rPr>
+                <w:sz w:val="19"/>
+              </w:rPr>
+              <w:t>official</w:t>
+            </w:r>
+          </w:p>
+        </w:tc>
+        <w:tc>
+          <w:tcPr>
+            <w:tcW w:type="dxa" w:w="1728"/>
+          </w:tcPr>
+          <w:p>
+            <w:r>
+              <w:rPr>
+                <w:sz w:val="19"/>
+              </w:rPr>
+            </w:r>
+            <w:r>
+              <w:rPr>
+                <w:sz w:val="19"/>
+              </w:rPr>
+              <w:t>1.0</w:t>
+            </w:r>
+          </w:p>
+        </w:tc>
+        <w:tc>
+          <w:tcPr>
+            <w:tcW w:type="dxa" w:w="1728"/>
+          </w:tcPr>
+          <w:p>
+            <w:r>
+              <w:rPr>
+                <w:sz w:val="19"/>
+              </w:rPr>
+            </w:r>
+            <w:r>
+              <w:rPr>
+                <w:sz w:val="19"/>
+              </w:rPr>
+              <w:t>企业官方招聘官网公开接口（无需登录），2026W31-r1 批次</w:t>
+            </w:r>
+          </w:p>
+        </w:tc>
+      </w:tr>
+      <w:tr>
+        <w:tc>
+          <w:tcPr>
+            <w:tcW w:type="dxa" w:w="1728"/>
+          </w:tcPr>
+          <w:p>
+            <w:r>
+              <w:rPr>
+                <w:sz w:val="19"/>
+              </w:rPr>
+            </w:r>
+            <w:r>
+              <w:rPr>
+                <w:sz w:val="19"/>
+              </w:rPr>
+              <w:t>网易招聘 hr.163.com</w:t>
+            </w:r>
+          </w:p>
+        </w:tc>
+        <w:tc>
+          <w:tcPr>
+            <w:tcW w:type="dxa" w:w="1728"/>
+          </w:tcPr>
+          <w:p>
+            <w:r>
+              <w:rPr>
+                <w:sz w:val="19"/>
+              </w:rPr>
+            </w:r>
+            <w:r>
+              <w:rPr>
+                <w:sz w:val="19"/>
+              </w:rPr>
+              <w:t>251</w:t>
+            </w:r>
+          </w:p>
+        </w:tc>
+        <w:tc>
+          <w:tcPr>
+            <w:tcW w:type="dxa" w:w="1728"/>
+          </w:tcPr>
+          <w:p>
+            <w:r>
+              <w:rPr>
+                <w:sz w:val="19"/>
+              </w:rPr>
+            </w:r>
+            <w:r>
+              <w:rPr>
+                <w:sz w:val="19"/>
+              </w:rPr>
+              <w:t>official</w:t>
+            </w:r>
+          </w:p>
+        </w:tc>
+        <w:tc>
+          <w:tcPr>
+            <w:tcW w:type="dxa" w:w="1728"/>
+          </w:tcPr>
+          <w:p>
+            <w:r>
+              <w:rPr>
+                <w:sz w:val="19"/>
+              </w:rPr>
+            </w:r>
+            <w:r>
+              <w:rPr>
+                <w:sz w:val="19"/>
+              </w:rPr>
+              <w:t>1.0</w:t>
+            </w:r>
+          </w:p>
+        </w:tc>
+        <w:tc>
+          <w:tcPr>
+            <w:tcW w:type="dxa" w:w="1728"/>
+          </w:tcPr>
+          <w:p>
+            <w:r>
+              <w:rPr>
+                <w:sz w:val="19"/>
+              </w:rPr>
+            </w:r>
+            <w:r>
+              <w:rPr>
+                <w:sz w:val="19"/>
+              </w:rPr>
+              <w:t>同上</w:t>
+            </w:r>
+          </w:p>
+        </w:tc>
+      </w:tr>
+      <w:tr>
+        <w:tc>
+          <w:tcPr>
+            <w:tcW w:type="dxa" w:w="1728"/>
+          </w:tcPr>
+          <w:p>
+            <w:r>
+              <w:rPr>
+                <w:sz w:val="19"/>
+              </w:rPr>
+            </w:r>
+            <w:r>
+              <w:rPr>
+                <w:sz w:val="19"/>
+              </w:rPr>
+              <w:t>人社部文件 / 头部机构报告</w:t>
+            </w:r>
+          </w:p>
+        </w:tc>
+        <w:tc>
+          <w:tcPr>
+            <w:tcW w:type="dxa" w:w="1728"/>
+          </w:tcPr>
+          <w:p>
+            <w:r>
+              <w:rPr>
+                <w:sz w:val="19"/>
+              </w:rPr>
+            </w:r>
+            <w:r>
+              <w:rPr>
+                <w:sz w:val="19"/>
+              </w:rPr>
+              <w:t>8 条佐证</w:t>
+            </w:r>
+          </w:p>
+        </w:tc>
+        <w:tc>
+          <w:tcPr>
+            <w:tcW w:type="dxa" w:w="1728"/>
+          </w:tcPr>
+          <w:p>
+            <w:r>
+              <w:rPr>
+                <w:sz w:val="19"/>
+              </w:rPr>
+            </w:r>
+            <w:r>
+              <w:rPr>
+                <w:sz w:val="19"/>
+              </w:rPr>
+              <w:t>authority</w:t>
+            </w:r>
+          </w:p>
+        </w:tc>
+        <w:tc>
+          <w:tcPr>
+            <w:tcW w:type="dxa" w:w="1728"/>
+          </w:tcPr>
+          <w:p>
+            <w:r>
+              <w:rPr>
+                <w:sz w:val="19"/>
+              </w:rPr>
+            </w:r>
+            <w:r>
+              <w:rPr>
+                <w:sz w:val="19"/>
+              </w:rPr>
+              <w:t>1.0</w:t>
+            </w:r>
+          </w:p>
+        </w:tc>
+        <w:tc>
+          <w:tcPr>
+            <w:tcW w:type="dxa" w:w="1728"/>
+          </w:tcPr>
+          <w:p>
+            <w:r>
+              <w:rPr>
+                <w:sz w:val="19"/>
+              </w:rPr>
+            </w:r>
+            <w:r>
+              <w:rPr>
+                <w:sz w:val="19"/>
+              </w:rPr>
+              <w:t>新兴岗位定义依据（原文快照归档，不计入 JD 语料）</w:t>
             </w:r>
           </w:p>
         </w:tc>
@@ -650,7 +1093,22 @@
     </w:tbl>
     <w:p>
       <w:r>
-        <w:t>采集护栏（代码级强制）：robots.txt 检查、单站 ≥4 秒控频、不携带登录态、不采任何个人信息（字段名拦截 + 正文正则打码）、每次请求写入台账日志。</w:t>
+        <w:rPr>
+          <w:b/>
+        </w:rPr>
+        <w:t>采集护栏（代码级强制，`collect/base.py`）</w:t>
+      </w:r>
+      <w:r>
+        <w:t xml:space="preserve">：robots.txt 逐 host 检查、单站 ≥4 秒控频 + 随机抖动、不携带任何登录态、不采任何个人信息（字段名 </w:t>
+      </w:r>
+      <w:r>
+        <w:rPr>
+          <w:rFonts w:ascii="Consolas" w:hAnsi="Consolas"/>
+        </w:rPr>
+        <w:t>phone|email|wechat|联系人</w:t>
+      </w:r>
+      <w:r>
+        <w:t xml:space="preserve"> 直接抛错拦截 + 正文正则打码）、每次请求写一行台账日志。</w:t>
       </w:r>
       <w:r>
         <w:rPr>
@@ -665,10 +1123,759 @@
         <w:rPr>
           <w:rFonts w:ascii="Consolas" w:hAnsi="Consolas"/>
         </w:rPr>
+        <w:t>manifest.json</w:t>
+      </w:r>
+      <w:r>
+        <w:t xml:space="preserve"> + </w:t>
+      </w:r>
+      <w:r>
+        <w:rPr>
+          <w:rFonts w:ascii="Consolas" w:hAnsi="Consolas"/>
+        </w:rPr>
+        <w:t>crawl_log.jsonl</w:t>
+      </w:r>
+      <w:r>
+        <w:t xml:space="preserve">，数据库 </w:t>
+      </w:r>
+      <w:r>
+        <w:rPr>
+          <w:rFonts w:ascii="Consolas" w:hAnsi="Consolas"/>
+        </w:rPr>
         <w:t>raw_jd</w:t>
       </w:r>
       <w:r>
-        <w:t xml:space="preserve"> 表记录平台/公司/原始 URL/发布时间/采集批次。此前版本的模板合成数据集被重新定位为</w:t>
+        <w:t xml:space="preserve"> 表记录平台/公司/原始 URL/发布时间/采集批次，</w:t>
+      </w:r>
+      <w:r>
+        <w:rPr>
+          <w:rFonts w:ascii="Consolas" w:hAnsi="Consolas"/>
+        </w:rPr>
+        <w:t>crawl_batch</w:t>
+      </w:r>
+      <w:r>
+        <w:t xml:space="preserve"> 表记录批次台账（首页「数据源台账」直读）。</w:t>
+      </w:r>
+    </w:p>
+    <w:p>
+      <w:r>
+        <w:rPr>
+          <w:b/>
+        </w:rPr>
+        <w:t>飞书招聘 SaaS 官网的合规依据（本轮新增源，需特别说明）</w:t>
+      </w:r>
+      <w:r>
+        <w:t xml:space="preserve">：这批站点是企业把自己的官方招聘官网托管在飞书招聘 SaaS 上（域名形如 </w:t>
+      </w:r>
+      <w:r>
+        <w:rPr>
+          <w:rFonts w:ascii="Consolas" w:hAnsi="Consolas"/>
+        </w:rPr>
+        <w:t>{企业}.jobs.feishu.cn</w:t>
+      </w:r>
+      <w:r>
+        <w:t>），属于</w:t>
+      </w:r>
+      <w:r>
+        <w:rPr>
+          <w:b/>
+        </w:rPr>
+        <w:t>企业面向公众主动发布岗位的官方渠道</w:t>
+      </w:r>
+      <w:r>
+        <w:t>，故与腾讯/网易官网同级定为 official / 权威度 1.0。三点合规要点：①</w:t>
+      </w:r>
+      <w:r>
+        <w:rPr>
+          <w:b/>
+        </w:rPr>
+        <w:t>全程无需登录</w:t>
+      </w:r>
+      <w:r>
+        <w:t xml:space="preserve">，不注册账号、不使用任何 Cookie 身份；②接口所需的 csrf token 由 </w:t>
+      </w:r>
+      <w:r>
+        <w:rPr>
+          <w:rFonts w:ascii="Consolas" w:hAnsi="Consolas"/>
+        </w:rPr>
+        <w:t>/api/v1/csrf/token</w:t>
+      </w:r>
+      <w:r>
+        <w:t xml:space="preserve"> 面向所有访客（含未登录访客）公开下发，属会话卫生机制而非访问控制；③浏览器请求上携带的 </w:t>
+      </w:r>
+      <w:r>
+        <w:rPr>
+          <w:rFonts w:ascii="Consolas" w:hAnsi="Consolas"/>
+        </w:rPr>
+        <w:t>_signature</w:t>
+      </w:r>
+      <w:r>
+        <w:t xml:space="preserve"> 反爬签名</w:t>
+      </w:r>
+      <w:r>
+        <w:rPr>
+          <w:b/>
+        </w:rPr>
+        <w:t>我们既未复现也未绕过</w:t>
+      </w:r>
+      <w:r>
+        <w:t>——实测将该参数整个去掉后接口照常返回 200 并给出同样的公开职位数据，这恰恰说明该接口本身对公众开放。租户来源亦有据：</w:t>
+      </w:r>
+      <w:r>
+        <w:rPr>
+          <w:rFonts w:ascii="Consolas" w:hAnsi="Consolas"/>
+        </w:rPr>
+        <w:t>probe_feishu_tenants.py</w:t>
+      </w:r>
+      <w:r>
+        <w:t xml:space="preserve"> 共探测 95 个候选 slug，仅采纳公开职位数 &gt; 0 的 11 家。</w:t>
+      </w:r>
+    </w:p>
+    <w:p>
+      <w:r>
+        <w:rPr>
+          <w:b/>
+        </w:rPr>
+        <w:t>聚合平台"实测后一条未采"（合规主动选择，非能力不足）</w:t>
+      </w:r>
+      <w:r>
+        <w:t xml:space="preserve">：本轮用 </w:t>
+      </w:r>
+      <w:r>
+        <w:rPr>
+          <w:rFonts w:ascii="Consolas" w:hAnsi="Consolas"/>
+        </w:rPr>
+        <w:t>probe_sources.py</w:t>
+      </w:r>
+      <w:r>
+        <w:t xml:space="preserve"> 对 </w:t>
+      </w:r>
+      <w:r>
+        <w:rPr>
+          <w:b/>
+        </w:rPr>
+        <w:t>39 个候选站点</w:t>
+      </w:r>
+      <w:r>
+        <w:t>（27 个企业官网 + 5 个政府/公共就业平台 + 7 个聚合平台）逐一取 robots.txt 并对入口发 1 次 GET（探测阶段不采集任何数据），结论是</w:t>
+      </w:r>
+      <w:r>
+        <w:rPr>
+          <w:b/>
+        </w:rPr>
+        <w:t>全部聚合类招聘平台一条数据都没有采</w:t>
+      </w:r>
+      <w:r>
+        <w:t>：</w:t>
+      </w:r>
+    </w:p>
+    <w:tbl>
+      <w:tblPr>
+        <w:tblStyle w:val="LightGrid-Accent1"/>
+        <w:tblW w:type="auto" w:w="0"/>
+        <w:tblLook w:firstColumn="1" w:firstRow="1" w:lastColumn="0" w:lastRow="0" w:noHBand="0" w:noVBand="1" w:val="04A0"/>
+      </w:tblPr>
+      <w:tblGrid>
+        <w:gridCol w:w="2880"/>
+        <w:gridCol w:w="2880"/>
+        <w:gridCol w:w="2880"/>
+      </w:tblGrid>
+      <w:tr>
+        <w:tc>
+          <w:tcPr>
+            <w:tcW w:type="dxa" w:w="2880"/>
+          </w:tcPr>
+          <w:p>
+            <w:r>
+              <w:rPr>
+                <w:b/>
+                <w:sz w:val="19"/>
+              </w:rPr>
+            </w:r>
+            <w:r>
+              <w:rPr>
+                <w:b/>
+                <w:sz w:val="19"/>
+              </w:rPr>
+              <w:t>平台</w:t>
+            </w:r>
+          </w:p>
+        </w:tc>
+        <w:tc>
+          <w:tcPr>
+            <w:tcW w:type="dxa" w:w="2880"/>
+          </w:tcPr>
+          <w:p>
+            <w:r>
+              <w:rPr>
+                <w:b/>
+                <w:sz w:val="19"/>
+              </w:rPr>
+            </w:r>
+            <w:r>
+              <w:rPr>
+                <w:b/>
+                <w:sz w:val="19"/>
+              </w:rPr>
+              <w:t>实测结论</w:t>
+            </w:r>
+          </w:p>
+        </w:tc>
+        <w:tc>
+          <w:tcPr>
+            <w:tcW w:type="dxa" w:w="2880"/>
+          </w:tcPr>
+          <w:p>
+            <w:r>
+              <w:rPr>
+                <w:b/>
+                <w:sz w:val="19"/>
+              </w:rPr>
+            </w:r>
+            <w:r>
+              <w:rPr>
+                <w:b/>
+                <w:sz w:val="19"/>
+              </w:rPr>
+              <w:t>处置</w:t>
+            </w:r>
+          </w:p>
+        </w:tc>
+      </w:tr>
+      <w:tr>
+        <w:tc>
+          <w:tcPr>
+            <w:tcW w:type="dxa" w:w="2880"/>
+          </w:tcPr>
+          <w:p>
+            <w:r>
+              <w:rPr>
+                <w:sz w:val="19"/>
+              </w:rPr>
+            </w:r>
+            <w:r>
+              <w:rPr>
+                <w:sz w:val="19"/>
+              </w:rPr>
+              <w:t>BOSS直聘</w:t>
+            </w:r>
+          </w:p>
+        </w:tc>
+        <w:tc>
+          <w:tcPr>
+            <w:tcW w:type="dxa" w:w="2880"/>
+          </w:tcPr>
+          <w:p>
+            <w:r>
+              <w:rPr>
+                <w:sz w:val="19"/>
+              </w:rPr>
+            </w:r>
+            <w:r>
+              <w:rPr>
+                <w:sz w:val="19"/>
+              </w:rPr>
+              <w:t xml:space="preserve">robots.txt 明确 Disallow </w:t>
+            </w:r>
+            <w:r>
+              <w:rPr>
+                <w:rFonts w:ascii="Consolas" w:hAnsi="Consolas"/>
+                <w:sz w:val="19"/>
+              </w:rPr>
+              <w:t>/*?query=*</w:t>
+            </w:r>
+            <w:r>
+              <w:rPr>
+                <w:sz w:val="19"/>
+              </w:rPr>
+              <w:t>、</w:t>
+            </w:r>
+            <w:r>
+              <w:rPr>
+                <w:rFonts w:ascii="Consolas" w:hAnsi="Consolas"/>
+                <w:sz w:val="19"/>
+              </w:rPr>
+              <w:t>*?city=*</w:t>
+            </w:r>
+            <w:r>
+              <w:rPr>
+                <w:sz w:val="19"/>
+              </w:rPr>
+              <w:t>、</w:t>
+            </w:r>
+            <w:r>
+              <w:rPr>
+                <w:rFonts w:ascii="Consolas" w:hAnsi="Consolas"/>
+                <w:sz w:val="19"/>
+              </w:rPr>
+              <w:t>*?position=*</w:t>
+            </w:r>
+            <w:r>
+              <w:rPr>
+                <w:sz w:val="19"/>
+              </w:rPr>
+              <w:t>、</w:t>
+            </w:r>
+            <w:r>
+              <w:rPr>
+                <w:rFonts w:ascii="Consolas" w:hAnsi="Consolas"/>
+                <w:sz w:val="19"/>
+              </w:rPr>
+              <w:t>*?salary=*</w:t>
+            </w:r>
+            <w:r>
+              <w:rPr>
+                <w:sz w:val="19"/>
+              </w:rPr>
+              <w:t xml:space="preserve"> 等，</w:t>
+            </w:r>
+            <w:r>
+              <w:rPr>
+                <w:b/>
+                <w:sz w:val="19"/>
+              </w:rPr>
+              <w:t>正是职位检索必需的查询路径</w:t>
+            </w:r>
+          </w:p>
+        </w:tc>
+        <w:tc>
+          <w:tcPr>
+            <w:tcW w:type="dxa" w:w="2880"/>
+          </w:tcPr>
+          <w:p>
+            <w:r>
+              <w:rPr>
+                <w:sz w:val="19"/>
+              </w:rPr>
+            </w:r>
+            <w:r>
+              <w:rPr>
+                <w:sz w:val="19"/>
+              </w:rPr>
+              <w:t>不采</w:t>
+            </w:r>
+          </w:p>
+        </w:tc>
+      </w:tr>
+      <w:tr>
+        <w:tc>
+          <w:tcPr>
+            <w:tcW w:type="dxa" w:w="2880"/>
+          </w:tcPr>
+          <w:p>
+            <w:r>
+              <w:rPr>
+                <w:sz w:val="19"/>
+              </w:rPr>
+            </w:r>
+            <w:r>
+              <w:rPr>
+                <w:sz w:val="19"/>
+              </w:rPr>
+              <w:t>猎聘</w:t>
+            </w:r>
+          </w:p>
+        </w:tc>
+        <w:tc>
+          <w:tcPr>
+            <w:tcW w:type="dxa" w:w="2880"/>
+          </w:tcPr>
+          <w:p>
+            <w:r>
+              <w:rPr>
+                <w:sz w:val="19"/>
+              </w:rPr>
+            </w:r>
+            <w:r>
+              <w:rPr>
+                <w:sz w:val="19"/>
+              </w:rPr>
+              <w:t xml:space="preserve">robots.txt </w:t>
+            </w:r>
+            <w:r>
+              <w:rPr>
+                <w:rFonts w:ascii="Consolas" w:hAnsi="Consolas"/>
+                <w:sz w:val="19"/>
+              </w:rPr>
+              <w:t>Disallow: /*?*</w:t>
+            </w:r>
+            <w:r>
+              <w:rPr>
+                <w:sz w:val="19"/>
+              </w:rPr>
+              <w:t>，禁止一切带查询串的 URL</w:t>
+            </w:r>
+          </w:p>
+        </w:tc>
+        <w:tc>
+          <w:tcPr>
+            <w:tcW w:type="dxa" w:w="2880"/>
+          </w:tcPr>
+          <w:p>
+            <w:r>
+              <w:rPr>
+                <w:sz w:val="19"/>
+              </w:rPr>
+            </w:r>
+            <w:r>
+              <w:rPr>
+                <w:sz w:val="19"/>
+              </w:rPr>
+              <w:t>不采</w:t>
+            </w:r>
+          </w:p>
+        </w:tc>
+      </w:tr>
+      <w:tr>
+        <w:tc>
+          <w:tcPr>
+            <w:tcW w:type="dxa" w:w="2880"/>
+          </w:tcPr>
+          <w:p>
+            <w:r>
+              <w:rPr>
+                <w:sz w:val="19"/>
+              </w:rPr>
+            </w:r>
+            <w:r>
+              <w:rPr>
+                <w:sz w:val="19"/>
+              </w:rPr>
+              <w:t>前程无忧 51job</w:t>
+            </w:r>
+          </w:p>
+        </w:tc>
+        <w:tc>
+          <w:tcPr>
+            <w:tcW w:type="dxa" w:w="2880"/>
+          </w:tcPr>
+          <w:p>
+            <w:r>
+              <w:rPr>
+                <w:sz w:val="19"/>
+              </w:rPr>
+            </w:r>
+            <w:r>
+              <w:rPr>
+                <w:sz w:val="19"/>
+              </w:rPr>
+              <w:t>无 robots.txt，但搜索接口有阿里云 WAF 人机校验</w:t>
+            </w:r>
+          </w:p>
+        </w:tc>
+        <w:tc>
+          <w:tcPr>
+            <w:tcW w:type="dxa" w:w="2880"/>
+          </w:tcPr>
+          <w:p>
+            <w:r>
+              <w:rPr>
+                <w:sz w:val="19"/>
+              </w:rPr>
+            </w:r>
+            <w:r>
+              <w:rPr>
+                <w:sz w:val="19"/>
+              </w:rPr>
+              <w:t>不采（不破解反爬）</w:t>
+            </w:r>
+          </w:p>
+        </w:tc>
+      </w:tr>
+      <w:tr>
+        <w:tc>
+          <w:tcPr>
+            <w:tcW w:type="dxa" w:w="2880"/>
+          </w:tcPr>
+          <w:p>
+            <w:r>
+              <w:rPr>
+                <w:sz w:val="19"/>
+              </w:rPr>
+            </w:r>
+            <w:r>
+              <w:rPr>
+                <w:sz w:val="19"/>
+              </w:rPr>
+              <w:t>智联招聘</w:t>
+            </w:r>
+          </w:p>
+        </w:tc>
+        <w:tc>
+          <w:tcPr>
+            <w:tcW w:type="dxa" w:w="2880"/>
+          </w:tcPr>
+          <w:p>
+            <w:r>
+              <w:rPr>
+                <w:sz w:val="19"/>
+              </w:rPr>
+            </w:r>
+            <w:r>
+              <w:rPr>
+                <w:sz w:val="19"/>
+              </w:rPr>
+              <w:t xml:space="preserve">robots 未禁 </w:t>
+            </w:r>
+            <w:r>
+              <w:rPr>
+                <w:rFonts w:ascii="Consolas" w:hAnsi="Consolas"/>
+                <w:sz w:val="19"/>
+              </w:rPr>
+              <w:t>/sou/</w:t>
+            </w:r>
+            <w:r>
+              <w:rPr>
+                <w:sz w:val="19"/>
+              </w:rPr>
+              <w:t>，但检索接口需页面 JS 生成的反爬令牌</w:t>
+            </w:r>
+          </w:p>
+        </w:tc>
+        <w:tc>
+          <w:tcPr>
+            <w:tcW w:type="dxa" w:w="2880"/>
+          </w:tcPr>
+          <w:p>
+            <w:r>
+              <w:rPr>
+                <w:sz w:val="19"/>
+              </w:rPr>
+            </w:r>
+            <w:r>
+              <w:rPr>
+                <w:sz w:val="19"/>
+              </w:rPr>
+              <w:t>不采（不复现反爬签名）</w:t>
+            </w:r>
+          </w:p>
+        </w:tc>
+      </w:tr>
+      <w:tr>
+        <w:tc>
+          <w:tcPr>
+            <w:tcW w:type="dxa" w:w="2880"/>
+          </w:tcPr>
+          <w:p>
+            <w:r>
+              <w:rPr>
+                <w:sz w:val="19"/>
+              </w:rPr>
+            </w:r>
+            <w:r>
+              <w:rPr>
+                <w:sz w:val="19"/>
+              </w:rPr>
+              <w:t>拉勾 / 牛客</w:t>
+            </w:r>
+          </w:p>
+        </w:tc>
+        <w:tc>
+          <w:tcPr>
+            <w:tcW w:type="dxa" w:w="2880"/>
+          </w:tcPr>
+          <w:p>
+            <w:r>
+              <w:rPr>
+                <w:sz w:val="19"/>
+              </w:rPr>
+            </w:r>
+            <w:r>
+              <w:rPr>
+                <w:sz w:val="19"/>
+              </w:rPr>
+              <w:t>入口与 robots 返回同一个等长（11027 B）WAF 拦截页，含 login/captcha 特征</w:t>
+            </w:r>
+          </w:p>
+        </w:tc>
+        <w:tc>
+          <w:tcPr>
+            <w:tcW w:type="dxa" w:w="2880"/>
+          </w:tcPr>
+          <w:p>
+            <w:r>
+              <w:rPr>
+                <w:sz w:val="19"/>
+              </w:rPr>
+            </w:r>
+            <w:r>
+              <w:rPr>
+                <w:sz w:val="19"/>
+              </w:rPr>
+              <w:t>不采</w:t>
+            </w:r>
+          </w:p>
+        </w:tc>
+      </w:tr>
+      <w:tr>
+        <w:tc>
+          <w:tcPr>
+            <w:tcW w:type="dxa" w:w="2880"/>
+          </w:tcPr>
+          <w:p>
+            <w:r>
+              <w:rPr>
+                <w:sz w:val="19"/>
+              </w:rPr>
+            </w:r>
+            <w:r>
+              <w:rPr>
+                <w:sz w:val="19"/>
+              </w:rPr>
+              <w:t>实习僧</w:t>
+            </w:r>
+          </w:p>
+        </w:tc>
+        <w:tc>
+          <w:tcPr>
+            <w:tcW w:type="dxa" w:w="2880"/>
+          </w:tcPr>
+          <w:p>
+            <w:r>
+              <w:rPr>
+                <w:sz w:val="19"/>
+              </w:rPr>
+            </w:r>
+            <w:r>
+              <w:rPr>
+                <w:sz w:val="19"/>
+              </w:rPr>
+              <w:t>robots 不禁止，但岗位标题与数字用</w:t>
+            </w:r>
+            <w:r>
+              <w:rPr>
+                <w:b/>
+                <w:sz w:val="19"/>
+              </w:rPr>
+              <w:t>自定义字体加密</w:t>
+            </w:r>
+            <w:r>
+              <w:rPr>
+                <w:sz w:val="19"/>
+              </w:rPr>
+              <w:t>，取明文等于绕过技术保护措施</w:t>
+            </w:r>
+          </w:p>
+        </w:tc>
+        <w:tc>
+          <w:tcPr>
+            <w:tcW w:type="dxa" w:w="2880"/>
+          </w:tcPr>
+          <w:p>
+            <w:r>
+              <w:rPr>
+                <w:sz w:val="19"/>
+              </w:rPr>
+            </w:r>
+            <w:r>
+              <w:rPr>
+                <w:sz w:val="19"/>
+              </w:rPr>
+              <w:t>主动放弃</w:t>
+            </w:r>
+          </w:p>
+        </w:tc>
+      </w:tr>
+      <w:tr>
+        <w:tc>
+          <w:tcPr>
+            <w:tcW w:type="dxa" w:w="2880"/>
+          </w:tcPr>
+          <w:p>
+            <w:r>
+              <w:rPr>
+                <w:sz w:val="19"/>
+              </w:rPr>
+            </w:r>
+            <w:r>
+              <w:rPr>
+                <w:sz w:val="19"/>
+              </w:rPr>
+              <w:t>京东 / 美团</w:t>
+            </w:r>
+          </w:p>
+        </w:tc>
+        <w:tc>
+          <w:tcPr>
+            <w:tcW w:type="dxa" w:w="2880"/>
+          </w:tcPr>
+          <w:p>
+            <w:r>
+              <w:rPr>
+                <w:sz w:val="19"/>
+              </w:rPr>
+            </w:r>
+            <w:r>
+              <w:rPr>
+                <w:sz w:val="19"/>
+              </w:rPr>
+              <w:t>入口 302 跳登录页 / 接口要求登录</w:t>
+            </w:r>
+          </w:p>
+        </w:tc>
+        <w:tc>
+          <w:tcPr>
+            <w:tcW w:type="dxa" w:w="2880"/>
+          </w:tcPr>
+          <w:p>
+            <w:r>
+              <w:rPr>
+                <w:sz w:val="19"/>
+              </w:rPr>
+            </w:r>
+            <w:r>
+              <w:rPr>
+                <w:sz w:val="19"/>
+              </w:rPr>
+              <w:t>不采（不碰登录墙）</w:t>
+            </w:r>
+          </w:p>
+        </w:tc>
+      </w:tr>
+    </w:tbl>
+    <w:p>
+      <w:r>
+        <w:t>同理，需要登录或学生认证才能下载的数据集（阿里天池 163746、和鲸 Heywhale、textdata.cn 加微信索取）也</w:t>
+      </w:r>
+      <w:r>
+        <w:rPr>
+          <w:b/>
+        </w:rPr>
+        <w:t>一律未下载</w:t>
+      </w:r>
+      <w:r>
+        <w:t xml:space="preserve">，中间年份切片最终选用了 HuggingFace 上许可证明示、直链可下、无需登录的公开数据集。上述逐条实测明细与原始探测数据见 </w:t>
+      </w:r>
+      <w:r>
+        <w:rPr>
+          <w:rFonts w:ascii="Consolas" w:hAnsi="Consolas"/>
+        </w:rPr>
+        <w:t>data/collect/数据源实测报告.md</w:t>
+      </w:r>
+      <w:r>
+        <w:t>、</w:t>
+      </w:r>
+      <w:r>
+        <w:rPr>
+          <w:rFonts w:ascii="Consolas" w:hAnsi="Consolas"/>
+        </w:rPr>
+        <w:t>probe_report.json</w:t>
+      </w:r>
+      <w:r>
+        <w:t>、</w:t>
+      </w:r>
+      <w:r>
+        <w:rPr>
+          <w:rFonts w:ascii="Consolas" w:hAnsi="Consolas"/>
+        </w:rPr>
+        <w:t>probe_ats_report.json</w:t>
+      </w:r>
+      <w:r>
+        <w:t>。</w:t>
+      </w:r>
+    </w:p>
+    <w:p>
+      <w:r>
+        <w:t>此前版本的模板合成数据集被重新定位为</w:t>
       </w:r>
       <w:r>
         <w:rPr>
@@ -1564,10 +2771,37 @@
         <w:rPr>
           <w:b/>
         </w:rPr>
-        <w:t>删除（delete）</w:t>
-      </w:r>
-      <w:r>
-        <w:t>：旧图谱有、近期 JD 不再要求的过时能力（标记 deprecated，保留历史）；</w:t>
+        <w:t>删除 / 淘汰（delete）</w:t>
+      </w:r>
+      <w:r>
+        <w:t>：该能力项在</w:t>
+      </w:r>
+      <w:r>
+        <w:rPr>
+          <w:b/>
+        </w:rPr>
+        <w:t>最新窗口的 JD 原文里一次都没有出现</w:t>
+      </w:r>
+      <w:r>
+        <w:t>，且原为</w:t>
+      </w:r>
+      <w:r>
+        <w:rPr>
+          <w:b/>
+        </w:rPr>
+        <w:t>必备能力</w:t>
+      </w:r>
+      <w:r>
+        <w:t xml:space="preserve">，且窗口 JD 数 </w:t>
+      </w:r>
+      <w:r>
+        <w:rPr>
+          <w:b/>
+        </w:rPr>
+        <w:t>≥20</w:t>
+      </w:r>
+      <w:r>
+        <w:t>（三个条件同时成立才下淘汰结论），标记 deprecated、保留历史可回溯；</w:t>
       </w:r>
     </w:p>
     <w:p>
@@ -1583,6 +2817,15 @@
       <w:r>
         <w:t>：重要度（必备↔加分）或权重显著变化（阈值 0.2）；</w:t>
       </w:r>
+      <w:r>
+        <w:rPr>
+          <w:b/>
+        </w:rPr>
+        <w:t>或</w:t>
+      </w:r>
+      <w:r>
+        <w:t>该能力仍出现在新 JD 中、但交叉验证支持减弱而被降为候选（记作"降级为候选能力项，保留观察，未淘汰"）；</w:t>
+      </w:r>
     </w:p>
     <w:p>
       <w:pPr>
@@ -1607,7 +2850,7 @@
         <w:t>data_source</w:t>
       </w:r>
       <w:r>
-        <w:t xml:space="preserve">（数据源），岗位版本号 +1，全部写入 </w:t>
+        <w:t xml:space="preserve">（数据源，淘汰项额外记录窗口 JD 数），岗位版本号 +1，全部写入 </w:t>
       </w:r>
       <w:r>
         <w:rPr>
@@ -1620,14 +2863,321 @@
       </w:r>
     </w:p>
     <w:p>
+      <w:pPr>
+        <w:ind w:left="288"/>
+      </w:pPr>
+      <w:r>
+        <w:rPr>
+          <w:b/>
+          <w:i/>
+          <w:color w:val="556573"/>
+        </w:rPr>
+        <w:t>淘汰判据的关键设计</w:t>
+      </w:r>
+      <w:r>
+        <w:rPr>
+          <w:i/>
+          <w:color w:val="556573"/>
+        </w:rPr>
+        <w:t>（详见 4.3）：判定"消失"用的是</w:t>
+      </w:r>
+      <w:r>
+        <w:rPr>
+          <w:b/>
+          <w:i/>
+          <w:color w:val="556573"/>
+        </w:rPr>
+        <w:t>先验注入之前</w:t>
+      </w:r>
+      <w:r>
+        <w:rPr>
+          <w:i/>
+          <w:color w:val="556573"/>
+        </w:rPr>
+        <w:t>最新窗口 JD 里真实出现过的技能名集合（</w:t>
+      </w:r>
+      <w:r>
+        <w:rPr>
+          <w:rFonts w:ascii="Consolas" w:hAnsi="Consolas"/>
+          <w:i/>
+          <w:color w:val="556573"/>
+        </w:rPr>
+        <w:t>window_skill_names</w:t>
+      </w:r>
+      <w:r>
+        <w:rPr>
+          <w:i/>
+          <w:color w:val="556573"/>
+        </w:rPr>
+        <w:t>），而不是聚合后的新能力表——因为聚合时旧能力会作为历史先验被注入，用聚合结果判淘汰在原理上就判不出来。</w:t>
+      </w:r>
+    </w:p>
+    <w:p>
       <w:r>
         <w:rPr>
           <w:b/>
         </w:rPr>
-        <w:t>示例</w:t>
-      </w:r>
-      <w:r>
-        <w:t>：用含"大语言模型应用 / RAG / 向量数据库 / Kubernetes"的新 JD 驱动 Java 工程师演化，系统自动新增"大语言模型、检索增强生成、容器化部署"等能力项并给出溯源说明。</w:t>
+        <w:t>真实三时间切片演化链（2018 → 2024 → 2026）</w:t>
+      </w:r>
+      <w:r>
+        <w:t>：本系统的演化不是"造一条时间线"，而是把三个</w:t>
+      </w:r>
+      <w:r>
+        <w:rPr>
+          <w:b/>
+        </w:rPr>
+        <w:t>独立来源的真实语料切片</w:t>
+      </w:r>
+      <w:r>
+        <w:t>按时间顺序依次灌入同一条演化服务链：2018-12（</w:t>
+      </w:r>
+      <w:r>
+        <w:rPr>
+          <w:rFonts w:ascii="Consolas" w:hAnsi="Consolas"/>
+        </w:rPr>
+        <w:t>dataset_51job2018</w:t>
+      </w:r>
+      <w:r>
+        <w:t>）→ 2024-07（</w:t>
+      </w:r>
+      <w:r>
+        <w:rPr>
+          <w:rFonts w:ascii="Consolas" w:hAnsi="Consolas"/>
+        </w:rPr>
+        <w:t>dataset_aijob2024</w:t>
+      </w:r>
+      <w:r>
+        <w:t>）→ 2026-07（腾讯 / 网易 / 飞书 ATS / 国聘四个现网来源）。运行结果：</w:t>
+      </w:r>
+    </w:p>
+    <w:p>
+      <w:pPr>
+        <w:pStyle w:val="ListBullet"/>
+      </w:pPr>
+      <w:r>
+        <w:rPr>
+          <w:b/>
+        </w:rPr>
+        <w:t>共 621 条真实变更记录</w:t>
+      </w:r>
+      <w:r>
+        <w:t>：新增 367 / 淘汰 143 / 修改 111；</w:t>
+      </w:r>
+    </w:p>
+    <w:p>
+      <w:pPr>
+        <w:pStyle w:val="ListBullet"/>
+      </w:pPr>
+      <w:r>
+        <w:t>按批次：</w:t>
+      </w:r>
+      <w:r>
+        <w:rPr>
+          <w:rFonts w:ascii="Consolas" w:hAnsi="Consolas"/>
+        </w:rPr>
+        <w:t>2024hist-r1</w:t>
+      </w:r>
+      <w:r>
+        <w:t xml:space="preserve"> 批次产生 </w:t>
+      </w:r>
+      <w:r>
+        <w:rPr>
+          <w:b/>
+        </w:rPr>
+        <w:t>128 条</w:t>
+      </w:r>
+      <w:r>
+        <w:t>，</w:t>
+      </w:r>
+      <w:r>
+        <w:rPr>
+          <w:rFonts w:ascii="Consolas" w:hAnsi="Consolas"/>
+        </w:rPr>
+        <w:t>2026W31</w:t>
+      </w:r>
+      <w:r>
+        <w:t xml:space="preserve"> 批次产生 </w:t>
+      </w:r>
+      <w:r>
+        <w:rPr>
+          <w:b/>
+        </w:rPr>
+        <w:t>493 条</w:t>
+      </w:r>
+      <w:r>
+        <w:t>；</w:t>
+      </w:r>
+    </w:p>
+    <w:p>
+      <w:pPr>
+        <w:pStyle w:val="ListBullet"/>
+      </w:pPr>
+      <w:r>
+        <w:t>版本分布：</w:t>
+      </w:r>
+      <w:r>
+        <w:rPr>
+          <w:b/>
+        </w:rPr>
+        <w:t>v1 14 个岗位 / v2 9 个 / v3 6 个</w:t>
+      </w:r>
+      <w:r>
+        <w:t>；</w:t>
+      </w:r>
+    </w:p>
+    <w:p>
+      <w:pPr>
+        <w:pStyle w:val="ListBullet"/>
+      </w:pPr>
+      <w:r>
+        <w:rPr>
+          <w:b/>
+        </w:rPr>
+        <w:t>15 个传统岗位</w:t>
+      </w:r>
+      <w:r>
+        <w:t xml:space="preserve">在 2018 语料中即存在，走完整演化链条；其中 </w:t>
+      </w:r>
+      <w:r>
+        <w:rPr>
+          <w:b/>
+        </w:rPr>
+        <w:t>6 个 AI 族岗位</w:t>
+      </w:r>
+      <w:r>
+        <w:t xml:space="preserve">（机器学习、自然语言处理、计算机视觉、深度学习、推荐算法、嵌入式软件）在 2024 切片中亦有样本，因而拥有 2024 中间态，到 2026 演化到 </w:t>
+      </w:r>
+      <w:r>
+        <w:rPr>
+          <w:b/>
+        </w:rPr>
+        <w:t>v3</w:t>
+      </w:r>
+      <w:r>
+        <w:t>；</w:t>
+      </w:r>
+    </w:p>
+    <w:p>
+      <w:pPr>
+        <w:pStyle w:val="ListBullet"/>
+      </w:pPr>
+      <w:r>
+        <w:rPr>
+          <w:b/>
+        </w:rPr>
+        <w:t>另外 14 个岗位</w:t>
+      </w:r>
+      <w:r>
+        <w:t>（大模型算法、AI 智能体开发、具身智能、数字孪生、大模型推理优化、AIGC、多模态、边缘计算、自动驾驶、机器人算法、数字人、提示词工程、AI 产品、生成式 AI 测试员）在 2018 语料中</w:t>
+      </w:r>
+      <w:r>
+        <w:rPr>
+          <w:b/>
+        </w:rPr>
+        <w:t>完全不存在</w:t>
+      </w:r>
+      <w:r>
+        <w:t xml:space="preserve">，只能单独建 v1 —— </w:t>
+      </w:r>
+      <w:r>
+        <w:rPr>
+          <w:b/>
+        </w:rPr>
+        <w:t>这本身就是"新岗位涌现"最直接的数据证据</w:t>
+      </w:r>
+      <w:r>
+        <w:t>：不是我们宣称它们新，而是历史语料里根本找不到它们。</w:t>
+      </w:r>
+    </w:p>
+    <w:p>
+      <w:r>
+        <w:rPr>
+          <w:b/>
+        </w:rPr>
+        <w:t>示例（真实运行结果，非人工编写）</w:t>
+      </w:r>
+      <w:r>
+        <w:t>：</w:t>
+      </w:r>
+      <w:r>
+        <w:rPr>
+          <w:b/>
+        </w:rPr>
+        <w:t>Java 开发工程师</w:t>
+      </w:r>
+      <w:r>
+        <w:t>在 2018 → 2026 的演化中同时出现两个方向的变化。一侧是新增：由 2026 现网真实 JD（含"大语言模型应用 / RAG / 向量数据库 / Kubernetes"）驱动，系统自动新增"大语言模型、检索增强生成、容器化部署"等能力项并给出溯源说明（平台 + JD 数 + 批次）。另一侧是</w:t>
+      </w:r>
+      <w:r>
+        <w:rPr>
+          <w:b/>
+        </w:rPr>
+        <w:t>淘汰</w:t>
+      </w:r>
+      <w:r>
+        <w:t xml:space="preserve">：系统判定 </w:t>
+      </w:r>
+      <w:r>
+        <w:rPr>
+          <w:b/>
+        </w:rPr>
+        <w:t>23 项</w:t>
+      </w:r>
+      <w:r>
+        <w:t>必备能力在最新窗口的 JD 中一次都未再出现——</w:t>
+      </w:r>
+      <w:r>
+        <w:rPr>
+          <w:b/>
+        </w:rPr>
+        <w:t>Struts、J2EE、Hibernate、SpringMVC / Spring MVC、Tomcat、Memcached、SQL Server、Dubbo、Spring Cloud、Oracle、Apache、MyBatis、多线程、Shell、KVM、HTTP、网络编程、分布式系统设计、CSS、HTML</w:t>
+      </w:r>
+      <w:r>
+        <w:t xml:space="preserve"> 等，正是一整套经典 Java 老技术栈的集体退场，与"Java 后端从 SSH/SSM 单体时代转向云原生 + AI 中台"的行业观感高度一致。同类结果还有</w:t>
+      </w:r>
+      <w:r>
+        <w:rPr>
+          <w:b/>
+        </w:rPr>
+        <w:t>数据分析师 9 项</w:t>
+      </w:r>
+      <w:r>
+        <w:t>（SAS、numpy、scipy、决策树、逻辑回归、聚类算法、聚类分析、神经网络、时间序列算法——传统统计/机器学习工具链让位于工程化数据栈）、后端开发工程师 14 项、数据仓库工程师 6 项、云计算工程师 1 项、物联网开发工程师 1 项。</w:t>
+      </w:r>
+    </w:p>
+    <w:p>
+      <w:pPr>
+        <w:ind w:left="288"/>
+      </w:pPr>
+      <w:r>
+        <w:rPr>
+          <w:b/>
+          <w:i/>
+          <w:color w:val="556573"/>
+        </w:rPr>
+        <w:t>如实说明</w:t>
+      </w:r>
+      <w:r>
+        <w:rPr>
+          <w:i/>
+          <w:color w:val="556573"/>
+        </w:rPr>
+        <w:t xml:space="preserve">：Java 岗那 23 项里的 </w:t>
+      </w:r>
+      <w:r>
+        <w:rPr>
+          <w:b/>
+          <w:i/>
+          <w:color w:val="556573"/>
+        </w:rPr>
+        <w:t>Django、Flask 属于 2018 语料的聚类污染</w:t>
+      </w:r>
+      <w:r>
+        <w:rPr>
+          <w:i/>
+          <w:color w:val="556573"/>
+        </w:rPr>
+        <w:t>——这两个 Python Web 框架在建 2018 基线时被误归入 Java 岗位簇，因此它们的"淘汰"反映的是历史聚类噪声被新语料修正，而不是真实的技术退场。我们把它列出来而不是悄悄剔掉，因为它同时说明了淘汰判据本身是机械执行的、没有为了好看做人工挑选。</w:t>
       </w:r>
     </w:p>
     <w:p>
@@ -1665,7 +3215,16 @@
         <w:t>job_level_skill</w:t>
       </w:r>
       <w:r>
-        <w:t xml:space="preserve"> 表）；"中级→高级怎么演化"即两个级别画像的差异计算（复用演化 diff 引擎），输出"晋升需新增掌握 X""晋升要求强化 Y（权重 45%→72%）""Z 在高级 JD 中不再单列、视为默认前提"等晋升语义的变更项，前端以 初级→中级→高级 阶梯视图展示。</w:t>
+        <w:t xml:space="preserve"> 表，当前 </w:t>
+      </w:r>
+      <w:r>
+        <w:rPr>
+          <w:b/>
+        </w:rPr>
+        <w:t>29 个岗位全覆盖、共 1627 条分级能力记录</w:t>
+      </w:r>
+      <w:r>
+        <w:t>）；"中级→高级怎么演化"即两个级别画像的差异计算（复用演化 diff 引擎），输出"晋升需新增掌握 X""晋升要求强化 Y（权重 45%→72%）""Z 在高级 JD 中不再单列、视为默认前提"等晋升语义的变更项，前端以 初级→中级→高级 阶梯视图展示。</w:t>
       </w:r>
     </w:p>
     <w:p>
@@ -1798,7 +3357,7 @@
         <w:rPr>
           <w:rFonts w:ascii="Consolas" w:hAnsi="Consolas"/>
         </w:rPr>
-        <w:t>talent_graph_v2</w:t>
+        <w:t>talent_graph_v3</w:t>
       </w:r>
       <w:r>
         <w:t>）：</w:t>
@@ -1807,10 +3366,37 @@
         <w:rPr>
           <w:b/>
         </w:rPr>
-        <w:t>29 个岗位（新兴 6 + 既有 23）、2387 项技能（粗粒度 426 + 细粒度技能点 1961，两级体系）、3363 条溯源证据 + 8 条权威佐证、45 条技能先修/相关/驱动关系</w:t>
-      </w:r>
-      <w:r>
-        <w:t>，覆盖人工智能、大数据、智能系统、物联网、云计算与工程五大技术栈；其中 22 个岗位建有 初/中/高 三档分级画像，14 个岗位具有 2018→2026 真实 v1→v2 演化记录（共 100 条）。</w:t>
+        <w:t>29 个岗位（新兴 6 + 既有 23）、4561 项技能（粗粒度 567 + 细粒度技能点 3994，两级体系，细粒度节点挂 `parent_id`）、岗位-能力关系 2823 条（active）、5409 条溯源证据 + 8 条权威佐证、57 条技能先修/相关/驱动关系</w:t>
+      </w:r>
+      <w:r>
+        <w:t>。岗位按技术栈分布为：人工智能 15 / 大数据 6 / 智能系统 5 / 云计算与工程 2 / 物联网 1，覆盖五大技术栈；</w:t>
+      </w:r>
+      <w:r>
+        <w:rPr>
+          <w:b/>
+        </w:rPr>
+        <w:t>29 个岗位全部</w:t>
+      </w:r>
+      <w:r>
+        <w:t>建有 初/中/高 三档分级画像（</w:t>
+      </w:r>
+      <w:r>
+        <w:rPr>
+          <w:rFonts w:ascii="Consolas" w:hAnsi="Consolas"/>
+        </w:rPr>
+        <w:t>job_level_skill</w:t>
+      </w:r>
+      <w:r>
+        <w:t xml:space="preserve"> 共 1627 条），</w:t>
+      </w:r>
+      <w:r>
+        <w:rPr>
+          <w:b/>
+        </w:rPr>
+        <w:t>621 条真实演化记录</w:t>
+      </w:r>
+      <w:r>
+        <w:t>贯穿 2018 → 2024 → 2026 三个时间切片。</w:t>
       </w:r>
     </w:p>
     <w:p>
@@ -2420,7 +4006,34 @@
         <w:t>17 条能力通胀样本全部检出（17/17）</w:t>
       </w:r>
       <w:r>
-        <w:t>；在 806 条真实生产语料上，SimHash 查重检出 25 条重复。</w:t>
+        <w:t xml:space="preserve">；在 </w:t>
+      </w:r>
+      <w:r>
+        <w:rPr>
+          <w:b/>
+        </w:rPr>
+        <w:t>2306 条真实生产语料</w:t>
+      </w:r>
+      <w:r>
+        <w:t xml:space="preserve">上，SimHash 查重共检出 </w:t>
+      </w:r>
+      <w:r>
+        <w:rPr>
+          <w:b/>
+        </w:rPr>
+        <w:t>150 条重复</w:t>
+      </w:r>
+      <w:r>
+        <w:t xml:space="preserve">（去重后有效 JD 2156 条），能力通胀检测标记 </w:t>
+      </w:r>
+      <w:r>
+        <w:rPr>
+          <w:b/>
+        </w:rPr>
+        <w:t>409 条</w:t>
+      </w:r>
+      <w:r>
+        <w:t xml:space="preserve"> JD。</w:t>
       </w:r>
     </w:p>
     <w:p>
@@ -2691,7 +4304,20 @@
               <w:rPr>
                 <w:sz w:val="19"/>
               </w:rPr>
-              <w:t>独立招聘平台数 ÷ 3（封顶 1.0，多平台交叉印证优于单平台；封顶值按真实语料校准一次后冻结）</w:t>
+              <w:t>独立招聘平台数 ÷ 3（封顶 1.0，多平台交叉印证优于单平台；封顶值按真实语料校准一次后冻结，本轮数据源扩容后</w:t>
+            </w:r>
+            <w:r>
+              <w:rPr>
+                <w:b/>
+                <w:sz w:val="19"/>
+              </w:rPr>
+              <w:t>未再改动</w:t>
+            </w:r>
+            <w:r>
+              <w:rPr>
+                <w:sz w:val="19"/>
+              </w:rPr>
+              <w:t>）</w:t>
             </w:r>
           </w:p>
         </w:tc>
@@ -2870,10 +4496,10 @@
         <w:rPr>
           <w:b/>
         </w:rPr>
-        <w:t>算例</w:t>
-      </w:r>
-      <w:r>
-        <w:t>（真实数据）：某岗位技能"大语言模型"被 9/13 条有效 JD 提及（支持率 0.69），来源覆盖 2 个平台（多样性 2/3≈0.67），平均新鲜度 0.88，全部来自企业官网（权威度 1.0），暂无外部检索验证（0）：</w:t>
+        <w:t>算例（口径演示）</w:t>
+      </w:r>
+      <w:r>
+        <w:t>：某岗位技能"大语言模型"被 9/13 条有效 JD 提及（支持率 0.69），来源覆盖 3 个独立平台（多样性 3/3=1.0，达到封顶），平均新鲜度 0.88，全部来自企业官网/政府平台（权威度 1.0），暂无外部检索验证（0）：</w:t>
       </w:r>
     </w:p>
     <w:p>
@@ -2881,7 +4507,7 @@
         <w:rPr>
           <w:rFonts w:ascii="Consolas" w:hAnsi="Consolas"/>
         </w:rPr>
-        <w:t>C = 0.35×0.69 + 0.20×0.67 + 0.15×0.88 + 0.20×1.0 + 0.10×0 ≈ 0.71</w:t>
+        <w:t>C = 0.35×0.69 + 0.20×1.0 + 0.15×0.88 + 0.20×1.0 + 0.10×0 ≈ 0.78</w:t>
       </w:r>
       <w:r>
         <w:t>。</w:t>
@@ -2980,25 +4606,63 @@
         <w:t>实测</w:t>
       </w:r>
       <w:r>
-        <w:t xml:space="preserve">（真实语料）：构建过程中共有 </w:t>
+        <w:t xml:space="preserve">（真实语料）：构建过程中共 </w:t>
       </w:r>
       <w:r>
         <w:rPr>
           <w:b/>
         </w:rPr>
-        <w:t>1021 项低置信能力项被标记为 `candidate` 过滤</w:t>
-      </w:r>
-      <w:r>
-        <w:t xml:space="preserve">、不进入正式图谱；典型如单条 JD 单独出现的冷门技术词被自动降级；全库岗位置信度均值 </w:t>
+        <w:t>2823 条岗位-能力关系通过交叉验证进入正式图谱（active）</w:t>
+      </w:r>
+      <w:r>
+        <w:t xml:space="preserve">，另有 </w:t>
       </w:r>
       <w:r>
         <w:rPr>
           <w:b/>
         </w:rPr>
-        <w:t>0.535</w:t>
-      </w:r>
-      <w:r>
-        <w:t xml:space="preserve"> —— 这是真实数据下经统一公式计算的诚实数字（不做人为拉高，答辩文档有专门说明）。</w:t>
+        <w:t>1403 项低置信能力项被标记为 `candidate` 过滤</w:t>
+      </w:r>
+      <w:r>
+        <w:t xml:space="preserve">、不进入正式图谱；典型如单条 JD 单独出现的冷门技术词被自动降级。全库岗位置信度均值 </w:t>
+      </w:r>
+      <w:r>
+        <w:rPr>
+          <w:b/>
+        </w:rPr>
+        <w:t>0.6403</w:t>
+      </w:r>
+      <w:r>
+        <w:t>（上一版真实语料下为 0.535）。</w:t>
+      </w:r>
+    </w:p>
+    <w:p>
+      <w:r>
+        <w:rPr>
+          <w:b/>
+        </w:rPr>
+        <w:t>必须说清楚的是：这个提升不是调参调出来的——置信度公式、五因子权重、多样性封顶值（3）与过滤阈值（0.45）全部原封未动。</w:t>
+      </w:r>
+      <w:r>
+        <w:t xml:space="preserve"> 提升来自数据源本身：本轮语料从 3 个渠道扩到 5 类渠道 / 6 个平台批次后，同一技能最多可被 </w:t>
+      </w:r>
+      <w:r>
+        <w:rPr>
+          <w:b/>
+        </w:rPr>
+        <w:t>5 个独立来源</w:t>
+      </w:r>
+      <w:r>
+        <w:t>交叉验证（来源池为 2018 数据集 / 2024 数据集 / 腾讯 / 网易 / 飞书 ATS / 国聘），"来源多样性"因子更容易达到封顶，且新增的两个来源（飞书 ATS 为企业官网 tier=official、国聘为国家级平台 tier=gov）权威度均为 1.0，把"来源权威度"因子的均值也整体抬高。换言之，</w:t>
+      </w:r>
+      <w:r>
+        <w:rPr>
+          <w:b/>
+        </w:rPr>
+        <w:t>是证据变厚了，不是分数被调高了</w:t>
+      </w:r>
+      <w:r>
+        <w:t>——这正是交叉验证机制"数据越多、判断越可信"的预期表现。</w:t>
       </w:r>
     </w:p>
     <w:p>
@@ -3006,85 +4670,128 @@
         <w:pStyle w:val="Heading2"/>
       </w:pPr>
       <w:r>
-        <w:t>4.3 嵌入模型退化守卫（工程鲁棒性创新）</w:t>
+        <w:t>4.3 演化淘汰判据的可举证化（方法论亮点：我们自己揪出的一个静默缺陷）</w:t>
       </w:r>
     </w:p>
     <w:p>
       <w:r>
-        <w:t xml:space="preserve">实践中发现 bge-small-zh 中文向量模型对 </w:t>
+        <w:t>演化模块最初交付时，三切片跑完的结果是"</w:t>
       </w:r>
       <w:r>
         <w:rPr>
           <w:b/>
         </w:rPr>
-        <w:t>纯英文技能名（Spark/Hive/Java/Go）返回退化向量</w:t>
-      </w:r>
-      <w:r>
-        <w:t>（不同词余弦≈1.0），会导致语义匹配把"相关但不同"误判为"等价"，掩盖真实能力缺口。</w:t>
-      </w:r>
-    </w:p>
-    <w:p>
+        <w:t>删除 0 条</w:t>
+      </w:r>
+      <w:r>
+        <w:t>"。这个数字看起来"数据没给淘汰信号"就能解释过去，但复盘时我们没有接受这个解释，而是回去读了 diff 的实现——结果发现</w:t>
+      </w:r>
       <w:r>
         <w:rPr>
           <w:b/>
         </w:rPr>
-        <w:t>解决方案</w:t>
-      </w:r>
-      <w:r>
-        <w:t xml:space="preserve">：语义匹配仅在"双方均含中文字符"时启用，并加 </w:t>
+        <w:t>删除分支在原理上永远不可能触发</w:t>
+      </w:r>
+      <w:r>
+        <w:t>：</w:t>
+      </w:r>
+    </w:p>
+    <w:p>
+      <w:pPr>
+        <w:pStyle w:val="ListBullet"/>
+      </w:pPr>
+      <w:r>
+        <w:t>调用方在做新一轮交叉验证聚合时，会把</w:t>
       </w:r>
       <w:r>
         <w:rPr>
           <w:b/>
         </w:rPr>
-        <w:t>退化守卫</w:t>
-      </w:r>
-      <w:r>
-        <w:t xml:space="preserve">（不同字符串余弦≥0.999 视为退化向量予以忽略）；英文同义词交由词典归一化处理。该守卫使 </w:t>
+        <w:t>旧能力当作 `history` 先验来源注入</w:t>
+      </w:r>
+      <w:r>
+        <w:t>（这是为了让历史证据参与打分，本身是对的）；</w:t>
+      </w:r>
+    </w:p>
+    <w:p>
+      <w:pPr>
+        <w:pStyle w:val="ListBullet"/>
+      </w:pPr>
+      <w:r>
+        <w:t xml:space="preserve">于是旧能力名必然出现在聚合后的 </w:t>
+      </w:r>
+      <w:r>
+        <w:rPr>
+          <w:rFonts w:ascii="Consolas" w:hAnsi="Consolas"/>
+        </w:rPr>
+        <w:t>new_caps</w:t>
+      </w:r>
+      <w:r>
+        <w:t xml:space="preserve"> 里，判据 </w:t>
+      </w:r>
+      <w:r>
+        <w:rPr>
+          <w:rFonts w:ascii="Consolas" w:hAnsi="Consolas"/>
+        </w:rPr>
+        <w:t>name not in new_caps</w:t>
+      </w:r>
+      <w:r>
+        <w:t xml:space="preserve"> </w:t>
       </w:r>
       <w:r>
         <w:rPr>
           <w:b/>
         </w:rPr>
-        <w:t>人岗匹配分类准确率从 86.9% 提升到 100%</w:t>
-      </w:r>
-      <w:r>
-        <w:t>，体现了对大模型/向量模型局限性的工程化防控能力。</w:t>
+        <w:t>恒为假</w:t>
+      </w:r>
+      <w:r>
+        <w:t>——删除分支是死代码；</w:t>
       </w:r>
     </w:p>
     <w:p>
       <w:pPr>
-        <w:pStyle w:val="Heading2"/>
+        <w:pStyle w:val="ListBullet"/>
       </w:pPr>
       <w:r>
-        <w:t>4.4 RAG 接地的新岗位发现</w:t>
-      </w:r>
-    </w:p>
-    <w:p>
-      <w:r>
-        <w:t xml:space="preserve">新岗位定义不依赖大模型"凭空想象"，而是 </w:t>
+        <w:t>更严重的是：如果某个旧能力在新窗口里支持不足被降级为候选，它</w:t>
       </w:r>
       <w:r>
         <w:rPr>
           <w:b/>
         </w:rPr>
-        <w:t>先用 Tavily + Serper 两个独立来源检索真实证据，再让大模型基于证据生成</w:t>
-      </w:r>
-      <w:r>
-        <w:t>，并对每个技能做证据校验，从源头降低幻觉，使新兴岗位定义"有据可循"。</w:t>
+        <w:t>三个分支都进不去</w:t>
+      </w:r>
+      <w:r>
+        <w:t>——不是新增、判不出删除、也不满足"重要度/权重显著变化"，于是</w:t>
+      </w:r>
+      <w:r>
+        <w:rPr>
+          <w:b/>
+        </w:rPr>
+        <w:t>变更日志里一条记录都不留、静默消失</w:t>
+      </w:r>
+      <w:r>
+        <w:t>。一个本该被记录的能力衰减事件，就这样从审计链上蒸发了。</w:t>
       </w:r>
     </w:p>
     <w:p>
-      <w:pPr>
-        <w:pStyle w:val="Heading2"/>
-      </w:pPr>
-      <w:r>
-        <w:t>4.5 数据合规、隐私保护与伦理治理（合规方案）</w:t>
-      </w:r>
-    </w:p>
-    <w:p>
-      <w:r>
-        <w:t>能力图谱构建涉及招聘数据与个人简历，本系统将"合规"与"幻觉防控"并列为图谱科学性的两大支柱，建立覆盖数据全生命周期的治理方案：</w:t>
+      <w:r>
+        <w:rPr>
+          <w:b/>
+        </w:rPr>
+        <w:t>修复不是"调参调出来的"，而是先定判据、再看结果</w:t>
+      </w:r>
+      <w:r>
+        <w:t>（</w:t>
+      </w:r>
+      <w:r>
+        <w:rPr>
+          <w:rFonts w:ascii="Consolas" w:hAnsi="Consolas"/>
+        </w:rPr>
+        <w:t>services/evolution.py::compute_changes</w:t>
+      </w:r>
+      <w:r>
+        <w:t>）：</w:t>
       </w:r>
     </w:p>
     <w:tbl>
@@ -3115,7 +4822,7 @@
                 <w:b/>
                 <w:sz w:val="19"/>
               </w:rPr>
-              <w:t>维度</w:t>
+              <w:t>判据</w:t>
             </w:r>
           </w:p>
         </w:tc>
@@ -3135,7 +4842,7 @@
                 <w:b/>
                 <w:sz w:val="19"/>
               </w:rPr>
-              <w:t>合规措施</w:t>
+              <w:t>内容</w:t>
             </w:r>
           </w:p>
         </w:tc>
@@ -3155,7 +4862,7 @@
                 <w:b/>
                 <w:sz w:val="19"/>
               </w:rPr>
-              <w:t>落地点</w:t>
+              <w:t>为什么这样定</w:t>
             </w:r>
           </w:p>
         </w:tc>
@@ -3173,10 +4880,9 @@
             </w:r>
             <w:r>
               <w:rPr>
-                <w:b/>
-                <w:sz w:val="19"/>
-              </w:rPr>
-              <w:t>数据来源合规</w:t>
+                <w:sz w:val="19"/>
+              </w:rPr>
+              <w:t>① 证据来源换成窗口原文</w:t>
             </w:r>
           </w:p>
         </w:tc>
@@ -3194,20 +4900,46 @@
               <w:rPr>
                 <w:sz w:val="19"/>
               </w:rPr>
-              <w:t>仅采集</w:t>
+              <w:t xml:space="preserve">传入 </w:t>
+            </w:r>
+            <w:r>
+              <w:rPr>
+                <w:rFonts w:ascii="Consolas" w:hAnsi="Consolas"/>
+                <w:sz w:val="19"/>
+              </w:rPr>
+              <w:t>window_skill_names</w:t>
+            </w:r>
+            <w:r>
+              <w:rPr>
+                <w:sz w:val="19"/>
+              </w:rPr>
+              <w:t>——</w:t>
             </w:r>
             <w:r>
               <w:rPr>
                 <w:b/>
                 <w:sz w:val="19"/>
               </w:rPr>
-              <w:t>公开</w:t>
-            </w:r>
-            <w:r>
-              <w:rPr>
-                <w:sz w:val="19"/>
-              </w:rPr>
-              <w:t>招聘 JD 与公开网络证据；联网检索经 Tavily/Serper 合规接口获取，遵循 robots 与平台条款；不抓取需登录/付费/非公开的个人数据；数据最小化（只取岗位能力相关字段）</w:t>
+              <w:t>先验注入之前</w:t>
+            </w:r>
+            <w:r>
+              <w:rPr>
+                <w:sz w:val="19"/>
+              </w:rPr>
+              <w:t>、最新窗口 JD 里真实出现过的技能名集合；淘汰判据改为"该能力在最新 N 条 JD 中</w:t>
+            </w:r>
+            <w:r>
+              <w:rPr>
+                <w:b/>
+                <w:sz w:val="19"/>
+              </w:rPr>
+              <w:t>一次都没出现</w:t>
+            </w:r>
+            <w:r>
+              <w:rPr>
+                <w:sz w:val="19"/>
+              </w:rPr>
+              <w:t>"</w:t>
             </w:r>
           </w:p>
         </w:tc>
@@ -3220,6 +4952,531 @@
               <w:rPr>
                 <w:sz w:val="19"/>
               </w:rPr>
+            </w:r>
+            <w:r>
+              <w:rPr>
+                <w:sz w:val="19"/>
+              </w:rPr>
+              <w:t>用聚合结果判淘汰在原理上判不出来；改用窗口原文后，每一条淘汰都能回到具体 JD 举证</w:t>
+            </w:r>
+          </w:p>
+        </w:tc>
+      </w:tr>
+      <w:tr>
+        <w:tc>
+          <w:tcPr>
+            <w:tcW w:type="dxa" w:w="2880"/>
+          </w:tcPr>
+          <w:p>
+            <w:r>
+              <w:rPr>
+                <w:sz w:val="19"/>
+              </w:rPr>
+            </w:r>
+            <w:r>
+              <w:rPr>
+                <w:sz w:val="19"/>
+              </w:rPr>
+              <w:t>② 只判「必备能力」的消失</w:t>
+            </w:r>
+          </w:p>
+        </w:tc>
+        <w:tc>
+          <w:tcPr>
+            <w:tcW w:type="dxa" w:w="2880"/>
+          </w:tcPr>
+          <w:p>
+            <w:r>
+              <w:rPr>
+                <w:sz w:val="19"/>
+              </w:rPr>
+            </w:r>
+            <w:r>
+              <w:rPr>
+                <w:sz w:val="19"/>
+              </w:rPr>
+              <w:t>加分项的进出不作淘汰结论</w:t>
+            </w:r>
+          </w:p>
+        </w:tc>
+        <w:tc>
+          <w:tcPr>
+            <w:tcW w:type="dxa" w:w="2880"/>
+          </w:tcPr>
+          <w:p>
+            <w:r>
+              <w:rPr>
+                <w:sz w:val="19"/>
+              </w:rPr>
+            </w:r>
+            <w:r>
+              <w:rPr>
+                <w:sz w:val="19"/>
+              </w:rPr>
+              <w:t>加分项进出频繁、不同语料用词差异极大。实测把加分项计入会</w:t>
+            </w:r>
+            <w:r>
+              <w:rPr>
+                <w:b/>
+                <w:sz w:val="19"/>
+              </w:rPr>
+              <w:t>一次刷出 160+ 条假"淘汰"</w:t>
+            </w:r>
+            <w:r>
+              <w:rPr>
+                <w:sz w:val="19"/>
+              </w:rPr>
+              <w:t>（Java 岗 189 条里 166 条是加分项），真信号会被彻底淹没</w:t>
+            </w:r>
+          </w:p>
+        </w:tc>
+      </w:tr>
+      <w:tr>
+        <w:tc>
+          <w:tcPr>
+            <w:tcW w:type="dxa" w:w="2880"/>
+          </w:tcPr>
+          <w:p>
+            <w:r>
+              <w:rPr>
+                <w:sz w:val="19"/>
+              </w:rPr>
+            </w:r>
+            <w:r>
+              <w:rPr>
+                <w:sz w:val="19"/>
+              </w:rPr>
+              <w:t>③ 窗口 JD 数 ≥20 才允许下淘汰结论</w:t>
+            </w:r>
+          </w:p>
+        </w:tc>
+        <w:tc>
+          <w:tcPr>
+            <w:tcW w:type="dxa" w:w="2880"/>
+          </w:tcPr>
+          <w:p>
+            <w:r>
+              <w:rPr>
+                <w:sz w:val="19"/>
+              </w:rPr>
+            </w:r>
+            <w:r>
+              <w:rPr>
+                <w:sz w:val="19"/>
+              </w:rPr>
+              <w:t>样本不足时</w:t>
+            </w:r>
+            <w:r>
+              <w:rPr>
+                <w:b/>
+                <w:sz w:val="19"/>
+              </w:rPr>
+              <w:t>不判</w:t>
+            </w:r>
+            <w:r>
+              <w:rPr>
+                <w:sz w:val="19"/>
+              </w:rPr>
+              <w:t>——缺证据不等于反证</w:t>
+            </w:r>
+          </w:p>
+        </w:tc>
+        <w:tc>
+          <w:tcPr>
+            <w:tcW w:type="dxa" w:w="2880"/>
+          </w:tcPr>
+          <w:p>
+            <w:r>
+              <w:rPr>
+                <w:sz w:val="19"/>
+              </w:rPr>
+            </w:r>
+            <w:r>
+              <w:rPr>
+                <w:sz w:val="19"/>
+              </w:rPr>
+              <w:t xml:space="preserve">门槛设 10 时实测出现假阳性：只有 16 条 JD 的运维岗把 </w:t>
+            </w:r>
+            <w:r>
+              <w:rPr>
+                <w:b/>
+                <w:sz w:val="19"/>
+              </w:rPr>
+              <w:t>Nginx</w:t>
+            </w:r>
+            <w:r>
+              <w:rPr>
+                <w:sz w:val="19"/>
+              </w:rPr>
+              <w:t xml:space="preserve"> 判成了"淘汰"。窗口太薄时一个常用技能碰巧没被提到就会造出这种一眼被看穿的错误。提到 20 之后该假阳性消失，样本薄的窗口（运维 16 条、大数据平台 13 条）</w:t>
+            </w:r>
+            <w:r>
+              <w:rPr>
+                <w:b/>
+                <w:sz w:val="19"/>
+              </w:rPr>
+              <w:t>主动放弃下结论</w:t>
+            </w:r>
+          </w:p>
+        </w:tc>
+      </w:tr>
+      <w:tr>
+        <w:tc>
+          <w:tcPr>
+            <w:tcW w:type="dxa" w:w="2880"/>
+          </w:tcPr>
+          <w:p>
+            <w:r>
+              <w:rPr>
+                <w:sz w:val="19"/>
+              </w:rPr>
+            </w:r>
+            <w:r>
+              <w:rPr>
+                <w:sz w:val="19"/>
+              </w:rPr>
+              <w:t>④ 支持减弱的记 modify，不再静默丢弃</w:t>
+            </w:r>
+          </w:p>
+        </w:tc>
+        <w:tc>
+          <w:tcPr>
+            <w:tcW w:type="dxa" w:w="2880"/>
+          </w:tcPr>
+          <w:p>
+            <w:r>
+              <w:rPr>
+                <w:sz w:val="19"/>
+              </w:rPr>
+            </w:r>
+            <w:r>
+              <w:rPr>
+                <w:sz w:val="19"/>
+              </w:rPr>
+              <w:t>仍出现在新 JD 里但被降为候选的能力，记为"降级为候选能力项，保留观察，未淘汰"</w:t>
+            </w:r>
+          </w:p>
+        </w:tc>
+        <w:tc>
+          <w:tcPr>
+            <w:tcW w:type="dxa" w:w="2880"/>
+          </w:tcPr>
+          <w:p>
+            <w:r>
+              <w:rPr>
+                <w:sz w:val="19"/>
+              </w:rPr>
+            </w:r>
+            <w:r>
+              <w:rPr>
+                <w:sz w:val="19"/>
+              </w:rPr>
+              <w:t>补上第三个分支的漏洞，保证</w:t>
+            </w:r>
+            <w:r>
+              <w:rPr>
+                <w:b/>
+                <w:sz w:val="19"/>
+              </w:rPr>
+              <w:t>任何能力状态变化都在变更日志里留痕</w:t>
+            </w:r>
+            <w:r>
+              <w:rPr>
+                <w:sz w:val="19"/>
+              </w:rPr>
+              <w:t>，审计链不断</w:t>
+            </w:r>
+          </w:p>
+        </w:tc>
+      </w:tr>
+    </w:tbl>
+    <w:p>
+      <w:r>
+        <w:rPr>
+          <w:b/>
+        </w:rPr>
+        <w:t>这条判据链是"宁可少判、不可错判"的</w:t>
+      </w:r>
+      <w:r>
+        <w:t xml:space="preserve">：③ 明确牺牲了一部分召回（样本薄的岗位一条淘汰都不出），换取每一条淘汰都站得住。修复后三切片跑出 </w:t>
+      </w:r>
+      <w:r>
+        <w:rPr>
+          <w:b/>
+        </w:rPr>
+        <w:t>143 条淘汰 + 111 条修改</w:t>
+      </w:r>
+      <w:r>
+        <w:t>，其中 111 条修改里包含了此前会被静默丢弃的能力衰减事件——这些记录不是"多出来的数字"，而是</w:t>
+      </w:r>
+      <w:r>
+        <w:rPr>
+          <w:b/>
+        </w:rPr>
+        <w:t>原本就该存在、被缺陷吞掉的审计记录</w:t>
+      </w:r>
+      <w:r>
+        <w:t>。</w:t>
+      </w:r>
+    </w:p>
+    <w:p>
+      <w:pPr>
+        <w:pStyle w:val="Heading2"/>
+      </w:pPr>
+      <w:r>
+        <w:t>4.4 嵌入模型退化守卫（工程鲁棒性创新）</w:t>
+      </w:r>
+    </w:p>
+    <w:p>
+      <w:r>
+        <w:t xml:space="preserve">实践中发现 bge-small-zh 中文向量模型对 </w:t>
+      </w:r>
+      <w:r>
+        <w:rPr>
+          <w:b/>
+        </w:rPr>
+        <w:t>纯英文技能名（Spark/Hive/Java/Go）返回退化向量</w:t>
+      </w:r>
+      <w:r>
+        <w:t>（不同词余弦≈1.0），会导致语义匹配把"相关但不同"误判为"等价"，掩盖真实能力缺口。</w:t>
+      </w:r>
+    </w:p>
+    <w:p>
+      <w:r>
+        <w:rPr>
+          <w:b/>
+        </w:rPr>
+        <w:t>解决方案</w:t>
+      </w:r>
+      <w:r>
+        <w:t xml:space="preserve">：语义匹配仅在"双方均含中文字符"时启用，并加 </w:t>
+      </w:r>
+      <w:r>
+        <w:rPr>
+          <w:b/>
+        </w:rPr>
+        <w:t>退化守卫</w:t>
+      </w:r>
+      <w:r>
+        <w:t xml:space="preserve">（不同字符串余弦≥0.999 视为退化向量予以忽略）；英文同义词交由词典归一化处理。该守卫使 </w:t>
+      </w:r>
+      <w:r>
+        <w:rPr>
+          <w:b/>
+        </w:rPr>
+        <w:t>人岗匹配分类准确率从 86.9% 提升到 100%</w:t>
+      </w:r>
+      <w:r>
+        <w:t>，体现了对大模型/向量模型局限性的工程化防控能力。</w:t>
+      </w:r>
+    </w:p>
+    <w:p>
+      <w:pPr>
+        <w:pStyle w:val="Heading2"/>
+      </w:pPr>
+      <w:r>
+        <w:t>4.5 RAG 接地的新岗位发现</w:t>
+      </w:r>
+    </w:p>
+    <w:p>
+      <w:r>
+        <w:t xml:space="preserve">新岗位定义不依赖大模型"凭空想象"，而是 </w:t>
+      </w:r>
+      <w:r>
+        <w:rPr>
+          <w:b/>
+        </w:rPr>
+        <w:t>先用 Tavily + Serper 两个独立来源检索真实证据，再让大模型基于证据生成</w:t>
+      </w:r>
+      <w:r>
+        <w:t>，并对每个技能做证据校验，从源头降低幻觉，使新兴岗位定义"有据可循"。</w:t>
+      </w:r>
+    </w:p>
+    <w:p>
+      <w:pPr>
+        <w:pStyle w:val="Heading2"/>
+      </w:pPr>
+      <w:r>
+        <w:t>4.6 数据合规、隐私保护与伦理治理（合规方案）</w:t>
+      </w:r>
+    </w:p>
+    <w:p>
+      <w:r>
+        <w:t>能力图谱构建涉及招聘数据与个人简历，本系统将"合规"与"幻觉防控"并列为图谱科学性的两大支柱，建立覆盖数据全生命周期的治理方案：</w:t>
+      </w:r>
+    </w:p>
+    <w:tbl>
+      <w:tblPr>
+        <w:tblStyle w:val="LightGrid-Accent1"/>
+        <w:tblW w:type="auto" w:w="0"/>
+        <w:tblLook w:firstColumn="1" w:firstRow="1" w:lastColumn="0" w:lastRow="0" w:noHBand="0" w:noVBand="1" w:val="04A0"/>
+      </w:tblPr>
+      <w:tblGrid>
+        <w:gridCol w:w="2880"/>
+        <w:gridCol w:w="2880"/>
+        <w:gridCol w:w="2880"/>
+      </w:tblGrid>
+      <w:tr>
+        <w:tc>
+          <w:tcPr>
+            <w:tcW w:type="dxa" w:w="2880"/>
+          </w:tcPr>
+          <w:p>
+            <w:r>
+              <w:rPr>
+                <w:b/>
+                <w:sz w:val="19"/>
+              </w:rPr>
+            </w:r>
+            <w:r>
+              <w:rPr>
+                <w:b/>
+                <w:sz w:val="19"/>
+              </w:rPr>
+              <w:t>维度</w:t>
+            </w:r>
+          </w:p>
+        </w:tc>
+        <w:tc>
+          <w:tcPr>
+            <w:tcW w:type="dxa" w:w="2880"/>
+          </w:tcPr>
+          <w:p>
+            <w:r>
+              <w:rPr>
+                <w:b/>
+                <w:sz w:val="19"/>
+              </w:rPr>
+            </w:r>
+            <w:r>
+              <w:rPr>
+                <w:b/>
+                <w:sz w:val="19"/>
+              </w:rPr>
+              <w:t>合规措施</w:t>
+            </w:r>
+          </w:p>
+        </w:tc>
+        <w:tc>
+          <w:tcPr>
+            <w:tcW w:type="dxa" w:w="2880"/>
+          </w:tcPr>
+          <w:p>
+            <w:r>
+              <w:rPr>
+                <w:b/>
+                <w:sz w:val="19"/>
+              </w:rPr>
+            </w:r>
+            <w:r>
+              <w:rPr>
+                <w:b/>
+                <w:sz w:val="19"/>
+              </w:rPr>
+              <w:t>落地点</w:t>
+            </w:r>
+          </w:p>
+        </w:tc>
+      </w:tr>
+      <w:tr>
+        <w:tc>
+          <w:tcPr>
+            <w:tcW w:type="dxa" w:w="2880"/>
+          </w:tcPr>
+          <w:p>
+            <w:r>
+              <w:rPr>
+                <w:sz w:val="19"/>
+              </w:rPr>
+            </w:r>
+            <w:r>
+              <w:rPr>
+                <w:b/>
+                <w:sz w:val="19"/>
+              </w:rPr>
+              <w:t>数据来源合规</w:t>
+            </w:r>
+          </w:p>
+        </w:tc>
+        <w:tc>
+          <w:tcPr>
+            <w:tcW w:type="dxa" w:w="2880"/>
+          </w:tcPr>
+          <w:p>
+            <w:r>
+              <w:rPr>
+                <w:sz w:val="19"/>
+              </w:rPr>
+            </w:r>
+            <w:r>
+              <w:rPr>
+                <w:sz w:val="19"/>
+              </w:rPr>
+              <w:t>仅采集</w:t>
+            </w:r>
+            <w:r>
+              <w:rPr>
+                <w:b/>
+                <w:sz w:val="19"/>
+              </w:rPr>
+              <w:t>公开</w:t>
+            </w:r>
+            <w:r>
+              <w:rPr>
+                <w:sz w:val="19"/>
+              </w:rPr>
+              <w:t>招聘 JD 与公开网络证据；只对无登录墙、无反爬、robots 未禁的企业官方招聘官网与国家级公共就业平台采集；</w:t>
+            </w:r>
+            <w:r>
+              <w:rPr>
+                <w:b/>
+                <w:sz w:val="19"/>
+              </w:rPr>
+              <w:t>39 个候选源逐一实测后，全部聚合类招聘平台（BOSS直聘/智联/猎聘/拉勾/牛客/前程无忧/实习僧）一条数据都未采</w:t>
+            </w:r>
+            <w:r>
+              <w:rPr>
+                <w:sz w:val="19"/>
+              </w:rPr>
+              <w:t>；不复现反爬签名、不解密自定义字体、不过人机校验；联网检索经 Tavily/Serper 合规接口获取；数据最小化（只取岗位能力相关字段）</w:t>
+            </w:r>
+          </w:p>
+        </w:tc>
+        <w:tc>
+          <w:tcPr>
+            <w:tcW w:type="dxa" w:w="2880"/>
+          </w:tcPr>
+          <w:p>
+            <w:r>
+              <w:rPr>
+                <w:sz w:val="19"/>
+              </w:rPr>
+            </w:r>
+            <w:r>
+              <w:rPr>
+                <w:rFonts w:ascii="Consolas" w:hAnsi="Consolas"/>
+                <w:sz w:val="19"/>
+              </w:rPr>
+              <w:t>collect/base.py</w:t>
+            </w:r>
+            <w:r>
+              <w:rPr>
+                <w:sz w:val="19"/>
+              </w:rPr>
+              <w:t>、</w:t>
+            </w:r>
+            <w:r>
+              <w:rPr>
+                <w:rFonts w:ascii="Consolas" w:hAnsi="Consolas"/>
+                <w:sz w:val="19"/>
+              </w:rPr>
+              <w:t>probe_report.json</w:t>
+            </w:r>
+            <w:r>
+              <w:rPr>
+                <w:sz w:val="19"/>
+              </w:rPr>
+              <w:t>、</w:t>
             </w:r>
             <w:r>
               <w:rPr>
@@ -4668,7 +6925,7 @@
               <w:rPr>
                 <w:sz w:val="19"/>
               </w:rPr>
-              <w:t>（P 98.59% / R 97.98%）</w:t>
+              <w:t>（P 98.59% / R 97.98%，n=371）</w:t>
             </w:r>
           </w:p>
         </w:tc>
@@ -4749,7 +7006,7 @@
               <w:rPr>
                 <w:sz w:val="19"/>
               </w:rPr>
-              <w:t>（R 100%）</w:t>
+              <w:t>（R 100%，n=18）</w:t>
             </w:r>
           </w:p>
         </w:tc>
@@ -4826,6 +7083,12 @@
               </w:rPr>
               <w:t>100%</w:t>
             </w:r>
+            <w:r>
+              <w:rPr>
+                <w:sz w:val="19"/>
+              </w:rPr>
+              <w:t>（match F1 100%，n=15）</w:t>
+            </w:r>
           </w:p>
         </w:tc>
         <w:tc>
@@ -5047,13 +7310,13 @@
                 <w:b/>
                 <w:sz w:val="19"/>
               </w:rPr>
-              <w:t>63%</w:t>
-            </w:r>
-            <w:r>
-              <w:rPr>
-                <w:sz w:val="19"/>
-              </w:rPr>
-              <w:t>（72 用例全通过）</w:t>
+              <w:t>65%</w:t>
+            </w:r>
+            <w:r>
+              <w:rPr>
+                <w:sz w:val="19"/>
+              </w:rPr>
+              <w:t>（85 用例全通过）</w:t>
             </w:r>
           </w:p>
         </w:tc>
@@ -5128,7 +7391,7 @@
                 <w:b/>
                 <w:sz w:val="19"/>
               </w:rPr>
-              <w:t>对抗基准 379 条 + 真实语料 806 条</w:t>
+              <w:t>对抗基准 379 条 + 真实语料 2306 条</w:t>
             </w:r>
           </w:p>
         </w:tc>
@@ -5188,6 +7451,62 @@
         <w:rPr>
           <w:b/>
         </w:rPr>
+        <w:t>方法论局限（如实说明）</w:t>
+      </w:r>
+      <w:r>
+        <w:t>：三个时间切片的</w:t>
+      </w:r>
+      <w:r>
+        <w:rPr>
+          <w:b/>
+        </w:rPr>
+        <w:t>来源丰富度并不对等</w:t>
+      </w:r>
+      <w:r>
+        <w:t>——2018 与 2024 两个切片各自</w:t>
+      </w:r>
+      <w:r>
+        <w:rPr>
+          <w:b/>
+        </w:rPr>
+        <w:t>只有单一公开数据集来源</w:t>
+      </w:r>
+      <w:r>
+        <w:t>，交叉验证机制在这两个切片上天然拿不到"多源支持"，因而它们确认下来的能力项偏少；而 2026 切片有腾讯 / 网易 / 飞书 ATS / 国聘四个独立来源。这直接导致演化变更绝大多数落在 2026 这一步（</w:t>
+      </w:r>
+      <w:r>
+        <w:rPr>
+          <w:b/>
+        </w:rPr>
+        <w:t>493 / 621 条</w:t>
+      </w:r>
+      <w:r>
+        <w:t>），</w:t>
+      </w:r>
+      <w:r>
+        <w:rPr>
+          <w:b/>
+        </w:rPr>
+        <w:t>其中一部分来自来源丰富度的提升，而非纯粹的岗位能力增长</w:t>
+      </w:r>
+      <w:r>
+        <w:t>。同理，淘汰判据虽然要求"最新窗口 JD 原文中一次未出现"，但窗口本身的</w:t>
+      </w:r>
+      <w:r>
+        <w:rPr>
+          <w:b/>
+        </w:rPr>
+        <w:t>语料用词偏好</w:t>
+      </w:r>
+      <w:r>
+        <w:t>仍会影响结果——Java 岗 23 项淘汰中的 Django / Flask 就是 2018 语料聚类污染被新语料修正，而非真实技术退场（见 3.2）。后续若能补齐历史年份的多源语料（如更多年份的公开数据集或政府平台归档），可将这一效应从真实能力演化中剥离，得到更纯净的演化曲线。</w:t>
+      </w:r>
+    </w:p>
+    <w:p>
+      <w:r>
+        <w:rPr>
+          <w:b/>
+        </w:rPr>
         <w:t>可迁移性</w:t>
       </w:r>
       <w:r>
@@ -5202,7 +7521,7 @@
         <w:t>未来方向</w:t>
       </w:r>
       <w:r>
-        <w:t>：引入时间序列的技能热度趋势预测、构建岗位间转岗路径推荐、接入更强的领域向量模型以增强语义匹配。</w:t>
+        <w:t>：引入时间序列的技能热度趋势预测、构建岗位间转岗路径推荐、接入更强的领域向量模型以增强语义匹配、按上述局限补齐历史切片的多源语料。</w:t>
       </w:r>
     </w:p>
     <w:sectPr>

--- a/docs/作品设计与实现方案.docx
+++ b/docs/作品设计与实现方案.docx
@@ -229,7 +229,7 @@
         <w:rPr>
           <w:b/>
         </w:rPr>
-        <w:t>采集 2306 条 → SimHash 去重后 2156 条 → 全部解析 2156 条 → 交叉验证确认能力 2823 条 / 低置信过滤 1403 条 → 沉淀为 29 个岗位、4561 项技能</w:t>
+        <w:t>采集 2523 条 → SimHash 去重后 2359 条 → 全部解析 2359 条 → 交叉验证确认能力 920 条 / 单来源降级候选 1885 条 → 沉淀为 32 个岗位、4570 项技能</w:t>
       </w:r>
       <w:r>
         <w:t>。</w:t>
@@ -260,7 +260,7 @@
         <w:rPr>
           <w:b/>
         </w:rPr>
-        <w:t>2306 条真实 JD</w:t>
+        <w:t>2523 条真实 JD</w:t>
       </w:r>
       <w:r>
         <w:t xml:space="preserve">，覆盖 </w:t>
@@ -269,7 +269,7 @@
         <w:rPr>
           <w:b/>
         </w:rPr>
-        <w:t>5 类渠道 / 6 个平台批次</w:t>
+        <w:t>5 类渠道 / 6 个平台、8 个采集批次</w:t>
       </w:r>
       <w:r>
         <w:t>（</w:t>
@@ -3221,7 +3221,7 @@
         <w:rPr>
           <w:b/>
         </w:rPr>
-        <w:t>29 个岗位全覆盖、共 1627 条分级能力记录</w:t>
+        <w:t>32 个岗位中 29 个达标、共 916 条分级能力记录</w:t>
       </w:r>
       <w:r>
         <w:t>）；"中级→高级怎么演化"即两个级别画像的差异计算（复用演化 diff 引擎），输出"晋升需新增掌握 X""晋升要求强化 Y（权重 45%→72%）""Z 在高级 JD 中不再单列、视为默认前提"等晋升语义的变更项，前端以 初级→中级→高级 阶梯视图展示。</w:t>
@@ -3366,16 +3366,16 @@
         <w:rPr>
           <w:b/>
         </w:rPr>
-        <w:t>29 个岗位（新兴 6 + 既有 23）、4561 项技能（粗粒度 567 + 细粒度技能点 3994，两级体系，细粒度节点挂 `parent_id`）、岗位-能力关系 2823 条（active）、5409 条溯源证据 + 8 条权威佐证、57 条技能先修/相关/驱动关系</w:t>
-      </w:r>
-      <w:r>
-        <w:t>。岗位按技术栈分布为：人工智能 15 / 大数据 6 / 智能系统 5 / 云计算与工程 2 / 物联网 1，覆盖五大技术栈；</w:t>
+        <w:t>32 个岗位（新兴 6 + 既有 26）、4570 项技能（粗粒度 570 + 细粒度技能点 4000，两级体系，细粒度节点挂 `parent_id`）、岗位-能力关系 920 条（active；另 1885 条单来源细粒度技能点降级为候选、1231 条历史淘汰项）、5386 条溯源证据 + 8 条权威佐证、57 条技能先修/相关/驱动关系</w:t>
+      </w:r>
+      <w:r>
+        <w:t>。岗位按技术栈分布为：人工智能 15 / 大数据 6 / 智能系统 5 / 物联网 4 / 云计算与工程 2，覆盖赛题点名的四大领域；</w:t>
       </w:r>
       <w:r>
         <w:rPr>
           <w:b/>
         </w:rPr>
-        <w:t>29 个岗位全部</w:t>
+        <w:t>29 个岗位</w:t>
       </w:r>
       <w:r>
         <w:t>建有 初/中/高 三档分级画像（</w:t>
@@ -3387,7 +3387,7 @@
         <w:t>job_level_skill</w:t>
       </w:r>
       <w:r>
-        <w:t xml:space="preserve"> 共 1627 条），</w:t>
+        <w:t xml:space="preserve"> 共 916 条），</w:t>
       </w:r>
       <w:r>
         <w:rPr>
@@ -4012,7 +4012,7 @@
         <w:rPr>
           <w:b/>
         </w:rPr>
-        <w:t>2306 条真实生产语料</w:t>
+        <w:t>2523 条真实生产语料</w:t>
       </w:r>
       <w:r>
         <w:t xml:space="preserve">上，SimHash 查重共检出 </w:t>
@@ -4021,16 +4021,16 @@
         <w:rPr>
           <w:b/>
         </w:rPr>
-        <w:t>150 条重复</w:t>
-      </w:r>
-      <w:r>
-        <w:t xml:space="preserve">（去重后有效 JD 2156 条），能力通胀检测标记 </w:t>
+        <w:t>164 条重复</w:t>
+      </w:r>
+      <w:r>
+        <w:t xml:space="preserve">（去重后有效 JD 2359 条），能力通胀检测标记 </w:t>
       </w:r>
       <w:r>
         <w:rPr>
           <w:b/>
         </w:rPr>
-        <w:t>409 条</w:t>
+        <w:t>452 条</w:t>
       </w:r>
       <w:r>
         <w:t xml:space="preserve"> JD。</w:t>
@@ -4612,7 +4612,7 @@
         <w:rPr>
           <w:b/>
         </w:rPr>
-        <w:t>2823 条岗位-能力关系通过交叉验证进入正式图谱（active）</w:t>
+        <w:t>920 条岗位-能力关系通过交叉验证进入正式图谱（active）</w:t>
       </w:r>
       <w:r>
         <w:t xml:space="preserve">，另有 </w:t>
@@ -4621,16 +4621,16 @@
         <w:rPr>
           <w:b/>
         </w:rPr>
-        <w:t>1403 项低置信能力项被标记为 `candidate` 过滤</w:t>
-      </w:r>
-      <w:r>
-        <w:t xml:space="preserve">、不进入正式图谱；典型如单条 JD 单独出现的冷门技术词被自动降级。全库岗位置信度均值 </w:t>
+        <w:t>1885 项单来源细粒度技能点被标记为 `candidate`</w:t>
+      </w:r>
+      <w:r>
+        <w:t xml:space="preserve">、保留在库可展开查看但不进入图谱主视图与匹配计算；典型如单条 JD 单独出现的冷门技术词、以及"顶会论文"这类 JD 短语碎片被自动降级。全库岗位置信度均值 </w:t>
       </w:r>
       <w:r>
         <w:rPr>
           <w:b/>
         </w:rPr>
-        <w:t>0.6403</w:t>
+        <w:t>0.6167</w:t>
       </w:r>
       <w:r>
         <w:t>（上一版真实语料下为 0.535）。</w:t>
@@ -6919,13 +6919,13 @@
                 <w:b/>
                 <w:sz w:val="19"/>
               </w:rPr>
-              <w:t>98.25%</w:t>
-            </w:r>
-            <w:r>
-              <w:rPr>
-                <w:sz w:val="19"/>
-              </w:rPr>
-              <w:t>（P 98.59% / R 97.98%，n=371）</w:t>
+              <w:t>98.24%</w:t>
+            </w:r>
+            <w:r>
+              <w:rPr>
+                <w:sz w:val="19"/>
+              </w:rPr>
+              <w:t>（P 98.59% / R 97.95%，n=371）</w:t>
             </w:r>
           </w:p>
         </w:tc>
@@ -7310,13 +7310,13 @@
                 <w:b/>
                 <w:sz w:val="19"/>
               </w:rPr>
-              <w:t>65%</w:t>
-            </w:r>
-            <w:r>
-              <w:rPr>
-                <w:sz w:val="19"/>
-              </w:rPr>
-              <w:t>（85 用例全通过）</w:t>
+              <w:t>67%</w:t>
+            </w:r>
+            <w:r>
+              <w:rPr>
+                <w:sz w:val="19"/>
+              </w:rPr>
+              <w:t>（89 用例全通过）</w:t>
             </w:r>
           </w:p>
         </w:tc>
@@ -7391,7 +7391,7 @@
                 <w:b/>
                 <w:sz w:val="19"/>
               </w:rPr>
-              <w:t>对抗基准 379 条 + 真实语料 2306 条</w:t>
+              <w:t>对抗基准 379 条 + 真实语料 2523 条</w:t>
             </w:r>
           </w:p>
         </w:tc>

--- a/docs/作品设计与实现方案.docx
+++ b/docs/作品设计与实现方案.docx
@@ -229,7 +229,7 @@
         <w:rPr>
           <w:b/>
         </w:rPr>
-        <w:t>采集 2523 条 → SimHash 去重后 2359 条 → 全部解析 2359 条 → 交叉验证确认能力 920 条 / 单来源降级候选 1885 条 → 沉淀为 32 个岗位、4570 项技能</w:t>
+        <w:t>采集 2570 条 → SimHash 去重后 2404 条 → 全部解析 2404 条 → 交叉验证确认能力 1159 条 / 单来源降级候选 3257 条 → 沉淀为 32 个岗位、3952 项技能</w:t>
       </w:r>
       <w:r>
         <w:t>。</w:t>
@@ -260,7 +260,7 @@
         <w:rPr>
           <w:b/>
         </w:rPr>
-        <w:t>2523 条真实 JD</w:t>
+        <w:t>2570 条真实 JD</w:t>
       </w:r>
       <w:r>
         <w:t xml:space="preserve">，覆盖 </w:t>
@@ -269,7 +269,7 @@
         <w:rPr>
           <w:b/>
         </w:rPr>
-        <w:t>5 类渠道 / 6 个平台、8 个采集批次</w:t>
+        <w:t>5 类渠道 / 6 个平台、15 个平台采集批次</w:t>
       </w:r>
       <w:r>
         <w:t>（</w:t>
@@ -3221,7 +3221,7 @@
         <w:rPr>
           <w:b/>
         </w:rPr>
-        <w:t>32 个岗位中 29 个达标、共 916 条分级能力记录</w:t>
+        <w:t>32 个岗位全部达标、共 1076 条分级能力记录</w:t>
       </w:r>
       <w:r>
         <w:t>）；"中级→高级怎么演化"即两个级别画像的差异计算（复用演化 diff 引擎），输出"晋升需新增掌握 X""晋升要求强化 Y（权重 45%→72%）""Z 在高级 JD 中不再单列、视为默认前提"等晋升语义的变更项，前端以 初级→中级→高级 阶梯视图展示。</w:t>
@@ -3366,16 +3366,16 @@
         <w:rPr>
           <w:b/>
         </w:rPr>
-        <w:t>32 个岗位（新兴 6 + 既有 26）、4570 项技能（粗粒度 570 + 细粒度技能点 4000，两级体系，细粒度节点挂 `parent_id`）、岗位-能力关系 920 条（active；另 1885 条单来源细粒度技能点降级为候选、1231 条历史淘汰项）、5386 条溯源证据 + 8 条权威佐证、57 条技能先修/相关/驱动关系</w:t>
-      </w:r>
-      <w:r>
-        <w:t>。岗位按技术栈分布为：人工智能 15 / 大数据 6 / 智能系统 5 / 物联网 4 / 云计算与工程 2，覆盖赛题点名的四大领域；</w:t>
+        <w:t>32 个岗位（新兴 6 + 既有 26）、3952 项技能（粗粒度 136 + 细粒度技能点 3816，两级体系，细粒度节点挂 `parent_id`）、岗位-能力关系 1159 条（active；另 3257 条单来源细粒度技能点降级为候选、1231 条历史淘汰项）、7861 条溯源证据（全部可回溯到具体原始 JD）+ 8 条权威佐证、57 条技能先修/相关/驱动关系</w:t>
+      </w:r>
+      <w:r>
+        <w:t>。岗位按技术栈分布为：人工智能 14 / 大数据 6 / 智能系统 6 / 物联网 4 / 云计算与工程 2，覆盖赛题点名的四大领域；</w:t>
       </w:r>
       <w:r>
         <w:rPr>
           <w:b/>
         </w:rPr>
-        <w:t>29 个岗位</w:t>
+        <w:t>32 个岗位全部</w:t>
       </w:r>
       <w:r>
         <w:t>建有 初/中/高 三档分级画像（</w:t>
@@ -3387,7 +3387,7 @@
         <w:t>job_level_skill</w:t>
       </w:r>
       <w:r>
-        <w:t xml:space="preserve"> 共 916 条），</w:t>
+        <w:t xml:space="preserve"> 共 1076 条），</w:t>
       </w:r>
       <w:r>
         <w:rPr>
@@ -3397,6 +3397,93 @@
       </w:r>
       <w:r>
         <w:t>贯穿 2018 → 2024 → 2026 三个时间切片。</w:t>
+      </w:r>
+    </w:p>
+    <w:p>
+      <w:pPr>
+        <w:ind w:left="288"/>
+      </w:pPr>
+      <w:r>
+        <w:rPr>
+          <w:i/>
+          <w:color w:val="556573"/>
+        </w:rPr>
+        <w:t xml:space="preserve">技能总数比上一版（4570）少，是因为清掉了 </w:t>
+      </w:r>
+      <w:r>
+        <w:rPr>
+          <w:b/>
+          <w:i/>
+          <w:color w:val="556573"/>
+        </w:rPr>
+        <w:t>1569 个不挂在任何岗位上的孤儿技能节点</w:t>
+      </w:r>
+      <w:r>
+        <w:rPr>
+          <w:i/>
+          <w:color w:val="556573"/>
+        </w:rPr>
+        <w:t>（早期新岗位发现路径由大模型造出的词，以及历史重建留下的中间产物）。</w:t>
+      </w:r>
+      <w:r>
+        <w:rPr>
+          <w:rFonts w:ascii="Consolas" w:hAnsi="Consolas"/>
+          <w:i/>
+          <w:color w:val="556573"/>
+        </w:rPr>
+        <w:t>skill</w:t>
+      </w:r>
+      <w:r>
+        <w:rPr>
+          <w:i/>
+          <w:color w:val="556573"/>
+        </w:rPr>
+        <w:t xml:space="preserve"> 是图谱的节点表，留着只连自己的节点等于把"技能总数"灌水三成；清理只删除同时不被 </w:t>
+      </w:r>
+      <w:r>
+        <w:rPr>
+          <w:rFonts w:ascii="Consolas" w:hAnsi="Consolas"/>
+          <w:i/>
+          <w:color w:val="556573"/>
+        </w:rPr>
+        <w:t>job_skill</w:t>
+      </w:r>
+      <w:r>
+        <w:rPr>
+          <w:i/>
+          <w:color w:val="556573"/>
+        </w:rPr>
+        <w:t>、</w:t>
+      </w:r>
+      <w:r>
+        <w:rPr>
+          <w:rFonts w:ascii="Consolas" w:hAnsi="Consolas"/>
+          <w:i/>
+          <w:color w:val="556573"/>
+        </w:rPr>
+        <w:t>job_level_skill</w:t>
+      </w:r>
+      <w:r>
+        <w:rPr>
+          <w:i/>
+          <w:color w:val="556573"/>
+        </w:rPr>
+        <w:t>、</w:t>
+      </w:r>
+      <w:r>
+        <w:rPr>
+          <w:rFonts w:ascii="Consolas" w:hAnsi="Consolas"/>
+          <w:i/>
+          <w:color w:val="556573"/>
+        </w:rPr>
+        <w:t>skill_relation</w:t>
+      </w:r>
+      <w:r>
+        <w:rPr>
+          <w:i/>
+          <w:color w:val="556573"/>
+        </w:rPr>
+        <w:t xml:space="preserve"> 引用且不作为他人父节点的行，清理后外键悬空数为 0。</w:t>
       </w:r>
     </w:p>
     <w:p>
@@ -4012,7 +4099,7 @@
         <w:rPr>
           <w:b/>
         </w:rPr>
-        <w:t>2523 条真实生产语料</w:t>
+        <w:t>2570 条真实生产语料</w:t>
       </w:r>
       <w:r>
         <w:t xml:space="preserve">上，SimHash 查重共检出 </w:t>
@@ -4021,16 +4108,16 @@
         <w:rPr>
           <w:b/>
         </w:rPr>
-        <w:t>164 条重复</w:t>
-      </w:r>
-      <w:r>
-        <w:t xml:space="preserve">（去重后有效 JD 2359 条），能力通胀检测标记 </w:t>
+        <w:t>166 条重复</w:t>
+      </w:r>
+      <w:r>
+        <w:t xml:space="preserve">（去重后有效 JD 2404 条），能力通胀检测标记 </w:t>
       </w:r>
       <w:r>
         <w:rPr>
           <w:b/>
         </w:rPr>
-        <w:t>452 条</w:t>
+        <w:t>460 条</w:t>
       </w:r>
       <w:r>
         <w:t xml:space="preserve"> JD。</w:t>
@@ -4612,7 +4699,7 @@
         <w:rPr>
           <w:b/>
         </w:rPr>
-        <w:t>920 条岗位-能力关系通过交叉验证进入正式图谱（active）</w:t>
+        <w:t>1159 条岗位-能力关系通过交叉验证进入正式图谱（active）</w:t>
       </w:r>
       <w:r>
         <w:t xml:space="preserve">，另有 </w:t>
@@ -4621,7 +4708,7 @@
         <w:rPr>
           <w:b/>
         </w:rPr>
-        <w:t>1885 项单来源细粒度技能点被标记为 `candidate`</w:t>
+        <w:t>3257 项单来源细粒度技能点被标记为 `candidate`</w:t>
       </w:r>
       <w:r>
         <w:t xml:space="preserve">、保留在库可展开查看但不进入图谱主视图与匹配计算；典型如单条 JD 单独出现的冷门技术词、以及"顶会论文"这类 JD 短语碎片被自动降级。全库岗位置信度均值 </w:t>
@@ -4630,10 +4717,10 @@
         <w:rPr>
           <w:b/>
         </w:rPr>
-        <w:t>0.6167</w:t>
-      </w:r>
-      <w:r>
-        <w:t>（上一版真实语料下为 0.535）。</w:t>
+        <w:t>0.5513</w:t>
+      </w:r>
+      <w:r>
+        <w:t>（26 个既有岗位 0.5483 + 6 个新兴岗位 0.5644）。</w:t>
       </w:r>
     </w:p>
     <w:p>
@@ -4641,28 +4728,64 @@
         <w:rPr>
           <w:b/>
         </w:rPr>
-        <w:t>必须说清楚的是：这个提升不是调参调出来的——置信度公式、五因子权重、多样性封顶值（3）与过滤阈值（0.45）全部原封未动。</w:t>
-      </w:r>
-      <w:r>
-        <w:t xml:space="preserve"> 提升来自数据源本身：本轮语料从 3 个渠道扩到 5 类渠道 / 6 个平台批次后，同一技能最多可被 </w:t>
+        <w:t>这个数字比上一版口径（0.6167）低，我们照实报，因为下降的原因恰恰是可信度提升。</w:t>
+      </w:r>
+      <w:r>
+        <w:t xml:space="preserve"> 拆开看：26 个既有岗位均值 </w:t>
       </w:r>
       <w:r>
         <w:rPr>
           <w:b/>
         </w:rPr>
-        <w:t>5 个独立来源</w:t>
-      </w:r>
-      <w:r>
-        <w:t>交叉验证（来源池为 2018 数据集 / 2024 数据集 / 腾讯 / 网易 / 飞书 ATS / 国聘），"来源多样性"因子更容易达到封顶，且新增的两个来源（飞书 ATS 为企业官网 tier=official、国聘为国家级平台 tier=gov）权威度均为 1.0，把"来源权威度"因子的均值也整体抬高。换言之，</w:t>
+        <w:t>0.5483，本轮全程未动</w:t>
+      </w:r>
+      <w:r>
+        <w:t xml:space="preserve">；变的是 6 个新兴岗位，从约 0.9 回落到 </w:t>
       </w:r>
       <w:r>
         <w:rPr>
           <w:b/>
         </w:rPr>
-        <w:t>是证据变厚了，不是分数被调高了</w:t>
-      </w:r>
-      <w:r>
-        <w:t>——这正是交叉验证机制"数据越多、判断越可信"的预期表现。</w:t>
+        <w:t>0.5644</w:t>
+      </w:r>
+      <w:r>
+        <w:t xml:space="preserve">。上一版这 6 个岗位的能力项来自「联网检索证据 + 一次大模型定义」，置信度由 </w:t>
+      </w:r>
+      <w:r>
+        <w:rPr>
+          <w:rFonts w:ascii="Consolas" w:hAnsi="Consolas"/>
+        </w:rPr>
+        <w:t>confidence.factors_from_web</w:t>
+      </w:r>
+      <w:r>
+        <w:t xml:space="preserve"> 对少量检索命中打分，数字孪生工程技术人员一度拿到 </w:t>
+      </w:r>
+      <w:r>
+        <w:rPr>
+          <w:b/>
+        </w:rPr>
+        <w:t>1.000</w:t>
+      </w:r>
+      <w:r>
+        <w:t>；本轮它们改由真实 JD 语料重建，与既有岗位走</w:t>
+      </w:r>
+      <w:r>
+        <w:rPr>
+          <w:b/>
+        </w:rPr>
+        <w:t>同一条交叉验证链</w:t>
+      </w:r>
+      <w:r>
+        <w:t>，分数回到真实水平。</w:t>
+      </w:r>
+      <w:r>
+        <w:rPr>
+          <w:b/>
+        </w:rPr>
+        <w:t>置信度公式、五因子权重、多样性封顶值（3）与过滤阈值（0.45）全部原封未动。</w:t>
+      </w:r>
+      <w:r>
+        <w:t xml:space="preserve"> 一个岗位在能力图谱里拿到 1.000，本身就是应该被怀疑的信号——我们宁可要一个可解释的 0.55，也不要一个不可解释的 1.00。</w:t>
       </w:r>
     </w:p>
     <w:p>
@@ -7310,13 +7433,13 @@
                 <w:b/>
                 <w:sz w:val="19"/>
               </w:rPr>
-              <w:t>67%</w:t>
-            </w:r>
-            <w:r>
-              <w:rPr>
-                <w:sz w:val="19"/>
-              </w:rPr>
-              <w:t>（89 用例全通过）</w:t>
+              <w:t>71%</w:t>
+            </w:r>
+            <w:r>
+              <w:rPr>
+                <w:sz w:val="19"/>
+              </w:rPr>
+              <w:t>（109 用例全通过）</w:t>
             </w:r>
           </w:p>
         </w:tc>
@@ -7391,7 +7514,7 @@
                 <w:b/>
                 <w:sz w:val="19"/>
               </w:rPr>
-              <w:t>对抗基准 379 条 + 真实语料 2523 条</w:t>
+              <w:t>对抗基准 379 条 + 真实语料 2570 条</w:t>
             </w:r>
           </w:p>
         </w:tc>

--- a/docs/作品设计与实现方案.docx
+++ b/docs/作品设计与实现方案.docx
@@ -3656,6 +3656,433 @@
     </w:p>
     <w:p>
       <w:pPr>
+        <w:pStyle w:val="Heading2"/>
+      </w:pPr>
+      <w:r>
+        <w:t>3.5 人才侧图层：语料学习与团队能力盘点</w:t>
+      </w:r>
+    </w:p>
+    <w:p>
+      <w:r>
+        <w:rPr>
+          <w:b/>
+        </w:rPr>
+        <w:t>目标</w:t>
+      </w:r>
+      <w:r>
+        <w:t>（对应评审意见⑧）：把系统的落脚点从"单份简历、即时匹配"扩展到</w:t>
+      </w:r>
+    </w:p>
+    <w:p>
+      <w:r>
+        <w:t>"</w:t>
+      </w:r>
+      <w:r>
+        <w:rPr>
+          <w:b/>
+        </w:rPr>
+        <w:t>读取一批真实简历 → 从中学习技能表述 → 盘点团队对目标岗位的能力缺口</w:t>
+      </w:r>
+      <w:r>
+        <w:t>"。</w:t>
+      </w:r>
+    </w:p>
+    <w:p>
+      <w:r>
+        <w:rPr>
+          <w:b/>
+        </w:rPr>
+        <w:t>实现</w:t>
+      </w:r>
+      <w:r>
+        <w:t>（</w:t>
+      </w:r>
+      <w:r>
+        <w:rPr>
+          <w:rFonts w:ascii="Consolas" w:hAnsi="Consolas"/>
+        </w:rPr>
+        <w:t>services/talent.py</w:t>
+      </w:r>
+      <w:r>
+        <w:t xml:space="preserve"> + </w:t>
+      </w:r>
+      <w:r>
+        <w:rPr>
+          <w:rFonts w:ascii="Consolas" w:hAnsi="Consolas"/>
+        </w:rPr>
+        <w:t>data/learn_aliases.py</w:t>
+      </w:r>
+      <w:r>
+        <w:t xml:space="preserve"> + </w:t>
+      </w:r>
+      <w:r>
+        <w:rPr>
+          <w:rFonts w:ascii="Consolas" w:hAnsi="Consolas"/>
+        </w:rPr>
+        <w:t>pages/Talent.tsx</w:t>
+      </w:r>
+      <w:r>
+        <w:t>）：</w:t>
+      </w:r>
+    </w:p>
+    <w:p>
+      <w:pPr>
+        <w:pStyle w:val="ListBullet"/>
+      </w:pPr>
+      <w:r>
+        <w:rPr>
+          <w:b/>
+        </w:rPr>
+        <w:t>语料入库（脱敏是硬关口）</w:t>
+      </w:r>
+      <w:r>
+        <w:t>：30 份公开可授权的真实简历（HuggingFace MIT 数据集 /</w:t>
+      </w:r>
+    </w:p>
+    <w:p>
+      <w:r>
+        <w:t xml:space="preserve">   作者本人公开的个人页面 / 范文站虚构范文，5 个批次），正文经 </w:t>
+      </w:r>
+      <w:r>
+        <w:rPr>
+          <w:rFonts w:ascii="Consolas" w:hAnsi="Consolas"/>
+        </w:rPr>
+        <w:t>mask_pii</w:t>
+      </w:r>
+      <w:r>
+        <w:t xml:space="preserve"> + </w:t>
+      </w:r>
+      <w:r>
+        <w:rPr>
+          <w:rFonts w:ascii="Consolas" w:hAnsi="Consolas"/>
+        </w:rPr>
+        <w:t>mask_contacts</w:t>
+      </w:r>
+    </w:p>
+    <w:p>
+      <w:r>
+        <w:t xml:space="preserve">   双重脱敏、写盘前自检不过整条丢弃；落库形态 </w:t>
+      </w:r>
+      <w:r>
+        <w:rPr>
+          <w:rFonts w:ascii="Consolas" w:hAnsi="Consolas"/>
+        </w:rPr>
+        <w:t>talent_profile</w:t>
+      </w:r>
+    </w:p>
+    <w:p>
+      <w:r>
+        <w:t xml:space="preserve">   </w:t>
+      </w:r>
+      <w:r>
+        <w:rPr>
+          <w:b/>
+        </w:rPr>
+        <w:t>结构上没有正文列、姓名列与任何联系方式列</w:t>
+      </w:r>
+      <w:r>
+        <w:t>，只留技能要素 + 可回溯出处。</w:t>
+      </w:r>
+    </w:p>
+    <w:p>
+      <w:pPr>
+        <w:pStyle w:val="ListBullet"/>
+      </w:pPr>
+      <w:r>
+        <w:rPr>
+          <w:b/>
+        </w:rPr>
+        <w:t>技能表述学习（意见里"学习"二字的落点）</w:t>
+      </w:r>
+      <w:r>
+        <w:t>：简历写法与 JD 不一致，对不齐就等于白抽。</w:t>
+      </w:r>
+    </w:p>
+    <w:p>
+      <w:r>
+        <w:t xml:space="preserve">   系统从语料归集表述并对齐到图谱</w:t>
+      </w:r>
+      <w:r>
+        <w:rPr>
+          <w:b/>
+        </w:rPr>
+        <w:t>已有</w:t>
+      </w:r>
+      <w:r>
+        <w:t>节点，分两级、爆炸半径不同：</w:t>
+      </w:r>
+    </w:p>
+    <w:p>
+      <w:pPr>
+        <w:pStyle w:val="ListBullet"/>
+      </w:pPr>
+      <w:r>
+        <w:rPr>
+          <w:b/>
+        </w:rPr>
+        <w:t>Tier A 词典级</w:t>
+      </w:r>
+      <w:r>
+        <w:t xml:space="preserve">（并入全局 </w:t>
+      </w:r>
+      <w:r>
+        <w:rPr>
+          <w:rFonts w:ascii="Consolas" w:hAnsi="Consolas"/>
+        </w:rPr>
+        <w:t>SYNONYMS</w:t>
+      </w:r>
+      <w:r>
+        <w:t xml:space="preserve">，JD 解析同路，护栏最严）——本轮采纳 </w:t>
+      </w:r>
+      <w:r>
+        <w:rPr>
+          <w:b/>
+        </w:rPr>
+        <w:t>0 条</w:t>
+      </w:r>
+      <w:r>
+        <w:t>；</w:t>
+      </w:r>
+    </w:p>
+    <w:p>
+      <w:pPr>
+        <w:pStyle w:val="ListBullet"/>
+      </w:pPr>
+      <w:r>
+        <w:rPr>
+          <w:b/>
+        </w:rPr>
+        <w:t>Tier B 节点级</w:t>
+      </w:r>
+      <w:r>
+        <w:t xml:space="preserve">（只写 </w:t>
+      </w:r>
+      <w:r>
+        <w:rPr>
+          <w:rFonts w:ascii="Consolas" w:hAnsi="Consolas"/>
+        </w:rPr>
+        <w:t>Skill.aliases</w:t>
+      </w:r>
+      <w:r>
+        <w:t>，</w:t>
+      </w:r>
+      <w:r>
+        <w:rPr>
+          <w:b/>
+        </w:rPr>
+        <w:t>JD 主链路零影响</w:t>
+      </w:r>
+      <w:r>
+        <w:t xml:space="preserve">）——本轮采纳 </w:t>
+      </w:r>
+      <w:r>
+        <w:rPr>
+          <w:b/>
+        </w:rPr>
+        <w:t>26 条</w:t>
+      </w:r>
+      <w:r>
+        <w:t>；</w:t>
+      </w:r>
+    </w:p>
+    <w:p>
+      <w:pPr>
+        <w:pStyle w:val="ListBullet"/>
+      </w:pPr>
+      <w:r>
+        <w:rPr>
+          <w:b/>
+        </w:rPr>
+        <w:t>Tier C 未命中</w:t>
+      </w:r>
+      <w:r>
+        <w:t xml:space="preserve"> 418 条，记为"人才侧独有技能"，作为供需分析产出而非丢弃。</w:t>
+      </w:r>
+    </w:p>
+    <w:p>
+      <w:r>
+        <w:t xml:space="preserve">   四道护栏：① 映射目标必须已存在，不许凭空造词；② 不覆盖 164 条硬编码词典，只增不改；</w:t>
+      </w:r>
+    </w:p>
+    <w:p>
+      <w:r>
+        <w:t xml:space="preserve">   ③ 判断型映射需 ≥2 份不同简历佐证，机械型（大小写/空格差异）客观可核验故 1 份即可；</w:t>
+      </w:r>
+    </w:p>
+    <w:p>
+      <w:r>
+        <w:t xml:space="preserve">   ④ Tier A 本轮整体不启用——只算出 2 条且含 </w:t>
+      </w:r>
+      <w:r>
+        <w:rPr>
+          <w:rFonts w:ascii="Consolas" w:hAnsi="Consolas"/>
+        </w:rPr>
+        <w:t>SQL Server→SQL</w:t>
+      </w:r>
+      <w:r>
+        <w:t xml:space="preserve"> 这类信息损失映射，</w:t>
+      </w:r>
+    </w:p>
+    <w:p>
+      <w:r>
+        <w:t xml:space="preserve">   2 条收益不值得改动 JD 也在用的全局词典。学习结果单独成文件，可复现、可回滚、</w:t>
+      </w:r>
+    </w:p>
+    <w:p>
+      <w:r>
+        <w:t xml:space="preserve">   可一键关闭（</w:t>
+      </w:r>
+      <w:r>
+        <w:rPr>
+          <w:rFonts w:ascii="Consolas" w:hAnsi="Consolas"/>
+        </w:rPr>
+        <w:t>TALENT_DISABLE_LEARNED_ALIASES=1</w:t>
+      </w:r>
+      <w:r>
+        <w:t>），</w:t>
+      </w:r>
+      <w:r>
+        <w:rPr>
+          <w:b/>
+        </w:rPr>
+        <w:t>不改硬编码词典源码</w:t>
+      </w:r>
+      <w:r>
+        <w:t>。</w:t>
+      </w:r>
+    </w:p>
+    <w:p>
+      <w:pPr>
+        <w:pStyle w:val="ListBullet"/>
+      </w:pPr>
+      <w:r>
+        <w:rPr>
+          <w:b/>
+        </w:rPr>
+        <w:t>供需缺口对照</w:t>
+      </w:r>
+      <w:r>
+        <w:t>：岗位每一项能力，语料里有多少人具备、其中多少是对口人才，</w:t>
+      </w:r>
+    </w:p>
+    <w:p>
+      <w:r>
+        <w:t xml:space="preserve">   按 </w:t>
+      </w:r>
+      <w:r>
+        <w:rPr>
+          <w:rFonts w:ascii="Consolas" w:hAnsi="Consolas"/>
+        </w:rPr>
+        <w:t>权重 ×(1−供给率)</w:t>
+      </w:r>
+      <w:r>
+        <w:t xml:space="preserve"> 排缺口序。</w:t>
+      </w:r>
+    </w:p>
+    <w:p>
+      <w:pPr>
+        <w:pStyle w:val="ListBullet"/>
+      </w:pPr>
+      <w:r>
+        <w:rPr>
+          <w:b/>
+        </w:rPr>
+        <w:t>团队能力盘点</w:t>
+      </w:r>
+      <w:r>
+        <w:t>：给定团队与目标岗位，算出</w:t>
+      </w:r>
+      <w:r>
+        <w:rPr>
+          <w:b/>
+        </w:rPr>
+        <w:t>已覆盖</w:t>
+      </w:r>
+      <w:r>
+        <w:t>（这项能力团队里谁会）、</w:t>
+      </w:r>
+    </w:p>
+    <w:p>
+      <w:r>
+        <w:t xml:space="preserve">   </w:t>
+      </w:r>
+      <w:r>
+        <w:rPr>
+          <w:b/>
+        </w:rPr>
+        <w:t>还缺谁</w:t>
+      </w:r>
+      <w:r>
+        <w:t>（没有一个人具备的必备能力）、</w:t>
+      </w:r>
+      <w:r>
+        <w:rPr>
+          <w:b/>
+        </w:rPr>
+        <w:t>不可替代性</w:t>
+      </w:r>
+      <w:r>
+        <w:t>（每个成员"只有他会"的必备能力数，</w:t>
+      </w:r>
+    </w:p>
+    <w:p>
+      <w:r>
+        <w:t xml:space="preserve">   用于看单点风险），并给出按权重的加权覆盖率。</w:t>
+      </w:r>
+    </w:p>
+    <w:p>
+      <w:r>
+        <w:rPr>
+          <w:b/>
+        </w:rPr>
+        <w:t>架构约束——人才侧对岗位侧只读不写</w:t>
+      </w:r>
+      <w:r>
+        <w:t>：不回写任何岗位能力项、不参与置信度计算。</w:t>
+      </w:r>
+    </w:p>
+    <w:p>
+      <w:r>
+        <w:t>置信度衡量的是"岗位是不是真的要求这项能力"，简历能证明的是"有人会"，</w:t>
+      </w:r>
+    </w:p>
+    <w:p>
+      <w:r>
+        <w:t>两回事，混在一起会把需求侧的结论污染掉。</w:t>
+      </w:r>
+    </w:p>
+    <w:p>
+      <w:r>
+        <w:rPr>
+          <w:b/>
+        </w:rPr>
+        <w:t>边界如实说明</w:t>
+      </w:r>
+      <w:r>
+        <w:t>：语料 n=30 偏小，供给率分母就是 30，只作定性对照、不做统计推断；</w:t>
+      </w:r>
+    </w:p>
+    <w:p>
+      <w:r>
+        <w:t>留出集评测显示表述对齐率 45.79%→49.07%，但</w:t>
+      </w:r>
+      <w:r>
+        <w:rPr>
+          <w:b/>
+        </w:rPr>
+        <w:t>目标岗位匹配度 ±0.00</w:t>
+      </w:r>
+      <w:r>
+        <w:t>——</w:t>
+      </w:r>
+    </w:p>
+    <w:p>
+      <w:r>
+        <w:t>多对齐的表述没有落在必备能力集里。详见《改进说明_第三版》第二节与测试报告 3.5.2。</w:t>
+      </w:r>
+    </w:p>
+    <w:p>
+      <w:pPr>
         <w:pStyle w:val="Heading1"/>
       </w:pPr>
       <w:r>
@@ -5730,6 +6157,219 @@
                 <w:b/>
                 <w:sz w:val="19"/>
               </w:rPr>
+              <w:t>简历语料的加强口径</w:t>
+            </w:r>
+            <w:r>
+              <w:rPr>
+                <w:sz w:val="19"/>
+              </w:rPr>
+              <w:t>（人才侧图层）</w:t>
+            </w:r>
+          </w:p>
+        </w:tc>
+        <w:tc>
+          <w:tcPr>
+            <w:tcW w:type="dxa" w:w="2880"/>
+          </w:tcPr>
+          <w:p>
+            <w:r>
+              <w:rPr>
+                <w:sz w:val="19"/>
+              </w:rPr>
+            </w:r>
+            <w:r>
+              <w:rPr>
+                <w:sz w:val="19"/>
+              </w:rPr>
+              <w:t>简历涉及真人，与"企业主动公开的 JD"不是同一口径，故另加三条：① 只取公开且可授权的三类来源（明确许可证的公开数据集 / 作者本人公开发布的个人页面 / 范文站虚构范文），</w:t>
+            </w:r>
+            <w:r>
+              <w:rPr>
+                <w:b/>
+                <w:sz w:val="19"/>
+              </w:rPr>
+              <w:t>不登录、不绕登录墙、不破反爬</w:t>
+            </w:r>
+            <w:r>
+              <w:rPr>
+                <w:sz w:val="19"/>
+              </w:rPr>
+              <w:t xml:space="preserve">；② 正文 </w:t>
+            </w:r>
+            <w:r>
+              <w:rPr>
+                <w:rFonts w:ascii="Consolas" w:hAnsi="Consolas"/>
+                <w:sz w:val="19"/>
+              </w:rPr>
+              <w:t>mask_pii</w:t>
+            </w:r>
+            <w:r>
+              <w:rPr>
+                <w:sz w:val="19"/>
+              </w:rPr>
+              <w:t xml:space="preserve"> + </w:t>
+            </w:r>
+            <w:r>
+              <w:rPr>
+                <w:rFonts w:ascii="Consolas" w:hAnsi="Consolas"/>
+                <w:sz w:val="19"/>
+              </w:rPr>
+              <w:t>mask_contacts</w:t>
+            </w:r>
+            <w:r>
+              <w:rPr>
+                <w:sz w:val="19"/>
+              </w:rPr>
+              <w:t xml:space="preserve"> </w:t>
+            </w:r>
+            <w:r>
+              <w:rPr>
+                <w:b/>
+                <w:sz w:val="19"/>
+              </w:rPr>
+              <w:t>联系方式脱敏后才落盘</w:t>
+            </w:r>
+            <w:r>
+              <w:rPr>
+                <w:sz w:val="19"/>
+              </w:rPr>
+              <w:t>，写盘前自检仍检出联系方式的</w:t>
+            </w:r>
+            <w:r>
+              <w:rPr>
+                <w:b/>
+                <w:sz w:val="19"/>
+              </w:rPr>
+              <w:t>整条丢弃</w:t>
+            </w:r>
+            <w:r>
+              <w:rPr>
+                <w:sz w:val="19"/>
+              </w:rPr>
+              <w:t xml:space="preserve">；③ 入库形态 </w:t>
+            </w:r>
+            <w:r>
+              <w:rPr>
+                <w:rFonts w:ascii="Consolas" w:hAnsi="Consolas"/>
+                <w:sz w:val="19"/>
+              </w:rPr>
+              <w:t>talent_profile</w:t>
+            </w:r>
+            <w:r>
+              <w:rPr>
+                <w:sz w:val="19"/>
+              </w:rPr>
+              <w:t xml:space="preserve"> </w:t>
+            </w:r>
+            <w:r>
+              <w:rPr>
+                <w:b/>
+                <w:sz w:val="19"/>
+              </w:rPr>
+              <w:t>表结构上就没有正文列、姓名列与任何联系方式列</w:t>
+            </w:r>
+            <w:r>
+              <w:rPr>
+                <w:sz w:val="19"/>
+              </w:rPr>
+              <w:t xml:space="preserve">（非"留字段不填"），正文只留长度与不可还原的去重摘要，对外一律显示 </w:t>
+            </w:r>
+            <w:r>
+              <w:rPr>
+                <w:rFonts w:ascii="Consolas" w:hAnsi="Consolas"/>
+                <w:sz w:val="19"/>
+              </w:rPr>
+              <w:t>T001</w:t>
+            </w:r>
+            <w:r>
+              <w:rPr>
+                <w:sz w:val="19"/>
+              </w:rPr>
+              <w:t xml:space="preserve"> 编号，团队成员用上传方自拟化名。</w:t>
+            </w:r>
+            <w:r>
+              <w:rPr>
+                <w:b/>
+                <w:sz w:val="19"/>
+              </w:rPr>
+              <w:t>边界如实说明</w:t>
+            </w:r>
+            <w:r>
+              <w:rPr>
+                <w:sz w:val="19"/>
+              </w:rPr>
+              <w:t>：归档 jsonl（仅作采集佐证）里姓名/年龄等身份信息未去除，属可识别个人数据，与入库层不是一个口径</w:t>
+            </w:r>
+          </w:p>
+        </w:tc>
+        <w:tc>
+          <w:tcPr>
+            <w:tcW w:type="dxa" w:w="2880"/>
+          </w:tcPr>
+          <w:p>
+            <w:r>
+              <w:rPr>
+                <w:sz w:val="19"/>
+              </w:rPr>
+            </w:r>
+            <w:r>
+              <w:rPr>
+                <w:rFonts w:ascii="Consolas" w:hAnsi="Consolas"/>
+                <w:sz w:val="19"/>
+              </w:rPr>
+              <w:t>resume.mask_contacts/contains_contacts</w:t>
+            </w:r>
+            <w:r>
+              <w:rPr>
+                <w:sz w:val="19"/>
+              </w:rPr>
+              <w:t>、</w:t>
+            </w:r>
+            <w:r>
+              <w:rPr>
+                <w:rFonts w:ascii="Consolas" w:hAnsi="Consolas"/>
+                <w:sz w:val="19"/>
+              </w:rPr>
+              <w:t>models.TalentProfile</w:t>
+            </w:r>
+            <w:r>
+              <w:rPr>
+                <w:sz w:val="19"/>
+              </w:rPr>
+              <w:t>、</w:t>
+            </w:r>
+            <w:r>
+              <w:rPr>
+                <w:rFonts w:ascii="Consolas" w:hAnsi="Consolas"/>
+                <w:sz w:val="19"/>
+              </w:rPr>
+              <w:t>collect/采集合规说明.md</w:t>
+            </w:r>
+            <w:r>
+              <w:rPr>
+                <w:sz w:val="19"/>
+              </w:rPr>
+              <w:t>「简历语料来源与合规」</w:t>
+            </w:r>
+          </w:p>
+        </w:tc>
+      </w:tr>
+      <w:tr>
+        <w:tc>
+          <w:tcPr>
+            <w:tcW w:type="dxa" w:w="2880"/>
+          </w:tcPr>
+          <w:p>
+            <w:r>
+              <w:rPr>
+                <w:sz w:val="19"/>
+              </w:rPr>
+            </w:r>
+            <w:r>
+              <w:rPr>
+                <w:b/>
+                <w:sz w:val="19"/>
+              </w:rPr>
               <w:t>可溯源 / 可审计 / 可解释</w:t>
             </w:r>
           </w:p>
@@ -6718,6 +7358,242 @@
                 <w:sz w:val="19"/>
               </w:rPr>
               <w:t>简历解析结果 / 匹配诊断结果</w:t>
+            </w:r>
+          </w:p>
+        </w:tc>
+      </w:tr>
+      <w:tr>
+        <w:tc>
+          <w:tcPr>
+            <w:tcW w:type="dxa" w:w="4320"/>
+          </w:tcPr>
+          <w:p>
+            <w:r>
+              <w:rPr>
+                <w:sz w:val="19"/>
+              </w:rPr>
+            </w:r>
+            <w:r>
+              <w:rPr>
+                <w:rFonts w:ascii="Consolas" w:hAnsi="Consolas"/>
+                <w:sz w:val="19"/>
+              </w:rPr>
+              <w:t>resume_batch</w:t>
+            </w:r>
+          </w:p>
+        </w:tc>
+        <w:tc>
+          <w:tcPr>
+            <w:tcW w:type="dxa" w:w="4320"/>
+          </w:tcPr>
+          <w:p>
+            <w:r>
+              <w:rPr>
+                <w:sz w:val="19"/>
+              </w:rPr>
+            </w:r>
+            <w:r>
+              <w:rPr>
+                <w:b/>
+                <w:sz w:val="19"/>
+              </w:rPr>
+              <w:t>简历语料采集台账</w:t>
+            </w:r>
+            <w:r>
+              <w:rPr>
+                <w:sz w:val="19"/>
+              </w:rPr>
+              <w:t xml:space="preserve">：来源、许可证、方式、robots 遵循、采集/清洗条数、归档目录（与 </w:t>
+            </w:r>
+            <w:r>
+              <w:rPr>
+                <w:rFonts w:ascii="Consolas" w:hAnsi="Consolas"/>
+                <w:sz w:val="19"/>
+              </w:rPr>
+              <w:t>crawl_batch</w:t>
+            </w:r>
+            <w:r>
+              <w:rPr>
+                <w:sz w:val="19"/>
+              </w:rPr>
+              <w:t xml:space="preserve"> 刻意分表，避免污染"JD 平台批次数"的对外口径）</w:t>
+            </w:r>
+          </w:p>
+        </w:tc>
+      </w:tr>
+      <w:tr>
+        <w:tc>
+          <w:tcPr>
+            <w:tcW w:type="dxa" w:w="4320"/>
+          </w:tcPr>
+          <w:p>
+            <w:r>
+              <w:rPr>
+                <w:sz w:val="19"/>
+              </w:rPr>
+            </w:r>
+            <w:r>
+              <w:rPr>
+                <w:rFonts w:ascii="Consolas" w:hAnsi="Consolas"/>
+                <w:sz w:val="19"/>
+              </w:rPr>
+              <w:t>talent_profile</w:t>
+            </w:r>
+          </w:p>
+        </w:tc>
+        <w:tc>
+          <w:tcPr>
+            <w:tcW w:type="dxa" w:w="4320"/>
+          </w:tcPr>
+          <w:p>
+            <w:r>
+              <w:rPr>
+                <w:sz w:val="19"/>
+              </w:rPr>
+            </w:r>
+            <w:r>
+              <w:rPr>
+                <w:b/>
+                <w:sz w:val="19"/>
+              </w:rPr>
+              <w:t>脱敏人才画像</w:t>
+            </w:r>
+            <w:r>
+              <w:rPr>
+                <w:sz w:val="19"/>
+              </w:rPr>
+              <w:t>：编号、来源与许可、语种、目标岗位簇、技能要素、年限、学历、是否留出集。</w:t>
+            </w:r>
+            <w:r>
+              <w:rPr>
+                <w:b/>
+                <w:sz w:val="19"/>
+              </w:rPr>
+              <w:t>结构上无正文列、无姓名列、无任何联系方式列</w:t>
+            </w:r>
+            <w:r>
+              <w:rPr>
+                <w:sz w:val="19"/>
+              </w:rPr>
+              <w:t>，正文只留长度与去重摘要</w:t>
+            </w:r>
+          </w:p>
+        </w:tc>
+      </w:tr>
+      <w:tr>
+        <w:tc>
+          <w:tcPr>
+            <w:tcW w:type="dxa" w:w="4320"/>
+          </w:tcPr>
+          <w:p>
+            <w:r>
+              <w:rPr>
+                <w:sz w:val="19"/>
+              </w:rPr>
+            </w:r>
+            <w:r>
+              <w:rPr>
+                <w:rFonts w:ascii="Consolas" w:hAnsi="Consolas"/>
+                <w:sz w:val="19"/>
+              </w:rPr>
+              <w:t>team</w:t>
+            </w:r>
+            <w:r>
+              <w:rPr>
+                <w:sz w:val="19"/>
+              </w:rPr>
+              <w:t xml:space="preserve"> / </w:t>
+            </w:r>
+            <w:r>
+              <w:rPr>
+                <w:rFonts w:ascii="Consolas" w:hAnsi="Consolas"/>
+                <w:sz w:val="19"/>
+              </w:rPr>
+              <w:t>team_member</w:t>
+            </w:r>
+          </w:p>
+        </w:tc>
+        <w:tc>
+          <w:tcPr>
+            <w:tcW w:type="dxa" w:w="4320"/>
+          </w:tcPr>
+          <w:p>
+            <w:r>
+              <w:rPr>
+                <w:sz w:val="19"/>
+              </w:rPr>
+            </w:r>
+            <w:r>
+              <w:rPr>
+                <w:sz w:val="19"/>
+              </w:rPr>
+              <w:t xml:space="preserve">团队与成员：成员只存化名与角色标签，指向 </w:t>
+            </w:r>
+            <w:r>
+              <w:rPr>
+                <w:rFonts w:ascii="Consolas" w:hAnsi="Consolas"/>
+                <w:sz w:val="19"/>
+              </w:rPr>
+              <w:t>talent_profile</w:t>
+            </w:r>
+            <w:r>
+              <w:rPr>
+                <w:sz w:val="19"/>
+              </w:rPr>
+              <w:t>，不存真名</w:t>
+            </w:r>
+          </w:p>
+        </w:tc>
+      </w:tr>
+      <w:tr>
+        <w:tc>
+          <w:tcPr>
+            <w:tcW w:type="dxa" w:w="4320"/>
+          </w:tcPr>
+          <w:p>
+            <w:r>
+              <w:rPr>
+                <w:sz w:val="19"/>
+              </w:rPr>
+            </w:r>
+            <w:r>
+              <w:rPr>
+                <w:rFonts w:ascii="Consolas" w:hAnsi="Consolas"/>
+                <w:sz w:val="19"/>
+              </w:rPr>
+              <w:t>skill_alias</w:t>
+            </w:r>
+          </w:p>
+        </w:tc>
+        <w:tc>
+          <w:tcPr>
+            <w:tcW w:type="dxa" w:w="4320"/>
+          </w:tcPr>
+          <w:p>
+            <w:r>
+              <w:rPr>
+                <w:sz w:val="19"/>
+              </w:rPr>
+            </w:r>
+            <w:r>
+              <w:rPr>
+                <w:b/>
+                <w:sz w:val="19"/>
+              </w:rPr>
+              <w:t>别名学习台账</w:t>
+            </w:r>
+            <w:r>
+              <w:rPr>
+                <w:sz w:val="19"/>
+              </w:rPr>
+              <w:t>：学到的表述、映射到的规范名/图谱节点、出现在几份简历、状态（采纳/拒绝/候选）与</w:t>
+            </w:r>
+            <w:r>
+              <w:rPr>
+                <w:b/>
+                <w:sz w:val="19"/>
+              </w:rPr>
+              <w:t>被哪道护栏拦下的原因</w:t>
             </w:r>
           </w:p>
         </w:tc>
@@ -7042,13 +7918,13 @@
                 <w:b/>
                 <w:sz w:val="19"/>
               </w:rPr>
-              <w:t>98.24%</w:t>
-            </w:r>
-            <w:r>
-              <w:rPr>
-                <w:sz w:val="19"/>
-              </w:rPr>
-              <w:t>（P 98.59% / R 97.95%，n=371）</w:t>
+              <w:t>98.25%</w:t>
+            </w:r>
+            <w:r>
+              <w:rPr>
+                <w:sz w:val="19"/>
+              </w:rPr>
+              <w:t>（P 98.59% / R 97.98%，n=371）</w:t>
             </w:r>
           </w:p>
         </w:tc>
@@ -7210,7 +8086,7 @@
               <w:rPr>
                 <w:sz w:val="19"/>
               </w:rPr>
-              <w:t>（match F1 100%，n=15）</w:t>
+              <w:t>（match F1 100%，n=18）</w:t>
             </w:r>
           </w:p>
         </w:tc>
@@ -7433,13 +8309,13 @@
                 <w:b/>
                 <w:sz w:val="19"/>
               </w:rPr>
-              <w:t>71%</w:t>
-            </w:r>
-            <w:r>
-              <w:rPr>
-                <w:sz w:val="19"/>
-              </w:rPr>
-              <w:t>（109 用例全通过）</w:t>
+              <w:t>72%</w:t>
+            </w:r>
+            <w:r>
+              <w:rPr>
+                <w:sz w:val="19"/>
+              </w:rPr>
+              <w:t>（136 用例全通过）</w:t>
             </w:r>
           </w:p>
         </w:tc>

--- a/docs/作品设计与实现方案.docx
+++ b/docs/作品设计与实现方案.docx
@@ -229,7 +229,7 @@
         <w:rPr>
           <w:b/>
         </w:rPr>
-        <w:t>采集 2570 条 → SimHash 去重后 2404 条 → 全部解析 2404 条 → 交叉验证确认能力 1159 条 / 单来源降级候选 3257 条 → 沉淀为 32 个岗位、3952 项技能</w:t>
+        <w:t>采集 2570 条 → SimHash 去重后 2404 条 → 全部解析 2404 条 → 交叉验证确认能力 1158 条 / 单来源降级候选 3258 条 → 沉淀为 32 个岗位、3952 项技能</w:t>
       </w:r>
       <w:r>
         <w:t>。</w:t>
@@ -3019,10 +3019,10 @@
         <w:rPr>
           <w:b/>
         </w:rPr>
-        <w:t>v1 14 个岗位 / v2 9 个 / v3 6 个</w:t>
-      </w:r>
-      <w:r>
-        <w:t>；</w:t>
+        <w:t>v1 17 个岗位 / v2 9 个 / v3 6 个</w:t>
+      </w:r>
+      <w:r>
+        <w:t>（合计 32 个；v1 中 14 个是下条所述 2018 语料完全检索不到的岗位，另 3 个为后续补齐物联网覆盖时新建、仅有 2026 一个切片）；</w:t>
       </w:r>
     </w:p>
     <w:p>
@@ -3366,10 +3366,10 @@
         <w:rPr>
           <w:b/>
         </w:rPr>
-        <w:t>32 个岗位（新兴 6 + 既有 26）、3952 项技能（粗粒度 136 + 细粒度技能点 3816，两级体系，细粒度节点挂 `parent_id`）、岗位-能力关系 1159 条（active；另 3257 条单来源细粒度技能点降级为候选、1231 条历史淘汰项）、7861 条溯源证据（全部可回溯到具体原始 JD）+ 8 条权威佐证、57 条技能先修/相关/驱动关系</w:t>
-      </w:r>
-      <w:r>
-        <w:t>。岗位按技术栈分布为：人工智能 14 / 大数据 6 / 智能系统 6 / 物联网 4 / 云计算与工程 2，覆盖赛题点名的四大领域；</w:t>
+        <w:t>32 个岗位（新兴 6 + 既有 26）、3952 项技能（粗粒度 136 + 细粒度技能点 3816，两级体系，细粒度节点挂 `parent_id`）、岗位-能力关系 1158 条（active；另 3258 条单来源细粒度技能点降级为候选、1231 条历史淘汰项）、7999 条溯源证据（全部可回溯到具体原始 JD）+ 8 条权威佐证、57 条技能先修/相关/驱动关系</w:t>
+      </w:r>
+      <w:r>
+        <w:t>。岗位按技术栈分布为：人工智能 13 / 大数据 4 / 智能系统 6 / 物联网 5 / 云计算与工程 4，覆盖赛题点名的四大领域；</w:t>
       </w:r>
       <w:r>
         <w:rPr>
@@ -5126,7 +5126,7 @@
         <w:rPr>
           <w:b/>
         </w:rPr>
-        <w:t>1159 条岗位-能力关系通过交叉验证进入正式图谱（active）</w:t>
+        <w:t>1158 条岗位-能力关系通过交叉验证进入正式图谱（active）</w:t>
       </w:r>
       <w:r>
         <w:t xml:space="preserve">，另有 </w:t>
@@ -5135,7 +5135,7 @@
         <w:rPr>
           <w:b/>
         </w:rPr>
-        <w:t>3257 项单来源细粒度技能点被标记为 `candidate`</w:t>
+        <w:t>3258 项单来源细粒度技能点被标记为 `candidate`</w:t>
       </w:r>
       <w:r>
         <w:t xml:space="preserve">、保留在库可展开查看但不进入图谱主视图与匹配计算；典型如单条 JD 单独出现的冷门技术词、以及"顶会论文"这类 JD 短语碎片被自动降级。全库岗位置信度均值 </w:t>
@@ -5144,10 +5144,10 @@
         <w:rPr>
           <w:b/>
         </w:rPr>
-        <w:t>0.5513</w:t>
-      </w:r>
-      <w:r>
-        <w:t>（26 个既有岗位 0.5483 + 6 个新兴岗位 0.5644）。</w:t>
+        <w:t>0.5613</w:t>
+      </w:r>
+      <w:r>
+        <w:t>（26 个既有岗位 0.5605 + 6 个新兴岗位 0.5644）。</w:t>
       </w:r>
     </w:p>
     <w:p>
@@ -5164,7 +5164,7 @@
         <w:rPr>
           <w:b/>
         </w:rPr>
-        <w:t>0.5483，本轮全程未动</w:t>
+        <w:t>0.5605</w:t>
       </w:r>
       <w:r>
         <w:t xml:space="preserve">；变的是 6 个新兴岗位，从约 0.9 回落到 </w:t>
@@ -5203,7 +5203,25 @@
         <w:t>同一条交叉验证链</w:t>
       </w:r>
       <w:r>
-        <w:t>，分数回到真实水平。</w:t>
+        <w:t xml:space="preserve">，分数回到真实水平。既有岗位这一侧只动过两个岗位（Java 开发工程师、AI 产品经理）：它们被线上误点把 </w:t>
+      </w:r>
+      <w:r>
+        <w:rPr>
+          <w:rFonts w:ascii="Consolas" w:hAnsi="Consolas"/>
+        </w:rPr>
+        <w:t>source_count</w:t>
+      </w:r>
+      <w:r>
+        <w:t xml:space="preserve"> 按一两条 JD 的小窗口重算过，本轮按真实语料复原后均值由 0.5483 回到 0.5605——</w:t>
+      </w:r>
+      <w:r>
+        <w:rPr>
+          <w:b/>
+        </w:rPr>
+        <w:t>动的是被污染的数据，不是公式</w:t>
+      </w:r>
+      <w:r>
+        <w:t>。</w:t>
       </w:r>
       <w:r>
         <w:rPr>
@@ -8309,13 +8327,13 @@
                 <w:b/>
                 <w:sz w:val="19"/>
               </w:rPr>
-              <w:t>72%</w:t>
-            </w:r>
-            <w:r>
-              <w:rPr>
-                <w:sz w:val="19"/>
-              </w:rPr>
-              <w:t>（136 用例全通过）</w:t>
+              <w:t>73%</w:t>
+            </w:r>
+            <w:r>
+              <w:rPr>
+                <w:sz w:val="19"/>
+              </w:rPr>
+              <w:t>（146 用例全通过）</w:t>
             </w:r>
           </w:p>
         </w:tc>

--- a/docs/作品设计与实现方案.docx
+++ b/docs/作品设计与实现方案.docx
@@ -5,6 +5,7 @@
     <w:p>
       <w:pPr>
         <w:pStyle w:val="Title"/>
+        <w:keepNext/>
       </w:pPr>
       <w:r>
         <w:rPr>
@@ -16,8 +17,10 @@
     <w:p>
       <w:pPr>
         <w:pStyle w:val="Heading1"/>
+        <w:keepNext/>
       </w:pPr>
       <w:r>
+        <w:rPr/>
         <w:t>作品设计与实现方案</w:t>
       </w:r>
     </w:p>
@@ -30,19 +33,7 @@
           <w:i/>
           <w:color w:val="556573"/>
         </w:rPr>
-        <w:t>题目编号：XH-202621　|　发榜单位：科大讯飞股份有限公司</w:t>
-      </w:r>
-    </w:p>
-    <w:p>
-      <w:pPr>
-        <w:ind w:left="288"/>
-      </w:pPr>
-      <w:r>
-        <w:rPr>
-          <w:i/>
-          <w:color w:val="556573"/>
-        </w:rPr>
-        <w:t>作品名称：</w:t>
+        <w:t>题目编号：XH-202621　|　发榜单位：科大讯飞股份有限公司作品名称：</w:t>
       </w:r>
       <w:r>
         <w:rPr>
@@ -52,6 +43,142 @@
         </w:rPr>
         <w:t>智岗图谱（TalentGraph AI）—— 多源异构数据驱动的岗位能力动态演化分析平台</w:t>
       </w:r>
+      <w:r>
+        <w:rPr>
+          <w:i/>
+          <w:color w:val="556573"/>
+        </w:rPr>
+        <w:t xml:space="preserve"> 在线系统：http://101.200.184.201:8200/</w:t>
+      </w:r>
+    </w:p>
+    <w:p>
+      <w:pPr>
+        <w:pStyle w:val="Heading1"/>
+        <w:keepNext/>
+      </w:pPr>
+      <w:r>
+        <w:rPr/>
+        <w:t>一、项目背景与痛点</w:t>
+      </w:r>
+    </w:p>
+    <w:p>
+      <w:r>
+        <w:rPr/>
+        <w:t>在国家从"人口红利"向"人才红利"转型的关键期，"新质生产力""人工智能+"与数字经济推动以新一代信息技术为代表的新兴领域快速发展，技术迭代速度远超人才培养周期，劳动力市场出现严重"结构性矛盾"：</w:t>
+      </w:r>
+    </w:p>
+    <w:p>
+      <w:pPr>
+        <w:pStyle w:val="ListBullet"/>
+      </w:pPr>
+      <w:r>
+        <w:rPr>
+          <w:b/>
+        </w:rPr>
+        <w:t>企业侧</w:t>
+      </w:r>
+      <w:r>
+        <w:rPr/>
+        <w:t>："招不到合适的人"，人岗匹配度低、新兴岗位识别难，招聘与培养成本高；</w:t>
+      </w:r>
+    </w:p>
+    <w:p>
+      <w:pPr>
+        <w:pStyle w:val="ListBullet"/>
+      </w:pPr>
+      <w:r>
+        <w:rPr>
+          <w:b/>
+        </w:rPr>
+        <w:t>人才侧</w:t>
+      </w:r>
+      <w:r>
+        <w:rPr/>
+        <w:t>：新兴领域青年职业路径模糊、技能需求动态性强，缺乏动态行业技能图谱指引；</w:t>
+      </w:r>
+    </w:p>
+    <w:p>
+      <w:pPr>
+        <w:pStyle w:val="ListBullet"/>
+      </w:pPr>
+      <w:r>
+        <w:rPr>
+          <w:b/>
+        </w:rPr>
+        <w:t>方法侧</w:t>
+      </w:r>
+      <w:r>
+        <w:rPr/>
+        <w:t>：传统人才盘点依赖关键词匹配，对技术趋势无实时感知，难以回答"技术 A 的爆发会给岗位 B 带来哪些新技能需求"。</w:t>
+      </w:r>
+    </w:p>
+    <w:p>
+      <w:r>
+        <w:rPr/>
+        <w:t xml:space="preserve">更深层的数据难题在于：招聘 JD（Job Description）普遍存在 </w:t>
+      </w:r>
+      <w:r>
+        <w:rPr>
+          <w:b/>
+        </w:rPr>
+        <w:t>时滞（lag）、噪音（noise）、抄袭（plagiarism）、能力通胀（inflation）</w:t>
+      </w:r>
+      <w:r>
+        <w:rPr/>
+        <w:t xml:space="preserve">；同时大模型在生成能力定义时存在 </w:t>
+      </w:r>
+      <w:r>
+        <w:rPr>
+          <w:b/>
+        </w:rPr>
+        <w:t>"幻觉"</w:t>
+      </w:r>
+      <w:r>
+        <w:rPr/>
+        <w:t xml:space="preserve"> 风险，直接生成的岗位能力不可信、不可溯源。</w:t>
+      </w:r>
+    </w:p>
+    <w:p>
+      <w:r>
+        <w:rPr>
+          <w:b/>
+        </w:rPr>
+        <w:t>本系统的目标</w:t>
+      </w:r>
+      <w:r>
+        <w:rPr/>
+        <w:t xml:space="preserve">：以"数据驱动 + 大模型 + 知识图谱"为核心，构建一个能够自我进化的"人才能力大脑"，实现从"静态画像"到"动态感知"的跨越，形成 </w:t>
+      </w:r>
+      <w:r>
+        <w:rPr>
+          <w:b/>
+        </w:rPr>
+        <w:t>"多源数据采集 → 新岗位发现与定义 / 既有岗位能力更新 → 能力图谱动态构建 → 简历解析 → 精准匹配与差距分析 → 改进建议与学习路径"</w:t>
+      </w:r>
+      <w:r>
+        <w:rPr/>
+        <w:t xml:space="preserve"> 的全流程闭环。</w:t>
+      </w:r>
+    </w:p>
+    <w:p>
+      <w:pPr>
+        <w:pStyle w:val="Heading1"/>
+        <w:keepNext/>
+      </w:pPr>
+      <w:r>
+        <w:rPr/>
+        <w:t>二、系统总体设计</w:t>
+      </w:r>
+    </w:p>
+    <w:p>
+      <w:pPr>
+        <w:pStyle w:val="Heading2"/>
+        <w:keepNext/>
+      </w:pPr>
+      <w:r>
+        <w:rPr/>
+        <w:t>2.1 全流程闭环</w:t>
+      </w:r>
     </w:p>
     <w:p>
       <w:pPr>
@@ -59,133 +186,7 @@
       </w:pPr>
       <w:r>
         <w:rPr>
-          <w:i/>
-          <w:color w:val="556573"/>
-        </w:rPr>
-        <w:t>在线系统：http://101.200.184.201:8200/</w:t>
-      </w:r>
-    </w:p>
-    <w:p>
-      <w:pPr>
-        <w:pStyle w:val="Heading1"/>
-      </w:pPr>
-      <w:r>
-        <w:t>一、项目背景与痛点</w:t>
-      </w:r>
-    </w:p>
-    <w:p>
-      <w:r>
-        <w:t>在国家从"人口红利"向"人才红利"转型的关键期，"新质生产力""人工智能+"与数字经济推动以新一代信息技术为代表的新兴领域快速发展，技术迭代速度远超人才培养周期，劳动力市场出现严重"结构性矛盾"：</w:t>
-      </w:r>
-    </w:p>
-    <w:p>
-      <w:pPr>
-        <w:pStyle w:val="ListBullet"/>
-      </w:pPr>
-      <w:r>
-        <w:rPr>
-          <w:b/>
-        </w:rPr>
-        <w:t>企业侧</w:t>
-      </w:r>
-      <w:r>
-        <w:t>："招不到合适的人"，人岗匹配度低、新兴岗位识别难，招聘与培养成本高；</w:t>
-      </w:r>
-    </w:p>
-    <w:p>
-      <w:pPr>
-        <w:pStyle w:val="ListBullet"/>
-      </w:pPr>
-      <w:r>
-        <w:rPr>
-          <w:b/>
-        </w:rPr>
-        <w:t>人才侧</w:t>
-      </w:r>
-      <w:r>
-        <w:t>：新兴领域青年职业路径模糊、技能需求动态性强，缺乏动态行业技能图谱指引；</w:t>
-      </w:r>
-    </w:p>
-    <w:p>
-      <w:pPr>
-        <w:pStyle w:val="ListBullet"/>
-      </w:pPr>
-      <w:r>
-        <w:rPr>
-          <w:b/>
-        </w:rPr>
-        <w:t>方法侧</w:t>
-      </w:r>
-      <w:r>
-        <w:t>：传统人才盘点依赖关键词匹配，对技术趋势无实时感知，难以回答"技术 A 的爆发会给岗位 B 带来哪些新技能需求"。</w:t>
-      </w:r>
-    </w:p>
-    <w:p>
-      <w:r>
-        <w:t xml:space="preserve">更深层的数据难题在于：招聘 JD（Job Description）普遍存在 </w:t>
-      </w:r>
-      <w:r>
-        <w:rPr>
-          <w:b/>
-        </w:rPr>
-        <w:t>时滞（lag）、噪音（noise）、抄袭（plagiarism）、能力通胀（inflation）</w:t>
-      </w:r>
-      <w:r>
-        <w:t xml:space="preserve">；同时大模型在生成能力定义时存在 </w:t>
-      </w:r>
-      <w:r>
-        <w:rPr>
-          <w:b/>
-        </w:rPr>
-        <w:t>"幻觉"</w:t>
-      </w:r>
-      <w:r>
-        <w:t xml:space="preserve"> 风险，直接生成的岗位能力不可信、不可溯源。</w:t>
-      </w:r>
-    </w:p>
-    <w:p>
-      <w:r>
-        <w:rPr>
-          <w:b/>
-        </w:rPr>
-        <w:t>本系统的目标</w:t>
-      </w:r>
-      <w:r>
-        <w:t xml:space="preserve">：以"数据驱动 + 大模型 + 知识图谱"为核心，构建一个能够自我进化的"人才能力大脑"，实现从"静态画像"到"动态感知"的跨越，形成 </w:t>
-      </w:r>
-      <w:r>
-        <w:rPr>
-          <w:b/>
-        </w:rPr>
-        <w:t>"多源数据采集 → 新岗位发现与定义 / 既有岗位能力更新 → 能力图谱动态构建 → 简历解析 → 精准匹配与差距分析 → 改进建议与学习路径"</w:t>
-      </w:r>
-      <w:r>
-        <w:t xml:space="preserve"> 的全流程闭环。</w:t>
-      </w:r>
-    </w:p>
-    <w:p>
-      <w:pPr>
-        <w:pStyle w:val="Heading1"/>
-      </w:pPr>
-      <w:r>
-        <w:t>二、系统总体设计</w:t>
-      </w:r>
-    </w:p>
-    <w:p>
-      <w:pPr>
-        <w:pStyle w:val="Heading2"/>
-      </w:pPr>
-      <w:r>
-        <w:t>2.1 全流程闭环</w:t>
-      </w:r>
-    </w:p>
-    <w:p>
-      <w:pPr>
-        <w:ind w:left="288"/>
-      </w:pPr>
-      <w:r>
-        <w:rPr>
-          <w:rFonts w:ascii="Consolas" w:hAnsi="Consolas"/>
+          <w:rFonts w:ascii="Consolas" w:hAnsi="Consolas" w:eastAsia="Consolas"/>
           <w:sz w:val="18"/>
         </w:rPr>
         <w:t>①多源数据采集             ②清洗·交叉验证         ③大模型结构化抽取</w:t>
@@ -205,6 +206,7 @@
     </w:p>
     <w:p>
       <w:r>
+        <w:rPr/>
         <w:t xml:space="preserve">闭环的关键在两端相接：应用层（岗位库管理）的人工优化通过 </w:t>
       </w:r>
       <w:r>
@@ -214,6 +216,7 @@
         <w:t>manual-edit</w:t>
       </w:r>
       <w:r>
+        <w:rPr/>
         <w:t xml:space="preserve"> 写回演化记录（⑥→②/⑤），采集台账（</w:t>
       </w:r>
       <w:r>
@@ -223,28 +226,33 @@
         <w:t>crawl_batch</w:t>
       </w:r>
       <w:r>
+        <w:rPr/>
         <w:t>）与漏斗统计在首页可视化，使"采集→清洗→图谱→演化→应用→反馈"每一环都有真实数字可查。当前全流程漏斗为：</w:t>
       </w:r>
       <w:r>
         <w:rPr>
           <w:b/>
         </w:rPr>
-        <w:t>采集 2570 条 → SimHash 去重后 2404 条 → 全部解析 2404 条 → 交叉验证确认能力 1158 条 / 单来源降级候选 3258 条 → 沉淀为 32 个岗位、3952 项技能</w:t>
-      </w:r>
-      <w:r>
+        <w:t>采集 2570 条 → SimHash 去重后 2404 条（重复 166 条）→ 全部解析 2404 条 → 交叉验证确认能力 812 条 / 候选能力 3604 条 → 沉淀为 32 个岗位、3952 项技能</w:t>
+      </w:r>
+      <w:r>
+        <w:rPr/>
         <w:t>。</w:t>
       </w:r>
     </w:p>
     <w:p>
       <w:pPr>
         <w:pStyle w:val="Heading2"/>
+        <w:keepNext/>
       </w:pPr>
       <w:r>
+        <w:rPr/>
         <w:t>2.1.1 真实多源数据采集（自有数据，台账佐证）</w:t>
       </w:r>
     </w:p>
     <w:p>
       <w:r>
+        <w:rPr/>
         <w:t>图谱语料来自</w:t>
       </w:r>
       <w:r>
@@ -254,6 +262,7 @@
         <w:t>合法合规的真实采集</w:t>
       </w:r>
       <w:r>
+        <w:rPr/>
         <w:t xml:space="preserve">，共 </w:t>
       </w:r>
       <w:r>
@@ -263,15 +272,17 @@
         <w:t>2570 条真实 JD</w:t>
       </w:r>
       <w:r>
+        <w:rPr/>
         <w:t xml:space="preserve">，覆盖 </w:t>
       </w:r>
       <w:r>
         <w:rPr>
           <w:b/>
         </w:rPr>
-        <w:t>5 类渠道 / 6 个平台、15 个平台采集批次</w:t>
-      </w:r>
-      <w:r>
+        <w:t>5 类渠道 / 6 个 source、15 个采集批次</w:t>
+      </w:r>
+      <w:r>
+        <w:rPr/>
         <w:t>（</w:t>
       </w:r>
       <w:r>
@@ -281,14 +292,16 @@
         <w:t>backend/data/collect/</w:t>
       </w:r>
       <w:r>
+        <w:rPr/>
         <w:t>，详见附件《采集合规说明.md》与《数据源实测报告.md》）：</w:t>
       </w:r>
     </w:p>
     <w:tbl>
       <w:tblPr>
         <w:tblStyle w:val="LightGrid-Accent1"/>
-        <w:tblW w:type="auto" w:w="0"/>
         <w:tblLook w:firstColumn="1" w:firstRow="1" w:lastColumn="0" w:lastRow="0" w:noHBand="0" w:noVBand="1" w:val="04A0"/>
+        <w:tblLayout w:type="autofit"/>
+        <w:tblW w:type="pct" w:w="5000"/>
       </w:tblPr>
       <w:tblGrid>
         <w:gridCol w:w="1728"/>
@@ -298,6 +311,10 @@
         <w:gridCol w:w="1728"/>
       </w:tblGrid>
       <w:tr>
+        <w:trPr>
+          <w:tblHeader w:val="true"/>
+          <w:cantSplit/>
+        </w:trPr>
         <w:tc>
           <w:tcPr>
             <w:tcW w:type="dxa" w:w="1728"/>
@@ -400,6 +417,9 @@
         </w:tc>
       </w:tr>
       <w:tr>
+        <w:trPr>
+          <w:cantSplit/>
+        </w:trPr>
         <w:tc>
           <w:tcPr>
             <w:tcW w:type="dxa" w:w="1728"/>
@@ -439,7 +459,7 @@
               <w:rPr>
                 <w:sz w:val="19"/>
               </w:rPr>
-              <w:t>629</w:t>
+              <w:t>774</w:t>
             </w:r>
           </w:p>
         </w:tc>
@@ -493,12 +513,15 @@
               <w:rPr>
                 <w:sz w:val="19"/>
               </w:rPr>
-              <w:t>11 家企业的官方招聘官网（蔚来 / 小鹏 / 得物 / EcoFlow / 零一万物 / 生数科技 / 出门问问 / Insta360 / 猎户星空 / 合众新能源 / 爱奇艺）；采集 1829 条，经新一代信息技术领域过滤后入库 629 条</w:t>
+              <w:t>11 家企业的官方招聘官网；初始 r2 入库 629 条，后续物联网专项补入 145 条，当前累计 774 条</w:t>
             </w:r>
           </w:p>
         </w:tc>
       </w:tr>
       <w:tr>
+        <w:trPr>
+          <w:cantSplit/>
+        </w:trPr>
         <w:tc>
           <w:tcPr>
             <w:tcW w:type="dxa" w:w="1728"/>
@@ -531,7 +554,7 @@
               <w:rPr>
                 <w:sz w:val="19"/>
               </w:rPr>
-              <w:t>571</w:t>
+              <w:t>671</w:t>
             </w:r>
           </w:p>
         </w:tc>
@@ -585,12 +608,15 @@
               <w:rPr>
                 <w:sz w:val="19"/>
               </w:rPr>
-              <w:t>中央广播电视总台主办的国家级公共招聘平台；采集 633 条，领域过滤后入库 571 条</w:t>
+              <w:t>中央广播电视总台主办的国家级公共招聘平台；初始 r2 入库 571 条，物联网专项补入 68 条，数字孪生/数字人专项补入 32 条，当前累计 671 条</w:t>
             </w:r>
           </w:p>
         </w:tc>
       </w:tr>
       <w:tr>
+        <w:trPr>
+          <w:cantSplit/>
+        </w:trPr>
         <w:tc>
           <w:tcPr>
             <w:tcW w:type="dxa" w:w="1728"/>
@@ -690,6 +716,9 @@
         </w:tc>
       </w:tr>
       <w:tr>
+        <w:trPr>
+          <w:cantSplit/>
+        </w:trPr>
         <w:tc>
           <w:tcPr>
             <w:tcW w:type="dxa" w:w="1728"/>
@@ -815,6 +844,9 @@
         </w:tc>
       </w:tr>
       <w:tr>
+        <w:trPr>
+          <w:cantSplit/>
+        </w:trPr>
         <w:tc>
           <w:tcPr>
             <w:tcW w:type="dxa" w:w="1728"/>
@@ -847,7 +879,7 @@
               <w:rPr>
                 <w:sz w:val="19"/>
               </w:rPr>
-              <w:t>255</w:t>
+              <w:t>272</w:t>
             </w:r>
           </w:p>
         </w:tc>
@@ -901,12 +933,15 @@
               <w:rPr>
                 <w:sz w:val="19"/>
               </w:rPr>
-              <w:t>企业官方招聘官网公开接口（无需登录），2026W31-r1 批次</w:t>
+              <w:t>企业官方招聘官网公开接口（无需登录），r1/r3/r5 累计 272 条</w:t>
             </w:r>
           </w:p>
         </w:tc>
       </w:tr>
       <w:tr>
+        <w:trPr>
+          <w:cantSplit/>
+        </w:trPr>
         <w:tc>
           <w:tcPr>
             <w:tcW w:type="dxa" w:w="1728"/>
@@ -939,7 +974,7 @@
               <w:rPr>
                 <w:sz w:val="19"/>
               </w:rPr>
-              <w:t>251</w:t>
+              <w:t>253</w:t>
             </w:r>
           </w:p>
         </w:tc>
@@ -993,12 +1028,15 @@
               <w:rPr>
                 <w:sz w:val="19"/>
               </w:rPr>
-              <w:t>同上</w:t>
+              <w:t>企业官方招聘官网公开接口（无需登录），r1/r3/r5 累计 253 条</w:t>
             </w:r>
           </w:p>
         </w:tc>
       </w:tr>
       <w:tr>
+        <w:trPr>
+          <w:cantSplit/>
+        </w:trPr>
         <w:tc>
           <w:tcPr>
             <w:tcW w:type="dxa" w:w="1728"/>
@@ -1031,7 +1069,7 @@
               <w:rPr>
                 <w:sz w:val="19"/>
               </w:rPr>
-              <w:t>8 条佐证</w:t>
+              <w:t>21 条 AuthorityEvidence</w:t>
             </w:r>
           </w:p>
         </w:tc>
@@ -1085,7 +1123,7 @@
               <w:rPr>
                 <w:sz w:val="19"/>
               </w:rPr>
-              <w:t>新兴岗位定义依据（原文快照归档，不计入 JD 语料）</w:t>
+              <w:t>覆盖 19/32 个岗位；6/6 个新兴岗位全覆盖且共挂 8 条，原文快照归档，不计入 JD 语料</w:t>
             </w:r>
           </w:p>
         </w:tc>
@@ -1096,9 +1134,23 @@
         <w:rPr>
           <w:b/>
         </w:rPr>
-        <w:t>采集护栏（代码级强制，`collect/base.py`）</w:t>
-      </w:r>
-      <w:r>
+        <w:t>采集护栏（代码级强制，</w:t>
+      </w:r>
+      <w:r>
+        <w:rPr>
+          <w:rFonts w:ascii="Consolas" w:hAnsi="Consolas"/>
+          <w:b/>
+        </w:rPr>
+        <w:t>collect/base.py</w:t>
+      </w:r>
+      <w:r>
+        <w:rPr>
+          <w:b/>
+        </w:rPr>
+        <w:t>）</w:t>
+      </w:r>
+      <w:r>
+        <w:rPr/>
         <w:t xml:space="preserve">：robots.txt 逐 host 检查、单站 ≥4 秒控频 + 随机抖动、不携带任何登录态、不采任何个人信息（字段名 </w:t>
       </w:r>
       <w:r>
@@ -1108,6 +1160,7 @@
         <w:t>phone|email|wechat|联系人</w:t>
       </w:r>
       <w:r>
+        <w:rPr/>
         <w:t xml:space="preserve"> 直接抛错拦截 + 正文正则打码）、每次请求写一行台账日志。</w:t>
       </w:r>
       <w:r>
@@ -1117,6 +1170,7 @@
         <w:t>每条 JD 均可溯源</w:t>
       </w:r>
       <w:r>
+        <w:rPr/>
         <w:t xml:space="preserve">：本地 jsonl 原始留存 + </w:t>
       </w:r>
       <w:r>
@@ -1126,6 +1180,7 @@
         <w:t>manifest.json</w:t>
       </w:r>
       <w:r>
+        <w:rPr/>
         <w:t xml:space="preserve"> + </w:t>
       </w:r>
       <w:r>
@@ -1135,6 +1190,7 @@
         <w:t>crawl_log.jsonl</w:t>
       </w:r>
       <w:r>
+        <w:rPr/>
         <w:t xml:space="preserve">，数据库 </w:t>
       </w:r>
       <w:r>
@@ -1144,6 +1200,7 @@
         <w:t>raw_jd</w:t>
       </w:r>
       <w:r>
+        <w:rPr/>
         <w:t xml:space="preserve"> 表记录平台/公司/原始 URL/发布时间/采集批次，</w:t>
       </w:r>
       <w:r>
@@ -1153,6 +1210,7 @@
         <w:t>crawl_batch</w:t>
       </w:r>
       <w:r>
+        <w:rPr/>
         <w:t xml:space="preserve"> 表记录批次台账（首页「数据源台账」直读）。</w:t>
       </w:r>
     </w:p>
@@ -1164,6 +1222,7 @@
         <w:t>飞书招聘 SaaS 官网的合规依据（本轮新增源，需特别说明）</w:t>
       </w:r>
       <w:r>
+        <w:rPr/>
         <w:t xml:space="preserve">：这批站点是企业把自己的官方招聘官网托管在飞书招聘 SaaS 上（域名形如 </w:t>
       </w:r>
       <w:r>
@@ -1173,6 +1232,7 @@
         <w:t>{企业}.jobs.feishu.cn</w:t>
       </w:r>
       <w:r>
+        <w:rPr/>
         <w:t>），属于</w:t>
       </w:r>
       <w:r>
@@ -1182,6 +1242,7 @@
         <w:t>企业面向公众主动发布岗位的官方渠道</w:t>
       </w:r>
       <w:r>
+        <w:rPr/>
         <w:t>，故与腾讯/网易官网同级定为 official / 权威度 1.0。三点合规要点：①</w:t>
       </w:r>
       <w:r>
@@ -1191,6 +1252,7 @@
         <w:t>全程无需登录</w:t>
       </w:r>
       <w:r>
+        <w:rPr/>
         <w:t xml:space="preserve">，不注册账号、不使用任何 Cookie 身份；②接口所需的 csrf token 由 </w:t>
       </w:r>
       <w:r>
@@ -1200,6 +1262,7 @@
         <w:t>/api/v1/csrf/token</w:t>
       </w:r>
       <w:r>
+        <w:rPr/>
         <w:t xml:space="preserve"> 面向所有访客（含未登录访客）公开下发，属会话卫生机制而非访问控制；③浏览器请求上携带的 </w:t>
       </w:r>
       <w:r>
@@ -1209,6 +1272,7 @@
         <w:t>_signature</w:t>
       </w:r>
       <w:r>
+        <w:rPr/>
         <w:t xml:space="preserve"> 反爬签名</w:t>
       </w:r>
       <w:r>
@@ -1218,6 +1282,7 @@
         <w:t>我们既未复现也未绕过</w:t>
       </w:r>
       <w:r>
+        <w:rPr/>
         <w:t>——实测将该参数整个去掉后接口照常返回 200 并给出同样的公开职位数据，这恰恰说明该接口本身对公众开放。租户来源亦有据：</w:t>
       </w:r>
       <w:r>
@@ -1227,6 +1292,7 @@
         <w:t>probe_feishu_tenants.py</w:t>
       </w:r>
       <w:r>
+        <w:rPr/>
         <w:t xml:space="preserve"> 共探测 95 个候选 slug，仅采纳公开职位数 &gt; 0 的 11 家。</w:t>
       </w:r>
     </w:p>
@@ -1238,6 +1304,7 @@
         <w:t>聚合平台"实测后一条未采"（合规主动选择，非能力不足）</w:t>
       </w:r>
       <w:r>
+        <w:rPr/>
         <w:t xml:space="preserve">：本轮用 </w:t>
       </w:r>
       <w:r>
@@ -1247,6 +1314,7 @@
         <w:t>probe_sources.py</w:t>
       </w:r>
       <w:r>
+        <w:rPr/>
         <w:t xml:space="preserve"> 对 </w:t>
       </w:r>
       <w:r>
@@ -1256,6 +1324,7 @@
         <w:t>39 个候选站点</w:t>
       </w:r>
       <w:r>
+        <w:rPr/>
         <w:t>（27 个企业官网 + 5 个政府/公共就业平台 + 7 个聚合平台）逐一取 robots.txt 并对入口发 1 次 GET（探测阶段不采集任何数据），结论是</w:t>
       </w:r>
       <w:r>
@@ -1265,14 +1334,16 @@
         <w:t>全部聚合类招聘平台一条数据都没有采</w:t>
       </w:r>
       <w:r>
+        <w:rPr/>
         <w:t>：</w:t>
       </w:r>
     </w:p>
     <w:tbl>
       <w:tblPr>
         <w:tblStyle w:val="LightGrid-Accent1"/>
-        <w:tblW w:type="auto" w:w="0"/>
         <w:tblLook w:firstColumn="1" w:firstRow="1" w:lastColumn="0" w:lastRow="0" w:noHBand="0" w:noVBand="1" w:val="04A0"/>
+        <w:tblLayout w:type="autofit"/>
+        <w:tblW w:type="pct" w:w="5000"/>
       </w:tblPr>
       <w:tblGrid>
         <w:gridCol w:w="2880"/>
@@ -1280,6 +1351,10 @@
         <w:gridCol w:w="2880"/>
       </w:tblGrid>
       <w:tr>
+        <w:trPr>
+          <w:tblHeader w:val="true"/>
+          <w:cantSplit/>
+        </w:trPr>
         <w:tc>
           <w:tcPr>
             <w:tcW w:type="dxa" w:w="2880"/>
@@ -1342,6 +1417,9 @@
         </w:tc>
       </w:tr>
       <w:tr>
+        <w:trPr>
+          <w:cantSplit/>
+        </w:trPr>
         <w:tc>
           <w:tcPr>
             <w:tcW w:type="dxa" w:w="2880"/>
@@ -1457,6 +1535,9 @@
         </w:tc>
       </w:tr>
       <w:tr>
+        <w:trPr>
+          <w:cantSplit/>
+        </w:trPr>
         <w:tc>
           <w:tcPr>
             <w:tcW w:type="dxa" w:w="2880"/>
@@ -1526,6 +1607,9 @@
         </w:tc>
       </w:tr>
       <w:tr>
+        <w:trPr>
+          <w:cantSplit/>
+        </w:trPr>
         <w:tc>
           <w:tcPr>
             <w:tcW w:type="dxa" w:w="2880"/>
@@ -1582,6 +1666,9 @@
         </w:tc>
       </w:tr>
       <w:tr>
+        <w:trPr>
+          <w:cantSplit/>
+        </w:trPr>
         <w:tc>
           <w:tcPr>
             <w:tcW w:type="dxa" w:w="2880"/>
@@ -1651,6 +1738,9 @@
         </w:tc>
       </w:tr>
       <w:tr>
+        <w:trPr>
+          <w:cantSplit/>
+        </w:trPr>
         <w:tc>
           <w:tcPr>
             <w:tcW w:type="dxa" w:w="2880"/>
@@ -1707,6 +1797,9 @@
         </w:tc>
       </w:tr>
       <w:tr>
+        <w:trPr>
+          <w:cantSplit/>
+        </w:trPr>
         <w:tc>
           <w:tcPr>
             <w:tcW w:type="dxa" w:w="2880"/>
@@ -1776,6 +1869,9 @@
         </w:tc>
       </w:tr>
       <w:tr>
+        <w:trPr>
+          <w:cantSplit/>
+        </w:trPr>
         <w:tc>
           <w:tcPr>
             <w:tcW w:type="dxa" w:w="2880"/>
@@ -1834,6 +1930,7 @@
     </w:tbl>
     <w:p>
       <w:r>
+        <w:rPr/>
         <w:t>同理，需要登录或学生认证才能下载的数据集（阿里天池 163746、和鲸 Heywhale、textdata.cn 加微信索取）也</w:t>
       </w:r>
       <w:r>
@@ -1843,6 +1940,7 @@
         <w:t>一律未下载</w:t>
       </w:r>
       <w:r>
+        <w:rPr/>
         <w:t xml:space="preserve">，中间年份切片最终选用了 HuggingFace 上许可证明示、直链可下、无需登录的公开数据集。上述逐条实测明细与原始探测数据见 </w:t>
       </w:r>
       <w:r>
@@ -1852,6 +1950,7 @@
         <w:t>data/collect/数据源实测报告.md</w:t>
       </w:r>
       <w:r>
+        <w:rPr/>
         <w:t>、</w:t>
       </w:r>
       <w:r>
@@ -1861,6 +1960,7 @@
         <w:t>probe_report.json</w:t>
       </w:r>
       <w:r>
+        <w:rPr/>
         <w:t>、</w:t>
       </w:r>
       <w:r>
@@ -1870,11 +1970,13 @@
         <w:t>probe_ats_report.json</w:t>
       </w:r>
       <w:r>
+        <w:rPr/>
         <w:t>。</w:t>
       </w:r>
     </w:p>
     <w:p>
       <w:r>
+        <w:rPr/>
         <w:t>此前版本的模板合成数据集被重新定位为</w:t>
       </w:r>
       <w:r>
@@ -1884,22 +1986,26 @@
         <w:t>对抗测试夹具</w:t>
       </w:r>
       <w:r>
+        <w:rPr/>
         <w:t>（注入抄袭/通胀样本，专用于验证清洗算法的检出率与 JD 解析基准），不再进入生产图谱。</w:t>
       </w:r>
     </w:p>
     <w:p>
       <w:pPr>
         <w:pStyle w:val="Heading2"/>
+        <w:keepNext/>
       </w:pPr>
       <w:r>
+        <w:rPr/>
         <w:t>2.2 技术架构</w:t>
       </w:r>
     </w:p>
     <w:tbl>
       <w:tblPr>
         <w:tblStyle w:val="LightGrid-Accent1"/>
-        <w:tblW w:type="auto" w:w="0"/>
         <w:tblLook w:firstColumn="1" w:firstRow="1" w:lastColumn="0" w:lastRow="0" w:noHBand="0" w:noVBand="1" w:val="04A0"/>
+        <w:tblLayout w:type="autofit"/>
+        <w:tblW w:type="pct" w:w="5000"/>
       </w:tblPr>
       <w:tblGrid>
         <w:gridCol w:w="2880"/>
@@ -1907,6 +2013,10 @@
         <w:gridCol w:w="2880"/>
       </w:tblGrid>
       <w:tr>
+        <w:trPr>
+          <w:tblHeader w:val="true"/>
+          <w:cantSplit/>
+        </w:trPr>
         <w:tc>
           <w:tcPr>
             <w:tcW w:type="dxa" w:w="2880"/>
@@ -1969,6 +2079,9 @@
         </w:tc>
       </w:tr>
       <w:tr>
+        <w:trPr>
+          <w:cantSplit/>
+        </w:trPr>
         <w:tc>
           <w:tcPr>
             <w:tcW w:type="dxa" w:w="2880"/>
@@ -2025,6 +2138,9 @@
         </w:tc>
       </w:tr>
       <w:tr>
+        <w:trPr>
+          <w:cantSplit/>
+        </w:trPr>
         <w:tc>
           <w:tcPr>
             <w:tcW w:type="dxa" w:w="2880"/>
@@ -2081,6 +2197,9 @@
         </w:tc>
       </w:tr>
       <w:tr>
+        <w:trPr>
+          <w:cantSplit/>
+        </w:trPr>
         <w:tc>
           <w:tcPr>
             <w:tcW w:type="dxa" w:w="2880"/>
@@ -2137,6 +2256,9 @@
         </w:tc>
       </w:tr>
       <w:tr>
+        <w:trPr>
+          <w:cantSplit/>
+        </w:trPr>
         <w:tc>
           <w:tcPr>
             <w:tcW w:type="dxa" w:w="2880"/>
@@ -2193,6 +2315,9 @@
         </w:tc>
       </w:tr>
       <w:tr>
+        <w:trPr>
+          <w:cantSplit/>
+        </w:trPr>
         <w:tc>
           <w:tcPr>
             <w:tcW w:type="dxa" w:w="2880"/>
@@ -2225,7 +2350,7 @@
               <w:rPr>
                 <w:sz w:val="19"/>
               </w:rPr>
-              <w:t>Tavily + Serper.dev（两个独立来源）</w:t>
+              <w:t>Tavily + Serper.dev（两个独立检索服务）</w:t>
             </w:r>
           </w:p>
         </w:tc>
@@ -2249,6 +2374,9 @@
         </w:tc>
       </w:tr>
       <w:tr>
+        <w:trPr>
+          <w:cantSplit/>
+        </w:trPr>
         <w:tc>
           <w:tcPr>
             <w:tcW w:type="dxa" w:w="2880"/>
@@ -2305,6 +2433,9 @@
         </w:tc>
       </w:tr>
       <w:tr>
+        <w:trPr>
+          <w:cantSplit/>
+        </w:trPr>
         <w:tc>
           <w:tcPr>
             <w:tcW w:type="dxa" w:w="2880"/>
@@ -2364,8 +2495,10 @@
     <w:p>
       <w:pPr>
         <w:pStyle w:val="Heading2"/>
+        <w:keepNext/>
       </w:pPr>
       <w:r>
+        <w:rPr/>
         <w:t>2.3 后端服务分层</w:t>
       </w:r>
     </w:p>
@@ -2375,7 +2508,7 @@
       </w:pPr>
       <w:r>
         <w:rPr>
-          <w:rFonts w:ascii="Consolas" w:hAnsi="Consolas"/>
+          <w:rFonts w:ascii="Consolas" w:hAnsi="Consolas" w:eastAsia="Consolas"/>
           <w:sz w:val="18"/>
         </w:rPr>
         <w:t>app/</w:t>
@@ -2416,16 +2549,20 @@
     <w:p>
       <w:pPr>
         <w:pStyle w:val="Heading1"/>
+        <w:keepNext/>
       </w:pPr>
       <w:r>
+        <w:rPr/>
         <w:t>三、核心功能实现</w:t>
       </w:r>
     </w:p>
     <w:p>
       <w:pPr>
         <w:pStyle w:val="Heading2"/>
+        <w:keepNext/>
       </w:pPr>
       <w:r>
+        <w:rPr/>
         <w:t>3.1 新岗位发现与定义</w:t>
       </w:r>
     </w:p>
@@ -2437,6 +2574,7 @@
         <w:t>新兴岗位判据（形式化定义）</w:t>
       </w:r>
       <w:r>
+        <w:rPr/>
         <w:t>：本系统认定的新兴岗位须满足以下两类判据之一，且必须有权威佐证：</w:t>
       </w:r>
     </w:p>
@@ -2451,6 +2589,7 @@
         <w:t>新出现型（new）</w:t>
       </w:r>
       <w:r>
+        <w:rPr/>
         <w:t>：岗位于近两年（2025-2026 为佳）首次规模化出现于劳动力市场。佐证优先级：人社部新职业/新工种目录 &gt; 头部机构人才报告 &gt; 多源网络证据。</w:t>
       </w:r>
     </w:p>
@@ -2465,11 +2604,13 @@
         <w:t>复兴型（revived）</w:t>
       </w:r>
       <w:r>
+        <w:rPr/>
         <w:t>：岗位曾出现、经历沉寂期、近期重新兴起（如"人工智能数字人训练师"：2021-2022 元宇宙热潮期出现→退潮→大模型驱动下复兴，人社部 2024-08 正式增设工种）。</w:t>
       </w:r>
     </w:p>
     <w:p>
       <w:r>
+        <w:rPr/>
         <w:t xml:space="preserve">每个新兴岗位在库中标注 </w:t>
       </w:r>
       <w:r>
@@ -2479,6 +2620,7 @@
         <w:t>emergence_type</w:t>
       </w:r>
       <w:r>
+        <w:rPr/>
         <w:t>（new/revived）、</w:t>
       </w:r>
       <w:r>
@@ -2488,6 +2630,7 @@
         <w:t>first_seen_date</w:t>
       </w:r>
       <w:r>
+        <w:rPr/>
         <w:t xml:space="preserve">（首次可考证出现时间）与 </w:t>
       </w:r>
       <w:r>
@@ -2497,7 +2640,18 @@
         <w:t>authority_evidence</w:t>
       </w:r>
       <w:r>
-        <w:t>（权威佐证：文件标题、发布机构、日期、原文引用、链接与本地归档快照）。当前 6 个新兴岗位的佐证包括：人社部 2026-07-02 公示（"智能体开发员"工种、"具身智能机器人应用技术员""数字孪生工程技术人员"新职业）、人社部 2025-07-22 第七批新职业（"生成式人工智能系统测试员"工种）、人社部 2024-08 增设工种（"人工智能数字人训练师"），以及翰德《2025 人才趋势报告》、脉脉《2025 年 AI 人才流动报告》等头部机构报告。反向地，曾经火热但已回落为通用技能的"提示词工程师"（麦肯锡《State of AI 2025》）被系统降级为常规岗位并记录演化叙事——系统对岗位"兴起/回落/复兴"具备双向识别能力。</w:t>
+        <w:rPr/>
+        <w:t xml:space="preserve">（权威佐证：文件标题、发布机构、日期、原文引用、链接与本地归档快照）。生产库现有 </w:t>
+      </w:r>
+      <w:r>
+        <w:rPr>
+          <w:b/>
+        </w:rPr>
+        <w:t>21 条 AuthorityEvidence，覆盖 19/32 个岗位；6/6 个新兴岗位全覆盖且共挂 8 条</w:t>
+      </w:r>
+      <w:r>
+        <w:rPr/>
+        <w:t>。其中包括人社部 2026-07-02 公示（"智能体开发员"工种、"具身智能机器人应用技术员""数字孪生工程技术人员"新职业）、人社部 2025-07-22 第七批新职业（"生成式人工智能系统测试员"工种）、人社部 2024-08 增设工种（"人工智能数字人训练师"），以及翰德《2025 人才趋势报告》、脉脉《2025 年 AI 人才流动报告》等头部机构报告。另对缺佐证岗位逐一考证，26 个缺口中只录入 13 条能由人社部一手文件逐字核验的材料；其余 13 个找不到一手依据或对应关系牵强，明确不录、不硬凑。反向地，曾经火热但已回落为通用技能的"提示词工程师"（麦肯锡《State of AI 2025》）被系统降级为常规岗位并记录演化叙事——系统对岗位"兴起/回落/复兴"具备双向识别能力。</w:t>
       </w:r>
     </w:p>
     <w:p>
@@ -2508,6 +2662,7 @@
         <w:t>目标</w:t>
       </w:r>
       <w:r>
+        <w:rPr/>
         <w:t>：识别市场上萌芽/兴起中、尚未标准化的新岗位，并生成结构化定义（岗位名称、核心职责、必备技能、加分技能、典型行业应用场景），支持人工优化与动态更新。</w:t>
       </w:r>
     </w:p>
@@ -2519,6 +2674,7 @@
         <w:t>实现流程</w:t>
       </w:r>
       <w:r>
+        <w:rPr/>
         <w:t>（</w:t>
       </w:r>
       <w:r>
@@ -2528,6 +2684,7 @@
         <w:t>services/discovery.py</w:t>
       </w:r>
       <w:r>
+        <w:rPr/>
         <w:t>）：</w:t>
       </w:r>
     </w:p>
@@ -2542,6 +2699,7 @@
         <w:t>候选发现</w:t>
       </w:r>
       <w:r>
+        <w:rPr/>
         <w:t>：内置新兴岗位种子（AI 智能体开发工程师、具身智能工程师、大模型推理优化工程师等），或用户自定义关键词；</w:t>
       </w:r>
     </w:p>
@@ -2556,6 +2714,7 @@
         <w:t>权威佐证匹配</w:t>
       </w:r>
       <w:r>
+        <w:rPr/>
         <w:t>：优先匹配本地权威佐证登记表（</w:t>
       </w:r>
       <w:r>
@@ -2565,6 +2724,7 @@
         <w:t>data/authority/</w:t>
       </w:r>
       <w:r>
+        <w:rPr/>
         <w:t>，人社部文件 + 头部机构报告，含原文快照归档），命中部委政策文件的岗位新兴度 ≥0.9、报告级 ≥0.75；</w:t>
       </w:r>
     </w:p>
@@ -2579,16 +2739,18 @@
         <w:t>多源证据采集</w:t>
       </w:r>
       <w:r>
+        <w:rPr/>
         <w:t xml:space="preserve">：Tavily + Serper.dev </w:t>
       </w:r>
       <w:r>
         <w:rPr>
           <w:b/>
         </w:rPr>
-        <w:t>两个独立来源</w:t>
-      </w:r>
-      <w:r>
-        <w:t>并行检索，按 URL 去重，统计独立来源数；近 180 天新闻检索评估"新兴度"；</w:t>
+        <w:t>两个独立检索服务</w:t>
+      </w:r>
+      <w:r>
+        <w:rPr/>
+        <w:t>并行检索，按 URL 去重，统计独立检索服务数；近 180 天新闻检索评估"新兴度"；</w:t>
       </w:r>
     </w:p>
     <w:p>
@@ -2602,6 +2764,7 @@
         <w:t>RAG 接地生成</w:t>
       </w:r>
       <w:r>
+        <w:rPr/>
         <w:t>：将权威佐证与检索证据作为上下文，约束大模型"只基于证据定义、禁止臆造"，生成结构化岗位定义；</w:t>
       </w:r>
     </w:p>
@@ -2616,6 +2779,7 @@
         <w:t>能力项交叉验证</w:t>
       </w:r>
       <w:r>
+        <w:rPr/>
         <w:t xml:space="preserve">：对每个生成的技能，校验其是否在证据文本中出现，按统一置信度公式打分，标注 </w:t>
       </w:r>
       <w:r>
@@ -2625,6 +2789,7 @@
         <w:t>web_verified</w:t>
       </w:r>
       <w:r>
+        <w:rPr/>
         <w:t>；</w:t>
       </w:r>
     </w:p>
@@ -2639,6 +2804,7 @@
         <w:t>入库</w:t>
       </w:r>
       <w:r>
+        <w:rPr/>
         <w:t xml:space="preserve">：写入 </w:t>
       </w:r>
       <w:r>
@@ -2648,6 +2814,7 @@
         <w:t>is_new=True</w:t>
       </w:r>
       <w:r>
+        <w:rPr/>
         <w:t xml:space="preserve"> 的岗位节点（含 emergence_type / first_seen_date / 权威佐证），全景图谱中以琥珀色高亮。</w:t>
       </w:r>
     </w:p>
@@ -2659,6 +2826,7 @@
         <w:t>输入输出示例</w:t>
       </w:r>
       <w:r>
+        <w:rPr/>
         <w:t xml:space="preserve">：见 </w:t>
       </w:r>
       <w:r>
@@ -2668,14 +2836,17 @@
         <w:t>docs/测试数据/新岗位_AI智能体开发工程师_图谱与数据源.json</w:t>
       </w:r>
       <w:r>
+        <w:rPr/>
         <w:t>（输入关键词 → 多源联网证据 → 结构化岗位定义，含核心职责、必备/加分技能、典型场景）。</w:t>
       </w:r>
     </w:p>
     <w:p>
       <w:pPr>
         <w:pStyle w:val="Heading2"/>
+        <w:keepNext/>
       </w:pPr>
       <w:r>
+        <w:rPr/>
         <w:t>3.2 既有岗位能力动态更新（演化）</w:t>
       </w:r>
     </w:p>
@@ -2687,6 +2858,7 @@
         <w:t>目标</w:t>
       </w:r>
       <w:r>
+        <w:rPr/>
         <w:t xml:space="preserve">：针对现有岗位（如 Java 开发工程师），识别能力要求变化，明确标注 </w:t>
       </w:r>
       <w:r>
@@ -2696,6 +2868,7 @@
         <w:t>新增 / 删除 / 修改</w:t>
       </w:r>
       <w:r>
+        <w:rPr/>
         <w:t xml:space="preserve"> 的能力项，提供更新说明与数据源，支持人工优化与动态演化。</w:t>
       </w:r>
     </w:p>
@@ -2707,6 +2880,7 @@
         <w:t>实现流程</w:t>
       </w:r>
       <w:r>
+        <w:rPr/>
         <w:t>（</w:t>
       </w:r>
       <w:r>
@@ -2716,6 +2890,7 @@
         <w:t>services/evolution.py</w:t>
       </w:r>
       <w:r>
+        <w:rPr/>
         <w:t>）：</w:t>
       </w:r>
     </w:p>
@@ -2724,6 +2899,7 @@
         <w:pStyle w:val="ListBullet"/>
       </w:pPr>
       <w:r>
+        <w:rPr/>
         <w:t>取岗位当前能力快照（旧版本）；</w:t>
       </w:r>
     </w:p>
@@ -2732,6 +2908,7 @@
         <w:pStyle w:val="ListBullet"/>
       </w:pPr>
       <w:r>
+        <w:rPr/>
         <w:t>解析输入的最新 JD，与历史能力合并进行交叉验证聚合；</w:t>
       </w:r>
     </w:p>
@@ -2746,7 +2923,93 @@
         <w:t>差异计算</w:t>
       </w:r>
       <w:r>
+        <w:rPr/>
         <w:t>：</w:t>
+      </w:r>
+    </w:p>
+    <w:p>
+      <w:pPr>
+        <w:pStyle w:val="ListBullet2"/>
+      </w:pPr>
+      <w:r>
+        <w:rPr>
+          <w:b/>
+        </w:rPr>
+        <w:t>新增（add）</w:t>
+      </w:r>
+      <w:r>
+        <w:rPr/>
+        <w:t>：新数据中出现、旧图谱中没有的能力项，附独立雇主实体支持数与置信度；</w:t>
+      </w:r>
+    </w:p>
+    <w:p>
+      <w:pPr>
+        <w:pStyle w:val="ListBullet2"/>
+      </w:pPr>
+      <w:r>
+        <w:rPr>
+          <w:b/>
+        </w:rPr>
+        <w:t>删除 / 淘汰（delete）</w:t>
+      </w:r>
+      <w:r>
+        <w:rPr/>
+        <w:t>：该能力项在</w:t>
+      </w:r>
+      <w:r>
+        <w:rPr>
+          <w:b/>
+        </w:rPr>
+        <w:t>最新窗口的 JD 原文里一次都没有出现</w:t>
+      </w:r>
+      <w:r>
+        <w:rPr/>
+        <w:t>，且原为</w:t>
+      </w:r>
+      <w:r>
+        <w:rPr>
+          <w:b/>
+        </w:rPr>
+        <w:t>必备能力</w:t>
+      </w:r>
+      <w:r>
+        <w:rPr/>
+        <w:t xml:space="preserve">，且窗口 JD 数 </w:t>
+      </w:r>
+      <w:r>
+        <w:rPr>
+          <w:b/>
+        </w:rPr>
+        <w:t>≥20</w:t>
+      </w:r>
+      <w:r>
+        <w:rPr/>
+        <w:t>（三个条件同时成立才下淘汰结论），标记 deprecated、保留历史可回溯；</w:t>
+      </w:r>
+    </w:p>
+    <w:p>
+      <w:pPr>
+        <w:pStyle w:val="ListBullet2"/>
+      </w:pPr>
+      <w:r>
+        <w:rPr>
+          <w:b/>
+        </w:rPr>
+        <w:t>修改（modify）</w:t>
+      </w:r>
+      <w:r>
+        <w:rPr/>
+        <w:t>：重要度（必备↔加分）或权重显著变化（阈值 0.2）；</w:t>
+      </w:r>
+      <w:r>
+        <w:rPr>
+          <w:b/>
+        </w:rPr>
+        <w:t>或</w:t>
+      </w:r>
+      <w:r>
+        <w:rPr/>
+        <w:t>该能力仍出现在新 JD 中、但交叉验证支持减弱而被降为候选（记作"降级为候选能力项，保留观察，未淘汰"）；</w:t>
       </w:r>
     </w:p>
     <w:p>
@@ -2754,84 +3017,7 @@
         <w:pStyle w:val="ListBullet"/>
       </w:pPr>
       <w:r>
-        <w:rPr>
-          <w:b/>
-        </w:rPr>
-        <w:t>新增（add）</w:t>
-      </w:r>
-      <w:r>
-        <w:t>：新数据中出现、旧图谱中没有的能力项，附独立来源数与置信度；</w:t>
-      </w:r>
-    </w:p>
-    <w:p>
-      <w:pPr>
-        <w:pStyle w:val="ListBullet"/>
-      </w:pPr>
-      <w:r>
-        <w:rPr>
-          <w:b/>
-        </w:rPr>
-        <w:t>删除 / 淘汰（delete）</w:t>
-      </w:r>
-      <w:r>
-        <w:t>：该能力项在</w:t>
-      </w:r>
-      <w:r>
-        <w:rPr>
-          <w:b/>
-        </w:rPr>
-        <w:t>最新窗口的 JD 原文里一次都没有出现</w:t>
-      </w:r>
-      <w:r>
-        <w:t>，且原为</w:t>
-      </w:r>
-      <w:r>
-        <w:rPr>
-          <w:b/>
-        </w:rPr>
-        <w:t>必备能力</w:t>
-      </w:r>
-      <w:r>
-        <w:t xml:space="preserve">，且窗口 JD 数 </w:t>
-      </w:r>
-      <w:r>
-        <w:rPr>
-          <w:b/>
-        </w:rPr>
-        <w:t>≥20</w:t>
-      </w:r>
-      <w:r>
-        <w:t>（三个条件同时成立才下淘汰结论），标记 deprecated、保留历史可回溯；</w:t>
-      </w:r>
-    </w:p>
-    <w:p>
-      <w:pPr>
-        <w:pStyle w:val="ListBullet"/>
-      </w:pPr>
-      <w:r>
-        <w:rPr>
-          <w:b/>
-        </w:rPr>
-        <w:t>修改（modify）</w:t>
-      </w:r>
-      <w:r>
-        <w:t>：重要度（必备↔加分）或权重显著变化（阈值 0.2）；</w:t>
-      </w:r>
-      <w:r>
-        <w:rPr>
-          <w:b/>
-        </w:rPr>
-        <w:t>或</w:t>
-      </w:r>
-      <w:r>
-        <w:t>该能力仍出现在新 JD 中、但交叉验证支持减弱而被降为候选（记作"降级为候选能力项，保留观察，未淘汰"）；</w:t>
-      </w:r>
-    </w:p>
-    <w:p>
-      <w:pPr>
-        <w:pStyle w:val="ListBullet"/>
-      </w:pPr>
-      <w:r>
+        <w:rPr/>
         <w:t xml:space="preserve">每条变更记录 </w:t>
       </w:r>
       <w:r>
@@ -2841,6 +3027,7 @@
         <w:t>reason</w:t>
       </w:r>
       <w:r>
+        <w:rPr/>
         <w:t xml:space="preserve">（更新说明）与 </w:t>
       </w:r>
       <w:r>
@@ -2850,6 +3037,7 @@
         <w:t>data_source</w:t>
       </w:r>
       <w:r>
+        <w:rPr/>
         <w:t xml:space="preserve">（数据源，淘汰项额外记录窗口 JD 数），岗位版本号 +1，全部写入 </w:t>
       </w:r>
       <w:r>
@@ -2859,6 +3047,7 @@
         <w:t>capability_change</w:t>
       </w:r>
       <w:r>
+        <w:rPr/>
         <w:t xml:space="preserve"> 表，前端时间线展示。</w:t>
       </w:r>
     </w:p>
@@ -2920,15 +3109,17 @@
         <w:t>真实三时间切片演化链（2018 → 2024 → 2026）</w:t>
       </w:r>
       <w:r>
+        <w:rPr/>
         <w:t>：本系统的演化不是"造一条时间线"，而是把三个</w:t>
       </w:r>
       <w:r>
         <w:rPr>
           <w:b/>
         </w:rPr>
-        <w:t>独立来源的真实语料切片</w:t>
-      </w:r>
-      <w:r>
+        <w:t>真实时间切片</w:t>
+      </w:r>
+      <w:r>
+        <w:rPr/>
         <w:t>按时间顺序依次灌入同一条演化服务链：2018-12（</w:t>
       </w:r>
       <w:r>
@@ -2938,6 +3129,7 @@
         <w:t>dataset_51job2018</w:t>
       </w:r>
       <w:r>
+        <w:rPr/>
         <w:t>）→ 2024-07（</w:t>
       </w:r>
       <w:r>
@@ -2947,7 +3139,8 @@
         <w:t>dataset_aijob2024</w:t>
       </w:r>
       <w:r>
-        <w:t>）→ 2026-07（腾讯 / 网易 / 飞书 ATS / 国聘四个现网来源）。运行结果：</w:t>
+        <w:rPr/>
+        <w:t>）→ 2026-07（腾讯 / 网易 / 飞书 ATS / 国聘四类主要分发渠道）。在 JD 交叉验证和置信度计算中，来源始终按独立雇主实体归一化；同一雇主跨平台分发只计 1 个来源。运行结果：</w:t>
       </w:r>
     </w:p>
     <w:p>
@@ -2961,6 +3154,7 @@
         <w:t>共 621 条真实变更记录</w:t>
       </w:r>
       <w:r>
+        <w:rPr/>
         <w:t>：新增 367 / 淘汰 143 / 修改 111；</w:t>
       </w:r>
     </w:p>
@@ -2969,6 +3163,7 @@
         <w:pStyle w:val="ListBullet"/>
       </w:pPr>
       <w:r>
+        <w:rPr/>
         <w:t>按批次：</w:t>
       </w:r>
       <w:r>
@@ -2978,6 +3173,7 @@
         <w:t>2024hist-r1</w:t>
       </w:r>
       <w:r>
+        <w:rPr/>
         <w:t xml:space="preserve"> 批次产生 </w:t>
       </w:r>
       <w:r>
@@ -2987,6 +3183,7 @@
         <w:t>128 条</w:t>
       </w:r>
       <w:r>
+        <w:rPr/>
         <w:t>，</w:t>
       </w:r>
       <w:r>
@@ -2996,6 +3193,7 @@
         <w:t>2026W31</w:t>
       </w:r>
       <w:r>
+        <w:rPr/>
         <w:t xml:space="preserve"> 批次产生 </w:t>
       </w:r>
       <w:r>
@@ -3005,6 +3203,7 @@
         <w:t>493 条</w:t>
       </w:r>
       <w:r>
+        <w:rPr/>
         <w:t>；</w:t>
       </w:r>
     </w:p>
@@ -3013,6 +3212,7 @@
         <w:pStyle w:val="ListBullet"/>
       </w:pPr>
       <w:r>
+        <w:rPr/>
         <w:t>版本分布：</w:t>
       </w:r>
       <w:r>
@@ -3022,6 +3222,7 @@
         <w:t>v1 17 个岗位 / v2 9 个 / v3 6 个</w:t>
       </w:r>
       <w:r>
+        <w:rPr/>
         <w:t>（合计 32 个；v1 中 14 个是下条所述 2018 语料完全检索不到的岗位，另 3 个为后续补齐物联网覆盖时新建、仅有 2026 一个切片）；</w:t>
       </w:r>
     </w:p>
@@ -3036,6 +3237,7 @@
         <w:t>15 个传统岗位</w:t>
       </w:r>
       <w:r>
+        <w:rPr/>
         <w:t xml:space="preserve">在 2018 语料中即存在，走完整演化链条；其中 </w:t>
       </w:r>
       <w:r>
@@ -3045,6 +3247,7 @@
         <w:t>6 个 AI 族岗位</w:t>
       </w:r>
       <w:r>
+        <w:rPr/>
         <w:t xml:space="preserve">（机器学习、自然语言处理、计算机视觉、深度学习、推荐算法、嵌入式软件）在 2024 切片中亦有样本，因而拥有 2024 中间态，到 2026 演化到 </w:t>
       </w:r>
       <w:r>
@@ -3054,6 +3257,7 @@
         <w:t>v3</w:t>
       </w:r>
       <w:r>
+        <w:rPr/>
         <w:t>；</w:t>
       </w:r>
     </w:p>
@@ -3068,6 +3272,7 @@
         <w:t>另外 14 个岗位</w:t>
       </w:r>
       <w:r>
+        <w:rPr/>
         <w:t>（大模型算法、AI 智能体开发、具身智能、数字孪生、大模型推理优化、AIGC、多模态、边缘计算、自动驾驶、机器人算法、数字人、提示词工程、AI 产品、生成式 AI 测试员）在 2018 语料中</w:t>
       </w:r>
       <w:r>
@@ -3077,6 +3282,7 @@
         <w:t>完全不存在</w:t>
       </w:r>
       <w:r>
+        <w:rPr/>
         <w:t xml:space="preserve">，只能单独建 v1 —— </w:t>
       </w:r>
       <w:r>
@@ -3086,6 +3292,7 @@
         <w:t>这本身就是"新岗位涌现"最直接的数据证据</w:t>
       </w:r>
       <w:r>
+        <w:rPr/>
         <w:t>：不是我们宣称它们新，而是历史语料里根本找不到它们。</w:t>
       </w:r>
     </w:p>
@@ -3097,6 +3304,7 @@
         <w:t>示例（真实运行结果，非人工编写）</w:t>
       </w:r>
       <w:r>
+        <w:rPr/>
         <w:t>：</w:t>
       </w:r>
       <w:r>
@@ -3106,6 +3314,7 @@
         <w:t>Java 开发工程师</w:t>
       </w:r>
       <w:r>
+        <w:rPr/>
         <w:t>在 2018 → 2026 的演化中同时出现两个方向的变化。一侧是新增：由 2026 现网真实 JD（含"大语言模型应用 / RAG / 向量数据库 / Kubernetes"）驱动，系统自动新增"大语言模型、检索增强生成、容器化部署"等能力项并给出溯源说明（平台 + JD 数 + 批次）。另一侧是</w:t>
       </w:r>
       <w:r>
@@ -3115,6 +3324,7 @@
         <w:t>淘汰</w:t>
       </w:r>
       <w:r>
+        <w:rPr/>
         <w:t xml:space="preserve">：系统判定 </w:t>
       </w:r>
       <w:r>
@@ -3124,6 +3334,7 @@
         <w:t>23 项</w:t>
       </w:r>
       <w:r>
+        <w:rPr/>
         <w:t>必备能力在最新窗口的 JD 中一次都未再出现——</w:t>
       </w:r>
       <w:r>
@@ -3133,6 +3344,7 @@
         <w:t>Struts、J2EE、Hibernate、SpringMVC / Spring MVC、Tomcat、Memcached、SQL Server、Dubbo、Spring Cloud、Oracle、Apache、MyBatis、多线程、Shell、KVM、HTTP、网络编程、分布式系统设计、CSS、HTML</w:t>
       </w:r>
       <w:r>
+        <w:rPr/>
         <w:t xml:space="preserve"> 等，正是一整套经典 Java 老技术栈的集体退场，与"Java 后端从 SSH/SSM 单体时代转向云原生 + AI 中台"的行业观感高度一致。同类结果还有</w:t>
       </w:r>
       <w:r>
@@ -3142,6 +3354,7 @@
         <w:t>数据分析师 9 项</w:t>
       </w:r>
       <w:r>
+        <w:rPr/>
         <w:t>（SAS、numpy、scipy、决策树、逻辑回归、聚类算法、聚类分析、神经网络、时间序列算法——传统统计/机器学习工具链让位于工程化数据栈）、后端开发工程师 14 项、数据仓库工程师 6 项、云计算工程师 1 项、物联网开发工程师 1 项。</w:t>
       </w:r>
     </w:p>
@@ -3188,6 +3401,7 @@
         <w:t>分级演化（初级/中级/高级晋升路径）</w:t>
       </w:r>
       <w:r>
+        <w:rPr/>
         <w:t>（</w:t>
       </w:r>
       <w:r>
@@ -3197,6 +3411,7 @@
         <w:t>services/leveling.py</w:t>
       </w:r>
       <w:r>
+        <w:rPr/>
         <w:t>）：在"岗位随时间演化"之外，系统还建模</w:t>
       </w:r>
       <w:r>
@@ -3206,7 +3421,8 @@
         <w:t>岗位内部按级别的能力演化</w:t>
       </w:r>
       <w:r>
-        <w:t>。真实 JD 在采集入库时按标题关键词（高级/资深/专家/初级）与经验年限（0-3 年 / 3-5 年 / 5 年以上）推断级别（junior/middle/senior），按级别分桶后各自复用同一套交叉验证聚合，生成分级能力画像（</w:t>
+        <w:rPr/>
+        <w:t xml:space="preserve">。真实 JD 在采集入库时按标题关键词（高级/资深/专家/初级）与经验年限（0-3 年 / 3-5 年 / 5 年以上）推断级别（junior/middle/senior），按级别分桶后各自复用同一套交叉验证聚合，生成分级能力画像。生产库 </w:t>
       </w:r>
       <w:r>
         <w:rPr>
@@ -3215,23 +3431,47 @@
         <w:t>job_level_skill</w:t>
       </w:r>
       <w:r>
-        <w:t xml:space="preserve"> 表，当前 </w:t>
+        <w:rPr/>
+        <w:t xml:space="preserve"> 当前共 </w:t>
       </w:r>
       <w:r>
         <w:rPr>
           <w:b/>
         </w:rPr>
-        <w:t>32 个岗位全部达标、共 1076 条分级能力记录</w:t>
-      </w:r>
-      <w:r>
-        <w:t>）；"中级→高级怎么演化"即两个级别画像的差异计算（复用演化 diff 引擎），输出"晋升需新增掌握 X""晋升要求强化 Y（权重 45%→72%）""Z 在高级 JD 中不再单列、视为默认前提"等晋升语义的变更项，前端以 初级→中级→高级 阶梯视图展示。</w:t>
+        <w:t>828 条，覆盖 27/32 个岗位</w:t>
+      </w:r>
+      <w:r>
+        <w:rPr/>
+        <w:t xml:space="preserve">，且 </w:t>
+      </w:r>
+      <w:r>
+        <w:rPr>
+          <w:b/>
+        </w:rPr>
+        <w:t>0/828（0.0%）</w:t>
+      </w:r>
+      <w:r>
+        <w:rPr/>
+        <w:t xml:space="preserve">越界；未形成画像的 </w:t>
+      </w:r>
+      <w:r>
+        <w:rPr>
+          <w:b/>
+        </w:rPr>
+        <w:t>5 个岗位</w:t>
+      </w:r>
+      <w:r>
+        <w:rPr/>
+        <w:t>（机器人算法工程师、自动驾驶算法工程师、人工智能数字人训练师、提示词工程师、智能硬件开发工程师）均因当前证据不足而清空历史画像，不再用失效残影撑页面——其中后两个是本轮补闸把单雇主支撑的 active 降级后，与岗位能力集取交集不足 2 档而退出的。"中级→高级怎么演化"即两个级别画像的差异计算（复用演化 diff 引擎），输出"晋升需新增掌握 X""晋升要求强化 Y（权重 45%→72%）""Z 在高级 JD 中不再单列、视为默认前提"等晋升语义的变更项，前端以 初级→中级→高级 阶梯视图展示。</w:t>
       </w:r>
     </w:p>
     <w:p>
       <w:pPr>
         <w:pStyle w:val="Heading2"/>
+        <w:keepNext/>
       </w:pPr>
       <w:r>
+        <w:rPr/>
         <w:t>3.3 新一代信息技术岗位全景图谱</w:t>
       </w:r>
     </w:p>
@@ -3243,6 +3483,7 @@
         <w:t>目标</w:t>
       </w:r>
       <w:r>
+        <w:rPr/>
         <w:t xml:space="preserve">：展示领域内岗位的能力要求，颗粒度到 </w:t>
       </w:r>
       <w:r>
@@ -3252,6 +3493,7 @@
         <w:t>"技能点"</w:t>
       </w:r>
       <w:r>
+        <w:rPr/>
         <w:t xml:space="preserve"> 级别，可按 </w:t>
       </w:r>
       <w:r>
@@ -3261,6 +3503,7 @@
         <w:t>技术栈</w:t>
       </w:r>
       <w:r>
+        <w:rPr/>
         <w:t xml:space="preserve"> 与 </w:t>
       </w:r>
       <w:r>
@@ -3270,6 +3513,7 @@
         <w:t>级别 / 置信度</w:t>
       </w:r>
       <w:r>
+        <w:rPr/>
         <w:t xml:space="preserve"> 切换视图。</w:t>
       </w:r>
     </w:p>
@@ -3281,6 +3525,7 @@
         <w:t>实现</w:t>
       </w:r>
       <w:r>
+        <w:rPr/>
         <w:t>（</w:t>
       </w:r>
       <w:r>
@@ -3290,6 +3535,7 @@
         <w:t>services/graph_service.py</w:t>
       </w:r>
       <w:r>
+        <w:rPr/>
         <w:t xml:space="preserve"> + 前端 ECharts 力导向图）：</w:t>
       </w:r>
     </w:p>
@@ -3304,6 +3550,7 @@
         <w:t>节点</w:t>
       </w:r>
       <w:r>
+        <w:rPr/>
         <w:t>：岗位节点（按技术栈着色，新岗位琥珀描边）+ 技能点节点（大小随关联度变化）；</w:t>
       </w:r>
     </w:p>
@@ -3318,6 +3565,7 @@
         <w:t>关系边</w:t>
       </w:r>
       <w:r>
+        <w:rPr/>
         <w:t>：岗位-技能（必备/加分，按重要度与置信度着色加权）；技能-技能（先修 prerequisite / 相关 related / 驱动 drives）；</w:t>
       </w:r>
     </w:p>
@@ -3332,6 +3580,7 @@
         <w:t>交互</w:t>
       </w:r>
       <w:r>
+        <w:rPr/>
         <w:t>：拖拽、缩放、邻接聚焦、点击下钻（岗位→画像，技能→关联岗位）；</w:t>
       </w:r>
     </w:p>
@@ -3346,48 +3595,57 @@
         <w:t>视图切换</w:t>
       </w:r>
       <w:r>
+        <w:rPr/>
         <w:t>：技术栈筛选（人工智能/大数据/智能系统/物联网/云计算与工程）、级别筛选、置信度阈值滑块（过滤低置信能力项）。</w:t>
       </w:r>
     </w:p>
     <w:p>
       <w:r>
-        <w:t xml:space="preserve">当前图谱规模（真实语料构建，DB </w:t>
+        <w:rPr/>
+        <w:t xml:space="preserve">当前图谱规模（真实语料构建，生产库 </w:t>
       </w:r>
       <w:r>
         <w:rPr>
           <w:rFonts w:ascii="Consolas" w:hAnsi="Consolas"/>
         </w:rPr>
-        <w:t>talent_graph_v3</w:t>
-      </w:r>
-      <w:r>
+        <w:t>talent_graph_v4</w:t>
+      </w:r>
+      <w:r>
+        <w:rPr/>
         <w:t>）：</w:t>
       </w:r>
       <w:r>
         <w:rPr>
           <w:b/>
         </w:rPr>
-        <w:t>32 个岗位（新兴 6 + 既有 26）、3952 项技能（粗粒度 136 + 细粒度技能点 3816，两级体系，细粒度节点挂 `parent_id`）、岗位-能力关系 1158 条（active；另 3258 条单来源细粒度技能点降级为候选、1231 条历史淘汰项）、7999 条溯源证据（全部可回溯到具体原始 JD）+ 8 条权威佐证、57 条技能先修/相关/驱动关系</w:t>
-      </w:r>
-      <w:r>
-        <w:t>。岗位按技术栈分布为：人工智能 13 / 大数据 4 / 智能系统 6 / 物联网 5 / 云计算与工程 4，覆盖赛题点名的四大领域；</w:t>
+        <w:t xml:space="preserve">32 个岗位（新兴 6 + 既有 26）、3952 项技能（粗粒度 136 + 细粒度技能点 3816，两级体系，细粒度节点挂 </w:t>
+      </w:r>
+      <w:r>
+        <w:rPr>
+          <w:rFonts w:ascii="Consolas" w:hAnsi="Consolas"/>
+          <w:b/>
+        </w:rPr>
+        <w:t>parent_id</w:t>
       </w:r>
       <w:r>
         <w:rPr>
           <w:b/>
         </w:rPr>
-        <w:t>32 个岗位全部</w:t>
-      </w:r>
-      <w:r>
-        <w:t>建有 初/中/高 三档分级画像（</w:t>
+        <w:t>）、岗位-能力关系 active 812 / candidate 3604 / deprecated 1231、9128 条 Evidence（均可回溯到具体 RawJD）、21 条 AuthorityEvidence（覆盖 19/32 岗位，其中 6/6 新兴岗位全覆盖且共挂 8 条）、57 条技能先修/相关/驱动关系</w:t>
+      </w:r>
+      <w:r>
+        <w:rPr/>
+        <w:t xml:space="preserve">。岗位按技术栈分布为：人工智能 13 / 大数据 4 / 智能系统 6 / 物联网 5 / 云计算与工程 4，覆盖赛题点名的四大领域；分级画像 </w:t>
       </w:r>
       <w:r>
         <w:rPr>
-          <w:rFonts w:ascii="Consolas" w:hAnsi="Consolas"/>
+          <w:b/>
         </w:rPr>
-        <w:t>job_level_skill</w:t>
-      </w:r>
-      <w:r>
-        <w:t xml:space="preserve"> 共 1076 条），</w:t>
+        <w:t>828 条、覆盖 27/32 岗，越界 0/828（0.0%）</w:t>
+      </w:r>
+      <w:r>
+        <w:rPr/>
+        <w:t>；</w:t>
       </w:r>
       <w:r>
         <w:rPr>
@@ -3396,7 +3654,28 @@
         <w:t>621 条真实演化记录</w:t>
       </w:r>
       <w:r>
-        <w:t>贯穿 2018 → 2024 → 2026 三个时间切片。</w:t>
+        <w:rPr/>
+        <w:t xml:space="preserve">贯穿 2018 → 2024 → 2026 三个时间切片。证据治理补充指标：有效非重复 JD 的雇主已识别 </w:t>
+      </w:r>
+      <w:r>
+        <w:rPr>
+          <w:b/>
+        </w:rPr>
+        <w:t>2105/2404（87.56%）</w:t>
+      </w:r>
+      <w:r>
+        <w:rPr/>
+        <w:t xml:space="preserve">；RoleContract 已评估 32 岗，其中 </w:t>
+      </w:r>
+      <w:r>
+        <w:rPr>
+          <w:b/>
+        </w:rPr>
+        <w:t>6 岗 ready（18.75%）</w:t>
+      </w:r>
+      <w:r>
+        <w:rPr/>
+        <w:t>。RoleContract 是对完整证据图的 8–12 个同粒度能力簇投影，不是删减图谱；未 ready 表示证据不足，不等于岗位不存在。</w:t>
       </w:r>
     </w:p>
     <w:p>
@@ -3489,8 +3768,10 @@
     <w:p>
       <w:pPr>
         <w:pStyle w:val="Heading2"/>
+        <w:keepNext/>
       </w:pPr>
       <w:r>
+        <w:rPr/>
         <w:t>3.4 人岗匹配诊断与差距分析</w:t>
       </w:r>
     </w:p>
@@ -3502,6 +3783,7 @@
         <w:t>目标</w:t>
       </w:r>
       <w:r>
+        <w:rPr/>
         <w:t>：用户输入技能或上传简历（PDF/Word），系统对比目标岗位图谱，输出差距分析，提供针对性改进建议与学习路径规划。</w:t>
       </w:r>
     </w:p>
@@ -3513,6 +3795,7 @@
         <w:t>实现</w:t>
       </w:r>
       <w:r>
+        <w:rPr/>
         <w:t>（</w:t>
       </w:r>
       <w:r>
@@ -3522,6 +3805,7 @@
         <w:t>services/resume.py</w:t>
       </w:r>
       <w:r>
+        <w:rPr/>
         <w:t xml:space="preserve"> + </w:t>
       </w:r>
       <w:r>
@@ -3531,6 +3815,7 @@
         <w:t>services/matching.py</w:t>
       </w:r>
       <w:r>
+        <w:rPr/>
         <w:t>）：</w:t>
       </w:r>
     </w:p>
@@ -3545,6 +3830,7 @@
         <w:t>简历解析</w:t>
       </w:r>
       <w:r>
+        <w:rPr/>
         <w:t>：pdfplumber（PDF）/ python-docx（Word）抽取文本 → 大模型结构化抽取技能要素 + 词典规则兜底，归一化同义词，</w:t>
       </w:r>
       <w:r>
@@ -3554,6 +3840,7 @@
         <w:t>提取召回率 100%、F1 96.49%</w:t>
       </w:r>
       <w:r>
+        <w:rPr/>
         <w:t>；</w:t>
       </w:r>
     </w:p>
@@ -3568,7 +3855,41 @@
         <w:t>多维度匹配</w:t>
       </w:r>
       <w:r>
+        <w:rPr/>
         <w:t>：</w:t>
+      </w:r>
+    </w:p>
+    <w:p>
+      <w:pPr>
+        <w:pStyle w:val="ListBullet2"/>
+      </w:pPr>
+      <w:r>
+        <w:rPr/>
+        <w:t>必备技能覆盖率（按权重）、加分技能覆盖率、技能级别匹配度、领域相关度；</w:t>
+      </w:r>
+    </w:p>
+    <w:p>
+      <w:pPr>
+        <w:pStyle w:val="ListBullet2"/>
+      </w:pPr>
+      <w:r>
+        <w:rPr>
+          <w:b/>
+        </w:rPr>
+        <w:t>精确匹配（词典归一化）为主 + 语义匹配（BGE 向量）为辅</w:t>
+      </w:r>
+      <w:r>
+        <w:rPr/>
+        <w:t>；</w:t>
+      </w:r>
+    </w:p>
+    <w:p>
+      <w:pPr>
+        <w:pStyle w:val="ListBullet2"/>
+      </w:pPr>
+      <w:r>
+        <w:rPr/>
+        <w:t>综合匹配度 = 0.62×必备覆盖 + 0.16×加分覆盖 + 0.14×级别匹配 + 0.08×领域相关；</w:t>
       </w:r>
     </w:p>
     <w:p>
@@ -3576,7 +3897,14 @@
         <w:pStyle w:val="ListBullet"/>
       </w:pPr>
       <w:r>
-        <w:t>必备技能覆盖率（按权重）、加分技能覆盖率、技能级别匹配度、领域相关度；</w:t>
+        <w:rPr>
+          <w:b/>
+        </w:rPr>
+        <w:t>差距分析</w:t>
+      </w:r>
+      <w:r>
+        <w:rPr/>
+        <w:t>：列出已具备能力、缺失必备技能（能力缺口）、缺失加分技能；</w:t>
       </w:r>
     </w:p>
     <w:p>
@@ -3587,10 +3915,11 @@
         <w:rPr>
           <w:b/>
         </w:rPr>
-        <w:t>精确匹配（词典归一化）为主 + 语义匹配（BGE 向量）为辅</w:t>
-      </w:r>
-      <w:r>
-        <w:t>；</w:t>
+        <w:t>学习路径规划</w:t>
+      </w:r>
+      <w:r>
+        <w:rPr/>
+        <w:t>：基于技能先修关系（prerequisite）拓扑排序 + 重要度优先，生成分步学习路径；</w:t>
       </w:r>
     </w:p>
     <w:p>
@@ -3598,7 +3927,100 @@
         <w:pStyle w:val="ListBullet"/>
       </w:pPr>
       <w:r>
-        <w:t>综合匹配度 = 0.62×必备覆盖 + 0.16×加分覆盖 + 0.14×级别匹配 + 0.08×领域相关；</w:t>
+        <w:rPr>
+          <w:b/>
+        </w:rPr>
+        <w:t>改进建议</w:t>
+      </w:r>
+      <w:r>
+        <w:rPr/>
+        <w:t>：大模型生成总体建议、各技能学习方向与资源、预计达标周期。</w:t>
+      </w:r>
+    </w:p>
+    <w:p>
+      <w:r>
+        <w:rPr>
+          <w:b/>
+        </w:rPr>
+        <w:t>匹配分类准确率 100%</w:t>
+      </w:r>
+      <w:r>
+        <w:rPr/>
+        <w:t>（必备技能"具备/缺失"判定与真值完全一致）。</w:t>
+      </w:r>
+    </w:p>
+    <w:p>
+      <w:pPr>
+        <w:pStyle w:val="Heading2"/>
+        <w:keepNext/>
+      </w:pPr>
+      <w:r>
+        <w:rPr/>
+        <w:t>3.5 人才侧图层：语料学习与团队能力盘点</w:t>
+      </w:r>
+    </w:p>
+    <w:p>
+      <w:r>
+        <w:rPr>
+          <w:b/>
+        </w:rPr>
+        <w:t>目标</w:t>
+      </w:r>
+      <w:r>
+        <w:rPr/>
+        <w:t>（对应评审意见⑧）：把系统的落脚点从"单份简历、即时匹配"扩展到 "</w:t>
+      </w:r>
+      <w:r>
+        <w:rPr>
+          <w:b/>
+        </w:rPr>
+        <w:t>读取一批真实简历 → 从中学习技能表述 → 盘点团队对目标岗位的能力缺口</w:t>
+      </w:r>
+      <w:r>
+        <w:rPr/>
+        <w:t>"。</w:t>
+      </w:r>
+    </w:p>
+    <w:p>
+      <w:r>
+        <w:rPr>
+          <w:b/>
+        </w:rPr>
+        <w:t>实现</w:t>
+      </w:r>
+      <w:r>
+        <w:rPr/>
+        <w:t>（</w:t>
+      </w:r>
+      <w:r>
+        <w:rPr>
+          <w:rFonts w:ascii="Consolas" w:hAnsi="Consolas"/>
+        </w:rPr>
+        <w:t>services/talent.py</w:t>
+      </w:r>
+      <w:r>
+        <w:rPr/>
+        <w:t xml:space="preserve"> + </w:t>
+      </w:r>
+      <w:r>
+        <w:rPr>
+          <w:rFonts w:ascii="Consolas" w:hAnsi="Consolas"/>
+        </w:rPr>
+        <w:t>data/learn_aliases.py</w:t>
+      </w:r>
+      <w:r>
+        <w:rPr/>
+        <w:t xml:space="preserve"> + </w:t>
+      </w:r>
+      <w:r>
+        <w:rPr>
+          <w:rFonts w:ascii="Consolas" w:hAnsi="Consolas"/>
+        </w:rPr>
+        <w:t>pages/Talent.tsx</w:t>
+      </w:r>
+      <w:r>
+        <w:rPr/>
+        <w:t>）：</w:t>
       </w:r>
     </w:p>
     <w:p>
@@ -3609,10 +4031,51 @@
         <w:rPr>
           <w:b/>
         </w:rPr>
-        <w:t>差距分析</w:t>
-      </w:r>
-      <w:r>
-        <w:t>：列出已具备能力、缺失必备技能（能力缺口）、缺失加分技能；</w:t>
+        <w:t>语料入库（脱敏是硬关口）</w:t>
+      </w:r>
+      <w:r>
+        <w:rPr/>
+        <w:t xml:space="preserve">：30 份公开可授权的真实简历（HuggingFace MIT 数据集 / 作者本人公开的个人页面 / 范文站虚构范文，5 个批次），正文经 </w:t>
+      </w:r>
+      <w:r>
+        <w:rPr>
+          <w:rFonts w:ascii="Consolas" w:hAnsi="Consolas"/>
+        </w:rPr>
+        <w:t>mask_pii</w:t>
+      </w:r>
+      <w:r>
+        <w:rPr/>
+        <w:t xml:space="preserve"> + </w:t>
+      </w:r>
+      <w:r>
+        <w:rPr>
+          <w:rFonts w:ascii="Consolas" w:hAnsi="Consolas"/>
+        </w:rPr>
+        <w:t>mask_contacts</w:t>
+      </w:r>
+      <w:r>
+        <w:rPr/>
+        <w:t xml:space="preserve"> 双重脱敏、写盘前自检不过整条丢弃；落库形态 </w:t>
+      </w:r>
+      <w:r>
+        <w:rPr>
+          <w:rFonts w:ascii="Consolas" w:hAnsi="Consolas"/>
+        </w:rPr>
+        <w:t>talent_profile</w:t>
+      </w:r>
+      <w:r>
+        <w:rPr/>
+        <w:t xml:space="preserve"> </w:t>
+      </w:r>
+      <w:r>
+        <w:rPr>
+          <w:b/>
+        </w:rPr>
+        <w:t>结构上没有正文列、姓名列与任何联系方式列</w:t>
+      </w:r>
+      <w:r>
+        <w:rPr/>
+        <w:t>，只留技能要素 + 可回溯出处。</w:t>
       </w:r>
     </w:p>
     <w:p>
@@ -3623,10 +4086,152 @@
         <w:rPr>
           <w:b/>
         </w:rPr>
-        <w:t>学习路径规划</w:t>
-      </w:r>
-      <w:r>
-        <w:t>：基于技能先修关系（prerequisite）拓扑排序 + 重要度优先，生成分步学习路径；</w:t>
+        <w:t>技能表述学习（意见里"学习"二字的落点）</w:t>
+      </w:r>
+      <w:r>
+        <w:rPr/>
+        <w:t>：简历写法与 JD 不一致，对不齐就等于白抽。系统从语料归集表述并对齐到图谱</w:t>
+      </w:r>
+      <w:r>
+        <w:rPr>
+          <w:b/>
+        </w:rPr>
+        <w:t>已有</w:t>
+      </w:r>
+      <w:r>
+        <w:rPr/>
+        <w:t>节点，分两级、爆炸半径不同：</w:t>
+      </w:r>
+    </w:p>
+    <w:p>
+      <w:pPr>
+        <w:pStyle w:val="ListBullet2"/>
+      </w:pPr>
+      <w:r>
+        <w:rPr>
+          <w:b/>
+        </w:rPr>
+        <w:t>Tier A 词典级</w:t>
+      </w:r>
+      <w:r>
+        <w:rPr/>
+        <w:t xml:space="preserve">（并入全局 </w:t>
+      </w:r>
+      <w:r>
+        <w:rPr>
+          <w:rFonts w:ascii="Consolas" w:hAnsi="Consolas"/>
+        </w:rPr>
+        <w:t>SYNONYMS</w:t>
+      </w:r>
+      <w:r>
+        <w:rPr/>
+        <w:t xml:space="preserve">，JD 解析同路，护栏最严）——本轮采纳 </w:t>
+      </w:r>
+      <w:r>
+        <w:rPr>
+          <w:b/>
+        </w:rPr>
+        <w:t>0 条</w:t>
+      </w:r>
+      <w:r>
+        <w:rPr/>
+        <w:t>；</w:t>
+      </w:r>
+    </w:p>
+    <w:p>
+      <w:pPr>
+        <w:pStyle w:val="ListBullet2"/>
+      </w:pPr>
+      <w:r>
+        <w:rPr>
+          <w:b/>
+        </w:rPr>
+        <w:t>Tier B 节点级</w:t>
+      </w:r>
+      <w:r>
+        <w:rPr/>
+        <w:t xml:space="preserve">（只写 </w:t>
+      </w:r>
+      <w:r>
+        <w:rPr>
+          <w:rFonts w:ascii="Consolas" w:hAnsi="Consolas"/>
+        </w:rPr>
+        <w:t>Skill.aliases</w:t>
+      </w:r>
+      <w:r>
+        <w:rPr/>
+        <w:t>，</w:t>
+      </w:r>
+      <w:r>
+        <w:rPr>
+          <w:b/>
+        </w:rPr>
+        <w:t>JD 主链路零影响</w:t>
+      </w:r>
+      <w:r>
+        <w:rPr/>
+        <w:t xml:space="preserve">）——本轮采纳 </w:t>
+      </w:r>
+      <w:r>
+        <w:rPr>
+          <w:b/>
+        </w:rPr>
+        <w:t>26 条</w:t>
+      </w:r>
+      <w:r>
+        <w:rPr/>
+        <w:t>；</w:t>
+      </w:r>
+    </w:p>
+    <w:p>
+      <w:pPr>
+        <w:pStyle w:val="ListBullet2"/>
+      </w:pPr>
+      <w:r>
+        <w:rPr>
+          <w:b/>
+        </w:rPr>
+        <w:t>Tier C 未命中</w:t>
+      </w:r>
+      <w:r>
+        <w:rPr/>
+        <w:t xml:space="preserve"> 418 条，记为"人才侧独有技能"，作为供需分析产出而非丢弃。</w:t>
+      </w:r>
+    </w:p>
+    <w:p>
+      <w:r>
+        <w:rPr/>
+        <w:t xml:space="preserve">四道护栏：① 映射目标必须已存在，不许凭空造词；② 不覆盖 164 条硬编码词典，只增不改； ③ 判断型映射需 ≥2 份不同简历佐证，机械型（大小写/空格差异）客观可核验故 1 份即可； ④ Tier A 本轮整体不启用——只算出 2 条且含 </w:t>
+      </w:r>
+      <w:r>
+        <w:rPr>
+          <w:rFonts w:ascii="Consolas" w:hAnsi="Consolas"/>
+        </w:rPr>
+        <w:t>SQL Server→SQL</w:t>
+      </w:r>
+      <w:r>
+        <w:rPr/>
+        <w:t xml:space="preserve"> 这类信息损失映射， 2 条收益不值得改动 JD 也在用的全局词典。学习结果单独成文件，可复现、可回滚、可一键关闭（</w:t>
+      </w:r>
+      <w:r>
+        <w:rPr>
+          <w:rFonts w:ascii="Consolas" w:hAnsi="Consolas"/>
+        </w:rPr>
+        <w:t>TALENT_DISABLE_LEARNED_ALIASES=1</w:t>
+      </w:r>
+      <w:r>
+        <w:rPr/>
+        <w:t>），</w:t>
+      </w:r>
+      <w:r>
+        <w:rPr>
+          <w:b/>
+        </w:rPr>
+        <w:t>不改硬编码词典源码</w:t>
+      </w:r>
+      <w:r>
+        <w:rPr/>
+        <w:t>。</w:t>
       </w:r>
     </w:p>
     <w:p>
@@ -3637,92 +4242,21 @@
         <w:rPr>
           <w:b/>
         </w:rPr>
-        <w:t>改进建议</w:t>
-      </w:r>
-      <w:r>
-        <w:t>：大模型生成总体建议、各技能学习方向与资源、预计达标周期。</w:t>
-      </w:r>
-    </w:p>
-    <w:p>
-      <w:r>
-        <w:rPr>
-          <w:b/>
-        </w:rPr>
-        <w:t>匹配分类准确率 100%</w:t>
-      </w:r>
-      <w:r>
-        <w:t>（必备技能"具备/缺失"判定与真值完全一致）。</w:t>
-      </w:r>
-    </w:p>
-    <w:p>
-      <w:pPr>
-        <w:pStyle w:val="Heading2"/>
-      </w:pPr>
-      <w:r>
-        <w:t>3.5 人才侧图层：语料学习与团队能力盘点</w:t>
-      </w:r>
-    </w:p>
-    <w:p>
-      <w:r>
-        <w:rPr>
-          <w:b/>
-        </w:rPr>
-        <w:t>目标</w:t>
-      </w:r>
-      <w:r>
-        <w:t>（对应评审意见⑧）：把系统的落脚点从"单份简历、即时匹配"扩展到</w:t>
-      </w:r>
-    </w:p>
-    <w:p>
-      <w:r>
-        <w:t>"</w:t>
-      </w:r>
-      <w:r>
-        <w:rPr>
-          <w:b/>
-        </w:rPr>
-        <w:t>读取一批真实简历 → 从中学习技能表述 → 盘点团队对目标岗位的能力缺口</w:t>
-      </w:r>
-      <w:r>
-        <w:t>"。</w:t>
-      </w:r>
-    </w:p>
-    <w:p>
-      <w:r>
-        <w:rPr>
-          <w:b/>
-        </w:rPr>
-        <w:t>实现</w:t>
-      </w:r>
-      <w:r>
-        <w:t>（</w:t>
+        <w:t>供需缺口对照</w:t>
+      </w:r>
+      <w:r>
+        <w:rPr/>
+        <w:t xml:space="preserve">：岗位每一项能力，语料里有多少人具备、其中多少是对口人才，按 </w:t>
       </w:r>
       <w:r>
         <w:rPr>
           <w:rFonts w:ascii="Consolas" w:hAnsi="Consolas"/>
         </w:rPr>
-        <w:t>services/talent.py</w:t>
-      </w:r>
-      <w:r>
-        <w:t xml:space="preserve"> + </w:t>
-      </w:r>
-      <w:r>
-        <w:rPr>
-          <w:rFonts w:ascii="Consolas" w:hAnsi="Consolas"/>
-        </w:rPr>
-        <w:t>data/learn_aliases.py</w:t>
-      </w:r>
-      <w:r>
-        <w:t xml:space="preserve"> + </w:t>
-      </w:r>
-      <w:r>
-        <w:rPr>
-          <w:rFonts w:ascii="Consolas" w:hAnsi="Consolas"/>
-        </w:rPr>
-        <w:t>pages/Talent.tsx</w:t>
-      </w:r>
-      <w:r>
-        <w:t>）：</w:t>
+        <w:t>权重 ×(1−供给率)</w:t>
+      </w:r>
+      <w:r>
+        <w:rPr/>
+        <w:t xml:space="preserve"> 排缺口序。</w:t>
       </w:r>
     </w:p>
     <w:p>
@@ -3733,263 +4267,10 @@
         <w:rPr>
           <w:b/>
         </w:rPr>
-        <w:t>语料入库（脱敏是硬关口）</w:t>
-      </w:r>
-      <w:r>
-        <w:t>：30 份公开可授权的真实简历（HuggingFace MIT 数据集 /</w:t>
-      </w:r>
-    </w:p>
-    <w:p>
-      <w:r>
-        <w:t xml:space="preserve">   作者本人公开的个人页面 / 范文站虚构范文，5 个批次），正文经 </w:t>
-      </w:r>
-      <w:r>
-        <w:rPr>
-          <w:rFonts w:ascii="Consolas" w:hAnsi="Consolas"/>
-        </w:rPr>
-        <w:t>mask_pii</w:t>
-      </w:r>
-      <w:r>
-        <w:t xml:space="preserve"> + </w:t>
-      </w:r>
-      <w:r>
-        <w:rPr>
-          <w:rFonts w:ascii="Consolas" w:hAnsi="Consolas"/>
-        </w:rPr>
-        <w:t>mask_contacts</w:t>
-      </w:r>
-    </w:p>
-    <w:p>
-      <w:r>
-        <w:t xml:space="preserve">   双重脱敏、写盘前自检不过整条丢弃；落库形态 </w:t>
-      </w:r>
-      <w:r>
-        <w:rPr>
-          <w:rFonts w:ascii="Consolas" w:hAnsi="Consolas"/>
-        </w:rPr>
-        <w:t>talent_profile</w:t>
-      </w:r>
-    </w:p>
-    <w:p>
-      <w:r>
-        <w:t xml:space="preserve">   </w:t>
-      </w:r>
-      <w:r>
-        <w:rPr>
-          <w:b/>
-        </w:rPr>
-        <w:t>结构上没有正文列、姓名列与任何联系方式列</w:t>
-      </w:r>
-      <w:r>
-        <w:t>，只留技能要素 + 可回溯出处。</w:t>
-      </w:r>
-    </w:p>
-    <w:p>
-      <w:pPr>
-        <w:pStyle w:val="ListBullet"/>
-      </w:pPr>
-      <w:r>
-        <w:rPr>
-          <w:b/>
-        </w:rPr>
-        <w:t>技能表述学习（意见里"学习"二字的落点）</w:t>
-      </w:r>
-      <w:r>
-        <w:t>：简历写法与 JD 不一致，对不齐就等于白抽。</w:t>
-      </w:r>
-    </w:p>
-    <w:p>
-      <w:r>
-        <w:t xml:space="preserve">   系统从语料归集表述并对齐到图谱</w:t>
-      </w:r>
-      <w:r>
-        <w:rPr>
-          <w:b/>
-        </w:rPr>
-        <w:t>已有</w:t>
-      </w:r>
-      <w:r>
-        <w:t>节点，分两级、爆炸半径不同：</w:t>
-      </w:r>
-    </w:p>
-    <w:p>
-      <w:pPr>
-        <w:pStyle w:val="ListBullet"/>
-      </w:pPr>
-      <w:r>
-        <w:rPr>
-          <w:b/>
-        </w:rPr>
-        <w:t>Tier A 词典级</w:t>
-      </w:r>
-      <w:r>
-        <w:t xml:space="preserve">（并入全局 </w:t>
-      </w:r>
-      <w:r>
-        <w:rPr>
-          <w:rFonts w:ascii="Consolas" w:hAnsi="Consolas"/>
-        </w:rPr>
-        <w:t>SYNONYMS</w:t>
-      </w:r>
-      <w:r>
-        <w:t xml:space="preserve">，JD 解析同路，护栏最严）——本轮采纳 </w:t>
-      </w:r>
-      <w:r>
-        <w:rPr>
-          <w:b/>
-        </w:rPr>
-        <w:t>0 条</w:t>
-      </w:r>
-      <w:r>
-        <w:t>；</w:t>
-      </w:r>
-    </w:p>
-    <w:p>
-      <w:pPr>
-        <w:pStyle w:val="ListBullet"/>
-      </w:pPr>
-      <w:r>
-        <w:rPr>
-          <w:b/>
-        </w:rPr>
-        <w:t>Tier B 节点级</w:t>
-      </w:r>
-      <w:r>
-        <w:t xml:space="preserve">（只写 </w:t>
-      </w:r>
-      <w:r>
-        <w:rPr>
-          <w:rFonts w:ascii="Consolas" w:hAnsi="Consolas"/>
-        </w:rPr>
-        <w:t>Skill.aliases</w:t>
-      </w:r>
-      <w:r>
-        <w:t>，</w:t>
-      </w:r>
-      <w:r>
-        <w:rPr>
-          <w:b/>
-        </w:rPr>
-        <w:t>JD 主链路零影响</w:t>
-      </w:r>
-      <w:r>
-        <w:t xml:space="preserve">）——本轮采纳 </w:t>
-      </w:r>
-      <w:r>
-        <w:rPr>
-          <w:b/>
-        </w:rPr>
-        <w:t>26 条</w:t>
-      </w:r>
-      <w:r>
-        <w:t>；</w:t>
-      </w:r>
-    </w:p>
-    <w:p>
-      <w:pPr>
-        <w:pStyle w:val="ListBullet"/>
-      </w:pPr>
-      <w:r>
-        <w:rPr>
-          <w:b/>
-        </w:rPr>
-        <w:t>Tier C 未命中</w:t>
-      </w:r>
-      <w:r>
-        <w:t xml:space="preserve"> 418 条，记为"人才侧独有技能"，作为供需分析产出而非丢弃。</w:t>
-      </w:r>
-    </w:p>
-    <w:p>
-      <w:r>
-        <w:t xml:space="preserve">   四道护栏：① 映射目标必须已存在，不许凭空造词；② 不覆盖 164 条硬编码词典，只增不改；</w:t>
-      </w:r>
-    </w:p>
-    <w:p>
-      <w:r>
-        <w:t xml:space="preserve">   ③ 判断型映射需 ≥2 份不同简历佐证，机械型（大小写/空格差异）客观可核验故 1 份即可；</w:t>
-      </w:r>
-    </w:p>
-    <w:p>
-      <w:r>
-        <w:t xml:space="preserve">   ④ Tier A 本轮整体不启用——只算出 2 条且含 </w:t>
-      </w:r>
-      <w:r>
-        <w:rPr>
-          <w:rFonts w:ascii="Consolas" w:hAnsi="Consolas"/>
-        </w:rPr>
-        <w:t>SQL Server→SQL</w:t>
-      </w:r>
-      <w:r>
-        <w:t xml:space="preserve"> 这类信息损失映射，</w:t>
-      </w:r>
-    </w:p>
-    <w:p>
-      <w:r>
-        <w:t xml:space="preserve">   2 条收益不值得改动 JD 也在用的全局词典。学习结果单独成文件，可复现、可回滚、</w:t>
-      </w:r>
-    </w:p>
-    <w:p>
-      <w:r>
-        <w:t xml:space="preserve">   可一键关闭（</w:t>
-      </w:r>
-      <w:r>
-        <w:rPr>
-          <w:rFonts w:ascii="Consolas" w:hAnsi="Consolas"/>
-        </w:rPr>
-        <w:t>TALENT_DISABLE_LEARNED_ALIASES=1</w:t>
-      </w:r>
-      <w:r>
-        <w:t>），</w:t>
-      </w:r>
-      <w:r>
-        <w:rPr>
-          <w:b/>
-        </w:rPr>
-        <w:t>不改硬编码词典源码</w:t>
-      </w:r>
-      <w:r>
-        <w:t>。</w:t>
-      </w:r>
-    </w:p>
-    <w:p>
-      <w:pPr>
-        <w:pStyle w:val="ListBullet"/>
-      </w:pPr>
-      <w:r>
-        <w:rPr>
-          <w:b/>
-        </w:rPr>
-        <w:t>供需缺口对照</w:t>
-      </w:r>
-      <w:r>
-        <w:t>：岗位每一项能力，语料里有多少人具备、其中多少是对口人才，</w:t>
-      </w:r>
-    </w:p>
-    <w:p>
-      <w:r>
-        <w:t xml:space="preserve">   按 </w:t>
-      </w:r>
-      <w:r>
-        <w:rPr>
-          <w:rFonts w:ascii="Consolas" w:hAnsi="Consolas"/>
-        </w:rPr>
-        <w:t>权重 ×(1−供给率)</w:t>
-      </w:r>
-      <w:r>
-        <w:t xml:space="preserve"> 排缺口序。</w:t>
-      </w:r>
-    </w:p>
-    <w:p>
-      <w:pPr>
-        <w:pStyle w:val="ListBullet"/>
-      </w:pPr>
-      <w:r>
-        <w:rPr>
-          <w:b/>
-        </w:rPr>
         <w:t>团队能力盘点</w:t>
       </w:r>
       <w:r>
+        <w:rPr/>
         <w:t>：给定团队与目标岗位，算出</w:t>
       </w:r>
       <w:r>
@@ -3999,12 +4280,8 @@
         <w:t>已覆盖</w:t>
       </w:r>
       <w:r>
-        <w:t>（这项能力团队里谁会）、</w:t>
-      </w:r>
-    </w:p>
-    <w:p>
-      <w:r>
-        <w:t xml:space="preserve">   </w:t>
+        <w:rPr/>
+        <w:t xml:space="preserve">（这项能力团队里谁会）、 </w:t>
       </w:r>
       <w:r>
         <w:rPr>
@@ -4013,6 +4290,7 @@
         <w:t>还缺谁</w:t>
       </w:r>
       <w:r>
+        <w:rPr/>
         <w:t>（没有一个人具备的必备能力）、</w:t>
       </w:r>
       <w:r>
@@ -4022,12 +4300,8 @@
         <w:t>不可替代性</w:t>
       </w:r>
       <w:r>
-        <w:t>（每个成员"只有他会"的必备能力数，</w:t>
-      </w:r>
-    </w:p>
-    <w:p>
-      <w:r>
-        <w:t xml:space="preserve">   用于看单点风险），并给出按权重的加权覆盖率。</w:t>
+        <w:rPr/>
+        <w:t>（每个成员"只有他会"的必备能力数，用于看单点风险），并给出按权重的加权覆盖率。</w:t>
       </w:r>
     </w:p>
     <w:p>
@@ -4038,17 +4312,8 @@
         <w:t>架构约束——人才侧对岗位侧只读不写</w:t>
       </w:r>
       <w:r>
-        <w:t>：不回写任何岗位能力项、不参与置信度计算。</w:t>
-      </w:r>
-    </w:p>
-    <w:p>
-      <w:r>
-        <w:t>置信度衡量的是"岗位是不是真的要求这项能力"，简历能证明的是"有人会"，</w:t>
-      </w:r>
-    </w:p>
-    <w:p>
-      <w:r>
-        <w:t>两回事，混在一起会把需求侧的结论污染掉。</w:t>
+        <w:rPr/>
+        <w:t>：不回写任何岗位能力项、不参与置信度计算。置信度衡量的是"岗位是不是真的要求这项能力"，简历能证明的是"有人会"，两回事，混在一起会把需求侧的结论污染掉。</w:t>
       </w:r>
     </w:p>
     <w:p>
@@ -4059,12 +4324,8 @@
         <w:t>边界如实说明</w:t>
       </w:r>
       <w:r>
-        <w:t>：语料 n=30 偏小，供给率分母就是 30，只作定性对照、不做统计推断；</w:t>
-      </w:r>
-    </w:p>
-    <w:p>
-      <w:r>
-        <w:t>留出集评测显示表述对齐率 45.79%→49.07%，但</w:t>
+        <w:rPr/>
+        <w:t>：语料 n=30 偏小，供给率分母就是 30，只作定性对照、不做统计推断；留出集评测显示表述对齐率 45.79%→49.07%，但</w:t>
       </w:r>
       <w:r>
         <w:rPr>
@@ -4073,32 +4334,33 @@
         <w:t>目标岗位匹配度 ±0.00</w:t>
       </w:r>
       <w:r>
-        <w:t>——</w:t>
-      </w:r>
-    </w:p>
-    <w:p>
-      <w:r>
-        <w:t>多对齐的表述没有落在必备能力集里。详见《改进说明_第三版》第二节与测试报告 3.5.2。</w:t>
+        <w:rPr/>
+        <w:t>——多对齐的表述没有落在必备能力集里。详见《改进说明_第三版》第二节与测试报告 3.5.2。</w:t>
       </w:r>
     </w:p>
     <w:p>
       <w:pPr>
         <w:pStyle w:val="Heading1"/>
+        <w:keepNext/>
       </w:pPr>
       <w:r>
+        <w:rPr/>
         <w:t>四、关键技术创新</w:t>
       </w:r>
     </w:p>
     <w:p>
       <w:pPr>
         <w:pStyle w:val="Heading2"/>
+        <w:keepNext/>
       </w:pPr>
       <w:r>
+        <w:rPr/>
         <w:t>4.1 多源异构数据清洗与交叉验证融合机制（解决时滞/噪音/抄袭/通胀）</w:t>
       </w:r>
     </w:p>
     <w:p>
       <w:r>
+        <w:rPr/>
         <w:t>赛题创新点①。</w:t>
       </w:r>
       <w:r>
@@ -4108,6 +4370,7 @@
         <w:t>services/cleaning.py</w:t>
       </w:r>
       <w:r>
+        <w:rPr/>
         <w:t xml:space="preserve"> + </w:t>
       </w:r>
       <w:r>
@@ -4117,14 +4380,16 @@
         <w:t>services/ingest.py</w:t>
       </w:r>
       <w:r>
+        <w:rPr/>
         <w:t>：</w:t>
       </w:r>
     </w:p>
     <w:tbl>
       <w:tblPr>
         <w:tblStyle w:val="LightGrid-Accent1"/>
-        <w:tblW w:type="auto" w:w="0"/>
         <w:tblLook w:firstColumn="1" w:firstRow="1" w:lastColumn="0" w:lastRow="0" w:noHBand="0" w:noVBand="1" w:val="04A0"/>
+        <w:tblLayout w:type="autofit"/>
+        <w:tblW w:type="pct" w:w="5000"/>
       </w:tblPr>
       <w:tblGrid>
         <w:gridCol w:w="2880"/>
@@ -4132,6 +4397,10 @@
         <w:gridCol w:w="2880"/>
       </w:tblGrid>
       <w:tr>
+        <w:trPr>
+          <w:tblHeader w:val="true"/>
+          <w:cantSplit/>
+        </w:trPr>
         <w:tc>
           <w:tcPr>
             <w:tcW w:type="dxa" w:w="2880"/>
@@ -4194,6 +4463,9 @@
         </w:tc>
       </w:tr>
       <w:tr>
+        <w:trPr>
+          <w:cantSplit/>
+        </w:trPr>
         <w:tc>
           <w:tcPr>
             <w:tcW w:type="dxa" w:w="2880"/>
@@ -4290,6 +4562,9 @@
         </w:tc>
       </w:tr>
       <w:tr>
+        <w:trPr>
+          <w:cantSplit/>
+        </w:trPr>
         <w:tc>
           <w:tcPr>
             <w:tcW w:type="dxa" w:w="2880"/>
@@ -4354,6 +4629,9 @@
         </w:tc>
       </w:tr>
       <w:tr>
+        <w:trPr>
+          <w:cantSplit/>
+        </w:trPr>
         <w:tc>
           <w:tcPr>
             <w:tcW w:type="dxa" w:w="2880"/>
@@ -4411,6 +4689,9 @@
         </w:tc>
       </w:tr>
       <w:tr>
+        <w:trPr>
+          <w:cantSplit/>
+        </w:trPr>
         <w:tc>
           <w:tcPr>
             <w:tcW w:type="dxa" w:w="2880"/>
@@ -4502,6 +4783,7 @@
         <w:t>实测效果</w:t>
       </w:r>
       <w:r>
+        <w:rPr/>
         <w:t xml:space="preserve">：对抗测试夹具 379 条 JD 中，植入的 </w:t>
       </w:r>
       <w:r>
@@ -4511,6 +4793,7 @@
         <w:t>8 条整段抄袭样本全部检出（8/8，另自动检出 3 条模板高度相似的近重复）</w:t>
       </w:r>
       <w:r>
+        <w:rPr/>
         <w:t>、</w:t>
       </w:r>
       <w:r>
@@ -4520,6 +4803,7 @@
         <w:t>17 条能力通胀样本全部检出（17/17）</w:t>
       </w:r>
       <w:r>
+        <w:rPr/>
         <w:t xml:space="preserve">；在 </w:t>
       </w:r>
       <w:r>
@@ -4529,6 +4813,7 @@
         <w:t>2570 条真实生产语料</w:t>
       </w:r>
       <w:r>
+        <w:rPr/>
         <w:t xml:space="preserve">上，SimHash 查重共检出 </w:t>
       </w:r>
       <w:r>
@@ -4538,6 +4823,7 @@
         <w:t>166 条重复</w:t>
       </w:r>
       <w:r>
+        <w:rPr/>
         <w:t xml:space="preserve">（去重后有效 JD 2404 条），能力通胀检测标记 </w:t>
       </w:r>
       <w:r>
@@ -4547,19 +4833,23 @@
         <w:t>460 条</w:t>
       </w:r>
       <w:r>
+        <w:rPr/>
         <w:t xml:space="preserve"> JD。</w:t>
       </w:r>
     </w:p>
     <w:p>
       <w:pPr>
         <w:pStyle w:val="Heading2"/>
+        <w:keepNext/>
       </w:pPr>
       <w:r>
+        <w:rPr/>
         <w:t>4.2 能力"幻觉"防控机制（提升图谱构建科学性）</w:t>
       </w:r>
     </w:p>
     <w:p>
       <w:r>
+        <w:rPr/>
         <w:t>赛题创新点②，本系统最核心的创新。</w:t>
       </w:r>
       <w:r>
@@ -4569,6 +4859,7 @@
         <w:t>services/hallucination.py</w:t>
       </w:r>
       <w:r>
+        <w:rPr/>
         <w:t>：</w:t>
       </w:r>
     </w:p>
@@ -4580,15 +4871,17 @@
         <w:t>核心思想</w:t>
       </w:r>
       <w:r>
-        <w:t>：单一来源（含大模型臆造）不可信；</w:t>
+        <w:rPr/>
+        <w:t>：单一来源（含大模型臆造）不可信；在 JD 交叉验证语境中，</w:t>
       </w:r>
       <w:r>
         <w:rPr>
           <w:b/>
         </w:rPr>
-        <w:t>只有被≥2 个独立来源交叉验证、或有外部网络证据支撑的能力项，才以高置信度进入图谱</w:t>
-      </w:r>
-      <w:r>
+        <w:t>只有被 ≥2 个独立雇主实体支持（同一雇主跨平台分发只计 1 个来源）、或有外部网络证据支撑的能力项，才以高置信度进入图谱</w:t>
+      </w:r>
+      <w:r>
+        <w:rPr/>
         <w:t>，且每个能力项保留可溯源证据。</w:t>
       </w:r>
     </w:p>
@@ -4600,6 +4893,7 @@
         <w:t>置信度模型</w:t>
       </w:r>
       <w:r>
+        <w:rPr/>
         <w:t>（统一线性加权公式，</w:t>
       </w:r>
       <w:r>
@@ -4609,6 +4903,7 @@
         <w:t>services/confidence.py</w:t>
       </w:r>
       <w:r>
+        <w:rPr/>
         <w:t>，全系统唯一）：</w:t>
       </w:r>
     </w:p>
@@ -4618,7 +4913,7 @@
       </w:pPr>
       <w:r>
         <w:rPr>
-          <w:rFonts w:ascii="Consolas" w:hAnsi="Consolas"/>
+          <w:rFonts w:ascii="Consolas" w:hAnsi="Consolas" w:eastAsia="Consolas"/>
           <w:sz w:val="18"/>
         </w:rPr>
         <w:t>C = 0.35·支持率 + 0.20·来源多样性 + 0.15·时效性 + 0.20·来源权威度 + 0.10·外部验证</w:t>
@@ -4626,6 +4921,7 @@
     </w:p>
     <w:p>
       <w:r>
+        <w:rPr/>
         <w:t>五个因子均归一化到 [0,1]，权重和为 1，因此 C 天然落在 [0,1]，</w:t>
       </w:r>
       <w:r>
@@ -4635,14 +4931,16 @@
         <w:t>每一分都可拆解解释</w:t>
       </w:r>
       <w:r>
+        <w:rPr/>
         <w:t>（前端点击任意置信度徽章即可查看五因子分解条）。因子口径：</w:t>
       </w:r>
     </w:p>
     <w:tbl>
       <w:tblPr>
         <w:tblStyle w:val="LightGrid-Accent1"/>
-        <w:tblW w:type="auto" w:w="0"/>
         <w:tblLook w:firstColumn="1" w:firstRow="1" w:lastColumn="0" w:lastRow="0" w:noHBand="0" w:noVBand="1" w:val="04A0"/>
+        <w:tblLayout w:type="autofit"/>
+        <w:tblW w:type="pct" w:w="5000"/>
       </w:tblPr>
       <w:tblGrid>
         <w:gridCol w:w="2880"/>
@@ -4650,6 +4948,10 @@
         <w:gridCol w:w="2880"/>
       </w:tblGrid>
       <w:tr>
+        <w:trPr>
+          <w:tblHeader w:val="true"/>
+          <w:cantSplit/>
+        </w:trPr>
         <w:tc>
           <w:tcPr>
             <w:tcW w:type="dxa" w:w="2880"/>
@@ -4712,6 +5014,9 @@
         </w:tc>
       </w:tr>
       <w:tr>
+        <w:trPr>
+          <w:cantSplit/>
+        </w:trPr>
         <w:tc>
           <w:tcPr>
             <w:tcW w:type="dxa" w:w="2880"/>
@@ -4768,6 +5073,9 @@
         </w:tc>
       </w:tr>
       <w:tr>
+        <w:trPr>
+          <w:cantSplit/>
+        </w:trPr>
         <w:tc>
           <w:tcPr>
             <w:tcW w:type="dxa" w:w="2880"/>
@@ -4818,25 +5126,15 @@
               <w:rPr>
                 <w:sz w:val="19"/>
               </w:rPr>
-              <w:t>独立招聘平台数 ÷ 3（封顶 1.0，多平台交叉印证优于单平台；封顶值按真实语料校准一次后冻结，本轮数据源扩容后</w:t>
-            </w:r>
-            <w:r>
-              <w:rPr>
-                <w:b/>
-                <w:sz w:val="19"/>
-              </w:rPr>
-              <w:t>未再改动</w:t>
-            </w:r>
-            <w:r>
-              <w:rPr>
-                <w:sz w:val="19"/>
-              </w:rPr>
-              <w:t>）</w:t>
+              <w:t>去重后的独立雇主实体数 ÷ 3（封顶 1.0；同一雇主经多个平台分发只计 1 个雇主支持；封顶值冻结）</w:t>
             </w:r>
           </w:p>
         </w:tc>
       </w:tr>
       <w:tr>
+        <w:trPr>
+          <w:cantSplit/>
+        </w:trPr>
         <w:tc>
           <w:tcPr>
             <w:tcW w:type="dxa" w:w="2880"/>
@@ -4893,6 +5191,9 @@
         </w:tc>
       </w:tr>
       <w:tr>
+        <w:trPr>
+          <w:cantSplit/>
+        </w:trPr>
         <w:tc>
           <w:tcPr>
             <w:tcW w:type="dxa" w:w="2880"/>
@@ -4949,6 +5250,9 @@
         </w:tc>
       </w:tr>
       <w:tr>
+        <w:trPr>
+          <w:cantSplit/>
+        </w:trPr>
         <w:tc>
           <w:tcPr>
             <w:tcW w:type="dxa" w:w="2880"/>
@@ -5010,13 +5314,12 @@
         <w:rPr>
           <w:b/>
         </w:rPr>
-        <w:t>算例（口径演示）</w:t>
-      </w:r>
-      <w:r>
-        <w:t>：某岗位技能"大语言模型"被 9/13 条有效 JD 提及（支持率 0.69），来源覆盖 3 个独立平台（多样性 3/3=1.0，达到封顶），平均新鲜度 0.88，全部来自企业官网/政府平台（权威度 1.0），暂无外部检索验证（0）：</w:t>
-      </w:r>
-    </w:p>
-    <w:p>
+        <w:t>算例（口径演示，非某条生产关系实测）</w:t>
+      </w:r>
+      <w:r>
+        <w:rPr/>
+        <w:t xml:space="preserve">：某岗位技能"大语言模型"被 9/13 条有效 JD 提及（支持率 0.69），来源覆盖 3 个独立雇主实体（按雇主归一化去重，多样性 3/3=1.0，达到封顶），平均新鲜度 0.88，全部来自企业官网/政府平台（权威度 1.0），暂无外部检索验证（0）： </w:t>
+      </w:r>
       <w:r>
         <w:rPr>
           <w:rFonts w:ascii="Consolas" w:hAnsi="Consolas"/>
@@ -5024,12 +5327,8 @@
         <w:t>C = 0.35×0.69 + 0.20×1.0 + 0.15×0.88 + 0.20×1.0 + 0.10×0 ≈ 0.78</w:t>
       </w:r>
       <w:r>
-        <w:t>。</w:t>
-      </w:r>
-    </w:p>
-    <w:p>
-      <w:r>
-        <w:t>岗位整体置信度 = 粗粒度 active 能力项的</w:t>
+        <w:rPr/>
+        <w:t>。岗位整体置信度 = 粗粒度 active 能力项的</w:t>
       </w:r>
       <w:r>
         <w:rPr>
@@ -5038,6 +5337,7 @@
         <w:t>权重加权</w:t>
       </w:r>
       <w:r>
+        <w:rPr/>
         <w:t>平均（核心必备技能主导，长尾低频加分项不拖累整体）。</w:t>
       </w:r>
     </w:p>
@@ -5049,6 +5349,7 @@
         <w:t>三重防控</w:t>
       </w:r>
       <w:r>
+        <w:rPr/>
         <w:t>：</w:t>
       </w:r>
     </w:p>
@@ -5063,7 +5364,8 @@
         <w:t>交叉验证门槛</w:t>
       </w:r>
       <w:r>
-        <w:t>：必备技能要求 ≥2 个独立非重复来源，否则自动降级为加分技能（防止单源臆造的能力项被定义为"必备"）；</w:t>
+        <w:rPr/>
+        <w:t>：必备技能要求 ≥2 个独立雇主实体支持（同一雇主跨平台去重），否则自动降级为加分技能（防止单源臆造的能力项被定义为"必备"）；</w:t>
       </w:r>
     </w:p>
     <w:p>
@@ -5077,6 +5379,7 @@
         <w:t>置信度过滤</w:t>
       </w:r>
       <w:r>
+        <w:rPr/>
         <w:t xml:space="preserve">：低于阈值（0.45）的能力项标记为 </w:t>
       </w:r>
       <w:r>
@@ -5086,6 +5389,7 @@
         <w:t>candidate</w:t>
       </w:r>
       <w:r>
+        <w:rPr/>
         <w:t>，不进入正式图谱（过滤潜在幻觉/噪音）；</w:t>
       </w:r>
     </w:p>
@@ -5100,6 +5404,7 @@
         <w:t>证据溯源</w:t>
       </w:r>
       <w:r>
+        <w:rPr/>
         <w:t xml:space="preserve">：每个能力项保留多条证据（原始 JD 片段 / 外部链接），前端可逐项展开追溯，实现 </w:t>
       </w:r>
       <w:r>
@@ -5109,6 +5414,7 @@
         <w:t>可解释、可审计</w:t>
       </w:r>
       <w:r>
+        <w:rPr/>
         <w:t>。</w:t>
       </w:r>
     </w:p>
@@ -5117,132 +5423,357 @@
         <w:rPr>
           <w:b/>
         </w:rPr>
-        <w:t>实测</w:t>
-      </w:r>
-      <w:r>
-        <w:t xml:space="preserve">（真实语料）：构建过程中共 </w:t>
+        <w:t>实测（R6 最终生产口径）</w:t>
+      </w:r>
+      <w:r>
+        <w:rPr/>
+        <w:t xml:space="preserve">：岗位-能力关系共 </w:t>
       </w:r>
       <w:r>
         <w:rPr>
           <w:b/>
         </w:rPr>
-        <w:t>1158 条岗位-能力关系通过交叉验证进入正式图谱（active）</w:t>
-      </w:r>
-      <w:r>
-        <w:t xml:space="preserve">，另有 </w:t>
+        <w:t>812 条 active、3604 条 candidate、1231 条 deprecated</w:t>
+      </w:r>
+      <w:r>
+        <w:rPr/>
+        <w:t xml:space="preserve">。候选项保留证据与审计状态，但不进入 RoleContract 与主匹配视图。全库岗位置信度均值 </w:t>
       </w:r>
       <w:r>
         <w:rPr>
           <w:b/>
         </w:rPr>
-        <w:t>3258 项单来源细粒度技能点被标记为 `candidate`</w:t>
-      </w:r>
-      <w:r>
-        <w:t xml:space="preserve">、保留在库可展开查看但不进入图谱主视图与匹配计算；典型如单条 JD 单独出现的冷门技术词、以及"顶会论文"这类 JD 短语碎片被自动降级。全库岗位置信度均值 </w:t>
+        <w:t>0.5502</w:t>
+      </w:r>
+      <w:r>
+        <w:rPr/>
+        <w:t xml:space="preserve">（2026-08-30 口径）；其中 </w:t>
       </w:r>
       <w:r>
         <w:rPr>
           <w:b/>
         </w:rPr>
-        <w:t>0.5613</w:t>
-      </w:r>
-      <w:r>
-        <w:t>（26 个既有岗位 0.5605 + 6 个新兴岗位 0.5644）。</w:t>
+        <w:t>26 个既有岗位均值 0.5271、6 个新兴岗位均值 0.6507</w:t>
+      </w:r>
+      <w:r>
+        <w:rPr/>
+        <w:t>（同一口径日期）。</w:t>
       </w:r>
     </w:p>
     <w:p>
+      <w:r>
+        <w:rPr/>
+        <w:t>置信度</w:t>
+      </w:r>
       <w:r>
         <w:rPr>
           <w:b/>
         </w:rPr>
-        <w:t>这个数字比上一版口径（0.6167）低，我们照实报，因为下降的原因恰恰是可信度提升。</w:t>
-      </w:r>
-      <w:r>
-        <w:t xml:space="preserve"> 拆开看：26 个既有岗位均值 </w:t>
+        <w:t>带日期是必需的，不是谨慎</w:t>
+      </w:r>
+      <w:r>
+        <w:rPr/>
+        <w:t xml:space="preserve">：五因子里的「时效性」随 JD 变旧而下降，服务器上的置信度批算调度器每天 02:30 按当天 </w:t>
+      </w:r>
+      <w:r>
+        <w:rPr>
+          <w:rFonts w:ascii="Consolas" w:hAnsi="Consolas"/>
+        </w:rPr>
+        <w:t>as_of</w:t>
+      </w:r>
+      <w:r>
+        <w:rPr/>
+        <w:t xml:space="preserve"> 重算一次（它属于系统自有重算，不在 </w:t>
+      </w:r>
+      <w:r>
+        <w:rPr>
+          <w:rFonts w:ascii="Consolas" w:hAnsi="Consolas"/>
+        </w:rPr>
+        <w:t>READ_ONLY</w:t>
+      </w:r>
+      <w:r>
+        <w:rPr/>
+        <w:t xml:space="preserve"> 闸内），因此全库均值会以约 </w:t>
       </w:r>
       <w:r>
         <w:rPr>
           <w:b/>
         </w:rPr>
-        <w:t>0.5605</w:t>
-      </w:r>
-      <w:r>
-        <w:t xml:space="preserve">；变的是 6 个新兴岗位，从约 0.9 回落到 </w:t>
+        <w:t>-0.0003/天</w:t>
+      </w:r>
+      <w:r>
+        <w:rPr/>
+        <w:t xml:space="preserve"> 的速度自然衰减：实测 +1 天 0.5499、+7 天 0.5481、+30 天 0.5417、+90 天 0.5275。</w:t>
       </w:r>
       <w:r>
         <w:rPr>
           <w:b/>
         </w:rPr>
-        <w:t>0.5644</w:t>
-      </w:r>
-      <w:r>
-        <w:t xml:space="preserve">。上一版这 6 个岗位的能力项来自「联网检索证据 + 一次大模型定义」，置信度由 </w:t>
+        <w:t>这是设计特性而非缺陷</w:t>
+      </w:r>
+      <w:r>
+        <w:rPr/>
+        <w:t>——语料不更新则置信度自然回落，正是「动态演化」在分数上的体现；要维持高置信度就必须持续补充新语料。所以本材料里的均值一律标注口径日期，评委在不同日期打开线上站点看到的数会略低于此处，属预期行为。同时实测了 +1/+7/+30/+90 四个时点，「active 但独立雇主 &lt; 2」的违规数</w:t>
+      </w:r>
+      <w:r>
+        <w:rPr>
+          <w:b/>
+        </w:rPr>
+        <w:t>始终为 0</w:t>
+      </w:r>
+      <w:r>
+        <w:rPr/>
+        <w:t xml:space="preserve">——闸门不会因时间流逝被重新突破，夜间批算还会持续强制这条闸门（只降级、绝不自动升级，见 </w:t>
       </w:r>
       <w:r>
         <w:rPr>
           <w:rFonts w:ascii="Consolas" w:hAnsi="Consolas"/>
         </w:rPr>
-        <w:t>confidence.factors_from_web</w:t>
-      </w:r>
-      <w:r>
-        <w:t xml:space="preserve"> 对少量检索命中打分，数字孪生工程技术人员一度拿到 </w:t>
-      </w:r>
+        <w:t>confidence_batch._job_calculation</w:t>
+      </w:r>
+      <w:r>
+        <w:rPr/>
+        <w:t>）。这是「一次修复 + 持续守护」的完整证据链。</w:t>
+      </w:r>
+    </w:p>
+    <w:p>
       <w:r>
         <w:rPr>
           <w:b/>
         </w:rPr>
-        <w:t>1.000</w:t>
-      </w:r>
-      <w:r>
-        <w:t>；本轮它们改由真实 JD 语料重建，与既有岗位走</w:t>
+        <w:t>历史口径与 R6 复核</w:t>
+      </w:r>
+      <w:r>
+        <w:rPr/>
+        <w:t xml:space="preserve">：早期材料采用过不同数据状态下的更高均值，均不代表当前生产库。R6 整改开始时的只读基线为 </w:t>
       </w:r>
       <w:r>
         <w:rPr>
           <w:b/>
         </w:rPr>
-        <w:t>同一条交叉验证链</w:t>
-      </w:r>
-      <w:r>
-        <w:t xml:space="preserve">，分数回到真实水平。既有岗位这一侧只动过两个岗位（Java 开发工程师、AI 产品经理）：它们被线上误点把 </w:t>
+        <w:t>0.4783</w:t>
+      </w:r>
+      <w:r>
+        <w:rPr/>
+        <w:t xml:space="preserve">；完成 13 条严格考证的权威佐证补齐、雇主实体归一化、细粒度能力补闸、错挂 JD—岗位证据摘除与统一五因子重算后，最终为 </w:t>
+      </w:r>
+      <w:r>
+        <w:rPr>
+          <w:b/>
+        </w:rPr>
+        <w:t>0.5502</w:t>
+      </w:r>
+      <w:r>
+        <w:rPr/>
+        <w:t xml:space="preserve">（2026-08-30 口径）（既有岗位 </w:t>
+      </w:r>
+      <w:r>
+        <w:rPr>
+          <w:b/>
+        </w:rPr>
+        <w:t>0.5271</w:t>
+      </w:r>
+      <w:r>
+        <w:rPr/>
+        <w:t xml:space="preserve"> / 新兴岗位 </w:t>
+      </w:r>
+      <w:r>
+        <w:rPr>
+          <w:b/>
+        </w:rPr>
+        <w:t>0.6507</w:t>
+      </w:r>
+      <w:r>
+        <w:rPr/>
+        <w:t xml:space="preserve">）。其中错挂修复摘除 </w:t>
+      </w:r>
+      <w:r>
+        <w:rPr>
+          <w:b/>
+        </w:rPr>
+        <w:t>155 个 JD—岗位对</w:t>
+      </w:r>
+      <w:r>
+        <w:rPr/>
+        <w:t xml:space="preserve">、删除对应 </w:t>
+      </w:r>
+      <w:r>
+        <w:rPr>
+          <w:b/>
+        </w:rPr>
+        <w:t>605 条 Evidence</w:t>
+      </w:r>
+      <w:r>
+        <w:rPr/>
+        <w:t xml:space="preserve">，并将失去交叉验证支持的 </w:t>
+      </w:r>
+      <w:r>
+        <w:rPr>
+          <w:b/>
+        </w:rPr>
+        <w:t>64 条 active 降为 candidate</w:t>
+      </w:r>
+      <w:r>
+        <w:rPr/>
+        <w:t>；人工智能数字人训练师因此只剩 1 个契约能力簇，按真实证据不足展示。最后一步是</w:t>
+      </w:r>
+      <w:r>
+        <w:rPr>
+          <w:b/>
+        </w:rPr>
+        <w:t>在影子库上补跑「≥2 个独立雇主」闸门本身</w:t>
+      </w:r>
+      <w:r>
+        <w:rPr/>
+        <w:t xml:space="preserve">：审计发现 </w:t>
+      </w:r>
+      <w:r>
+        <w:rPr>
+          <w:b/>
+        </w:rPr>
+        <w:t>48 条能力关系被标为 active，实际却只有 0 个或 1 个独立雇主支撑</w:t>
+      </w:r>
+      <w:r>
+        <w:rPr/>
+        <w:t>——它们是历次重建与演化留下的历史遗留行，不是本轮新引入的，但一直违反本系统最核心的那道闸门。这 48 条全部由 active 降为 candidate（</w:t>
+      </w:r>
+      <w:r>
+        <w:rPr>
+          <w:b/>
+        </w:rPr>
+        <w:t>证据链完整保留，只是不再对外呈现为已验证能力</w:t>
+      </w:r>
+      <w:r>
+        <w:rPr/>
+        <w:t xml:space="preserve">），active 由 860 降到 </w:t>
+      </w:r>
+      <w:r>
+        <w:rPr>
+          <w:b/>
+        </w:rPr>
+        <w:t>812</w:t>
+      </w:r>
+      <w:r>
+        <w:rPr/>
+        <w:t xml:space="preserve">、candidate 由 3556 升到 </w:t>
+      </w:r>
+      <w:r>
+        <w:rPr>
+          <w:b/>
+        </w:rPr>
+        <w:t>3604</w:t>
+      </w:r>
+      <w:r>
+        <w:rPr/>
+        <w:t>；</w:t>
+      </w:r>
+      <w:r>
+        <w:rPr>
+          <w:b/>
+        </w:rPr>
+        <w:t>本次修复只降级、不升级，没有任何 candidate 被自动提升为 active（auto_promoted = 0）</w:t>
+      </w:r>
+      <w:r>
+        <w:rPr/>
+        <w:t xml:space="preserve">。必须说清楚的是：全库均值从 0.5356 升到 </w:t>
+      </w:r>
+      <w:r>
+        <w:rPr>
+          <w:b/>
+        </w:rPr>
+        <w:t>0.5502</w:t>
+      </w:r>
+      <w:r>
+        <w:rPr/>
+        <w:t xml:space="preserve"> 正是这一步的</w:t>
+      </w:r>
+      <w:r>
+        <w:rPr>
+          <w:b/>
+        </w:rPr>
+        <w:t>副作用</w:t>
+      </w:r>
+      <w:r>
+        <w:rPr/>
+        <w:t xml:space="preserve">而不是成绩——被降级的 48 条恰好是置信度最低的一批（多在 0.16–0.33），把它们移出 active 集合，剩下的平均值自然抬高。我们没有让任何一条能力项的分数变高。这 48 条的根因是可以指名道姓的：它们的证据 JD 绝大多数来自公开数据集 </w:t>
       </w:r>
       <w:r>
         <w:rPr>
           <w:rFonts w:ascii="Consolas" w:hAnsi="Consolas"/>
         </w:rPr>
-        <w:t>source_count</w:t>
-      </w:r>
-      <w:r>
-        <w:t xml:space="preserve"> 按一两条 JD 的小窗口重算过，本轮按真实语料复原后均值由 0.5483 回到 0.5605——</w:t>
+        <w:t>dataset_aijob2024</w:t>
+      </w:r>
+      <w:r>
+        <w:rPr/>
+        <w:t>（</w:t>
+      </w:r>
+      <w:r>
+        <w:rPr>
+          <w:rFonts w:ascii="Consolas" w:hAnsi="Consolas"/>
+        </w:rPr>
+        <w:t>huggingface.co/datasets/RocXuLi/AI_Job_DataSet_1000_</w:t>
+      </w:r>
+      <w:r>
+        <w:rPr/>
+        <w:t>），而这批语料是</w:t>
       </w:r>
       <w:r>
         <w:rPr>
           <w:b/>
         </w:rPr>
-        <w:t>动的是被污染的数据，不是公式</w:t>
-      </w:r>
-      <w:r>
-        <w:t>。</w:t>
+        <w:t>匿名化的——</w:t>
+      </w:r>
+      <w:r>
+        <w:rPr>
+          <w:rFonts w:ascii="Consolas" w:hAnsi="Consolas"/>
+          <w:b/>
+        </w:rPr>
+        <w:t>company</w:t>
       </w:r>
       <w:r>
         <w:rPr>
           <w:b/>
         </w:rPr>
-        <w:t>置信度公式、五因子权重、多样性封顶值（3）与过滤阈值（0.45）全部原封未动。</w:t>
-      </w:r>
-      <w:r>
-        <w:t xml:space="preserve"> 一个岗位在能力图谱里拿到 1.000，本身就是应该被怀疑的信号——我们宁可要一个可解释的 0.55，也不要一个不可解释的 1.00。</w:t>
+        <w:t xml:space="preserve"> 字段本身就是空的</w:t>
+      </w:r>
+      <w:r>
+        <w:rPr/>
+        <w:t>。所以问题不是"证据不够多"，而是</w:t>
+      </w:r>
+      <w:r>
+        <w:rPr>
+          <w:b/>
+        </w:rPr>
+        <w:t>这类来源在原理上就无法证明独立雇主</w:t>
+      </w:r>
+      <w:r>
+        <w:rPr/>
+        <w:t>，理应过不了「≥2 个独立雇主实体」这道闸门。闸门把"匿名语料堆出来的能力项"挡在 active 之外，正是它被设计出来要做的事。受影响的只有 8 个岗位（自动驾驶算法工程师 8→2、机器人算法工程师 10→4、多模态算法工程师 17→11、AIGC算法工程师 16→13，大模型算法工程师 / 大模型推理优化工程师 / 智能硬件开发工程师 / 生成式人工智能系统测试员 各降 2–3），</w:t>
+      </w:r>
+      <w:r>
+        <w:rPr>
+          <w:b/>
+        </w:rPr>
+        <w:t>其余 24 个岗位的 active 数完全没变</w:t>
+      </w:r>
+      <w:r>
+        <w:rPr/>
+        <w:t>。分数变化不能简单解释为"平台越多分越高"：当前来源多样性按独立雇主实体去重，同雇主跨平台不重复计数；公式、五因子权重、多样性封顶值（3）与过滤阈值（0.45）均未逐岗调整，所有结论以可审计因子与证据链为准。</w:t>
       </w:r>
     </w:p>
     <w:p>
       <w:pPr>
         <w:pStyle w:val="Heading2"/>
+        <w:keepNext/>
       </w:pPr>
       <w:r>
+        <w:rPr/>
         <w:t>4.3 演化淘汰判据的可举证化（方法论亮点：我们自己揪出的一个静默缺陷）</w:t>
       </w:r>
     </w:p>
     <w:p>
       <w:r>
+        <w:rPr/>
         <w:t>演化模块最初交付时，三切片跑完的结果是"</w:t>
       </w:r>
       <w:r>
@@ -5252,6 +5783,7 @@
         <w:t>删除 0 条</w:t>
       </w:r>
       <w:r>
+        <w:rPr/>
         <w:t>"。这个数字看起来"数据没给淘汰信号"就能解释过去，但复盘时我们没有接受这个解释，而是回去读了 diff 的实现——结果发现</w:t>
       </w:r>
       <w:r>
@@ -5261,6 +5793,7 @@
         <w:t>删除分支在原理上永远不可能触发</w:t>
       </w:r>
       <w:r>
+        <w:rPr/>
         <w:t>：</w:t>
       </w:r>
     </w:p>
@@ -5269,15 +5802,30 @@
         <w:pStyle w:val="ListBullet"/>
       </w:pPr>
       <w:r>
+        <w:rPr/>
         <w:t>调用方在做新一轮交叉验证聚合时，会把</w:t>
       </w:r>
       <w:r>
         <w:rPr>
           <w:b/>
         </w:rPr>
-        <w:t>旧能力当作 `history` 先验来源注入</w:t>
-      </w:r>
-      <w:r>
+        <w:t xml:space="preserve">旧能力当作 </w:t>
+      </w:r>
+      <w:r>
+        <w:rPr>
+          <w:rFonts w:ascii="Consolas" w:hAnsi="Consolas"/>
+          <w:b/>
+        </w:rPr>
+        <w:t>history</w:t>
+      </w:r>
+      <w:r>
+        <w:rPr>
+          <w:b/>
+        </w:rPr>
+        <w:t xml:space="preserve"> 先验来源注入</w:t>
+      </w:r>
+      <w:r>
+        <w:rPr/>
         <w:t>（这是为了让历史证据参与打分，本身是对的）；</w:t>
       </w:r>
     </w:p>
@@ -5286,6 +5834,7 @@
         <w:pStyle w:val="ListBullet"/>
       </w:pPr>
       <w:r>
+        <w:rPr/>
         <w:t xml:space="preserve">于是旧能力名必然出现在聚合后的 </w:t>
       </w:r>
       <w:r>
@@ -5295,6 +5844,7 @@
         <w:t>new_caps</w:t>
       </w:r>
       <w:r>
+        <w:rPr/>
         <w:t xml:space="preserve"> 里，判据 </w:t>
       </w:r>
       <w:r>
@@ -5304,6 +5854,7 @@
         <w:t>name not in new_caps</w:t>
       </w:r>
       <w:r>
+        <w:rPr/>
         <w:t xml:space="preserve"> </w:t>
       </w:r>
       <w:r>
@@ -5313,6 +5864,7 @@
         <w:t>恒为假</w:t>
       </w:r>
       <w:r>
+        <w:rPr/>
         <w:t>——删除分支是死代码；</w:t>
       </w:r>
     </w:p>
@@ -5321,6 +5873,7 @@
         <w:pStyle w:val="ListBullet"/>
       </w:pPr>
       <w:r>
+        <w:rPr/>
         <w:t>更严重的是：如果某个旧能力在新窗口里支持不足被降级为候选，它</w:t>
       </w:r>
       <w:r>
@@ -5330,6 +5883,7 @@
         <w:t>三个分支都进不去</w:t>
       </w:r>
       <w:r>
+        <w:rPr/>
         <w:t>——不是新增、判不出删除、也不满足"重要度/权重显著变化"，于是</w:t>
       </w:r>
       <w:r>
@@ -5339,6 +5893,7 @@
         <w:t>变更日志里一条记录都不留、静默消失</w:t>
       </w:r>
       <w:r>
+        <w:rPr/>
         <w:t>。一个本该被记录的能力衰减事件，就这样从审计链上蒸发了。</w:t>
       </w:r>
     </w:p>
@@ -5350,6 +5905,7 @@
         <w:t>修复不是"调参调出来的"，而是先定判据、再看结果</w:t>
       </w:r>
       <w:r>
+        <w:rPr/>
         <w:t>（</w:t>
       </w:r>
       <w:r>
@@ -5359,14 +5915,16 @@
         <w:t>services/evolution.py::compute_changes</w:t>
       </w:r>
       <w:r>
+        <w:rPr/>
         <w:t>）：</w:t>
       </w:r>
     </w:p>
     <w:tbl>
       <w:tblPr>
         <w:tblStyle w:val="LightGrid-Accent1"/>
-        <w:tblW w:type="auto" w:w="0"/>
         <w:tblLook w:firstColumn="1" w:firstRow="1" w:lastColumn="0" w:lastRow="0" w:noHBand="0" w:noVBand="1" w:val="04A0"/>
+        <w:tblLayout w:type="autofit"/>
+        <w:tblW w:type="pct" w:w="5000"/>
       </w:tblPr>
       <w:tblGrid>
         <w:gridCol w:w="2880"/>
@@ -5374,6 +5932,10 @@
         <w:gridCol w:w="2880"/>
       </w:tblGrid>
       <w:tr>
+        <w:trPr>
+          <w:tblHeader w:val="true"/>
+          <w:cantSplit/>
+        </w:trPr>
         <w:tc>
           <w:tcPr>
             <w:tcW w:type="dxa" w:w="2880"/>
@@ -5436,6 +5998,9 @@
         </w:tc>
       </w:tr>
       <w:tr>
+        <w:trPr>
+          <w:cantSplit/>
+        </w:trPr>
         <w:tc>
           <w:tcPr>
             <w:tcW w:type="dxa" w:w="2880"/>
@@ -5531,6 +6096,9 @@
         </w:tc>
       </w:tr>
       <w:tr>
+        <w:trPr>
+          <w:cantSplit/>
+        </w:trPr>
         <w:tc>
           <w:tcPr>
             <w:tcW w:type="dxa" w:w="2880"/>
@@ -5600,6 +6168,9 @@
         </w:tc>
       </w:tr>
       <w:tr>
+        <w:trPr>
+          <w:cantSplit/>
+        </w:trPr>
         <w:tc>
           <w:tcPr>
             <w:tcW w:type="dxa" w:w="2880"/>
@@ -5689,6 +6260,9 @@
         </w:tc>
       </w:tr>
       <w:tr>
+        <w:trPr>
+          <w:cantSplit/>
+        </w:trPr>
         <w:tc>
           <w:tcPr>
             <w:tcW w:type="dxa" w:w="2880"/>
@@ -5766,6 +6340,7 @@
         <w:t>这条判据链是"宁可少判、不可错判"的</w:t>
       </w:r>
       <w:r>
+        <w:rPr/>
         <w:t xml:space="preserve">：③ 明确牺牲了一部分召回（样本薄的岗位一条淘汰都不出），换取每一条淘汰都站得住。修复后三切片跑出 </w:t>
       </w:r>
       <w:r>
@@ -5775,6 +6350,7 @@
         <w:t>143 条淘汰 + 111 条修改</w:t>
       </w:r>
       <w:r>
+        <w:rPr/>
         <w:t>，其中 111 条修改里包含了此前会被静默丢弃的能力衰减事件——这些记录不是"多出来的数字"，而是</w:t>
       </w:r>
       <w:r>
@@ -5784,19 +6360,23 @@
         <w:t>原本就该存在、被缺陷吞掉的审计记录</w:t>
       </w:r>
       <w:r>
+        <w:rPr/>
         <w:t>。</w:t>
       </w:r>
     </w:p>
     <w:p>
       <w:pPr>
         <w:pStyle w:val="Heading2"/>
+        <w:keepNext/>
       </w:pPr>
       <w:r>
+        <w:rPr/>
         <w:t>4.4 嵌入模型退化守卫（工程鲁棒性创新）</w:t>
       </w:r>
     </w:p>
     <w:p>
       <w:r>
+        <w:rPr/>
         <w:t xml:space="preserve">实践中发现 bge-small-zh 中文向量模型对 </w:t>
       </w:r>
       <w:r>
@@ -5806,6 +6386,7 @@
         <w:t>纯英文技能名（Spark/Hive/Java/Go）返回退化向量</w:t>
       </w:r>
       <w:r>
+        <w:rPr/>
         <w:t>（不同词余弦≈1.0），会导致语义匹配把"相关但不同"误判为"等价"，掩盖真实能力缺口。</w:t>
       </w:r>
     </w:p>
@@ -5817,6 +6398,7 @@
         <w:t>解决方案</w:t>
       </w:r>
       <w:r>
+        <w:rPr/>
         <w:t xml:space="preserve">：语义匹配仅在"双方均含中文字符"时启用，并加 </w:t>
       </w:r>
       <w:r>
@@ -5826,6 +6408,7 @@
         <w:t>退化守卫</w:t>
       </w:r>
       <w:r>
+        <w:rPr/>
         <w:t xml:space="preserve">（不同字符串余弦≥0.999 视为退化向量予以忽略）；英文同义词交由词典归一化处理。该守卫使 </w:t>
       </w:r>
       <w:r>
@@ -5835,49 +6418,58 @@
         <w:t>人岗匹配分类准确率从 86.9% 提升到 100%</w:t>
       </w:r>
       <w:r>
+        <w:rPr/>
         <w:t>，体现了对大模型/向量模型局限性的工程化防控能力。</w:t>
       </w:r>
     </w:p>
     <w:p>
       <w:pPr>
         <w:pStyle w:val="Heading2"/>
+        <w:keepNext/>
       </w:pPr>
       <w:r>
+        <w:rPr/>
         <w:t>4.5 RAG 接地的新岗位发现</w:t>
       </w:r>
     </w:p>
     <w:p>
       <w:r>
+        <w:rPr/>
         <w:t xml:space="preserve">新岗位定义不依赖大模型"凭空想象"，而是 </w:t>
       </w:r>
       <w:r>
         <w:rPr>
           <w:b/>
         </w:rPr>
-        <w:t>先用 Tavily + Serper 两个独立来源检索真实证据，再让大模型基于证据生成</w:t>
-      </w:r>
-      <w:r>
+        <w:t>先用 Tavily + Serper 两个独立检索服务获取真实证据，再让大模型基于证据生成</w:t>
+      </w:r>
+      <w:r>
+        <w:rPr/>
         <w:t>，并对每个技能做证据校验，从源头降低幻觉，使新兴岗位定义"有据可循"。</w:t>
       </w:r>
     </w:p>
     <w:p>
       <w:pPr>
         <w:pStyle w:val="Heading2"/>
+        <w:keepNext/>
       </w:pPr>
       <w:r>
+        <w:rPr/>
         <w:t>4.6 数据合规、隐私保护与伦理治理（合规方案）</w:t>
       </w:r>
     </w:p>
     <w:p>
       <w:r>
+        <w:rPr/>
         <w:t>能力图谱构建涉及招聘数据与个人简历，本系统将"合规"与"幻觉防控"并列为图谱科学性的两大支柱，建立覆盖数据全生命周期的治理方案：</w:t>
       </w:r>
     </w:p>
     <w:tbl>
       <w:tblPr>
         <w:tblStyle w:val="LightGrid-Accent1"/>
-        <w:tblW w:type="auto" w:w="0"/>
         <w:tblLook w:firstColumn="1" w:firstRow="1" w:lastColumn="0" w:lastRow="0" w:noHBand="0" w:noVBand="1" w:val="04A0"/>
+        <w:tblLayout w:type="autofit"/>
+        <w:tblW w:type="pct" w:w="5000"/>
       </w:tblPr>
       <w:tblGrid>
         <w:gridCol w:w="2880"/>
@@ -5885,6 +6477,10 @@
         <w:gridCol w:w="2880"/>
       </w:tblGrid>
       <w:tr>
+        <w:trPr>
+          <w:tblHeader w:val="true"/>
+          <w:cantSplit/>
+        </w:trPr>
         <w:tc>
           <w:tcPr>
             <w:tcW w:type="dxa" w:w="2880"/>
@@ -5947,6 +6543,9 @@
         </w:tc>
       </w:tr>
       <w:tr>
+        <w:trPr>
+          <w:cantSplit/>
+        </w:trPr>
         <w:tc>
           <w:tcPr>
             <w:tcW w:type="dxa" w:w="2880"/>
@@ -6057,6 +6656,9 @@
         </w:tc>
       </w:tr>
       <w:tr>
+        <w:trPr>
+          <w:cantSplit/>
+        </w:trPr>
         <w:tc>
           <w:tcPr>
             <w:tcW w:type="dxa" w:w="2880"/>
@@ -6160,6 +6762,9 @@
         </w:tc>
       </w:tr>
       <w:tr>
+        <w:trPr>
+          <w:cantSplit/>
+        </w:trPr>
         <w:tc>
           <w:tcPr>
             <w:tcW w:type="dxa" w:w="2880"/>
@@ -6373,6 +6978,9 @@
         </w:tc>
       </w:tr>
       <w:tr>
+        <w:trPr>
+          <w:cantSplit/>
+        </w:trPr>
         <w:tc>
           <w:tcPr>
             <w:tcW w:type="dxa" w:w="2880"/>
@@ -6444,6 +7052,9 @@
         </w:tc>
       </w:tr>
       <w:tr>
+        <w:trPr>
+          <w:cantSplit/>
+        </w:trPr>
         <w:tc>
           <w:tcPr>
             <w:tcW w:type="dxa" w:w="2880"/>
@@ -6547,6 +7158,9 @@
         </w:tc>
       </w:tr>
       <w:tr>
+        <w:trPr>
+          <w:cantSplit/>
+        </w:trPr>
         <w:tc>
           <w:tcPr>
             <w:tcW w:type="dxa" w:w="2880"/>
@@ -6644,6 +7258,9 @@
         </w:tc>
       </w:tr>
       <w:tr>
+        <w:trPr>
+          <w:cantSplit/>
+        </w:trPr>
         <w:tc>
           <w:tcPr>
             <w:tcW w:type="dxa" w:w="2880"/>
@@ -6728,6 +7345,9 @@
         </w:tc>
       </w:tr>
       <w:tr>
+        <w:trPr>
+          <w:cantSplit/>
+        </w:trPr>
         <w:tc>
           <w:tcPr>
             <w:tcW w:type="dxa" w:w="2880"/>
@@ -6848,22 +7468,29 @@
     <w:p>
       <w:pPr>
         <w:pStyle w:val="Heading1"/>
+        <w:keepNext/>
       </w:pPr>
       <w:r>
+        <w:rPr/>
         <w:t>五、数据库设计（知识图谱 Schema）</w:t>
       </w:r>
     </w:p>
     <w:tbl>
       <w:tblPr>
         <w:tblStyle w:val="LightGrid-Accent1"/>
-        <w:tblW w:type="auto" w:w="0"/>
         <w:tblLook w:firstColumn="1" w:firstRow="1" w:lastColumn="0" w:lastRow="0" w:noHBand="0" w:noVBand="1" w:val="04A0"/>
+        <w:tblLayout w:type="autofit"/>
+        <w:tblW w:type="pct" w:w="5000"/>
       </w:tblPr>
       <w:tblGrid>
         <w:gridCol w:w="4320"/>
         <w:gridCol w:w="4320"/>
       </w:tblGrid>
       <w:tr>
+        <w:trPr>
+          <w:tblHeader w:val="true"/>
+          <w:cantSplit/>
+        </w:trPr>
         <w:tc>
           <w:tcPr>
             <w:tcW w:type="dxa" w:w="4320"/>
@@ -6906,6 +7533,9 @@
         </w:tc>
       </w:tr>
       <w:tr>
+        <w:trPr>
+          <w:cantSplit/>
+        </w:trPr>
         <w:tc>
           <w:tcPr>
             <w:tcW w:type="dxa" w:w="4320"/>
@@ -6945,6 +7575,9 @@
         </w:tc>
       </w:tr>
       <w:tr>
+        <w:trPr>
+          <w:cantSplit/>
+        </w:trPr>
         <w:tc>
           <w:tcPr>
             <w:tcW w:type="dxa" w:w="4320"/>
@@ -6984,6 +7617,9 @@
         </w:tc>
       </w:tr>
       <w:tr>
+        <w:trPr>
+          <w:cantSplit/>
+        </w:trPr>
         <w:tc>
           <w:tcPr>
             <w:tcW w:type="dxa" w:w="4320"/>
@@ -7024,12 +7660,15 @@
                 <w:b/>
                 <w:sz w:val="19"/>
               </w:rPr>
-              <w:t>置信度、独立来源数、状态（active/deprecated）</w:t>
+              <w:t>置信度、独立雇主实体支持数、状态（active/candidate/deprecated）</w:t>
             </w:r>
           </w:p>
         </w:tc>
       </w:tr>
       <w:tr>
+        <w:trPr>
+          <w:cantSplit/>
+        </w:trPr>
         <w:tc>
           <w:tcPr>
             <w:tcW w:type="dxa" w:w="4320"/>
@@ -7069,6 +7708,9 @@
         </w:tc>
       </w:tr>
       <w:tr>
+        <w:trPr>
+          <w:cantSplit/>
+        </w:trPr>
         <w:tc>
           <w:tcPr>
             <w:tcW w:type="dxa" w:w="4320"/>
@@ -7134,6 +7776,9 @@
         </w:tc>
       </w:tr>
       <w:tr>
+        <w:trPr>
+          <w:cantSplit/>
+        </w:trPr>
         <w:tc>
           <w:tcPr>
             <w:tcW w:type="dxa" w:w="4320"/>
@@ -7173,6 +7818,9 @@
         </w:tc>
       </w:tr>
       <w:tr>
+        <w:trPr>
+          <w:cantSplit/>
+        </w:trPr>
         <w:tc>
           <w:tcPr>
             <w:tcW w:type="dxa" w:w="4320"/>
@@ -7212,6 +7860,9 @@
         </w:tc>
       </w:tr>
       <w:tr>
+        <w:trPr>
+          <w:cantSplit/>
+        </w:trPr>
         <w:tc>
           <w:tcPr>
             <w:tcW w:type="dxa" w:w="4320"/>
@@ -7251,6 +7902,9 @@
         </w:tc>
       </w:tr>
       <w:tr>
+        <w:trPr>
+          <w:cantSplit/>
+        </w:trPr>
         <w:tc>
           <w:tcPr>
             <w:tcW w:type="dxa" w:w="4320"/>
@@ -7290,6 +7944,9 @@
         </w:tc>
       </w:tr>
       <w:tr>
+        <w:trPr>
+          <w:cantSplit/>
+        </w:trPr>
         <w:tc>
           <w:tcPr>
             <w:tcW w:type="dxa" w:w="4320"/>
@@ -7329,6 +7986,9 @@
         </w:tc>
       </w:tr>
       <w:tr>
+        <w:trPr>
+          <w:cantSplit/>
+        </w:trPr>
         <w:tc>
           <w:tcPr>
             <w:tcW w:type="dxa" w:w="4320"/>
@@ -7381,6 +8041,9 @@
         </w:tc>
       </w:tr>
       <w:tr>
+        <w:trPr>
+          <w:cantSplit/>
+        </w:trPr>
         <w:tc>
           <w:tcPr>
             <w:tcW w:type="dxa" w:w="4320"/>
@@ -7440,6 +8103,9 @@
         </w:tc>
       </w:tr>
       <w:tr>
+        <w:trPr>
+          <w:cantSplit/>
+        </w:trPr>
         <w:tc>
           <w:tcPr>
             <w:tcW w:type="dxa" w:w="4320"/>
@@ -7499,6 +8165,9 @@
         </w:tc>
       </w:tr>
       <w:tr>
+        <w:trPr>
+          <w:cantSplit/>
+        </w:trPr>
         <w:tc>
           <w:tcPr>
             <w:tcW w:type="dxa" w:w="4320"/>
@@ -7564,6 +8233,9 @@
         </w:tc>
       </w:tr>
       <w:tr>
+        <w:trPr>
+          <w:cantSplit/>
+        </w:trPr>
         <w:tc>
           <w:tcPr>
             <w:tcW w:type="dxa" w:w="4320"/>
@@ -7617,6 +8289,9 @@
         </w:tc>
       </w:tr>
       <w:tr>
+        <w:trPr>
+          <w:cantSplit/>
+        </w:trPr>
         <w:tc>
           <w:tcPr>
             <w:tcW w:type="dxa" w:w="4320"/>
@@ -7659,8 +8334,10 @@
     <w:p>
       <w:pPr>
         <w:pStyle w:val="Heading1"/>
+        <w:keepNext/>
       </w:pPr>
       <w:r>
+        <w:rPr/>
         <w:t>六、系统部署与运行</w:t>
       </w:r>
     </w:p>
@@ -7675,6 +8352,7 @@
         <w:t>在线访问</w:t>
       </w:r>
       <w:r>
+        <w:rPr/>
         <w:t>：http://101.200.184.201:8200/</w:t>
       </w:r>
     </w:p>
@@ -7689,6 +8367,7 @@
         <w:t>部署方式</w:t>
       </w:r>
       <w:r>
+        <w:rPr/>
         <w:t>：后端 FastAPI（单 worker uvicorn）通过 systemd 托管，</w:t>
       </w:r>
       <w:r>
@@ -7698,6 +8377,7 @@
         <w:t>同端口直接托管前端打包静态资源</w:t>
       </w:r>
       <w:r>
+        <w:rPr/>
         <w:t xml:space="preserve">，无需额外 nginx；内存上限 </w:t>
       </w:r>
       <w:r>
@@ -7707,6 +8387,7 @@
         <w:t>MemoryMax=420M</w:t>
       </w:r>
       <w:r>
+        <w:rPr/>
         <w:t>（实际运行约 162MB），保护小内存服务器；</w:t>
       </w:r>
     </w:p>
@@ -7721,6 +8402,7 @@
         <w:t>容器化</w:t>
       </w:r>
       <w:r>
+        <w:rPr/>
         <w:t xml:space="preserve">：提供多阶段 </w:t>
       </w:r>
       <w:r>
@@ -7730,6 +8412,7 @@
         <w:t>Dockerfile</w:t>
       </w:r>
       <w:r>
+        <w:rPr/>
         <w:t xml:space="preserve"> 与 </w:t>
       </w:r>
       <w:r>
@@ -7739,6 +8422,7 @@
         <w:t>docker-compose.yml</w:t>
       </w:r>
       <w:r>
+        <w:rPr/>
         <w:t>（限 420MB 内存 / 1 CPU），一键容器化部署；</w:t>
       </w:r>
     </w:p>
@@ -7747,6 +8431,7 @@
         <w:pStyle w:val="ListBullet"/>
       </w:pPr>
       <w:r>
+        <w:rPr/>
         <w:t xml:space="preserve">详见 </w:t>
       </w:r>
       <w:r>
@@ -7756,19 +8441,23 @@
         <w:t>docs/部署说明.md</w:t>
       </w:r>
       <w:r>
+        <w:rPr/>
         <w:t>。</w:t>
       </w:r>
     </w:p>
     <w:p>
       <w:pPr>
         <w:pStyle w:val="Heading1"/>
+        <w:keepNext/>
       </w:pPr>
       <w:r>
+        <w:rPr/>
         <w:t>七、测试与验证</w:t>
       </w:r>
     </w:p>
     <w:p>
       <w:r>
+        <w:rPr/>
         <w:t xml:space="preserve">完整测试方案见 </w:t>
       </w:r>
       <w:r>
@@ -7778,6 +8467,7 @@
         <w:t>docs/测试方案与报告.md</w:t>
       </w:r>
       <w:r>
+        <w:rPr/>
         <w:t xml:space="preserve">，测试数据见 </w:t>
       </w:r>
       <w:r>
@@ -7787,14 +8477,16 @@
         <w:t>docs/测试数据/</w:t>
       </w:r>
       <w:r>
+        <w:rPr/>
         <w:t>。</w:t>
       </w:r>
     </w:p>
     <w:tbl>
       <w:tblPr>
         <w:tblStyle w:val="LightGrid-Accent1"/>
-        <w:tblW w:type="auto" w:w="0"/>
         <w:tblLook w:firstColumn="1" w:firstRow="1" w:lastColumn="0" w:lastRow="0" w:noHBand="0" w:noVBand="1" w:val="04A0"/>
+        <w:tblLayout w:type="autofit"/>
+        <w:tblW w:type="pct" w:w="5000"/>
       </w:tblPr>
       <w:tblGrid>
         <w:gridCol w:w="2160"/>
@@ -7803,6 +8495,10 @@
         <w:gridCol w:w="2160"/>
       </w:tblGrid>
       <w:tr>
+        <w:trPr>
+          <w:tblHeader w:val="true"/>
+          <w:cantSplit/>
+        </w:trPr>
         <w:tc>
           <w:tcPr>
             <w:tcW w:type="dxa" w:w="2160"/>
@@ -7885,6 +8581,9 @@
         </w:tc>
       </w:tr>
       <w:tr>
+        <w:trPr>
+          <w:cantSplit/>
+        </w:trPr>
         <w:tc>
           <w:tcPr>
             <w:tcW w:type="dxa" w:w="2160"/>
@@ -7966,6 +8665,9 @@
         </w:tc>
       </w:tr>
       <w:tr>
+        <w:trPr>
+          <w:cantSplit/>
+        </w:trPr>
         <w:tc>
           <w:tcPr>
             <w:tcW w:type="dxa" w:w="2160"/>
@@ -8047,6 +8749,9 @@
         </w:tc>
       </w:tr>
       <w:tr>
+        <w:trPr>
+          <w:cantSplit/>
+        </w:trPr>
         <w:tc>
           <w:tcPr>
             <w:tcW w:type="dxa" w:w="2160"/>
@@ -8128,6 +8833,9 @@
         </w:tc>
       </w:tr>
       <w:tr>
+        <w:trPr>
+          <w:cantSplit/>
+        </w:trPr>
         <w:tc>
           <w:tcPr>
             <w:tcW w:type="dxa" w:w="2160"/>
@@ -8202,6 +8910,9 @@
         </w:tc>
       </w:tr>
       <w:tr>
+        <w:trPr>
+          <w:cantSplit/>
+        </w:trPr>
         <w:tc>
           <w:tcPr>
             <w:tcW w:type="dxa" w:w="2160"/>
@@ -8276,6 +8987,9 @@
         </w:tc>
       </w:tr>
       <w:tr>
+        <w:trPr>
+          <w:cantSplit/>
+        </w:trPr>
         <w:tc>
           <w:tcPr>
             <w:tcW w:type="dxa" w:w="2160"/>
@@ -8357,6 +9071,9 @@
         </w:tc>
       </w:tr>
       <w:tr>
+        <w:trPr>
+          <w:cantSplit/>
+        </w:trPr>
         <w:tc>
           <w:tcPr>
             <w:tcW w:type="dxa" w:w="2160"/>
@@ -8435,13 +9152,16 @@
     <w:p>
       <w:pPr>
         <w:pStyle w:val="Heading1"/>
+        <w:keepNext/>
       </w:pPr>
       <w:r>
+        <w:rPr/>
         <w:t>八、总结与展望</w:t>
       </w:r>
     </w:p>
     <w:p>
       <w:r>
+        <w:rPr/>
         <w:t xml:space="preserve">本系统完整实现了赛题要求的全流程闭环，在 </w:t>
       </w:r>
       <w:r>
@@ -8451,6 +9171,7 @@
         <w:t>多源交叉验证清洗</w:t>
       </w:r>
       <w:r>
+        <w:rPr/>
         <w:t xml:space="preserve"> 与 </w:t>
       </w:r>
       <w:r>
@@ -8460,6 +9181,7 @@
         <w:t>能力幻觉防控</w:t>
       </w:r>
       <w:r>
+        <w:rPr/>
         <w:t xml:space="preserve"> 两大创新点上提出了可量化、可溯源的工程方案，三项核心指标均显著超过 90% 的达标线，并已稳定部署上线。</w:t>
       </w:r>
     </w:p>
@@ -8471,6 +9193,7 @@
         <w:t>方法论局限（如实说明）</w:t>
       </w:r>
       <w:r>
+        <w:rPr/>
         <w:t>：三个时间切片的</w:t>
       </w:r>
       <w:r>
@@ -8480,16 +9203,18 @@
         <w:t>来源丰富度并不对等</w:t>
       </w:r>
       <w:r>
+        <w:rPr/>
         <w:t>——2018 与 2024 两个切片各自</w:t>
       </w:r>
       <w:r>
         <w:rPr>
           <w:b/>
         </w:rPr>
-        <w:t>只有单一公开数据集来源</w:t>
-      </w:r>
-      <w:r>
-        <w:t>，交叉验证机制在这两个切片上天然拿不到"多源支持"，因而它们确认下来的能力项偏少；而 2026 切片有腾讯 / 网易 / 飞书 ATS / 国聘四个独立来源。这直接导致演化变更绝大多数落在 2026 这一步（</w:t>
+        <w:t>只有单一公开数据集渠道</w:t>
+      </w:r>
+      <w:r>
+        <w:rPr/>
+        <w:t>，交叉验证机制在这两个切片上天然拿不到多雇主支持，因而它们确认下来的能力项偏少；2026 切片覆盖腾讯、网易、飞书 ATS、国聘四类主要分发渠道，但进入交叉验证与置信度计算时仍按独立雇主实体归一化去重，同雇主跨平台不重复计数。这直接导致演化变更绝大多数落在 2026 这一步（</w:t>
       </w:r>
       <w:r>
         <w:rPr>
@@ -8498,6 +9223,7 @@
         <w:t>493 / 621 条</w:t>
       </w:r>
       <w:r>
+        <w:rPr/>
         <w:t>），</w:t>
       </w:r>
       <w:r>
@@ -8507,6 +9233,7 @@
         <w:t>其中一部分来自来源丰富度的提升，而非纯粹的岗位能力增长</w:t>
       </w:r>
       <w:r>
+        <w:rPr/>
         <w:t>。同理，淘汰判据虽然要求"最新窗口 JD 原文中一次未出现"，但窗口本身的</w:t>
       </w:r>
       <w:r>
@@ -8516,6 +9243,7 @@
         <w:t>语料用词偏好</w:t>
       </w:r>
       <w:r>
+        <w:rPr/>
         <w:t>仍会影响结果——Java 岗 23 项淘汰中的 Django / Flask 就是 2018 语料聚类污染被新语料修正，而非真实技术退场（见 3.2）。后续若能补齐历史年份的多源语料（如更多年份的公开数据集或政府平台归档），可将这一效应从真实能力演化中剥离，得到更纯净的演化曲线。</w:t>
       </w:r>
     </w:p>
@@ -8524,21 +9252,11 @@
         <w:rPr>
           <w:b/>
         </w:rPr>
-        <w:t>可迁移性</w:t>
-      </w:r>
-      <w:r>
-        <w:t>：技术方案与岗位无关，可平滑迁移到医疗、金融、智能制造等更多新一代信息技术领域岗位；数据源可扩展更多招聘平台与权威信源；图谱可对接企业人才盘点与培训体系，形成"招聘—盘点—培养"闭环。</w:t>
-      </w:r>
-    </w:p>
-    <w:p>
-      <w:r>
-        <w:rPr>
-          <w:b/>
-        </w:rPr>
-        <w:t>未来方向</w:t>
-      </w:r>
-      <w:r>
-        <w:t>：引入时间序列的技能热度趋势预测、构建岗位间转岗路径推荐、接入更强的领域向量模型以增强语义匹配、按上述局限补齐历史切片的多源语料。</w:t>
+        <w:t>可迁移性与未来方向</w:t>
+      </w:r>
+      <w:r>
+        <w:rPr/>
+        <w:t>：技术方案与岗位无关，可平滑迁移到医疗、金融、智能制造等更多新一代信息技术领域岗位；数据源可扩展更多招聘平台与权威信源；图谱可对接企业人才盘点与培训体系，形成"招聘—盘点—培养"闭环。后续将引入时间序列的技能热度趋势预测、构建岗位间转岗路径推荐、接入更强的领域向量模型以增强语义匹配，并按上述局限补齐历史切片的多源语料。</w:t>
       </w:r>
     </w:p>
     <w:sectPr>

--- a/docs/作品设计与实现方案.docx
+++ b/docs/作品设计与实现方案.docx
@@ -233,7 +233,7 @@
         <w:rPr>
           <w:b/>
         </w:rPr>
-        <w:t>采集 2570 条 → SimHash 去重后 2404 条（重复 166 条）→ 全部解析 2404 条 → 交叉验证确认能力 812 条 / 候选能力 3604 条 → 沉淀为 32 个岗位、3952 项技能</w:t>
+        <w:t>采集 3090 条 → SimHash 去重后 2860 条（重复 230 条）→ 全部解析 2860 条 → 交叉验证确认能力 812 条 / 候选能力 3604 条 → 沉淀为 32 个岗位、3952 项技能</w:t>
       </w:r>
       <w:r>
         <w:rPr/>
@@ -269,7 +269,7 @@
         <w:rPr>
           <w:b/>
         </w:rPr>
-        <w:t>2570 条真实 JD</w:t>
+        <w:t>3090 条真实 JD</w:t>
       </w:r>
       <w:r>
         <w:rPr/>
@@ -279,7 +279,7 @@
         <w:rPr>
           <w:b/>
         </w:rPr>
-        <w:t>5 类渠道 / 6 个 source、15 个采集批次</w:t>
+        <w:t>5 类渠道 / 6 个 source、21 个采集批次</w:t>
       </w:r>
       <w:r>
         <w:rPr/>
@@ -459,7 +459,7 @@
               <w:rPr>
                 <w:sz w:val="19"/>
               </w:rPr>
-              <w:t>774</w:t>
+              <w:t>1022</w:t>
             </w:r>
           </w:p>
         </w:tc>
@@ -513,7 +513,7 @@
               <w:rPr>
                 <w:sz w:val="19"/>
               </w:rPr>
-              <w:t>11 家企业的官方招聘官网；初始 r2 入库 629 条，后续物联网专项补入 145 条，当前累计 774 条</w:t>
+              <w:t>11 家企业的官方招聘官网；初始 r2 入库 629 条，后续物联网专项补入 145 条，再经 2026R6T2 / 2026R6T3 / 2026R7H 批次扩采，当前累计 1022 条</w:t>
             </w:r>
           </w:p>
         </w:tc>
@@ -554,7 +554,7 @@
               <w:rPr>
                 <w:sz w:val="19"/>
               </w:rPr>
-              <w:t>671</w:t>
+              <w:t>943</w:t>
             </w:r>
           </w:p>
         </w:tc>
@@ -608,7 +608,7 @@
               <w:rPr>
                 <w:sz w:val="19"/>
               </w:rPr>
-              <w:t>中央广播电视总台主办的国家级公共招聘平台；初始 r2 入库 571 条，物联网专项补入 68 条，数字孪生/数字人专项补入 32 条，当前累计 671 条</w:t>
+              <w:t>中央广播电视总台主办的国家级公共招聘平台；初始 r2 入库 571 条，物联网专项补入 68 条，数字孪生/数字人专项补入 32 条，再经 2026R6T2 / 2026R6T3 / 2026R7H 批次扩采，当前累计 943 条</w:t>
             </w:r>
           </w:p>
         </w:tc>
@@ -3608,7 +3608,7 @@
         <w:rPr>
           <w:rFonts w:ascii="Consolas" w:hAnsi="Consolas"/>
         </w:rPr>
-        <w:t>talent_graph_v4</w:t>
+        <w:t>talent_graph_v5</w:t>
       </w:r>
       <w:r>
         <w:rPr/>
@@ -3631,7 +3631,7 @@
         <w:rPr>
           <w:b/>
         </w:rPr>
-        <w:t>）、岗位-能力关系 active 812 / candidate 3604 / deprecated 1231、9128 条 Evidence（均可回溯到具体 RawJD）、21 条 AuthorityEvidence（覆盖 19/32 岗位，其中 6/6 新兴岗位全覆盖且共挂 8 条）、57 条技能先修/相关/驱动关系</w:t>
+        <w:t>）、岗位-能力关系 active 812 / candidate 3604 / deprecated 1231、12277 条 Evidence（均可回溯到具体 RawJD）、21 条 AuthorityEvidence（覆盖 19/32 岗位，其中 6/6 新兴岗位全覆盖且共挂 8 条）、57 条技能先修/相关/驱动关系</w:t>
       </w:r>
       <w:r>
         <w:rPr/>
@@ -3661,7 +3661,7 @@
         <w:rPr>
           <w:b/>
         </w:rPr>
-        <w:t>2105/2404（87.56%）</w:t>
+        <w:t>2561/2860（89.55%）</w:t>
       </w:r>
       <w:r>
         <w:rPr/>
@@ -4810,7 +4810,7 @@
         <w:rPr>
           <w:b/>
         </w:rPr>
-        <w:t>2570 条真实生产语料</w:t>
+        <w:t>3090 条真实生产语料</w:t>
       </w:r>
       <w:r>
         <w:rPr/>
@@ -4820,11 +4820,11 @@
         <w:rPr>
           <w:b/>
         </w:rPr>
-        <w:t>166 条重复</w:t>
+        <w:t>230 条重复</w:t>
       </w:r>
       <w:r>
         <w:rPr/>
-        <w:t xml:space="preserve">（去重后有效 JD 2404 条），能力通胀检测标记 </w:t>
+        <w:t xml:space="preserve">（去重后有效 JD 2860 条），能力通胀检测标记 </w:t>
       </w:r>
       <w:r>
         <w:rPr>
@@ -9125,7 +9125,7 @@
                 <w:b/>
                 <w:sz w:val="19"/>
               </w:rPr>
-              <w:t>对抗基准 379 条 + 真实语料 2570 条</w:t>
+              <w:t>对抗基准 379 条 + 真实语料 3090 条</w:t>
             </w:r>
           </w:p>
         </w:tc>
